--- a/docs/especializacion/Memoria/Memoria_EITI_Llanes.docx
+++ b/docs/especializacion/Memoria/Memoria_EITI_Llanes.docx
@@ -14,7 +14,7 @@
           <w:noProof/>
         </w:rPr>
         <w:drawing>
-          <wp:anchor distT="0" distB="0" distL="114300" distR="114300" simplePos="0" relativeHeight="251659264" behindDoc="0" locked="0" layoutInCell="1" allowOverlap="1" wp14:anchorId="326DADD3" wp14:editId="34B23F36">
+          <wp:anchor distT="0" distB="0" distL="114300" distR="114300" simplePos="0" relativeHeight="251655168" behindDoc="0" locked="0" layoutInCell="1" allowOverlap="1" wp14:anchorId="326DADD3" wp14:editId="528D8C5F">
             <wp:simplePos x="0" y="0"/>
             <wp:positionH relativeFrom="column">
               <wp:posOffset>5137481</wp:posOffset>
@@ -84,7 +84,7 @@
           <w:noProof/>
         </w:rPr>
         <w:drawing>
-          <wp:anchor distT="0" distB="0" distL="114300" distR="114300" simplePos="0" relativeHeight="251660288" behindDoc="0" locked="0" layoutInCell="1" allowOverlap="1" wp14:anchorId="352FC000" wp14:editId="03E5A17C">
+          <wp:anchor distT="0" distB="0" distL="114300" distR="114300" simplePos="0" relativeHeight="251656192" behindDoc="0" locked="0" layoutInCell="1" allowOverlap="1" wp14:anchorId="352FC000" wp14:editId="1B4F0875">
             <wp:simplePos x="0" y="0"/>
             <wp:positionH relativeFrom="column">
               <wp:posOffset>-579037</wp:posOffset>
@@ -211,7 +211,13 @@
         <w:rPr>
           <w:lang w:val="es-AR"/>
         </w:rPr>
-        <w:t>Octubre 2026</w:t>
+        <w:t>Septiembre</w:t>
+      </w:r>
+      <w:r>
+        <w:rPr>
+          <w:lang w:val="es-AR"/>
+        </w:rPr>
+        <w:t xml:space="preserve"> 2026</w:t>
       </w:r>
     </w:p>
     <w:p>
@@ -234,7 +240,7 @@
           <w:noProof/>
         </w:rPr>
         <w:drawing>
-          <wp:anchor distT="0" distB="0" distL="114300" distR="114300" simplePos="0" relativeHeight="251661312" behindDoc="0" locked="0" layoutInCell="1" allowOverlap="1" wp14:anchorId="1B70D197" wp14:editId="52254287">
+          <wp:anchor distT="0" distB="0" distL="114300" distR="114300" simplePos="0" relativeHeight="251658240" behindDoc="0" locked="0" layoutInCell="1" allowOverlap="1" wp14:anchorId="1B70D197" wp14:editId="36074D49">
             <wp:simplePos x="0" y="0"/>
             <wp:positionH relativeFrom="column">
               <wp:posOffset>1988185</wp:posOffset>
@@ -424,11 +430,12 @@
       <w:r>
         <w:fldChar w:fldCharType="separate"/>
       </w:r>
-      <w:hyperlink w:anchor="_Toc242431148" w:history="1">
+      <w:hyperlink w:anchor="_Toc242435353" w:history="1">
         <w:r>
           <w:rPr>
             <w:rStyle w:val="Hyperlink"/>
             <w:noProof/>
+            <w:lang w:val="es-AR"/>
           </w:rPr>
           <w:t>1. Introducción general</w:t>
         </w:r>
@@ -451,7 +458,7 @@
             <w:noProof/>
             <w:webHidden/>
           </w:rPr>
-          <w:instrText xml:space="preserve"> PAGEREF _Toc242431148 \h </w:instrText>
+          <w:instrText xml:space="preserve"> PAGEREF _Toc242435353 \h </w:instrText>
         </w:r>
         <w:r>
           <w:rPr>
@@ -497,11 +504,12 @@
           <w14:ligatures w14:val="standardContextual"/>
         </w:rPr>
       </w:pPr>
-      <w:hyperlink w:anchor="_Toc242431149" w:history="1">
+      <w:hyperlink w:anchor="_Toc242435354" w:history="1">
         <w:r>
           <w:rPr>
             <w:rStyle w:val="Hyperlink"/>
             <w:noProof/>
+            <w:lang w:val="es-AR"/>
           </w:rPr>
           <w:t>1.1. Descripción del problema</w:t>
         </w:r>
@@ -524,7 +532,7 @@
             <w:noProof/>
             <w:webHidden/>
           </w:rPr>
-          <w:instrText xml:space="preserve"> PAGEREF _Toc242431149 \h </w:instrText>
+          <w:instrText xml:space="preserve"> PAGEREF _Toc242435354 \h </w:instrText>
         </w:r>
         <w:r>
           <w:rPr>
@@ -570,11 +578,12 @@
           <w14:ligatures w14:val="standardContextual"/>
         </w:rPr>
       </w:pPr>
-      <w:hyperlink w:anchor="_Toc242431150" w:history="1">
+      <w:hyperlink w:anchor="_Toc242435355" w:history="1">
         <w:r>
           <w:rPr>
             <w:rStyle w:val="Hyperlink"/>
             <w:noProof/>
+            <w:lang w:val="es-AR"/>
           </w:rPr>
           <w:t>1.2. Estado del arte</w:t>
         </w:r>
@@ -597,7 +606,7 @@
             <w:noProof/>
             <w:webHidden/>
           </w:rPr>
-          <w:instrText xml:space="preserve"> PAGEREF _Toc242431150 \h </w:instrText>
+          <w:instrText xml:space="preserve"> PAGEREF _Toc242435355 \h </w:instrText>
         </w:r>
         <w:r>
           <w:rPr>
@@ -643,11 +652,12 @@
           <w14:ligatures w14:val="standardContextual"/>
         </w:rPr>
       </w:pPr>
-      <w:hyperlink w:anchor="_Toc242431151" w:history="1">
+      <w:hyperlink w:anchor="_Toc242435356" w:history="1">
         <w:r>
           <w:rPr>
             <w:rStyle w:val="Hyperlink"/>
             <w:noProof/>
+            <w:lang w:val="es-AR"/>
           </w:rPr>
           <w:t>1.3. Motivación</w:t>
         </w:r>
@@ -670,7 +680,7 @@
             <w:noProof/>
             <w:webHidden/>
           </w:rPr>
-          <w:instrText xml:space="preserve"> PAGEREF _Toc242431151 \h </w:instrText>
+          <w:instrText xml:space="preserve"> PAGEREF _Toc242435356 \h </w:instrText>
         </w:r>
         <w:r>
           <w:rPr>
@@ -716,11 +726,12 @@
           <w14:ligatures w14:val="standardContextual"/>
         </w:rPr>
       </w:pPr>
-      <w:hyperlink w:anchor="_Toc242431152" w:history="1">
+      <w:hyperlink w:anchor="_Toc242435357" w:history="1">
         <w:r>
           <w:rPr>
             <w:rStyle w:val="Hyperlink"/>
             <w:noProof/>
+            <w:lang w:val="es-AR"/>
           </w:rPr>
           <w:t>1.4. Objetivos y alcance</w:t>
         </w:r>
@@ -743,7 +754,7 @@
             <w:noProof/>
             <w:webHidden/>
           </w:rPr>
-          <w:instrText xml:space="preserve"> PAGEREF _Toc242431152 \h </w:instrText>
+          <w:instrText xml:space="preserve"> PAGEREF _Toc242435357 \h </w:instrText>
         </w:r>
         <w:r>
           <w:rPr>
@@ -789,11 +800,12 @@
           <w14:ligatures w14:val="standardContextual"/>
         </w:rPr>
       </w:pPr>
-      <w:hyperlink w:anchor="_Toc242431153" w:history="1">
+      <w:hyperlink w:anchor="_Toc242435358" w:history="1">
         <w:r>
           <w:rPr>
             <w:rStyle w:val="Hyperlink"/>
             <w:noProof/>
+            <w:lang w:val="es-AR"/>
           </w:rPr>
           <w:t>1.4.1. Objetivos</w:t>
         </w:r>
@@ -816,7 +828,7 @@
             <w:noProof/>
             <w:webHidden/>
           </w:rPr>
-          <w:instrText xml:space="preserve"> PAGEREF _Toc242431153 \h </w:instrText>
+          <w:instrText xml:space="preserve"> PAGEREF _Toc242435358 \h </w:instrText>
         </w:r>
         <w:r>
           <w:rPr>
@@ -862,11 +874,12 @@
           <w14:ligatures w14:val="standardContextual"/>
         </w:rPr>
       </w:pPr>
-      <w:hyperlink w:anchor="_Toc242431154" w:history="1">
+      <w:hyperlink w:anchor="_Toc242435359" w:history="1">
         <w:r>
           <w:rPr>
             <w:rStyle w:val="Hyperlink"/>
             <w:noProof/>
+            <w:lang w:val="es-AR"/>
           </w:rPr>
           <w:t>1.4.2. Alcance</w:t>
         </w:r>
@@ -889,7 +902,7 @@
             <w:noProof/>
             <w:webHidden/>
           </w:rPr>
-          <w:instrText xml:space="preserve"> PAGEREF _Toc242431154 \h </w:instrText>
+          <w:instrText xml:space="preserve"> PAGEREF _Toc242435359 \h </w:instrText>
         </w:r>
         <w:r>
           <w:rPr>
@@ -935,11 +948,12 @@
           <w14:ligatures w14:val="standardContextual"/>
         </w:rPr>
       </w:pPr>
-      <w:hyperlink w:anchor="_Toc242431155" w:history="1">
+      <w:hyperlink w:anchor="_Toc242435360" w:history="1">
         <w:r>
           <w:rPr>
             <w:rStyle w:val="Hyperlink"/>
             <w:noProof/>
+            <w:lang w:val="es-AR"/>
           </w:rPr>
           <w:t>2. Introducción específica</w:t>
         </w:r>
@@ -962,7 +976,7 @@
             <w:noProof/>
             <w:webHidden/>
           </w:rPr>
-          <w:instrText xml:space="preserve"> PAGEREF _Toc242431155 \h </w:instrText>
+          <w:instrText xml:space="preserve"> PAGEREF _Toc242435360 \h </w:instrText>
         </w:r>
         <w:r>
           <w:rPr>
@@ -1008,11 +1022,12 @@
           <w14:ligatures w14:val="standardContextual"/>
         </w:rPr>
       </w:pPr>
-      <w:hyperlink w:anchor="_Toc242431156" w:history="1">
+      <w:hyperlink w:anchor="_Toc242435361" w:history="1">
         <w:r>
           <w:rPr>
             <w:rStyle w:val="Hyperlink"/>
             <w:noProof/>
+            <w:lang w:val="es-AR"/>
           </w:rPr>
           <w:t>2.1. Aplicaciones web</w:t>
         </w:r>
@@ -1035,7 +1050,7 @@
             <w:noProof/>
             <w:webHidden/>
           </w:rPr>
-          <w:instrText xml:space="preserve"> PAGEREF _Toc242431156 \h </w:instrText>
+          <w:instrText xml:space="preserve"> PAGEREF _Toc242435361 \h </w:instrText>
         </w:r>
         <w:r>
           <w:rPr>
@@ -1081,11 +1096,12 @@
           <w14:ligatures w14:val="standardContextual"/>
         </w:rPr>
       </w:pPr>
-      <w:hyperlink w:anchor="_Toc242431157" w:history="1">
+      <w:hyperlink w:anchor="_Toc242435362" w:history="1">
         <w:r>
           <w:rPr>
             <w:rStyle w:val="Hyperlink"/>
             <w:noProof/>
+            <w:lang w:val="es-AR"/>
           </w:rPr>
           <w:t>2.2. Virtualización ligera con contenedores</w:t>
         </w:r>
@@ -1108,7 +1124,7 @@
             <w:noProof/>
             <w:webHidden/>
           </w:rPr>
-          <w:instrText xml:space="preserve"> PAGEREF _Toc242431157 \h </w:instrText>
+          <w:instrText xml:space="preserve"> PAGEREF _Toc242435362 \h </w:instrText>
         </w:r>
         <w:r>
           <w:rPr>
@@ -1154,11 +1170,12 @@
           <w14:ligatures w14:val="standardContextual"/>
         </w:rPr>
       </w:pPr>
-      <w:hyperlink w:anchor="_Toc242431158" w:history="1">
+      <w:hyperlink w:anchor="_Toc242435363" w:history="1">
         <w:r>
           <w:rPr>
             <w:rStyle w:val="Hyperlink"/>
             <w:noProof/>
+            <w:lang w:val="es-AR"/>
           </w:rPr>
           <w:t>2.3. Tecnología RFID</w:t>
         </w:r>
@@ -1181,7 +1198,7 @@
             <w:noProof/>
             <w:webHidden/>
           </w:rPr>
-          <w:instrText xml:space="preserve"> PAGEREF _Toc242431158 \h </w:instrText>
+          <w:instrText xml:space="preserve"> PAGEREF _Toc242435363 \h </w:instrText>
         </w:r>
         <w:r>
           <w:rPr>
@@ -1227,11 +1244,12 @@
           <w14:ligatures w14:val="standardContextual"/>
         </w:rPr>
       </w:pPr>
-      <w:hyperlink w:anchor="_Toc242431159" w:history="1">
+      <w:hyperlink w:anchor="_Toc242435364" w:history="1">
         <w:r>
           <w:rPr>
             <w:rStyle w:val="Hyperlink"/>
             <w:noProof/>
+            <w:lang w:val="es-AR"/>
           </w:rPr>
           <w:t>2.4. Sistema Vitte</w:t>
         </w:r>
@@ -1254,7 +1272,7 @@
             <w:noProof/>
             <w:webHidden/>
           </w:rPr>
-          <w:instrText xml:space="preserve"> PAGEREF _Toc242431159 \h </w:instrText>
+          <w:instrText xml:space="preserve"> PAGEREF _Toc242435364 \h </w:instrText>
         </w:r>
         <w:r>
           <w:rPr>
@@ -1300,11 +1318,12 @@
           <w14:ligatures w14:val="standardContextual"/>
         </w:rPr>
       </w:pPr>
-      <w:hyperlink w:anchor="_Toc242431160" w:history="1">
+      <w:hyperlink w:anchor="_Toc242435365" w:history="1">
         <w:r>
           <w:rPr>
             <w:rStyle w:val="Hyperlink"/>
             <w:noProof/>
+            <w:lang w:val="es-AR"/>
           </w:rPr>
           <w:t>2.4.1. Máquinas dispensadoras</w:t>
         </w:r>
@@ -1327,7 +1346,7 @@
             <w:noProof/>
             <w:webHidden/>
           </w:rPr>
-          <w:instrText xml:space="preserve"> PAGEREF _Toc242431160 \h </w:instrText>
+          <w:instrText xml:space="preserve"> PAGEREF _Toc242435365 \h </w:instrText>
         </w:r>
         <w:r>
           <w:rPr>
@@ -1373,11 +1392,12 @@
           <w14:ligatures w14:val="standardContextual"/>
         </w:rPr>
       </w:pPr>
-      <w:hyperlink w:anchor="_Toc242431161" w:history="1">
+      <w:hyperlink w:anchor="_Toc242435366" w:history="1">
         <w:r>
           <w:rPr>
             <w:rStyle w:val="Hyperlink"/>
             <w:noProof/>
+            <w:lang w:val="es-AR"/>
           </w:rPr>
           <w:t>2.4.2. Nube</w:t>
         </w:r>
@@ -1400,7 +1420,7 @@
             <w:noProof/>
             <w:webHidden/>
           </w:rPr>
-          <w:instrText xml:space="preserve"> PAGEREF _Toc242431161 \h </w:instrText>
+          <w:instrText xml:space="preserve"> PAGEREF _Toc242435366 \h </w:instrText>
         </w:r>
         <w:r>
           <w:rPr>
@@ -1446,11 +1466,12 @@
           <w14:ligatures w14:val="standardContextual"/>
         </w:rPr>
       </w:pPr>
-      <w:hyperlink w:anchor="_Toc242431162" w:history="1">
+      <w:hyperlink w:anchor="_Toc242435367" w:history="1">
         <w:r>
           <w:rPr>
             <w:rStyle w:val="Hyperlink"/>
             <w:noProof/>
+            <w:lang w:val="es-AR"/>
           </w:rPr>
           <w:t>2.5. Sistema Fudo</w:t>
         </w:r>
@@ -1473,7 +1494,7 @@
             <w:noProof/>
             <w:webHidden/>
           </w:rPr>
-          <w:instrText xml:space="preserve"> PAGEREF _Toc242431162 \h </w:instrText>
+          <w:instrText xml:space="preserve"> PAGEREF _Toc242435367 \h </w:instrText>
         </w:r>
         <w:r>
           <w:rPr>
@@ -1519,11 +1540,12 @@
           <w14:ligatures w14:val="standardContextual"/>
         </w:rPr>
       </w:pPr>
-      <w:hyperlink w:anchor="_Toc242431163" w:history="1">
+      <w:hyperlink w:anchor="_Toc242435368" w:history="1">
         <w:r>
           <w:rPr>
             <w:rStyle w:val="Hyperlink"/>
             <w:noProof/>
+            <w:lang w:val="es-AR"/>
           </w:rPr>
           <w:t>2.6. Requerimientos</w:t>
         </w:r>
@@ -1546,7 +1568,7 @@
             <w:noProof/>
             <w:webHidden/>
           </w:rPr>
-          <w:instrText xml:space="preserve"> PAGEREF _Toc242431163 \h </w:instrText>
+          <w:instrText xml:space="preserve"> PAGEREF _Toc242435368 \h </w:instrText>
         </w:r>
         <w:r>
           <w:rPr>
@@ -1592,11 +1614,12 @@
           <w14:ligatures w14:val="standardContextual"/>
         </w:rPr>
       </w:pPr>
-      <w:hyperlink w:anchor="_Toc242431164" w:history="1">
+      <w:hyperlink w:anchor="_Toc242435369" w:history="1">
         <w:r>
           <w:rPr>
             <w:rStyle w:val="Hyperlink"/>
             <w:noProof/>
+            <w:lang w:val="es-AR"/>
           </w:rPr>
           <w:t>2.6.1. Requerimientos funcionales</w:t>
         </w:r>
@@ -1619,7 +1642,7 @@
             <w:noProof/>
             <w:webHidden/>
           </w:rPr>
-          <w:instrText xml:space="preserve"> PAGEREF _Toc242431164 \h </w:instrText>
+          <w:instrText xml:space="preserve"> PAGEREF _Toc242435369 \h </w:instrText>
         </w:r>
         <w:r>
           <w:rPr>
@@ -1665,11 +1688,12 @@
           <w14:ligatures w14:val="standardContextual"/>
         </w:rPr>
       </w:pPr>
-      <w:hyperlink w:anchor="_Toc242431165" w:history="1">
+      <w:hyperlink w:anchor="_Toc242435370" w:history="1">
         <w:r>
           <w:rPr>
             <w:rStyle w:val="Hyperlink"/>
             <w:noProof/>
+            <w:lang w:val="es-AR"/>
           </w:rPr>
           <w:t>2.6.2. Requerimientos no funcionales</w:t>
         </w:r>
@@ -1692,7 +1716,7 @@
             <w:noProof/>
             <w:webHidden/>
           </w:rPr>
-          <w:instrText xml:space="preserve"> PAGEREF _Toc242431165 \h </w:instrText>
+          <w:instrText xml:space="preserve"> PAGEREF _Toc242435370 \h </w:instrText>
         </w:r>
         <w:r>
           <w:rPr>
@@ -1738,7 +1762,7 @@
           <w14:ligatures w14:val="standardContextual"/>
         </w:rPr>
       </w:pPr>
-      <w:hyperlink w:anchor="_Toc242431166" w:history="1">
+      <w:hyperlink w:anchor="_Toc242435371" w:history="1">
         <w:r>
           <w:rPr>
             <w:rStyle w:val="Hyperlink"/>
@@ -1765,7 +1789,7 @@
             <w:noProof/>
             <w:webHidden/>
           </w:rPr>
-          <w:instrText xml:space="preserve"> PAGEREF _Toc242431166 \h </w:instrText>
+          <w:instrText xml:space="preserve"> PAGEREF _Toc242435371 \h </w:instrText>
         </w:r>
         <w:r>
           <w:rPr>
@@ -1785,7 +1809,7 @@
             <w:noProof/>
             <w:webHidden/>
           </w:rPr>
-          <w:t>12</w:t>
+          <w:t>11</w:t>
         </w:r>
         <w:r>
           <w:rPr>
@@ -1811,11 +1835,12 @@
           <w14:ligatures w14:val="standardContextual"/>
         </w:rPr>
       </w:pPr>
-      <w:hyperlink w:anchor="_Toc242431167" w:history="1">
+      <w:hyperlink w:anchor="_Toc242435372" w:history="1">
         <w:r>
           <w:rPr>
             <w:rStyle w:val="Hyperlink"/>
             <w:noProof/>
+            <w:lang w:val="es-AR"/>
           </w:rPr>
           <w:t>2.7. Planificación</w:t>
         </w:r>
@@ -1838,7 +1863,7 @@
             <w:noProof/>
             <w:webHidden/>
           </w:rPr>
-          <w:instrText xml:space="preserve"> PAGEREF _Toc242431167 \h </w:instrText>
+          <w:instrText xml:space="preserve"> PAGEREF _Toc242435372 \h </w:instrText>
         </w:r>
         <w:r>
           <w:rPr>
@@ -1858,7 +1883,7 @@
             <w:noProof/>
             <w:webHidden/>
           </w:rPr>
-          <w:t>12</w:t>
+          <w:t>11</w:t>
         </w:r>
         <w:r>
           <w:rPr>
@@ -1884,11 +1909,12 @@
           <w14:ligatures w14:val="standardContextual"/>
         </w:rPr>
       </w:pPr>
-      <w:hyperlink w:anchor="_Toc242431168" w:history="1">
+      <w:hyperlink w:anchor="_Toc242435373" w:history="1">
         <w:r>
           <w:rPr>
             <w:rStyle w:val="Hyperlink"/>
             <w:noProof/>
+            <w:lang w:val="es-AR"/>
           </w:rPr>
           <w:t>2.7.1. Plan de trabajo</w:t>
         </w:r>
@@ -1911,7 +1937,7 @@
             <w:noProof/>
             <w:webHidden/>
           </w:rPr>
-          <w:instrText xml:space="preserve"> PAGEREF _Toc242431168 \h </w:instrText>
+          <w:instrText xml:space="preserve"> PAGEREF _Toc242435373 \h </w:instrText>
         </w:r>
         <w:r>
           <w:rPr>
@@ -1931,7 +1957,7 @@
             <w:noProof/>
             <w:webHidden/>
           </w:rPr>
-          <w:t>12</w:t>
+          <w:t>11</w:t>
         </w:r>
         <w:r>
           <w:rPr>
@@ -1957,11 +1983,12 @@
           <w14:ligatures w14:val="standardContextual"/>
         </w:rPr>
       </w:pPr>
-      <w:hyperlink w:anchor="_Toc242431169" w:history="1">
+      <w:hyperlink w:anchor="_Toc242435374" w:history="1">
         <w:r>
           <w:rPr>
             <w:rStyle w:val="Hyperlink"/>
             <w:noProof/>
+            <w:lang w:val="es-AR"/>
           </w:rPr>
           <w:t>2.7.2. Análisis de riesgos</w:t>
         </w:r>
@@ -1984,7 +2011,7 @@
             <w:noProof/>
             <w:webHidden/>
           </w:rPr>
-          <w:instrText xml:space="preserve"> PAGEREF _Toc242431169 \h </w:instrText>
+          <w:instrText xml:space="preserve"> PAGEREF _Toc242435374 \h </w:instrText>
         </w:r>
         <w:r>
           <w:rPr>
@@ -2004,7 +2031,7 @@
             <w:noProof/>
             <w:webHidden/>
           </w:rPr>
-          <w:t>13</w:t>
+          <w:t>12</w:t>
         </w:r>
         <w:r>
           <w:rPr>
@@ -2030,11 +2057,12 @@
           <w14:ligatures w14:val="standardContextual"/>
         </w:rPr>
       </w:pPr>
-      <w:hyperlink w:anchor="_Toc242431170" w:history="1">
+      <w:hyperlink w:anchor="_Toc242435375" w:history="1">
         <w:r>
           <w:rPr>
             <w:rStyle w:val="Hyperlink"/>
             <w:noProof/>
+            <w:lang w:val="es-AR"/>
           </w:rPr>
           <w:t>3. Diseño e implementación</w:t>
         </w:r>
@@ -2057,7 +2085,7 @@
             <w:noProof/>
             <w:webHidden/>
           </w:rPr>
-          <w:instrText xml:space="preserve"> PAGEREF _Toc242431170 \h </w:instrText>
+          <w:instrText xml:space="preserve"> PAGEREF _Toc242435375 \h </w:instrText>
         </w:r>
         <w:r>
           <w:rPr>
@@ -2077,7 +2105,7 @@
             <w:noProof/>
             <w:webHidden/>
           </w:rPr>
-          <w:t>14</w:t>
+          <w:t>13</w:t>
         </w:r>
         <w:r>
           <w:rPr>
@@ -2103,7 +2131,7 @@
           <w14:ligatures w14:val="standardContextual"/>
         </w:rPr>
       </w:pPr>
-      <w:hyperlink w:anchor="_Toc242431171" w:history="1">
+      <w:hyperlink w:anchor="_Toc242435376" w:history="1">
         <w:r>
           <w:rPr>
             <w:rStyle w:val="Hyperlink"/>
@@ -2130,7 +2158,7 @@
             <w:noProof/>
             <w:webHidden/>
           </w:rPr>
-          <w:instrText xml:space="preserve"> PAGEREF _Toc242431171 \h </w:instrText>
+          <w:instrText xml:space="preserve"> PAGEREF _Toc242435376 \h </w:instrText>
         </w:r>
         <w:r>
           <w:rPr>
@@ -2150,7 +2178,7 @@
             <w:noProof/>
             <w:webHidden/>
           </w:rPr>
-          <w:t>14</w:t>
+          <w:t>13</w:t>
         </w:r>
         <w:r>
           <w:rPr>
@@ -2176,7 +2204,7 @@
           <w14:ligatures w14:val="standardContextual"/>
         </w:rPr>
       </w:pPr>
-      <w:hyperlink w:anchor="_Toc242431172" w:history="1">
+      <w:hyperlink w:anchor="_Toc242435377" w:history="1">
         <w:r>
           <w:rPr>
             <w:rStyle w:val="Hyperlink"/>
@@ -2203,7 +2231,7 @@
             <w:noProof/>
             <w:webHidden/>
           </w:rPr>
-          <w:instrText xml:space="preserve"> PAGEREF _Toc242431172 \h </w:instrText>
+          <w:instrText xml:space="preserve"> PAGEREF _Toc242435377 \h </w:instrText>
         </w:r>
         <w:r>
           <w:rPr>
@@ -2223,7 +2251,7 @@
             <w:noProof/>
             <w:webHidden/>
           </w:rPr>
-          <w:t>14</w:t>
+          <w:t>13</w:t>
         </w:r>
         <w:r>
           <w:rPr>
@@ -2249,11 +2277,12 @@
           <w14:ligatures w14:val="standardContextual"/>
         </w:rPr>
       </w:pPr>
-      <w:hyperlink w:anchor="_Toc242431173" w:history="1">
+      <w:hyperlink w:anchor="_Toc242435378" w:history="1">
         <w:r>
           <w:rPr>
             <w:rStyle w:val="Hyperlink"/>
             <w:noProof/>
+            <w:lang w:val="es-AR"/>
           </w:rPr>
           <w:t>3.1.2. Diagrama de contexto</w:t>
         </w:r>
@@ -2276,7 +2305,7 @@
             <w:noProof/>
             <w:webHidden/>
           </w:rPr>
-          <w:instrText xml:space="preserve"> PAGEREF _Toc242431173 \h </w:instrText>
+          <w:instrText xml:space="preserve"> PAGEREF _Toc242435378 \h </w:instrText>
         </w:r>
         <w:r>
           <w:rPr>
@@ -2296,7 +2325,7 @@
             <w:noProof/>
             <w:webHidden/>
           </w:rPr>
-          <w:t>14</w:t>
+          <w:t>13</w:t>
         </w:r>
         <w:r>
           <w:rPr>
@@ -2322,11 +2351,12 @@
           <w14:ligatures w14:val="standardContextual"/>
         </w:rPr>
       </w:pPr>
-      <w:hyperlink w:anchor="_Toc242431174" w:history="1">
+      <w:hyperlink w:anchor="_Toc242435379" w:history="1">
         <w:r>
           <w:rPr>
             <w:rStyle w:val="Hyperlink"/>
             <w:noProof/>
+            <w:lang w:val="es-AR"/>
           </w:rPr>
           <w:t>3.1.3. Diagrama de casos de uso</w:t>
         </w:r>
@@ -2349,7 +2379,7 @@
             <w:noProof/>
             <w:webHidden/>
           </w:rPr>
-          <w:instrText xml:space="preserve"> PAGEREF _Toc242431174 \h </w:instrText>
+          <w:instrText xml:space="preserve"> PAGEREF _Toc242435379 \h </w:instrText>
         </w:r>
         <w:r>
           <w:rPr>
@@ -2369,7 +2399,7 @@
             <w:noProof/>
             <w:webHidden/>
           </w:rPr>
-          <w:t>14</w:t>
+          <w:t>13</w:t>
         </w:r>
         <w:r>
           <w:rPr>
@@ -2395,11 +2425,12 @@
           <w14:ligatures w14:val="standardContextual"/>
         </w:rPr>
       </w:pPr>
-      <w:hyperlink w:anchor="_Toc242431175" w:history="1">
+      <w:hyperlink w:anchor="_Toc242435380" w:history="1">
         <w:r>
           <w:rPr>
             <w:rStyle w:val="Hyperlink"/>
             <w:noProof/>
+            <w:lang w:val="es-AR"/>
           </w:rPr>
           <w:t>3.1.4. Descripción de los casos de uso principales</w:t>
         </w:r>
@@ -2422,7 +2453,7 @@
             <w:noProof/>
             <w:webHidden/>
           </w:rPr>
-          <w:instrText xml:space="preserve"> PAGEREF _Toc242431175 \h </w:instrText>
+          <w:instrText xml:space="preserve"> PAGEREF _Toc242435380 \h </w:instrText>
         </w:r>
         <w:r>
           <w:rPr>
@@ -2442,7 +2473,7 @@
             <w:noProof/>
             <w:webHidden/>
           </w:rPr>
-          <w:t>15</w:t>
+          <w:t>14</w:t>
         </w:r>
         <w:r>
           <w:rPr>
@@ -2468,11 +2499,12 @@
           <w14:ligatures w14:val="standardContextual"/>
         </w:rPr>
       </w:pPr>
-      <w:hyperlink w:anchor="_Toc242431176" w:history="1">
+      <w:hyperlink w:anchor="_Toc242435381" w:history="1">
         <w:r>
           <w:rPr>
             <w:rStyle w:val="Hyperlink"/>
             <w:noProof/>
+            <w:lang w:val="es-AR"/>
           </w:rPr>
           <w:t>3.2. Arquitectura propuesta</w:t>
         </w:r>
@@ -2495,7 +2527,7 @@
             <w:noProof/>
             <w:webHidden/>
           </w:rPr>
-          <w:instrText xml:space="preserve"> PAGEREF _Toc242431176 \h </w:instrText>
+          <w:instrText xml:space="preserve"> PAGEREF _Toc242435381 \h </w:instrText>
         </w:r>
         <w:r>
           <w:rPr>
@@ -2515,7 +2547,7 @@
             <w:noProof/>
             <w:webHidden/>
           </w:rPr>
-          <w:t>17</w:t>
+          <w:t>16</w:t>
         </w:r>
         <w:r>
           <w:rPr>
@@ -2541,11 +2573,12 @@
           <w14:ligatures w14:val="standardContextual"/>
         </w:rPr>
       </w:pPr>
-      <w:hyperlink w:anchor="_Toc242431177" w:history="1">
+      <w:hyperlink w:anchor="_Toc242435382" w:history="1">
         <w:r>
           <w:rPr>
             <w:rStyle w:val="Hyperlink"/>
             <w:noProof/>
+            <w:lang w:val="es-AR"/>
           </w:rPr>
           <w:t>3.3. Consideraciones de autenticación</w:t>
         </w:r>
@@ -2568,7 +2601,7 @@
             <w:noProof/>
             <w:webHidden/>
           </w:rPr>
-          <w:instrText xml:space="preserve"> PAGEREF _Toc242431177 \h </w:instrText>
+          <w:instrText xml:space="preserve"> PAGEREF _Toc242435382 \h </w:instrText>
         </w:r>
         <w:r>
           <w:rPr>
@@ -2588,7 +2621,7 @@
             <w:noProof/>
             <w:webHidden/>
           </w:rPr>
-          <w:t>18</w:t>
+          <w:t>17</w:t>
         </w:r>
         <w:r>
           <w:rPr>
@@ -2614,11 +2647,12 @@
           <w14:ligatures w14:val="standardContextual"/>
         </w:rPr>
       </w:pPr>
-      <w:hyperlink w:anchor="_Toc242431178" w:history="1">
+      <w:hyperlink w:anchor="_Toc242435383" w:history="1">
         <w:r>
           <w:rPr>
             <w:rStyle w:val="Hyperlink"/>
             <w:noProof/>
+            <w:lang w:val="es-AR"/>
           </w:rPr>
           <w:t>3.4. Consideraciones de red</w:t>
         </w:r>
@@ -2641,7 +2675,7 @@
             <w:noProof/>
             <w:webHidden/>
           </w:rPr>
-          <w:instrText xml:space="preserve"> PAGEREF _Toc242431178 \h </w:instrText>
+          <w:instrText xml:space="preserve"> PAGEREF _Toc242435383 \h </w:instrText>
         </w:r>
         <w:r>
           <w:rPr>
@@ -2661,7 +2695,7 @@
             <w:noProof/>
             <w:webHidden/>
           </w:rPr>
-          <w:t>19</w:t>
+          <w:t>18</w:t>
         </w:r>
         <w:r>
           <w:rPr>
@@ -2687,11 +2721,12 @@
           <w14:ligatures w14:val="standardContextual"/>
         </w:rPr>
       </w:pPr>
-      <w:hyperlink w:anchor="_Toc242431179" w:history="1">
+      <w:hyperlink w:anchor="_Toc242435384" w:history="1">
         <w:r>
           <w:rPr>
             <w:rStyle w:val="Hyperlink"/>
             <w:noProof/>
+            <w:lang w:val="es-AR"/>
           </w:rPr>
           <w:t>3.5. Consideraciones de la terminal de tapeo</w:t>
         </w:r>
@@ -2714,7 +2749,7 @@
             <w:noProof/>
             <w:webHidden/>
           </w:rPr>
-          <w:instrText xml:space="preserve"> PAGEREF _Toc242431179 \h </w:instrText>
+          <w:instrText xml:space="preserve"> PAGEREF _Toc242435384 \h </w:instrText>
         </w:r>
         <w:r>
           <w:rPr>
@@ -2760,11 +2795,12 @@
           <w14:ligatures w14:val="standardContextual"/>
         </w:rPr>
       </w:pPr>
-      <w:hyperlink w:anchor="_Toc242431180" w:history="1">
+      <w:hyperlink w:anchor="_Toc242435385" w:history="1">
         <w:r>
           <w:rPr>
             <w:rStyle w:val="Hyperlink"/>
             <w:noProof/>
+            <w:lang w:val="es-AR"/>
           </w:rPr>
           <w:t>3.5.1. Formas de uso esperadas</w:t>
         </w:r>
@@ -2787,7 +2823,7 @@
             <w:noProof/>
             <w:webHidden/>
           </w:rPr>
-          <w:instrText xml:space="preserve"> PAGEREF _Toc242431180 \h </w:instrText>
+          <w:instrText xml:space="preserve"> PAGEREF _Toc242435385 \h </w:instrText>
         </w:r>
         <w:r>
           <w:rPr>
@@ -2833,11 +2869,12 @@
           <w14:ligatures w14:val="standardContextual"/>
         </w:rPr>
       </w:pPr>
-      <w:hyperlink w:anchor="_Toc242431181" w:history="1">
+      <w:hyperlink w:anchor="_Toc242435386" w:history="1">
         <w:r>
           <w:rPr>
             <w:rStyle w:val="Hyperlink"/>
             <w:noProof/>
+            <w:lang w:val="es-AR"/>
           </w:rPr>
           <w:t>3.5.2. Uso de lectores sin asociar</w:t>
         </w:r>
@@ -2860,7 +2897,7 @@
             <w:noProof/>
             <w:webHidden/>
           </w:rPr>
-          <w:instrText xml:space="preserve"> PAGEREF _Toc242431181 \h </w:instrText>
+          <w:instrText xml:space="preserve"> PAGEREF _Toc242435386 \h </w:instrText>
         </w:r>
         <w:r>
           <w:rPr>
@@ -2906,11 +2943,12 @@
           <w14:ligatures w14:val="standardContextual"/>
         </w:rPr>
       </w:pPr>
-      <w:hyperlink w:anchor="_Toc242431182" w:history="1">
+      <w:hyperlink w:anchor="_Toc242435387" w:history="1">
         <w:r>
           <w:rPr>
             <w:rStyle w:val="Hyperlink"/>
             <w:noProof/>
+            <w:lang w:val="es-AR"/>
           </w:rPr>
           <w:t>3.5.3. Uso de lectores con asociación</w:t>
         </w:r>
@@ -2933,7 +2971,7 @@
             <w:noProof/>
             <w:webHidden/>
           </w:rPr>
-          <w:instrText xml:space="preserve"> PAGEREF _Toc242431182 \h </w:instrText>
+          <w:instrText xml:space="preserve"> PAGEREF _Toc242435387 \h </w:instrText>
         </w:r>
         <w:r>
           <w:rPr>
@@ -2953,7 +2991,7 @@
             <w:noProof/>
             <w:webHidden/>
           </w:rPr>
-          <w:t>20</w:t>
+          <w:t>19</w:t>
         </w:r>
         <w:r>
           <w:rPr>
@@ -2979,11 +3017,12 @@
           <w14:ligatures w14:val="standardContextual"/>
         </w:rPr>
       </w:pPr>
-      <w:hyperlink w:anchor="_Toc242431183" w:history="1">
+      <w:hyperlink w:anchor="_Toc242435388" w:history="1">
         <w:r>
           <w:rPr>
             <w:rStyle w:val="Hyperlink"/>
             <w:noProof/>
+            <w:lang w:val="es-AR"/>
           </w:rPr>
           <w:t>3.5.4. Display del cliente</w:t>
         </w:r>
@@ -3006,7 +3045,7 @@
             <w:noProof/>
             <w:webHidden/>
           </w:rPr>
-          <w:instrText xml:space="preserve"> PAGEREF _Toc242431183 \h </w:instrText>
+          <w:instrText xml:space="preserve"> PAGEREF _Toc242435388 \h </w:instrText>
         </w:r>
         <w:r>
           <w:rPr>
@@ -3052,11 +3091,12 @@
           <w14:ligatures w14:val="standardContextual"/>
         </w:rPr>
       </w:pPr>
-      <w:hyperlink w:anchor="_Toc242431184" w:history="1">
+      <w:hyperlink w:anchor="_Toc242435389" w:history="1">
         <w:r>
           <w:rPr>
             <w:rStyle w:val="Hyperlink"/>
             <w:noProof/>
+            <w:lang w:val="es-AR"/>
           </w:rPr>
           <w:t>3.6. Desarrollo del backend</w:t>
         </w:r>
@@ -3079,7 +3119,7 @@
             <w:noProof/>
             <w:webHidden/>
           </w:rPr>
-          <w:instrText xml:space="preserve"> PAGEREF _Toc242431184 \h </w:instrText>
+          <w:instrText xml:space="preserve"> PAGEREF _Toc242435389 \h </w:instrText>
         </w:r>
         <w:r>
           <w:rPr>
@@ -3099,7 +3139,7 @@
             <w:noProof/>
             <w:webHidden/>
           </w:rPr>
-          <w:t>22</w:t>
+          <w:t>21</w:t>
         </w:r>
         <w:r>
           <w:rPr>
@@ -3125,11 +3165,12 @@
           <w14:ligatures w14:val="standardContextual"/>
         </w:rPr>
       </w:pPr>
-      <w:hyperlink w:anchor="_Toc242431185" w:history="1">
+      <w:hyperlink w:anchor="_Toc242435390" w:history="1">
         <w:r>
           <w:rPr>
             <w:rStyle w:val="Hyperlink"/>
             <w:noProof/>
+            <w:lang w:val="es-AR"/>
           </w:rPr>
           <w:t>3.6.1. Diseño de la base de datos</w:t>
         </w:r>
@@ -3152,7 +3193,7 @@
             <w:noProof/>
             <w:webHidden/>
           </w:rPr>
-          <w:instrText xml:space="preserve"> PAGEREF _Toc242431185 \h </w:instrText>
+          <w:instrText xml:space="preserve"> PAGEREF _Toc242435390 \h </w:instrText>
         </w:r>
         <w:r>
           <w:rPr>
@@ -3172,7 +3213,7 @@
             <w:noProof/>
             <w:webHidden/>
           </w:rPr>
-          <w:t>22</w:t>
+          <w:t>21</w:t>
         </w:r>
         <w:r>
           <w:rPr>
@@ -3198,11 +3239,12 @@
           <w14:ligatures w14:val="standardContextual"/>
         </w:rPr>
       </w:pPr>
-      <w:hyperlink w:anchor="_Toc242431186" w:history="1">
+      <w:hyperlink w:anchor="_Toc242435391" w:history="1">
         <w:r>
           <w:rPr>
             <w:rStyle w:val="Hyperlink"/>
             <w:noProof/>
+            <w:lang w:val="es-AR"/>
           </w:rPr>
           <w:t>3.6.2. Organización en capas</w:t>
         </w:r>
@@ -3225,7 +3267,7 @@
             <w:noProof/>
             <w:webHidden/>
           </w:rPr>
-          <w:instrText xml:space="preserve"> PAGEREF _Toc242431186 \h </w:instrText>
+          <w:instrText xml:space="preserve"> PAGEREF _Toc242435391 \h </w:instrText>
         </w:r>
         <w:r>
           <w:rPr>
@@ -3271,11 +3313,12 @@
           <w14:ligatures w14:val="standardContextual"/>
         </w:rPr>
       </w:pPr>
-      <w:hyperlink w:anchor="_Toc242431187" w:history="1">
+      <w:hyperlink w:anchor="_Toc242435392" w:history="1">
         <w:r>
           <w:rPr>
             <w:rStyle w:val="Hyperlink"/>
             <w:noProof/>
+            <w:lang w:val="es-AR"/>
           </w:rPr>
           <w:t>3.6.3. Lógica de pedidos y montos máximos</w:t>
         </w:r>
@@ -3298,7 +3341,7 @@
             <w:noProof/>
             <w:webHidden/>
           </w:rPr>
-          <w:instrText xml:space="preserve"> PAGEREF _Toc242431187 \h </w:instrText>
+          <w:instrText xml:space="preserve"> PAGEREF _Toc242435392 \h </w:instrText>
         </w:r>
         <w:r>
           <w:rPr>
@@ -3344,11 +3387,12 @@
           <w14:ligatures w14:val="standardContextual"/>
         </w:rPr>
       </w:pPr>
-      <w:hyperlink w:anchor="_Toc242431188" w:history="1">
+      <w:hyperlink w:anchor="_Toc242435393" w:history="1">
         <w:r>
           <w:rPr>
             <w:rStyle w:val="Hyperlink"/>
             <w:noProof/>
+            <w:lang w:val="es-AR"/>
           </w:rPr>
           <w:t>3.6.4. Integración con Vitte</w:t>
         </w:r>
@@ -3371,7 +3415,7 @@
             <w:noProof/>
             <w:webHidden/>
           </w:rPr>
-          <w:instrText xml:space="preserve"> PAGEREF _Toc242431188 \h </w:instrText>
+          <w:instrText xml:space="preserve"> PAGEREF _Toc242435393 \h </w:instrText>
         </w:r>
         <w:r>
           <w:rPr>
@@ -3391,7 +3435,7 @@
             <w:noProof/>
             <w:webHidden/>
           </w:rPr>
-          <w:t>26</w:t>
+          <w:t>25</w:t>
         </w:r>
         <w:r>
           <w:rPr>
@@ -3417,11 +3461,12 @@
           <w14:ligatures w14:val="standardContextual"/>
         </w:rPr>
       </w:pPr>
-      <w:hyperlink w:anchor="_Toc242431189" w:history="1">
+      <w:hyperlink w:anchor="_Toc242435394" w:history="1">
         <w:r>
           <w:rPr>
             <w:rStyle w:val="Hyperlink"/>
             <w:noProof/>
+            <w:lang w:val="es-AR"/>
           </w:rPr>
           <w:t>3.6.5. Integración con Fudo</w:t>
         </w:r>
@@ -3444,7 +3489,7 @@
             <w:noProof/>
             <w:webHidden/>
           </w:rPr>
-          <w:instrText xml:space="preserve"> PAGEREF _Toc242431189 \h </w:instrText>
+          <w:instrText xml:space="preserve"> PAGEREF _Toc242435394 \h </w:instrText>
         </w:r>
         <w:r>
           <w:rPr>
@@ -3490,11 +3535,12 @@
           <w14:ligatures w14:val="standardContextual"/>
         </w:rPr>
       </w:pPr>
-      <w:hyperlink w:anchor="_Toc242431190" w:history="1">
+      <w:hyperlink w:anchor="_Toc242435395" w:history="1">
         <w:r>
           <w:rPr>
             <w:rStyle w:val="Hyperlink"/>
             <w:noProof/>
+            <w:lang w:val="es-AR"/>
           </w:rPr>
           <w:t>3.6.6. Exportación de órdenes</w:t>
         </w:r>
@@ -3517,7 +3563,7 @@
             <w:noProof/>
             <w:webHidden/>
           </w:rPr>
-          <w:instrText xml:space="preserve"> PAGEREF _Toc242431190 \h </w:instrText>
+          <w:instrText xml:space="preserve"> PAGEREF _Toc242435395 \h </w:instrText>
         </w:r>
         <w:r>
           <w:rPr>
@@ -3563,11 +3609,12 @@
           <w14:ligatures w14:val="standardContextual"/>
         </w:rPr>
       </w:pPr>
-      <w:hyperlink w:anchor="_Toc242431191" w:history="1">
+      <w:hyperlink w:anchor="_Toc242435396" w:history="1">
         <w:r>
           <w:rPr>
             <w:rStyle w:val="Hyperlink"/>
             <w:noProof/>
+            <w:lang w:val="es-AR"/>
           </w:rPr>
           <w:t>3.7. Desarrollo del frontend</w:t>
         </w:r>
@@ -3590,7 +3637,7 @@
             <w:noProof/>
             <w:webHidden/>
           </w:rPr>
-          <w:instrText xml:space="preserve"> PAGEREF _Toc242431191 \h </w:instrText>
+          <w:instrText xml:space="preserve"> PAGEREF _Toc242435396 \h </w:instrText>
         </w:r>
         <w:r>
           <w:rPr>
@@ -3636,11 +3683,12 @@
           <w14:ligatures w14:val="standardContextual"/>
         </w:rPr>
       </w:pPr>
-      <w:hyperlink w:anchor="_Toc242431192" w:history="1">
+      <w:hyperlink w:anchor="_Toc242435397" w:history="1">
         <w:r>
           <w:rPr>
             <w:rStyle w:val="Hyperlink"/>
             <w:noProof/>
+            <w:lang w:val="es-AR"/>
           </w:rPr>
           <w:t>4. Integración</w:t>
         </w:r>
@@ -3663,7 +3711,7 @@
             <w:noProof/>
             <w:webHidden/>
           </w:rPr>
-          <w:instrText xml:space="preserve"> PAGEREF _Toc242431192 \h </w:instrText>
+          <w:instrText xml:space="preserve"> PAGEREF _Toc242435397 \h </w:instrText>
         </w:r>
         <w:r>
           <w:rPr>
@@ -3683,14 +3731,7 @@
             <w:noProof/>
             <w:webHidden/>
           </w:rPr>
-          <w:t>3</w:t>
-        </w:r>
-        <w:r>
-          <w:rPr>
-            <w:noProof/>
-            <w:webHidden/>
-          </w:rPr>
-          <w:t>1</w:t>
+          <w:t>32</w:t>
         </w:r>
         <w:r>
           <w:rPr>
@@ -3716,11 +3757,12 @@
           <w14:ligatures w14:val="standardContextual"/>
         </w:rPr>
       </w:pPr>
-      <w:hyperlink w:anchor="_Toc242431193" w:history="1">
+      <w:hyperlink w:anchor="_Toc242435398" w:history="1">
         <w:r>
           <w:rPr>
             <w:rStyle w:val="Hyperlink"/>
             <w:noProof/>
+            <w:lang w:val="es-AR"/>
           </w:rPr>
           <w:t>5. Conclusiones</w:t>
         </w:r>
@@ -3743,7 +3785,7 @@
             <w:noProof/>
             <w:webHidden/>
           </w:rPr>
-          <w:instrText xml:space="preserve"> PAGEREF _Toc242431193 \h </w:instrText>
+          <w:instrText xml:space="preserve"> PAGEREF _Toc242435398 \h </w:instrText>
         </w:r>
         <w:r>
           <w:rPr>
@@ -3763,14 +3805,7 @@
             <w:noProof/>
             <w:webHidden/>
           </w:rPr>
-          <w:t>3</w:t>
-        </w:r>
-        <w:r>
-          <w:rPr>
-            <w:noProof/>
-            <w:webHidden/>
-          </w:rPr>
-          <w:t>2</w:t>
+          <w:t>33</w:t>
         </w:r>
         <w:r>
           <w:rPr>
@@ -3783,7 +3818,7 @@
     </w:p>
     <w:p>
       <w:pPr>
-        <w:pStyle w:val="TOC2"/>
+        <w:pStyle w:val="TOC1"/>
         <w:tabs>
           <w:tab w:val="right" w:leader="dot" w:pos="8495"/>
         </w:tabs>
@@ -3796,13 +3831,13 @@
           <w14:ligatures w14:val="standardContextual"/>
         </w:rPr>
       </w:pPr>
-      <w:hyperlink w:anchor="_Toc242431194" w:history="1">
+      <w:hyperlink w:anchor="_Toc242435399" w:history="1">
         <w:r>
           <w:rPr>
             <w:rStyle w:val="Hyperlink"/>
             <w:noProof/>
           </w:rPr>
-          <w:t>5.1. Resultados obtenidos</w:t>
+          <w:t>Referencias bibliográficas</w:t>
         </w:r>
         <w:r>
           <w:rPr>
@@ -3823,7 +3858,7 @@
             <w:noProof/>
             <w:webHidden/>
           </w:rPr>
-          <w:instrText xml:space="preserve"> PAGEREF _Toc242431194 \h </w:instrText>
+          <w:instrText xml:space="preserve"> PAGEREF _Toc242435399 \h </w:instrText>
         </w:r>
         <w:r>
           <w:rPr>
@@ -3843,14 +3878,7 @@
             <w:noProof/>
             <w:webHidden/>
           </w:rPr>
-          <w:t>3</w:t>
-        </w:r>
-        <w:r>
-          <w:rPr>
-            <w:noProof/>
-            <w:webHidden/>
-          </w:rPr>
-          <w:t>2</w:t>
+          <w:t>34</w:t>
         </w:r>
         <w:r>
           <w:rPr>
@@ -3862,166 +3890,6 @@
       </w:hyperlink>
     </w:p>
     <w:p>
-      <w:pPr>
-        <w:pStyle w:val="TOC2"/>
-        <w:tabs>
-          <w:tab w:val="right" w:leader="dot" w:pos="8495"/>
-        </w:tabs>
-        <w:rPr>
-          <w:rFonts w:asciiTheme="minorHAnsi" w:hAnsiTheme="minorHAnsi" w:cstheme="minorBidi"/>
-          <w:noProof/>
-          <w:color w:val="auto"/>
-          <w:kern w:val="2"/>
-          <w:lang w:eastAsia="en-US"/>
-          <w14:ligatures w14:val="standardContextual"/>
-        </w:rPr>
-      </w:pPr>
-      <w:hyperlink w:anchor="_Toc242431195" w:history="1">
-        <w:r>
-          <w:rPr>
-            <w:rStyle w:val="Hyperlink"/>
-            <w:noProof/>
-          </w:rPr>
-          <w:t>5.2. Trabajo futuro</w:t>
-        </w:r>
-        <w:r>
-          <w:rPr>
-            <w:noProof/>
-            <w:webHidden/>
-          </w:rPr>
-          <w:tab/>
-        </w:r>
-        <w:r>
-          <w:rPr>
-            <w:noProof/>
-            <w:webHidden/>
-          </w:rPr>
-          <w:fldChar w:fldCharType="begin"/>
-        </w:r>
-        <w:r>
-          <w:rPr>
-            <w:noProof/>
-            <w:webHidden/>
-          </w:rPr>
-          <w:instrText xml:space="preserve"> PAGEREF _Toc242431195 \h </w:instrText>
-        </w:r>
-        <w:r>
-          <w:rPr>
-            <w:noProof/>
-            <w:webHidden/>
-          </w:rPr>
-        </w:r>
-        <w:r>
-          <w:rPr>
-            <w:noProof/>
-            <w:webHidden/>
-          </w:rPr>
-          <w:fldChar w:fldCharType="separate"/>
-        </w:r>
-        <w:r>
-          <w:rPr>
-            <w:noProof/>
-            <w:webHidden/>
-          </w:rPr>
-          <w:t>3</w:t>
-        </w:r>
-        <w:r>
-          <w:rPr>
-            <w:noProof/>
-            <w:webHidden/>
-          </w:rPr>
-          <w:t>2</w:t>
-        </w:r>
-        <w:r>
-          <w:rPr>
-            <w:noProof/>
-            <w:webHidden/>
-          </w:rPr>
-          <w:fldChar w:fldCharType="end"/>
-        </w:r>
-      </w:hyperlink>
-    </w:p>
-    <w:p>
-      <w:pPr>
-        <w:pStyle w:val="TOC1"/>
-        <w:tabs>
-          <w:tab w:val="right" w:leader="dot" w:pos="8495"/>
-        </w:tabs>
-        <w:rPr>
-          <w:rFonts w:asciiTheme="minorHAnsi" w:hAnsiTheme="minorHAnsi" w:cstheme="minorBidi"/>
-          <w:noProof/>
-          <w:color w:val="auto"/>
-          <w:kern w:val="2"/>
-          <w:lang w:eastAsia="en-US"/>
-          <w14:ligatures w14:val="standardContextual"/>
-        </w:rPr>
-      </w:pPr>
-      <w:hyperlink w:anchor="_Toc242431196" w:history="1">
-        <w:r>
-          <w:rPr>
-            <w:rStyle w:val="Hyperlink"/>
-            <w:noProof/>
-          </w:rPr>
-          <w:t>Referencias bibliográficas</w:t>
-        </w:r>
-        <w:r>
-          <w:rPr>
-            <w:noProof/>
-            <w:webHidden/>
-          </w:rPr>
-          <w:tab/>
-        </w:r>
-        <w:r>
-          <w:rPr>
-            <w:noProof/>
-            <w:webHidden/>
-          </w:rPr>
-          <w:fldChar w:fldCharType="begin"/>
-        </w:r>
-        <w:r>
-          <w:rPr>
-            <w:noProof/>
-            <w:webHidden/>
-          </w:rPr>
-          <w:instrText xml:space="preserve"> PAGEREF _Toc242431196 \h </w:instrText>
-        </w:r>
-        <w:r>
-          <w:rPr>
-            <w:noProof/>
-            <w:webHidden/>
-          </w:rPr>
-        </w:r>
-        <w:r>
-          <w:rPr>
-            <w:noProof/>
-            <w:webHidden/>
-          </w:rPr>
-          <w:fldChar w:fldCharType="separate"/>
-        </w:r>
-        <w:r>
-          <w:rPr>
-            <w:noProof/>
-            <w:webHidden/>
-          </w:rPr>
-          <w:t>3</w:t>
-        </w:r>
-        <w:r>
-          <w:rPr>
-            <w:noProof/>
-            <w:webHidden/>
-          </w:rPr>
-          <w:t>3</w:t>
-        </w:r>
-        <w:r>
-          <w:rPr>
-            <w:noProof/>
-            <w:webHidden/>
-          </w:rPr>
-          <w:fldChar w:fldCharType="end"/>
-        </w:r>
-      </w:hyperlink>
-    </w:p>
-    <w:p>
       <w:r>
         <w:fldChar w:fldCharType="end"/>
       </w:r>
@@ -4033,8 +3901,8 @@
           <w:lang w:val="es-AR"/>
         </w:rPr>
       </w:pPr>
-      <w:bookmarkStart w:id="0" w:name="_Toc242431148"/>
-      <w:bookmarkStart w:id="1" w:name="introducción-general"/>
+      <w:bookmarkStart w:id="0" w:name="introducción-general"/>
+      <w:bookmarkStart w:id="1" w:name="_Toc242435353"/>
       <w:r>
         <w:rPr>
           <w:lang w:val="es-AR"/>
@@ -4042,7 +3910,7 @@
         <w:lastRenderedPageBreak/>
         <w:t>1. Introducción general</w:t>
       </w:r>
-      <w:bookmarkEnd w:id="0"/>
+      <w:bookmarkEnd w:id="1"/>
     </w:p>
     <w:p>
       <w:pPr>
@@ -4065,15 +3933,15 @@
           <w:lang w:val="es-AR"/>
         </w:rPr>
       </w:pPr>
-      <w:bookmarkStart w:id="2" w:name="_Toc242431149"/>
-      <w:bookmarkStart w:id="3" w:name="descripción-del-problema"/>
+      <w:bookmarkStart w:id="2" w:name="descripción-del-problema"/>
+      <w:bookmarkStart w:id="3" w:name="_Toc242435354"/>
       <w:r>
         <w:rPr>
           <w:lang w:val="es-AR"/>
         </w:rPr>
         <w:t>1.1. Descripción del problema</w:t>
       </w:r>
-      <w:bookmarkEnd w:id="2"/>
+      <w:bookmarkEnd w:id="3"/>
     </w:p>
     <w:p>
       <w:pPr>
@@ -4214,16 +4082,16 @@
           <w:lang w:val="es-AR"/>
         </w:rPr>
       </w:pPr>
-      <w:bookmarkStart w:id="4" w:name="_Toc242431150"/>
-      <w:bookmarkStart w:id="5" w:name="estado-del-arte"/>
-      <w:bookmarkEnd w:id="3"/>
+      <w:bookmarkStart w:id="4" w:name="estado-del-arte"/>
+      <w:bookmarkStart w:id="5" w:name="_Toc242435355"/>
+      <w:bookmarkEnd w:id="2"/>
       <w:r>
         <w:rPr>
           <w:lang w:val="es-AR"/>
         </w:rPr>
         <w:t>1.2. Estado del arte</w:t>
       </w:r>
-      <w:bookmarkEnd w:id="4"/>
+      <w:bookmarkEnd w:id="5"/>
     </w:p>
     <w:p>
       <w:pPr>
@@ -4309,62 +4177,62 @@
           <w:lang w:val="es-AR"/>
         </w:rPr>
       </w:pPr>
-      <w:bookmarkStart w:id="6" w:name="_Toc242431151"/>
-      <w:bookmarkStart w:id="7" w:name="motivación"/>
-      <w:bookmarkEnd w:id="5"/>
+      <w:bookmarkStart w:id="6" w:name="motivación"/>
+      <w:bookmarkStart w:id="7" w:name="_Toc242435356"/>
+      <w:bookmarkEnd w:id="4"/>
       <w:r>
         <w:rPr>
           <w:lang w:val="es-AR"/>
         </w:rPr>
         <w:t>1.3. Motivación</w:t>
       </w:r>
+      <w:bookmarkEnd w:id="7"/>
+    </w:p>
+    <w:p>
+      <w:pPr>
+        <w:pStyle w:val="FirstParagraph"/>
+        <w:rPr>
+          <w:lang w:val="es-AR"/>
+        </w:rPr>
+      </w:pPr>
+      <w:r>
+        <w:rPr>
+          <w:lang w:val="es-AR"/>
+        </w:rPr>
+        <w:t>El cliente tiene como proyecto a mediano y largo plazo una cadena de bares de vino bajo este mismo formato. Para ello necesitaba un sistema a medida que le permitiera gestionar el primer local y que pudiera eventualmente evolucionar.</w:t>
+      </w:r>
+    </w:p>
+    <w:p>
+      <w:pPr>
+        <w:pStyle w:val="BodyText"/>
+        <w:rPr>
+          <w:lang w:val="es-AR"/>
+        </w:rPr>
+      </w:pPr>
+      <w:r>
+        <w:rPr>
+          <w:lang w:val="es-AR"/>
+        </w:rPr>
+        <w:t>Desde el punto de vista académico, el proyecto resultó de interés porque obliga a integrar tecnologías de distinta naturaleza: una aplicación web, una base de datos relacional, dispositivos RFID, una computadora de placa única (SBC) con periféricos, y dos sistemas externos con los que se debe interactuar.</w:t>
+      </w:r>
+    </w:p>
+    <w:p>
+      <w:pPr>
+        <w:pStyle w:val="Heading2"/>
+        <w:rPr>
+          <w:lang w:val="es-AR"/>
+        </w:rPr>
+      </w:pPr>
+      <w:bookmarkStart w:id="8" w:name="objetivos-y-alcance"/>
+      <w:bookmarkStart w:id="9" w:name="_Toc242435357"/>
       <w:bookmarkEnd w:id="6"/>
-    </w:p>
-    <w:p>
-      <w:pPr>
-        <w:pStyle w:val="FirstParagraph"/>
-        <w:rPr>
-          <w:lang w:val="es-AR"/>
-        </w:rPr>
-      </w:pPr>
-      <w:r>
-        <w:rPr>
-          <w:lang w:val="es-AR"/>
-        </w:rPr>
-        <w:t>El cliente tiene como proyecto a mediano y largo plazo una cadena de bares de vino bajo este mismo formato. Para ello necesitaba un sistema a medida que le permitiera gestionar el primer local y que pudiera eventualmente evolucionar.</w:t>
-      </w:r>
-    </w:p>
-    <w:p>
-      <w:pPr>
-        <w:pStyle w:val="BodyText"/>
-        <w:rPr>
-          <w:lang w:val="es-AR"/>
-        </w:rPr>
-      </w:pPr>
-      <w:r>
-        <w:rPr>
-          <w:lang w:val="es-AR"/>
-        </w:rPr>
-        <w:t>Desde el punto de vista académico, el proyecto resultó de interés porque obliga a integrar tecnologías de distinta naturaleza: una aplicación web, una base de datos relacional, dispositivos RFID, una computadora de placa única (SBC) con periféricos, y dos sistemas externos con los que se debe interactuar.</w:t>
-      </w:r>
-    </w:p>
-    <w:p>
-      <w:pPr>
-        <w:pStyle w:val="Heading2"/>
-        <w:rPr>
-          <w:lang w:val="es-AR"/>
-        </w:rPr>
-      </w:pPr>
-      <w:bookmarkStart w:id="8" w:name="_Toc242431152"/>
-      <w:bookmarkStart w:id="9" w:name="objetivos-y-alcance"/>
-      <w:bookmarkEnd w:id="7"/>
       <w:r>
         <w:rPr>
           <w:lang w:val="es-AR"/>
         </w:rPr>
         <w:t>1.4. Objetivos y alcance</w:t>
       </w:r>
-      <w:bookmarkEnd w:id="8"/>
+      <w:bookmarkEnd w:id="9"/>
     </w:p>
     <w:p>
       <w:pPr>
@@ -4373,15 +4241,15 @@
           <w:lang w:val="es-AR"/>
         </w:rPr>
       </w:pPr>
-      <w:bookmarkStart w:id="10" w:name="_Toc242431153"/>
-      <w:bookmarkStart w:id="11" w:name="objetivos"/>
+      <w:bookmarkStart w:id="10" w:name="objetivos"/>
+      <w:bookmarkStart w:id="11" w:name="_Toc242435358"/>
       <w:r>
         <w:rPr>
           <w:lang w:val="es-AR"/>
         </w:rPr>
         <w:t>1.4.1. Objetivos</w:t>
       </w:r>
-      <w:bookmarkEnd w:id="10"/>
+      <w:bookmarkEnd w:id="11"/>
     </w:p>
     <w:p>
       <w:pPr>
@@ -4530,16 +4398,16 @@
           <w:lang w:val="es-AR"/>
         </w:rPr>
       </w:pPr>
-      <w:bookmarkStart w:id="12" w:name="_Toc242431154"/>
-      <w:bookmarkStart w:id="13" w:name="alcance"/>
-      <w:bookmarkEnd w:id="11"/>
+      <w:bookmarkStart w:id="12" w:name="alcance"/>
+      <w:bookmarkStart w:id="13" w:name="_Toc242435359"/>
+      <w:bookmarkEnd w:id="10"/>
       <w:r>
         <w:rPr>
           <w:lang w:val="es-AR"/>
         </w:rPr>
         <w:t>1.4.2. Alcance</w:t>
       </w:r>
-      <w:bookmarkEnd w:id="12"/>
+      <w:bookmarkEnd w:id="13"/>
     </w:p>
     <w:p>
       <w:pPr>
@@ -4745,11 +4613,11 @@
           <w:lang w:val="es-AR"/>
         </w:rPr>
       </w:pPr>
-      <w:bookmarkStart w:id="14" w:name="_Toc242431155"/>
-      <w:bookmarkStart w:id="15" w:name="introducción-específica"/>
-      <w:bookmarkEnd w:id="1"/>
-      <w:bookmarkEnd w:id="9"/>
-      <w:bookmarkEnd w:id="13"/>
+      <w:bookmarkStart w:id="14" w:name="introducción-específica"/>
+      <w:bookmarkStart w:id="15" w:name="_Toc242435360"/>
+      <w:bookmarkEnd w:id="0"/>
+      <w:bookmarkEnd w:id="8"/>
+      <w:bookmarkEnd w:id="12"/>
       <w:r>
         <w:rPr>
           <w:lang w:val="es-AR"/>
@@ -4757,7 +4625,7 @@
         <w:lastRenderedPageBreak/>
         <w:t>2. Introducción específica</w:t>
       </w:r>
-      <w:bookmarkEnd w:id="14"/>
+      <w:bookmarkEnd w:id="15"/>
     </w:p>
     <w:p>
       <w:pPr>
@@ -4780,15 +4648,15 @@
           <w:lang w:val="es-AR"/>
         </w:rPr>
       </w:pPr>
-      <w:bookmarkStart w:id="16" w:name="_Toc242431156"/>
-      <w:bookmarkStart w:id="17" w:name="aplicaciones-web"/>
+      <w:bookmarkStart w:id="16" w:name="aplicaciones-web"/>
+      <w:bookmarkStart w:id="17" w:name="_Toc242435361"/>
       <w:r>
         <w:rPr>
           <w:lang w:val="es-AR"/>
         </w:rPr>
         <w:t>2.1. Aplicaciones web</w:t>
       </w:r>
-      <w:bookmarkEnd w:id="16"/>
+      <w:bookmarkEnd w:id="17"/>
     </w:p>
     <w:p>
       <w:pPr>
@@ -5043,16 +4911,16 @@
           <w:lang w:val="es-AR"/>
         </w:rPr>
       </w:pPr>
-      <w:bookmarkStart w:id="18" w:name="_Toc242431157"/>
-      <w:bookmarkStart w:id="19" w:name="virtualización-ligera-con-contenedores"/>
-      <w:bookmarkEnd w:id="17"/>
+      <w:bookmarkStart w:id="18" w:name="virtualización-ligera-con-contenedores"/>
+      <w:bookmarkStart w:id="19" w:name="_Toc242435362"/>
+      <w:bookmarkEnd w:id="16"/>
       <w:r>
         <w:rPr>
           <w:lang w:val="es-AR"/>
         </w:rPr>
         <w:t>2.2. Virtualización ligera con contenedores</w:t>
       </w:r>
-      <w:bookmarkEnd w:id="18"/>
+      <w:bookmarkEnd w:id="19"/>
     </w:p>
     <w:p>
       <w:pPr>
@@ -5108,7 +4976,7 @@
         <w:rPr>
           <w:lang w:val="es-AR"/>
         </w:rPr>
-        <w:t>, que indica la imagen base y los pasos necesarios para configurar el entorno. El sistema de archivos de un contenedor es efímero: los cambios se pierden cuando el contenedor se elimina. Por ese motivo, los datos que deben persistir, como los archivos de la base de datos, se almacenan en volúmenes alojados en el equipo anfitrión de Docker. Además, Docker Compose permite además, describir en un único archivo todos los contenedores de una aplicación, sus redes y sus volúmenes, y levantarlos en conjunto.</w:t>
+        <w:t>, que indica la imagen base y los pasos necesarios para configurar el entorno. El sistema de archivos de un contenedor es efímero: los cambios se pierden cuando el contenedor se elimina. Por ese motivo, los datos que deben persistir, como los archivos de la base de datos, se almacenan en volúmenes alojados en el equipo anfitrión de Docker. Además, Docker Compose permite describir en un único archivo todos los contenedores de una aplicación, sus redes y sus volúmenes, y levantarlos en conjunto.</w:t>
       </w:r>
     </w:p>
     <w:p>
@@ -5118,76 +4986,76 @@
           <w:lang w:val="es-AR"/>
         </w:rPr>
       </w:pPr>
-      <w:bookmarkStart w:id="20" w:name="_Toc242431158"/>
-      <w:bookmarkStart w:id="21" w:name="tecnología-rfid"/>
-      <w:bookmarkEnd w:id="19"/>
+      <w:bookmarkStart w:id="20" w:name="tecnología-rfid"/>
+      <w:bookmarkStart w:id="21" w:name="_Toc242435363"/>
+      <w:bookmarkEnd w:id="18"/>
       <w:r>
         <w:rPr>
           <w:lang w:val="es-AR"/>
         </w:rPr>
         <w:t>2.3. Tecnología RFID</w:t>
       </w:r>
+      <w:bookmarkEnd w:id="21"/>
+    </w:p>
+    <w:p>
+      <w:pPr>
+        <w:pStyle w:val="FirstParagraph"/>
+        <w:rPr>
+          <w:lang w:val="es-AR"/>
+        </w:rPr>
+      </w:pPr>
+      <w:r>
+        <w:rPr>
+          <w:lang w:val="es-AR"/>
+        </w:rPr>
+        <w:t>La identificación por radiofrecuencia, o RFID por sus siglas en inglés, permite identificar objetos a distancia mediante ondas de radio. Un sistema RFID se compone de etiquetas, que almacenan un identificador, y de lectores, que las interrogan. En las etiquetas pasivas, como las tarjetas plásticas utilizadas en este proyecto, la energía necesaria para responder es provista por el campo electromagnético del propio lector, por lo que no requieren batería y su alcance es de pocos centímetros.</w:t>
+      </w:r>
+    </w:p>
+    <w:p>
+      <w:pPr>
+        <w:pStyle w:val="BodyText"/>
+        <w:rPr>
+          <w:lang w:val="es-AR"/>
+        </w:rPr>
+      </w:pPr>
+      <w:r>
+        <w:rPr>
+          <w:lang w:val="es-AR"/>
+        </w:rPr>
+        <w:t>Las tarjetas utilizadas son las de 13,56 MHz. Cada tarjeta posee un número único grabado de fábrica y no se reescribe.</w:t>
+      </w:r>
+    </w:p>
+    <w:p>
+      <w:pPr>
+        <w:pStyle w:val="BodyText"/>
+        <w:rPr>
+          <w:lang w:val="es-AR"/>
+        </w:rPr>
+      </w:pPr>
+      <w:r>
+        <w:rPr>
+          <w:lang w:val="es-AR"/>
+        </w:rPr>
+        <w:t>Los lectores empleados en las terminales de caja y de tapeo se conectan por USB y se comportan como un teclado: al acercar una tarjeta, el lector escribe su número seguido de la tecla Enter. Esta característica simplifica la integración con una aplicación web, ya que el navegador recibe la lectura como si el usuario la hubiera tipeado. Como contrapartida, cuando hay varios lectores conectados a un mismo equipo, el navegador no puede distinguir de cuál de ellos proviene una lectura. Este problema y su solución se tratan en la sección 3.5.</w:t>
+      </w:r>
+    </w:p>
+    <w:p>
+      <w:pPr>
+        <w:pStyle w:val="Heading2"/>
+        <w:rPr>
+          <w:lang w:val="es-AR"/>
+        </w:rPr>
+      </w:pPr>
+      <w:bookmarkStart w:id="22" w:name="sistema-vitte"/>
+      <w:bookmarkStart w:id="23" w:name="_Toc242435364"/>
       <w:bookmarkEnd w:id="20"/>
-    </w:p>
-    <w:p>
-      <w:pPr>
-        <w:pStyle w:val="FirstParagraph"/>
-        <w:rPr>
-          <w:lang w:val="es-AR"/>
-        </w:rPr>
-      </w:pPr>
-      <w:r>
-        <w:rPr>
-          <w:lang w:val="es-AR"/>
-        </w:rPr>
-        <w:t>La identificación por radiofrecuencia, o RFID por sus siglas en inglés, permite identificar objetos a distancia mediante ondas de radio. Un sistema RFID se compone de etiquetas, que almacenan un identificador, y de lectores, que las interrogan. En las etiquetas pasivas, como las tarjetas plásticas utilizadas en este proyecto, la energía necesaria para responder es provista por el campo electromagnético del propio lector, por lo que no requieren batería y su alcance es de pocos centímetros.</w:t>
-      </w:r>
-    </w:p>
-    <w:p>
-      <w:pPr>
-        <w:pStyle w:val="BodyText"/>
-        <w:rPr>
-          <w:lang w:val="es-AR"/>
-        </w:rPr>
-      </w:pPr>
-      <w:r>
-        <w:rPr>
-          <w:lang w:val="es-AR"/>
-        </w:rPr>
-        <w:t>Las tarjetas utilizadas son las de 13,56 MHz. Cada tarjeta posee un número único grabado de fábrica y no se reescribe.</w:t>
-      </w:r>
-    </w:p>
-    <w:p>
-      <w:pPr>
-        <w:pStyle w:val="BodyText"/>
-        <w:rPr>
-          <w:lang w:val="es-AR"/>
-        </w:rPr>
-      </w:pPr>
-      <w:r>
-        <w:rPr>
-          <w:lang w:val="es-AR"/>
-        </w:rPr>
-        <w:t>Los lectores empleados en las terminales de caja y de tapeo se conectan por USB y se comportan como un teclado: al acercar una tarjeta, el lector escribe su número seguido de la tecla Enter. Esta característica simplifica la integración con una aplicación web, ya que el navegador recibe la lectura como si el usuario la hubiera tipeado. Como contrapartida, cuando hay varios lectores conectados a un mismo equipo, el navegador no puede distinguir de cuál de ellos proviene una lectura. Este problema y su solución se tratan en la sección 3.5.</w:t>
-      </w:r>
-    </w:p>
-    <w:p>
-      <w:pPr>
-        <w:pStyle w:val="Heading2"/>
-        <w:rPr>
-          <w:lang w:val="es-AR"/>
-        </w:rPr>
-      </w:pPr>
-      <w:bookmarkStart w:id="22" w:name="_Toc242431159"/>
-      <w:bookmarkStart w:id="23" w:name="sistema-vitte"/>
-      <w:bookmarkEnd w:id="21"/>
       <w:r>
         <w:rPr>
           <w:lang w:val="es-AR"/>
         </w:rPr>
         <w:t>2.4. Sistema Vitte</w:t>
       </w:r>
-      <w:bookmarkEnd w:id="22"/>
+      <w:bookmarkEnd w:id="23"/>
     </w:p>
     <w:p>
       <w:pPr>
@@ -5275,8 +5143,8 @@
           <w:lang w:val="es-AR"/>
         </w:rPr>
       </w:pPr>
-      <w:bookmarkStart w:id="24" w:name="_Toc242431160"/>
-      <w:bookmarkStart w:id="25" w:name="máquinas-dispensadoras"/>
+      <w:bookmarkStart w:id="24" w:name="máquinas-dispensadoras"/>
+      <w:bookmarkStart w:id="25" w:name="_Toc242435365"/>
       <w:r>
         <w:rPr>
           <w:lang w:val="es-AR"/>
@@ -5284,67 +5152,79 @@
         <w:lastRenderedPageBreak/>
         <w:t>2.4.1. Máquinas dispensadoras</w:t>
       </w:r>
+      <w:bookmarkEnd w:id="25"/>
+    </w:p>
+    <w:p>
+      <w:pPr>
+        <w:pStyle w:val="FirstParagraph"/>
+        <w:rPr>
+          <w:lang w:val="es-AR"/>
+        </w:rPr>
+      </w:pPr>
+      <w:r>
+        <w:rPr>
+          <w:lang w:val="es-AR"/>
+        </w:rPr>
+        <w:t>Las tablets (o “máquina” par</w:t>
+      </w:r>
+      <w:r>
+        <w:rPr>
+          <w:lang w:val="es-AR"/>
+        </w:rPr>
+        <w:t>a</w:t>
+      </w:r>
+      <w:r>
+        <w:rPr>
+          <w:lang w:val="es-AR"/>
+        </w:rPr>
+        <w:t xml:space="preserve"> el sistema Vitte) admiten cada una hasta 3 cavas (“módulos”). A su vez, cada cava puede adquirirse con hasta 3 picos. En el bar, se dispone de 4 máquinas, cada una con una cava de 3 picos.</w:t>
+      </w:r>
+    </w:p>
+    <w:p>
+      <w:pPr>
+        <w:pStyle w:val="BodyText"/>
+        <w:rPr>
+          <w:lang w:val="es-AR"/>
+        </w:rPr>
+      </w:pPr>
+      <w:r>
+        <w:rPr>
+          <w:lang w:val="es-AR"/>
+        </w:rPr>
+        <w:t>Cada pico tiene asignada una botella y puede servir cualquiera de tres medidas: degustación, media copa y copa, cada configurable una con su volumen y su precio. Las cavas admiten el montaje de una tablet que ejecuta la aplicación de Vitte para Android y que se comunica con la electrónica que acciona los picos.</w:t>
+      </w:r>
+    </w:p>
+    <w:p>
+      <w:pPr>
+        <w:pStyle w:val="BodyText"/>
+        <w:rPr>
+          <w:lang w:val="es-AR"/>
+        </w:rPr>
+      </w:pPr>
+      <w:r>
+        <w:rPr>
+          <w:lang w:val="es-AR"/>
+        </w:rPr>
+        <w:t>Para servirse, el cliente acerca su tarjeta a la máquina. La aplicación consulta la nube para verificar que la tarjeta pertenezca a un cliente activo y que su saldo alcance. Luego el cliente elige el vino y la medida, la máquina dispensa y el consumo queda registrado en la nube, descontado del saldo de esa tarjeta.</w:t>
+      </w:r>
+    </w:p>
+    <w:p>
+      <w:pPr>
+        <w:pStyle w:val="Heading3"/>
+        <w:rPr>
+          <w:lang w:val="es-AR"/>
+        </w:rPr>
+      </w:pPr>
+      <w:bookmarkStart w:id="26" w:name="nube"/>
+      <w:bookmarkStart w:id="27" w:name="_Toc242435366"/>
       <w:bookmarkEnd w:id="24"/>
-    </w:p>
-    <w:p>
-      <w:pPr>
-        <w:pStyle w:val="FirstParagraph"/>
-        <w:rPr>
-          <w:lang w:val="es-AR"/>
-        </w:rPr>
-      </w:pPr>
-      <w:r>
-        <w:rPr>
-          <w:lang w:val="es-AR"/>
-        </w:rPr>
-        <w:t>Las tablets (o “máquina” par el sistema Vitte) admiten cada una hasta 3 cavas (“módulos”). A su vez, cada cava puede adquirirse con hasta 3 picos. En el bar, se dispone de 4 máquinas, cada una con una cava de 3 picos.</w:t>
-      </w:r>
-    </w:p>
-    <w:p>
-      <w:pPr>
-        <w:pStyle w:val="BodyText"/>
-        <w:rPr>
-          <w:lang w:val="es-AR"/>
-        </w:rPr>
-      </w:pPr>
-      <w:r>
-        <w:rPr>
-          <w:lang w:val="es-AR"/>
-        </w:rPr>
-        <w:t>Cada pico tiene asignada una botella y puede servir cualquiera de tres medidas: degustación, media copa y copa, cada configurable una con su volumen y su precio. Las cavas admiten el montaje de una tablet que ejecuta la aplicación de Vitte para Android y que se comunica con la electrónica que acciona los picos.</w:t>
-      </w:r>
-    </w:p>
-    <w:p>
-      <w:pPr>
-        <w:pStyle w:val="BodyText"/>
-        <w:rPr>
-          <w:lang w:val="es-AR"/>
-        </w:rPr>
-      </w:pPr>
-      <w:r>
-        <w:rPr>
-          <w:lang w:val="es-AR"/>
-        </w:rPr>
-        <w:t>Para servirse, el cliente acerca su tarjeta a la máquina. La aplicación consulta la nube para verificar que la tarjeta pertenezca a un cliente activo y que su saldo alcance. Luego el cliente elige el vino y la medida, la máquina dispensa y el consumo queda registrado en la nube, descontado del saldo de esa tarjeta.</w:t>
-      </w:r>
-    </w:p>
-    <w:p>
-      <w:pPr>
-        <w:pStyle w:val="Heading3"/>
-        <w:rPr>
-          <w:lang w:val="es-AR"/>
-        </w:rPr>
-      </w:pPr>
-      <w:bookmarkStart w:id="26" w:name="_Toc242431161"/>
-      <w:bookmarkStart w:id="27" w:name="nube"/>
-      <w:bookmarkEnd w:id="25"/>
       <w:r>
         <w:rPr>
           <w:lang w:val="es-AR"/>
         </w:rPr>
         <w:t>2.4.2. Nube</w:t>
       </w:r>
-      <w:bookmarkEnd w:id="26"/>
+      <w:bookmarkEnd w:id="27"/>
     </w:p>
     <w:p>
       <w:pPr>
@@ -5952,10 +5832,10 @@
           <w:lang w:val="es-AR"/>
         </w:rPr>
       </w:pPr>
-      <w:bookmarkStart w:id="28" w:name="_Toc242431162"/>
-      <w:bookmarkStart w:id="29" w:name="sistema-fudo"/>
-      <w:bookmarkEnd w:id="23"/>
-      <w:bookmarkEnd w:id="27"/>
+      <w:bookmarkStart w:id="28" w:name="sistema-fudo"/>
+      <w:bookmarkStart w:id="29" w:name="_Toc242435367"/>
+      <w:bookmarkEnd w:id="22"/>
+      <w:bookmarkEnd w:id="26"/>
       <w:r>
         <w:rPr>
           <w:lang w:val="es-AR"/>
@@ -5963,7 +5843,7 @@
         <w:lastRenderedPageBreak/>
         <w:t>2.5. Sistema Fudo</w:t>
       </w:r>
-      <w:bookmarkEnd w:id="28"/>
+      <w:bookmarkEnd w:id="29"/>
     </w:p>
     <w:p>
       <w:pPr>
@@ -6000,16 +5880,16 @@
           <w:lang w:val="es-AR"/>
         </w:rPr>
       </w:pPr>
-      <w:bookmarkStart w:id="30" w:name="_Toc242431163"/>
-      <w:bookmarkStart w:id="31" w:name="requerimientos"/>
-      <w:bookmarkEnd w:id="29"/>
+      <w:bookmarkStart w:id="30" w:name="requerimientos"/>
+      <w:bookmarkStart w:id="31" w:name="_Toc242435368"/>
+      <w:bookmarkEnd w:id="28"/>
       <w:r>
         <w:rPr>
           <w:lang w:val="es-AR"/>
         </w:rPr>
         <w:t>2.6. Requerimientos</w:t>
       </w:r>
-      <w:bookmarkEnd w:id="30"/>
+      <w:bookmarkEnd w:id="31"/>
     </w:p>
     <w:p>
       <w:pPr>
@@ -6032,15 +5912,15 @@
           <w:lang w:val="es-AR"/>
         </w:rPr>
       </w:pPr>
-      <w:bookmarkStart w:id="32" w:name="_Toc242431164"/>
-      <w:bookmarkStart w:id="33" w:name="requerimientos-funcionales"/>
+      <w:bookmarkStart w:id="32" w:name="requerimientos-funcionales"/>
+      <w:bookmarkStart w:id="33" w:name="_Toc242435369"/>
       <w:r>
         <w:rPr>
           <w:lang w:val="es-AR"/>
         </w:rPr>
         <w:t>2.6.1. Requerimientos funcionales</w:t>
       </w:r>
-      <w:bookmarkEnd w:id="32"/>
+      <w:bookmarkEnd w:id="33"/>
     </w:p>
     <w:p>
       <w:pPr>
@@ -6952,16 +6832,16 @@
           <w:lang w:val="es-AR"/>
         </w:rPr>
       </w:pPr>
-      <w:bookmarkStart w:id="34" w:name="_Toc242431165"/>
-      <w:bookmarkStart w:id="35" w:name="requerimientos-no-funcionales"/>
-      <w:bookmarkEnd w:id="33"/>
+      <w:bookmarkStart w:id="34" w:name="requerimientos-no-funcionales"/>
+      <w:bookmarkStart w:id="35" w:name="_Toc242435370"/>
+      <w:bookmarkEnd w:id="32"/>
       <w:r>
         <w:rPr>
           <w:lang w:val="es-AR"/>
         </w:rPr>
         <w:t>2.6.2. Requerimientos no funcionales</w:t>
       </w:r>
-      <w:bookmarkEnd w:id="34"/>
+      <w:bookmarkEnd w:id="35"/>
     </w:p>
     <w:p>
       <w:pPr>
@@ -7400,13 +7280,13 @@
       <w:pPr>
         <w:pStyle w:val="Heading3"/>
       </w:pPr>
-      <w:bookmarkStart w:id="36" w:name="_Toc242431166"/>
-      <w:bookmarkStart w:id="37" w:name="restricciones"/>
-      <w:bookmarkEnd w:id="35"/>
+      <w:bookmarkStart w:id="36" w:name="restricciones"/>
+      <w:bookmarkStart w:id="37" w:name="_Toc242435371"/>
+      <w:bookmarkEnd w:id="34"/>
       <w:r>
         <w:t>2.6.3. Restricciones</w:t>
       </w:r>
-      <w:bookmarkEnd w:id="36"/>
+      <w:bookmarkEnd w:id="37"/>
     </w:p>
     <w:p>
       <w:pPr>
@@ -7487,17 +7367,17 @@
           <w:lang w:val="es-AR"/>
         </w:rPr>
       </w:pPr>
-      <w:bookmarkStart w:id="38" w:name="_Toc242431167"/>
-      <w:bookmarkStart w:id="39" w:name="planificación"/>
-      <w:bookmarkEnd w:id="31"/>
-      <w:bookmarkEnd w:id="37"/>
+      <w:bookmarkStart w:id="38" w:name="planificación"/>
+      <w:bookmarkStart w:id="39" w:name="_Toc242435372"/>
+      <w:bookmarkEnd w:id="30"/>
+      <w:bookmarkEnd w:id="36"/>
       <w:r>
         <w:rPr>
           <w:lang w:val="es-AR"/>
         </w:rPr>
         <w:t>2.7. Planificación</w:t>
       </w:r>
-      <w:bookmarkEnd w:id="38"/>
+      <w:bookmarkEnd w:id="39"/>
     </w:p>
     <w:p>
       <w:pPr>
@@ -7506,15 +7386,15 @@
           <w:lang w:val="es-AR"/>
         </w:rPr>
       </w:pPr>
-      <w:bookmarkStart w:id="40" w:name="_Toc242431168"/>
-      <w:bookmarkStart w:id="41" w:name="plan-de-trabajo"/>
+      <w:bookmarkStart w:id="40" w:name="plan-de-trabajo"/>
+      <w:bookmarkStart w:id="41" w:name="_Toc242435373"/>
       <w:r>
         <w:rPr>
           <w:lang w:val="es-AR"/>
         </w:rPr>
         <w:t>2.7.1. Plan de trabajo</w:t>
       </w:r>
-      <w:bookmarkEnd w:id="40"/>
+      <w:bookmarkEnd w:id="41"/>
     </w:p>
     <w:p>
       <w:pPr>
@@ -8481,16 +8361,16 @@
           <w:lang w:val="es-AR"/>
         </w:rPr>
       </w:pPr>
-      <w:bookmarkStart w:id="42" w:name="_Toc242431169"/>
-      <w:bookmarkStart w:id="43" w:name="análisis-de-riesgos"/>
-      <w:bookmarkEnd w:id="41"/>
+      <w:bookmarkStart w:id="42" w:name="análisis-de-riesgos"/>
+      <w:bookmarkStart w:id="43" w:name="_Toc242435374"/>
+      <w:bookmarkEnd w:id="40"/>
       <w:r>
         <w:rPr>
           <w:lang w:val="es-AR"/>
         </w:rPr>
         <w:t>2.7.2. Análisis de riesgos</w:t>
       </w:r>
-      <w:bookmarkEnd w:id="42"/>
+      <w:bookmarkEnd w:id="43"/>
     </w:p>
     <w:p>
       <w:pPr>
@@ -9590,11 +9470,11 @@
           <w:lang w:val="es-AR"/>
         </w:rPr>
       </w:pPr>
-      <w:bookmarkStart w:id="44" w:name="_Toc242431170"/>
-      <w:bookmarkStart w:id="45" w:name="diseño-e-implementación"/>
-      <w:bookmarkEnd w:id="15"/>
-      <w:bookmarkEnd w:id="39"/>
-      <w:bookmarkEnd w:id="43"/>
+      <w:bookmarkStart w:id="44" w:name="diseño-e-implementación"/>
+      <w:bookmarkStart w:id="45" w:name="_Toc242435375"/>
+      <w:bookmarkEnd w:id="14"/>
+      <w:bookmarkEnd w:id="38"/>
+      <w:bookmarkEnd w:id="42"/>
       <w:r>
         <w:rPr>
           <w:lang w:val="es-AR"/>
@@ -9602,7 +9482,7 @@
         <w:lastRenderedPageBreak/>
         <w:t>3. Diseño e implementación</w:t>
       </w:r>
-      <w:bookmarkEnd w:id="44"/>
+      <w:bookmarkEnd w:id="45"/>
     </w:p>
     <w:p>
       <w:pPr>
@@ -9650,23 +9530,23 @@
       <w:pPr>
         <w:pStyle w:val="Heading2"/>
       </w:pPr>
-      <w:bookmarkStart w:id="46" w:name="_Toc242431171"/>
-      <w:bookmarkStart w:id="47" w:name="casos-de-uso"/>
+      <w:bookmarkStart w:id="46" w:name="casos-de-uso"/>
+      <w:bookmarkStart w:id="47" w:name="_Toc242435376"/>
       <w:r>
         <w:t>3.1. Casos de uso</w:t>
       </w:r>
-      <w:bookmarkEnd w:id="46"/>
+      <w:bookmarkEnd w:id="47"/>
     </w:p>
     <w:p>
       <w:pPr>
         <w:pStyle w:val="Heading3"/>
       </w:pPr>
-      <w:bookmarkStart w:id="48" w:name="_Toc242431172"/>
-      <w:bookmarkStart w:id="49" w:name="actores"/>
+      <w:bookmarkStart w:id="48" w:name="actores"/>
+      <w:bookmarkStart w:id="49" w:name="_Toc242435377"/>
       <w:r>
         <w:t>3.1.1. Actores</w:t>
       </w:r>
-      <w:bookmarkEnd w:id="48"/>
+      <w:bookmarkEnd w:id="49"/>
     </w:p>
     <w:p>
       <w:pPr>
@@ -9783,16 +9663,16 @@
           <w:lang w:val="es-AR"/>
         </w:rPr>
       </w:pPr>
-      <w:bookmarkStart w:id="50" w:name="_Toc242431173"/>
-      <w:bookmarkStart w:id="51" w:name="diagrama-de-contexto"/>
-      <w:bookmarkEnd w:id="49"/>
+      <w:bookmarkStart w:id="50" w:name="diagrama-de-contexto"/>
+      <w:bookmarkStart w:id="51" w:name="_Toc242435378"/>
+      <w:bookmarkEnd w:id="48"/>
       <w:r>
         <w:rPr>
           <w:lang w:val="es-AR"/>
         </w:rPr>
         <w:t>3.1.2. Diagrama de contexto</w:t>
       </w:r>
-      <w:bookmarkEnd w:id="50"/>
+      <w:bookmarkEnd w:id="51"/>
     </w:p>
     <w:p>
       <w:pPr>
@@ -9880,16 +9760,16 @@
           <w:lang w:val="es-AR"/>
         </w:rPr>
       </w:pPr>
-      <w:bookmarkStart w:id="52" w:name="_Toc242431174"/>
-      <w:bookmarkStart w:id="53" w:name="diagrama-de-casos-de-uso"/>
-      <w:bookmarkEnd w:id="51"/>
+      <w:bookmarkStart w:id="52" w:name="diagrama-de-casos-de-uso"/>
+      <w:bookmarkStart w:id="53" w:name="_Toc242435379"/>
+      <w:bookmarkEnd w:id="50"/>
       <w:r>
         <w:rPr>
           <w:lang w:val="es-AR"/>
         </w:rPr>
         <w:t>3.1.3. Diagrama de casos de uso</w:t>
       </w:r>
-      <w:bookmarkEnd w:id="52"/>
+      <w:bookmarkEnd w:id="53"/>
     </w:p>
     <w:p>
       <w:pPr>
@@ -9908,6 +9788,7 @@
     <w:p>
       <w:pPr>
         <w:pStyle w:val="CaptionedFigure"/>
+        <w:jc w:val="left"/>
       </w:pPr>
       <w:r>
         <w:rPr>
@@ -9915,9 +9796,17 @@
         </w:rPr>
         <w:lastRenderedPageBreak/>
         <w:drawing>
-          <wp:inline distT="0" distB="0" distL="0" distR="0" wp14:anchorId="4EE63E4A" wp14:editId="71F08E8C">
-            <wp:extent cx="5334000" cy="2796267"/>
+          <wp:anchor distT="0" distB="0" distL="114300" distR="114300" simplePos="0" relativeHeight="251655168" behindDoc="0" locked="0" layoutInCell="1" allowOverlap="1" wp14:anchorId="4EE63E4A" wp14:editId="42043237">
+            <wp:simplePos x="0" y="0"/>
+            <wp:positionH relativeFrom="column">
+              <wp:posOffset>-522716</wp:posOffset>
+            </wp:positionH>
+            <wp:positionV relativeFrom="paragraph">
+              <wp:posOffset>-9222</wp:posOffset>
+            </wp:positionV>
+            <wp:extent cx="6574747" cy="4333461"/>
             <wp:effectExtent l="0" t="0" r="0" b="0"/>
+            <wp:wrapTopAndBottom/>
             <wp:docPr id="40" name="Picture" descr="Fig. 3.2: Casos de uso principales. El inicio de sesión es común a los tres roles del personal interno."/>
             <wp:cNvGraphicFramePr/>
             <a:graphic xmlns:a="http://schemas.openxmlformats.org/drawingml/2006/main">
@@ -9930,7 +9819,13 @@
                     </pic:cNvPicPr>
                   </pic:nvPicPr>
                   <pic:blipFill>
-                    <a:blip r:embed="rId12"/>
+                    <a:blip r:embed="rId12">
+                      <a:extLst>
+                        <a:ext uri="{28A0092B-C50C-407E-A947-70E740481C1C}">
+                          <a14:useLocalDpi xmlns:a14="http://schemas.microsoft.com/office/drawing/2010/main" val="0"/>
+                        </a:ext>
+                      </a:extLst>
+                    </a:blip>
                     <a:stretch>
                       <a:fillRect/>
                     </a:stretch>
@@ -9938,7 +9833,7 @@
                   <pic:spPr bwMode="auto">
                     <a:xfrm>
                       <a:off x="0" y="0"/>
-                      <a:ext cx="5334000" cy="2796267"/>
+                      <a:ext cx="6574747" cy="4333461"/>
                     </a:xfrm>
                     <a:prstGeom prst="rect">
                       <a:avLst/>
@@ -9953,7 +9848,7 @@
                 </pic:pic>
               </a:graphicData>
             </a:graphic>
-          </wp:inline>
+          </wp:anchor>
         </w:drawing>
       </w:r>
     </w:p>
@@ -9978,16 +9873,16 @@
           <w:lang w:val="es-AR"/>
         </w:rPr>
       </w:pPr>
-      <w:bookmarkStart w:id="54" w:name="_Toc242431175"/>
-      <w:bookmarkStart w:id="55" w:name="Xcd8275318fe8de60034d52dad49544afdc694e0"/>
-      <w:bookmarkEnd w:id="53"/>
+      <w:bookmarkStart w:id="54" w:name="Xcd8275318fe8de60034d52dad49544afdc694e0"/>
+      <w:bookmarkStart w:id="55" w:name="_Toc242435380"/>
+      <w:bookmarkEnd w:id="52"/>
       <w:r>
         <w:rPr>
           <w:lang w:val="es-AR"/>
         </w:rPr>
         <w:t>3.1.4. Descripción de los casos de uso principales</w:t>
       </w:r>
-      <w:bookmarkEnd w:id="54"/>
+      <w:bookmarkEnd w:id="55"/>
     </w:p>
     <w:p>
       <w:pPr>
@@ -10160,6 +10055,7 @@
         <w:rPr>
           <w:lang w:val="es-AR"/>
         </w:rPr>
+        <w:lastRenderedPageBreak/>
         <w:t>Postcondición: quedan habilitadas las operaciones de registro de clientes, carga de pedidos y cobro.</w:t>
       </w:r>
     </w:p>
@@ -10219,14 +10115,7 @@
         <w:rPr>
           <w:lang w:val="es-AR"/>
         </w:rPr>
-        <w:t xml:space="preserve">Flujo principal: el cajero ingresa el nombre del cliente y, opcionalmente, otros datos. Acerca al lector una tarjeta de cliente libre. El sistema crea el cliente, lo asocia con la tarjeta, abre una orden de compra con los montos máximos </w:t>
-      </w:r>
-      <w:r>
-        <w:rPr>
-          <w:lang w:val="es-AR"/>
-        </w:rPr>
-        <w:lastRenderedPageBreak/>
-        <w:t xml:space="preserve">vigentes, da de alta al cliente en Vitte y le carga un saldo igual al monto máximo de la orden. </w:t>
+        <w:t xml:space="preserve">Flujo principal: el cajero ingresa el nombre del cliente y, opcionalmente, otros datos. Acerca al lector una tarjeta de cliente libre. El sistema crea el cliente, lo asocia con la tarjeta, abre una orden de compra con los montos máximos vigentes, da de alta al cliente en Vitte y le carga un saldo igual al monto máximo de la orden. </w:t>
       </w:r>
       <w:r>
         <w:t>El cajero entrega la tarjeta.</w:t>
@@ -10469,6 +10358,7 @@
         <w:rPr>
           <w:lang w:val="es-AR"/>
         </w:rPr>
+        <w:lastRenderedPageBreak/>
         <w:t>Flujo alternativo, exportar a Fudo: el cajero elige imputar la orden a una mesa. El sistema muestra las mesas de Fudo con ventas activas y el cajero selecciona una venta. El sistema crea en esa venta un ítem por cada producto consumido y cierra la orden dejando asentados el número de venta y de mesa.</w:t>
       </w:r>
     </w:p>
@@ -10549,7 +10439,6 @@
         <w:rPr>
           <w:lang w:val="es-AR"/>
         </w:rPr>
-        <w:lastRenderedPageBreak/>
         <w:t>Flujo principal: el cajero informa el monto contado en caja y, si lo desea, un comentario. El sistema cierra el turno y registra la cantidad de órdenes, los montos cobrados por cada medio de pago y la diferencia con lo informado.</w:t>
       </w:r>
     </w:p>
@@ -10578,17 +10467,17 @@
           <w:lang w:val="es-AR"/>
         </w:rPr>
       </w:pPr>
-      <w:bookmarkStart w:id="56" w:name="_Toc242431176"/>
-      <w:bookmarkStart w:id="57" w:name="arquitectura-propuesta"/>
-      <w:bookmarkEnd w:id="47"/>
-      <w:bookmarkEnd w:id="55"/>
+      <w:bookmarkStart w:id="56" w:name="arquitectura-propuesta"/>
+      <w:bookmarkStart w:id="57" w:name="_Toc242435381"/>
+      <w:bookmarkEnd w:id="46"/>
+      <w:bookmarkEnd w:id="54"/>
       <w:r>
         <w:rPr>
           <w:lang w:val="es-AR"/>
         </w:rPr>
         <w:t>3.2. Arquitectura propuesta</w:t>
       </w:r>
-      <w:bookmarkEnd w:id="56"/>
+      <w:bookmarkEnd w:id="57"/>
     </w:p>
     <w:p>
       <w:pPr>
@@ -10599,36 +10488,39 @@
       </w:pPr>
       <w:r>
         <w:rPr>
-          <w:lang w:val="es-AR"/>
-        </w:rPr>
-        <w:t>La solución se construyó con los bloques que muestra la Fig. 3.3 y que se describen a continuación.</w:t>
-      </w:r>
-    </w:p>
-    <w:p>
-      <w:pPr>
-        <w:pStyle w:val="CaptionedFigure"/>
-      </w:pPr>
-      <w:r>
-        <w:rPr>
           <w:noProof/>
         </w:rPr>
         <w:drawing>
-          <wp:inline distT="0" distB="0" distL="0" distR="0" wp14:anchorId="34997FC1" wp14:editId="7FC6E25B">
-            <wp:extent cx="5334000" cy="1755321"/>
+          <wp:anchor distT="0" distB="0" distL="114300" distR="114300" simplePos="0" relativeHeight="251653120" behindDoc="0" locked="0" layoutInCell="1" allowOverlap="1" wp14:anchorId="34997FC1" wp14:editId="38027D4C">
+            <wp:simplePos x="0" y="0"/>
+            <wp:positionH relativeFrom="column">
+              <wp:posOffset>-666750</wp:posOffset>
+            </wp:positionH>
+            <wp:positionV relativeFrom="paragraph">
+              <wp:posOffset>524510</wp:posOffset>
+            </wp:positionV>
+            <wp:extent cx="6868160" cy="3204210"/>
             <wp:effectExtent l="0" t="0" r="0" b="0"/>
-            <wp:docPr id="46" name="Picture" descr="Fig. 3.3: Arquitectura de la solución: contenedores, terminales y servicios externos."/>
+            <wp:wrapTopAndBottom/>
+            <wp:docPr id="46" name="Picture"/>
             <wp:cNvGraphicFramePr/>
             <a:graphic xmlns:a="http://schemas.openxmlformats.org/drawingml/2006/main">
               <a:graphicData uri="http://schemas.openxmlformats.org/drawingml/2006/picture">
                 <pic:pic xmlns:pic="http://schemas.openxmlformats.org/drawingml/2006/picture">
                   <pic:nvPicPr>
-                    <pic:cNvPr id="47" name="Picture" descr="figuras/arquitectura.png"/>
+                    <pic:cNvPr id="46" name="Picture"/>
                     <pic:cNvPicPr>
                       <a:picLocks noChangeAspect="1" noChangeArrowheads="1"/>
                     </pic:cNvPicPr>
                   </pic:nvPicPr>
                   <pic:blipFill>
-                    <a:blip r:embed="rId13"/>
+                    <a:blip r:embed="rId13" cstate="print">
+                      <a:extLst>
+                        <a:ext uri="{28A0092B-C50C-407E-A947-70E740481C1C}">
+                          <a14:useLocalDpi xmlns:a14="http://schemas.microsoft.com/office/drawing/2010/main" val="0"/>
+                        </a:ext>
+                      </a:extLst>
+                    </a:blip>
                     <a:stretch>
                       <a:fillRect/>
                     </a:stretch>
@@ -10636,7 +10528,7 @@
                   <pic:spPr bwMode="auto">
                     <a:xfrm>
                       <a:off x="0" y="0"/>
-                      <a:ext cx="5334000" cy="1755321"/>
+                      <a:ext cx="6868160" cy="3204210"/>
                     </a:xfrm>
                     <a:prstGeom prst="rect">
                       <a:avLst/>
@@ -10651,9 +10543,29 @@
                 </pic:pic>
               </a:graphicData>
             </a:graphic>
-          </wp:inline>
+            <wp14:sizeRelH relativeFrom="margin">
+              <wp14:pctWidth>0</wp14:pctWidth>
+            </wp14:sizeRelH>
+            <wp14:sizeRelV relativeFrom="margin">
+              <wp14:pctHeight>0</wp14:pctHeight>
+            </wp14:sizeRelV>
+          </wp:anchor>
         </w:drawing>
       </w:r>
+      <w:r>
+        <w:rPr>
+          <w:lang w:val="es-AR"/>
+        </w:rPr>
+        <w:t>La solución se construyó con los bloques que muestra la Fig. 3.3 y que se describen a continuación.</w:t>
+      </w:r>
+    </w:p>
+    <w:p>
+      <w:pPr>
+        <w:pStyle w:val="CaptionedFigure"/>
+        <w:rPr>
+          <w:lang w:val="es-AR"/>
+        </w:rPr>
+      </w:pPr>
     </w:p>
     <w:p>
       <w:pPr>
@@ -10668,6 +10580,14 @@
         </w:rPr>
         <w:t>Fig. 3.3: Arquitectura de la solución: contenedores, terminales y servicios externos.</w:t>
       </w:r>
+    </w:p>
+    <w:p>
+      <w:pPr>
+        <w:pStyle w:val="BodyText"/>
+        <w:rPr>
+          <w:lang w:val="es-AR"/>
+        </w:rPr>
+      </w:pPr>
     </w:p>
     <w:p>
       <w:pPr>
@@ -10746,6 +10666,7 @@
           <w:iCs/>
           <w:lang w:val="es-AR"/>
         </w:rPr>
+        <w:lastRenderedPageBreak/>
         <w:t>frontend</w:t>
       </w:r>
       <w:r>
@@ -10894,57 +10815,57 @@
           <w:lang w:val="es-AR"/>
         </w:rPr>
       </w:pPr>
-      <w:bookmarkStart w:id="58" w:name="_Toc242431177"/>
-      <w:bookmarkStart w:id="59" w:name="consideraciones-de-autenticación"/>
-      <w:bookmarkEnd w:id="57"/>
-      <w:r>
-        <w:rPr>
-          <w:lang w:val="es-AR"/>
+      <w:bookmarkStart w:id="58" w:name="consideraciones-de-autenticación"/>
+      <w:bookmarkStart w:id="59" w:name="_Toc242435382"/>
+      <w:bookmarkEnd w:id="56"/>
+      <w:r>
+        <w:rPr>
+          <w:lang w:val="es-AR"/>
+        </w:rPr>
+        <w:t>3.3. Consideraciones de autenticación</w:t>
+      </w:r>
+      <w:bookmarkEnd w:id="59"/>
+    </w:p>
+    <w:p>
+      <w:pPr>
+        <w:pStyle w:val="FirstParagraph"/>
+        <w:rPr>
+          <w:lang w:val="es-AR"/>
+        </w:rPr>
+      </w:pPr>
+      <w:r>
+        <w:rPr>
+          <w:lang w:val="es-AR"/>
+        </w:rPr>
+        <w:t>El requerimiento de que el personal ingrese acercando su tarjeta plantea un problema: el número de una tarjeta identifica a la persona, pero no constituye un secreto en sí mismo; cualquiera que lo conozca podría tipearlo desde otro equipo de la red. Para resolverlo se combinaron dos factores: la tarjeta, que identifica a la persona, y una clave de API propia de cada terminal, que demuestra que la petición proviene de un puesto autorizado.</w:t>
+      </w:r>
+    </w:p>
+    <w:p>
+      <w:pPr>
+        <w:pStyle w:val="BodyText"/>
+        <w:rPr>
+          <w:lang w:val="es-AR"/>
+        </w:rPr>
+      </w:pPr>
+      <w:r>
+        <w:rPr>
+          <w:lang w:val="es-AR"/>
+        </w:rPr>
+        <w:t>La clave de la terminal no se almacena en el navegador. La entrega un servicio que se ejecuta en la propia terminal y que solo es accesible desde ella: el servidor de claves. El flujo, que muestra la Fig. 3.4, es una adaptación del flujo de contraseña del estándar OAuth 2.0, en el que el número de tarjeta ocupa el lugar del nombre de usuario y la clave de la terminal el de la contraseña.</w:t>
+      </w:r>
+    </w:p>
+    <w:p>
+      <w:pPr>
+        <w:pStyle w:val="CaptionedFigure"/>
+      </w:pPr>
+      <w:r>
+        <w:rPr>
+          <w:noProof/>
         </w:rPr>
         <w:lastRenderedPageBreak/>
-        <w:t>3.3. Consideraciones de autenticación</w:t>
-      </w:r>
-      <w:bookmarkEnd w:id="58"/>
-    </w:p>
-    <w:p>
-      <w:pPr>
-        <w:pStyle w:val="FirstParagraph"/>
-        <w:rPr>
-          <w:lang w:val="es-AR"/>
-        </w:rPr>
-      </w:pPr>
-      <w:r>
-        <w:rPr>
-          <w:lang w:val="es-AR"/>
-        </w:rPr>
-        <w:t>El requerimiento de que el personal ingrese acercando su tarjeta plantea un problema: el número de una tarjeta identifica a la persona, pero no constituye un secreto en sí mismo; cualquiera que lo conozca podría tipearlo desde otro equipo de la red. Para resolverlo se combinaron dos factores: la tarjeta, que identifica a la persona, y una clave de API propia de cada terminal, que demuestra que la petición proviene de un puesto autorizado.</w:t>
-      </w:r>
-    </w:p>
-    <w:p>
-      <w:pPr>
-        <w:pStyle w:val="BodyText"/>
-        <w:rPr>
-          <w:lang w:val="es-AR"/>
-        </w:rPr>
-      </w:pPr>
-      <w:r>
-        <w:rPr>
-          <w:lang w:val="es-AR"/>
-        </w:rPr>
-        <w:t>La clave de la terminal no se almacena en el navegador. La entrega un servicio que se ejecuta en la propia terminal y que solo es accesible desde ella: el servidor de claves. El flujo, que muestra la Fig. 3.4, es una adaptación del flujo de contraseña del estándar OAuth 2.0, en el que el número de tarjeta ocupa el lugar del nombre de usuario y la clave de la terminal el de la contraseña.</w:t>
-      </w:r>
-    </w:p>
-    <w:p>
-      <w:pPr>
-        <w:pStyle w:val="CaptionedFigure"/>
-      </w:pPr>
-      <w:r>
-        <w:rPr>
-          <w:noProof/>
-        </w:rPr>
         <w:drawing>
-          <wp:inline distT="0" distB="0" distL="0" distR="0" wp14:anchorId="0BE6B5B2" wp14:editId="2CD5323A">
-            <wp:extent cx="5334000" cy="3816803"/>
+          <wp:inline distT="0" distB="0" distL="0" distR="0" wp14:anchorId="0BE6B5B2" wp14:editId="17F07BB7">
+            <wp:extent cx="5597718" cy="4118776"/>
             <wp:effectExtent l="0" t="0" r="0" b="0"/>
             <wp:docPr id="50" name="Picture" descr="Fig. 3.4: Flujo de autenticación con tarjeta y clave de terminal."/>
             <wp:cNvGraphicFramePr/>
@@ -10966,7 +10887,7 @@
                   <pic:spPr bwMode="auto">
                     <a:xfrm>
                       <a:off x="0" y="0"/>
-                      <a:ext cx="5334000" cy="3816803"/>
+                      <a:ext cx="5610729" cy="4128349"/>
                     </a:xfrm>
                     <a:prstGeom prst="rect">
                       <a:avLst/>
@@ -11006,6 +10927,14 @@
           <w:lang w:val="es-AR"/>
         </w:rPr>
       </w:pPr>
+    </w:p>
+    <w:p>
+      <w:pPr>
+        <w:pStyle w:val="BodyText"/>
+        <w:rPr>
+          <w:lang w:val="es-AR"/>
+        </w:rPr>
+      </w:pPr>
       <w:r>
         <w:rPr>
           <w:lang w:val="es-AR"/>
@@ -11066,7 +10995,19 @@
         <w:rPr>
           <w:lang w:val="es-AR"/>
         </w:rPr>
-        <w:t xml:space="preserve"> resuelve dos cuestiones; usando el mecanismo de inyección de dependencias de FastAPI: quién es el usuario que opera, y desde qué terminal lo hace. El primero es dato un que se asienta en cada turno, orden y pedido, el segundo se usa para restringir ciertas operaciones a la terminal de tapeo.</w:t>
+        <w:t xml:space="preserve"> resuelve dos cuestiones; usando el mecanismo de inyección de dependencias de FastAPI: quién es el usuario que opera, y desde qué terminal lo hace. El primero es </w:t>
+      </w:r>
+      <w:r>
+        <w:rPr>
+          <w:lang w:val="es-AR"/>
+        </w:rPr>
+        <w:t xml:space="preserve">un </w:t>
+      </w:r>
+      <w:r>
+        <w:rPr>
+          <w:lang w:val="es-AR"/>
+        </w:rPr>
+        <w:t>dato que se asienta en cada turno, orden y pedido, el segundo se usa para restringir ciertas operaciones a la terminal de tapeo.</w:t>
       </w:r>
     </w:p>
     <w:p>
@@ -11118,17 +11059,16 @@
           <w:lang w:val="es-AR"/>
         </w:rPr>
       </w:pPr>
-      <w:bookmarkStart w:id="60" w:name="_Toc242431178"/>
-      <w:bookmarkStart w:id="61" w:name="consideraciones-de-red"/>
-      <w:bookmarkEnd w:id="59"/>
-      <w:r>
-        <w:rPr>
-          <w:lang w:val="es-AR"/>
-        </w:rPr>
-        <w:lastRenderedPageBreak/>
+      <w:bookmarkStart w:id="60" w:name="consideraciones-de-red"/>
+      <w:bookmarkStart w:id="61" w:name="_Toc242435383"/>
+      <w:bookmarkEnd w:id="58"/>
+      <w:r>
+        <w:rPr>
+          <w:lang w:val="es-AR"/>
+        </w:rPr>
         <w:t>3.4. Consideraciones de red</w:t>
       </w:r>
-      <w:bookmarkEnd w:id="60"/>
+      <w:bookmarkEnd w:id="61"/>
     </w:p>
     <w:p>
       <w:pPr>
@@ -11211,6 +11151,7 @@
         <w:rPr>
           <w:lang w:val="es-AR"/>
         </w:rPr>
+        <w:lastRenderedPageBreak/>
         <w:t>El servidor necesita salida a Internet para alcanzar la nube de Vitte y la API de Fudo, pero no requiere conexiones entrantes desde el exterior. Las dispensadoras utilizan su propia conexión con la nube del fabricante.</w:t>
       </w:r>
     </w:p>
@@ -11735,16 +11676,16 @@
           <w:lang w:val="es-AR"/>
         </w:rPr>
       </w:pPr>
-      <w:bookmarkStart w:id="62" w:name="_Toc242431179"/>
-      <w:bookmarkStart w:id="63" w:name="consideraciones-de-la-terminal-de-tapeo"/>
-      <w:bookmarkEnd w:id="61"/>
+      <w:bookmarkStart w:id="62" w:name="consideraciones-de-la-terminal-de-tapeo"/>
+      <w:bookmarkStart w:id="63" w:name="_Toc242435384"/>
+      <w:bookmarkEnd w:id="60"/>
       <w:r>
         <w:rPr>
           <w:lang w:val="es-AR"/>
         </w:rPr>
         <w:t>3.5. Consideraciones de la terminal de tapeo</w:t>
       </w:r>
-      <w:bookmarkEnd w:id="62"/>
+      <w:bookmarkEnd w:id="63"/>
     </w:p>
     <w:p>
       <w:pPr>
@@ -11753,15 +11694,15 @@
           <w:lang w:val="es-AR"/>
         </w:rPr>
       </w:pPr>
-      <w:bookmarkStart w:id="64" w:name="_Toc242431180"/>
-      <w:bookmarkStart w:id="65" w:name="formas-de-uso-esperadas"/>
+      <w:bookmarkStart w:id="64" w:name="formas-de-uso-esperadas"/>
+      <w:bookmarkStart w:id="65" w:name="_Toc242435385"/>
       <w:r>
         <w:rPr>
           <w:lang w:val="es-AR"/>
         </w:rPr>
         <w:t>3.5.1. Formas de uso esperadas</w:t>
       </w:r>
-      <w:bookmarkEnd w:id="64"/>
+      <w:bookmarkEnd w:id="65"/>
     </w:p>
     <w:p>
       <w:pPr>
@@ -11834,16 +11775,48 @@
           <w:lang w:val="es-AR"/>
         </w:rPr>
       </w:pPr>
-      <w:bookmarkStart w:id="66" w:name="_Toc242431181"/>
-      <w:bookmarkStart w:id="67" w:name="uso-de-lectores-sin-asociar"/>
-      <w:bookmarkEnd w:id="65"/>
+      <w:bookmarkStart w:id="66" w:name="uso-de-lectores-sin-asociar"/>
+      <w:bookmarkStart w:id="67" w:name="_Toc242435386"/>
+      <w:bookmarkEnd w:id="64"/>
       <w:r>
         <w:rPr>
           <w:lang w:val="es-AR"/>
         </w:rPr>
         <w:t>3.5.2. Uso de lectores sin asociar</w:t>
       </w:r>
+      <w:bookmarkEnd w:id="67"/>
+    </w:p>
+    <w:p>
+      <w:pPr>
+        <w:pStyle w:val="FirstParagraph"/>
+        <w:rPr>
+          <w:lang w:val="es-AR"/>
+        </w:rPr>
+      </w:pPr>
+      <w:r>
+        <w:rPr>
+          <w:lang w:val="es-AR"/>
+        </w:rPr>
+        <w:t>Como los lectores se comportan como teclados, cualquier lectura llega al navegador como texto, sin indicación de su origen. Si no se hace nada más, todos los lectores son equivalentes: sirven para identificar al cliente, y el tapero carga las tapas de forma manual. Este es el modo de uso básico y no requiere configuración alguna.</w:t>
+      </w:r>
+    </w:p>
+    <w:p>
+      <w:pPr>
+        <w:pStyle w:val="Heading3"/>
+        <w:rPr>
+          <w:lang w:val="es-AR"/>
+        </w:rPr>
+      </w:pPr>
+      <w:bookmarkStart w:id="68" w:name="uso-de-lectores-con-asociación"/>
+      <w:bookmarkStart w:id="69" w:name="_Toc242435387"/>
       <w:bookmarkEnd w:id="66"/>
+      <w:r>
+        <w:rPr>
+          <w:lang w:val="es-AR"/>
+        </w:rPr>
+        <w:t>3.5.3. Uso de lectores con asociación</w:t>
+      </w:r>
+      <w:bookmarkEnd w:id="69"/>
     </w:p>
     <w:p>
       <w:pPr>
@@ -11856,53 +11829,21 @@
         <w:rPr>
           <w:lang w:val="es-AR"/>
         </w:rPr>
-        <w:t>Como los lectores se comportan como teclados, cualquier lectura llega al navegador como texto, sin indicación de su origen. Si no se hace nada más, todos los lectores son equivalentes: sirven para identificar al cliente, y el tapero carga las tapas de forma manual. Este es el modo de uso básico y no requiere configuración alguna.</w:t>
-      </w:r>
-    </w:p>
-    <w:p>
-      <w:pPr>
-        <w:pStyle w:val="Heading3"/>
-        <w:rPr>
-          <w:lang w:val="es-AR"/>
-        </w:rPr>
-      </w:pPr>
-      <w:bookmarkStart w:id="68" w:name="_Toc242431182"/>
-      <w:bookmarkStart w:id="69" w:name="uso-de-lectores-con-asociación"/>
-      <w:bookmarkEnd w:id="67"/>
+        <w:t>Para que una lectura pueda interpretarse como el pedido de una tapa, es necesario saber en qué lector se produjo. Esto se resolvió fuera del navegador. El servidor local de la Raspberry Pi accede a los dispositivos de entrada a través de la interfaz de eventos del sistema operativo. Ahí puede identificar los que corresponden a los lectores RFID, que el sistema operativo presenta como teclados con la palabra «RFID» en su nombre, y lanza un hilo de ejecución que escucha a cada uno. De cada dispositivo se obtiene además el puerto USB físico al que está conectado, por ejemplo «usb-0000:01:00.0-1.1.3/input0». Este dato, que es el que identifica a cada lector en el sistema, permanece estable mientras el lector no se cambie de puerto.</w:t>
+      </w:r>
+    </w:p>
+    <w:p>
+      <w:pPr>
+        <w:pStyle w:val="BodyText"/>
+        <w:rPr>
+          <w:lang w:val="es-AR"/>
+        </w:rPr>
+      </w:pPr>
       <w:r>
         <w:rPr>
           <w:lang w:val="es-AR"/>
         </w:rPr>
         <w:lastRenderedPageBreak/>
-        <w:t>3.5.3. Uso de lectores con asociación</w:t>
-      </w:r>
-      <w:bookmarkEnd w:id="68"/>
-    </w:p>
-    <w:p>
-      <w:pPr>
-        <w:pStyle w:val="FirstParagraph"/>
-        <w:rPr>
-          <w:lang w:val="es-AR"/>
-        </w:rPr>
-      </w:pPr>
-      <w:r>
-        <w:rPr>
-          <w:lang w:val="es-AR"/>
-        </w:rPr>
-        <w:t>Para que una lectura pueda interpretarse como el pedido de una tapa, es necesario saber en qué lector se produjo. Esto se resolvió fuera del navegador. El servidor local de la Raspberry Pi accede a los dispositivos de entrada a través de la interfaz de eventos del sistema operativo. Ahí puede identificar los que corresponden a los lectores RFID, que el sistema operativo presenta como teclados con la palabra «RFID» en su nombre, y lanza un hilo de ejecución que escucha a cada uno. De cada dispositivo se obtiene además el puerto USB físico al que está conectado, por ejemplo «usb-0000:01:00.0-1.1.3/input0». Este dato, que es el que identifica a cada lector en el sistema, permanece estable mientras el lector no se cambie de puerto.</w:t>
-      </w:r>
-    </w:p>
-    <w:p>
-      <w:pPr>
-        <w:pStyle w:val="BodyText"/>
-        <w:rPr>
-          <w:lang w:val="es-AR"/>
-        </w:rPr>
-      </w:pPr>
-      <w:r>
-        <w:rPr>
-          <w:lang w:val="es-AR"/>
-        </w:rPr>
         <w:t>El mecanismo completo, que se ilustra en la Fig. 3.5, funciona de la siguiente manera:</w:t>
       </w:r>
     </w:p>
@@ -12047,66 +11988,20 @@
       </w:pPr>
       <w:r>
         <w:rPr>
-          <w:lang w:val="es-AR"/>
-        </w:rPr>
-        <w:t xml:space="preserve">El </w:t>
-      </w:r>
-      <w:r>
-        <w:rPr>
-          <w:i/>
-          <w:iCs/>
-          <w:lang w:val="es-AR"/>
-        </w:rPr>
-        <w:t>frontend</w:t>
-      </w:r>
-      <w:r>
-        <w:rPr>
-          <w:lang w:val="es-AR"/>
-        </w:rPr>
-        <w:t xml:space="preserve"> solicita al </w:t>
-      </w:r>
-      <w:r>
-        <w:rPr>
-          <w:i/>
-          <w:iCs/>
-          <w:lang w:val="es-AR"/>
-        </w:rPr>
-        <w:t>backend</w:t>
-      </w:r>
-      <w:r>
-        <w:rPr>
-          <w:lang w:val="es-AR"/>
-        </w:rPr>
-        <w:t xml:space="preserve"> que agregue un producto indicando la tarjeta y el puerto. El </w:t>
-      </w:r>
-      <w:r>
-        <w:rPr>
-          <w:i/>
-          <w:iCs/>
-          <w:lang w:val="es-AR"/>
-        </w:rPr>
-        <w:t>backend</w:t>
-      </w:r>
-      <w:r>
-        <w:rPr>
-          <w:lang w:val="es-AR"/>
-        </w:rPr>
-        <w:t xml:space="preserve"> busca la tapa asociada a ese par teminal-puerto y agrega al pedido una unidad de la tapa correspondiente.</w:t>
-      </w:r>
-    </w:p>
-    <w:p>
-      <w:pPr>
-        <w:pStyle w:val="CaptionedFigure"/>
-      </w:pPr>
-      <w:r>
-        <w:rPr>
           <w:noProof/>
         </w:rPr>
-        <w:lastRenderedPageBreak/>
         <w:drawing>
-          <wp:inline distT="0" distB="0" distL="0" distR="0" wp14:anchorId="09F49644" wp14:editId="25E7DB94">
-            <wp:extent cx="5627862" cy="4794637"/>
+          <wp:anchor distT="0" distB="0" distL="114300" distR="114300" simplePos="0" relativeHeight="251661312" behindDoc="0" locked="0" layoutInCell="1" allowOverlap="1" wp14:anchorId="09F49644" wp14:editId="512CB32C">
+            <wp:simplePos x="0" y="0"/>
+            <wp:positionH relativeFrom="column">
+              <wp:posOffset>-213995</wp:posOffset>
+            </wp:positionH>
+            <wp:positionV relativeFrom="paragraph">
+              <wp:posOffset>742315</wp:posOffset>
+            </wp:positionV>
+            <wp:extent cx="5835650" cy="5096510"/>
             <wp:effectExtent l="0" t="0" r="0" b="0"/>
+            <wp:wrapTopAndBottom/>
             <wp:docPr id="57" name="Picture" descr="Fig. 3.5: Carga de un pedido de tapas, de forma manual o mediante lectores asociados."/>
             <wp:cNvGraphicFramePr/>
             <a:graphic xmlns:a="http://schemas.openxmlformats.org/drawingml/2006/main">
@@ -12119,7 +12014,13 @@
                     </pic:cNvPicPr>
                   </pic:nvPicPr>
                   <pic:blipFill>
-                    <a:blip r:embed="rId15"/>
+                    <a:blip r:embed="rId15" cstate="print">
+                      <a:extLst>
+                        <a:ext uri="{28A0092B-C50C-407E-A947-70E740481C1C}">
+                          <a14:useLocalDpi xmlns:a14="http://schemas.microsoft.com/office/drawing/2010/main" val="0"/>
+                        </a:ext>
+                      </a:extLst>
+                    </a:blip>
                     <a:stretch>
                       <a:fillRect/>
                     </a:stretch>
@@ -12127,7 +12028,7 @@
                   <pic:spPr bwMode="auto">
                     <a:xfrm>
                       <a:off x="0" y="0"/>
-                      <a:ext cx="5639624" cy="4804658"/>
+                      <a:ext cx="5835650" cy="5096510"/>
                     </a:xfrm>
                     <a:prstGeom prst="rect">
                       <a:avLst/>
@@ -12142,9 +12043,83 @@
                 </pic:pic>
               </a:graphicData>
             </a:graphic>
-          </wp:inline>
+            <wp14:sizeRelH relativeFrom="page">
+              <wp14:pctWidth>0</wp14:pctWidth>
+            </wp14:sizeRelH>
+            <wp14:sizeRelV relativeFrom="page">
+              <wp14:pctHeight>0</wp14:pctHeight>
+            </wp14:sizeRelV>
+          </wp:anchor>
         </w:drawing>
       </w:r>
+      <w:r>
+        <w:rPr>
+          <w:lang w:val="es-AR"/>
+        </w:rPr>
+        <w:t xml:space="preserve">El </w:t>
+      </w:r>
+      <w:r>
+        <w:rPr>
+          <w:i/>
+          <w:iCs/>
+          <w:lang w:val="es-AR"/>
+        </w:rPr>
+        <w:t>frontend</w:t>
+      </w:r>
+      <w:r>
+        <w:rPr>
+          <w:lang w:val="es-AR"/>
+        </w:rPr>
+        <w:t xml:space="preserve"> solicita al </w:t>
+      </w:r>
+      <w:r>
+        <w:rPr>
+          <w:i/>
+          <w:iCs/>
+          <w:lang w:val="es-AR"/>
+        </w:rPr>
+        <w:t>backend</w:t>
+      </w:r>
+      <w:r>
+        <w:rPr>
+          <w:lang w:val="es-AR"/>
+        </w:rPr>
+        <w:t xml:space="preserve"> que agregue un producto indicando la tarjeta y el puerto. El </w:t>
+      </w:r>
+      <w:r>
+        <w:rPr>
+          <w:i/>
+          <w:iCs/>
+          <w:lang w:val="es-AR"/>
+        </w:rPr>
+        <w:t>backend</w:t>
+      </w:r>
+      <w:r>
+        <w:rPr>
+          <w:lang w:val="es-AR"/>
+        </w:rPr>
+        <w:t xml:space="preserve"> busca la tapa asociada a ese par te</w:t>
+      </w:r>
+      <w:r>
+        <w:rPr>
+          <w:lang w:val="es-AR"/>
+        </w:rPr>
+        <w:t>r</w:t>
+      </w:r>
+      <w:r>
+        <w:rPr>
+          <w:lang w:val="es-AR"/>
+        </w:rPr>
+        <w:t>minal-puerto y agrega al pedido una unidad de la tapa correspondiente.</w:t>
+      </w:r>
+    </w:p>
+    <w:p>
+      <w:pPr>
+        <w:pStyle w:val="CaptionedFigure"/>
+        <w:rPr>
+          <w:lang w:val="es-AR"/>
+        </w:rPr>
+      </w:pPr>
     </w:p>
     <w:p>
       <w:pPr>
@@ -12268,17 +12243,16 @@
           <w:lang w:val="es-AR"/>
         </w:rPr>
       </w:pPr>
-      <w:bookmarkStart w:id="70" w:name="_Toc242431183"/>
-      <w:bookmarkStart w:id="71" w:name="display-del-cliente"/>
-      <w:bookmarkEnd w:id="69"/>
-      <w:r>
-        <w:rPr>
-          <w:lang w:val="es-AR"/>
-        </w:rPr>
-        <w:lastRenderedPageBreak/>
+      <w:bookmarkStart w:id="70" w:name="display-del-cliente"/>
+      <w:bookmarkStart w:id="71" w:name="_Toc242435388"/>
+      <w:bookmarkEnd w:id="68"/>
+      <w:r>
+        <w:rPr>
+          <w:lang w:val="es-AR"/>
+        </w:rPr>
         <w:t>3.5.4. Display del cliente</w:t>
       </w:r>
-      <w:bookmarkEnd w:id="70"/>
+      <w:bookmarkEnd w:id="71"/>
     </w:p>
     <w:p>
       <w:pPr>
@@ -12357,17 +12331,17 @@
           <w:lang w:val="es-AR"/>
         </w:rPr>
       </w:pPr>
-      <w:bookmarkStart w:id="72" w:name="_Toc242431184"/>
-      <w:bookmarkStart w:id="73" w:name="desarrollo-del-backend"/>
-      <w:bookmarkEnd w:id="63"/>
-      <w:bookmarkEnd w:id="71"/>
+      <w:bookmarkStart w:id="72" w:name="desarrollo-del-backend"/>
+      <w:bookmarkStart w:id="73" w:name="_Toc242435389"/>
+      <w:bookmarkEnd w:id="62"/>
+      <w:bookmarkEnd w:id="70"/>
       <w:r>
         <w:rPr>
           <w:lang w:val="es-AR"/>
         </w:rPr>
         <w:t>3.6. Desarrollo del backend</w:t>
       </w:r>
-      <w:bookmarkEnd w:id="72"/>
+      <w:bookmarkEnd w:id="73"/>
     </w:p>
     <w:p>
       <w:pPr>
@@ -12376,15 +12350,15 @@
           <w:lang w:val="es-AR"/>
         </w:rPr>
       </w:pPr>
-      <w:bookmarkStart w:id="74" w:name="_Toc242431185"/>
-      <w:bookmarkStart w:id="75" w:name="diseño-de-la-base-de-datos"/>
+      <w:bookmarkStart w:id="74" w:name="diseño-de-la-base-de-datos"/>
+      <w:bookmarkStart w:id="75" w:name="_Toc242435390"/>
       <w:r>
         <w:rPr>
           <w:lang w:val="es-AR"/>
         </w:rPr>
         <w:t>3.6.1. Diseño de la base de datos</w:t>
       </w:r>
-      <w:bookmarkEnd w:id="74"/>
+      <w:bookmarkEnd w:id="75"/>
     </w:p>
     <w:p>
       <w:pPr>
@@ -12408,10 +12382,19 @@
         <w:rPr>
           <w:noProof/>
         </w:rPr>
+        <w:lastRenderedPageBreak/>
         <w:drawing>
-          <wp:inline distT="0" distB="0" distL="0" distR="0" wp14:anchorId="088DAA01" wp14:editId="38A544DF">
-            <wp:extent cx="5883966" cy="3418840"/>
+          <wp:anchor distT="0" distB="0" distL="114300" distR="114300" simplePos="0" relativeHeight="251663360" behindDoc="0" locked="0" layoutInCell="1" allowOverlap="1" wp14:anchorId="088DAA01" wp14:editId="3AE28E07">
+            <wp:simplePos x="0" y="0"/>
+            <wp:positionH relativeFrom="column">
+              <wp:posOffset>-483870</wp:posOffset>
+            </wp:positionH>
+            <wp:positionV relativeFrom="paragraph">
+              <wp:posOffset>-1905</wp:posOffset>
+            </wp:positionV>
+            <wp:extent cx="6424295" cy="3776345"/>
             <wp:effectExtent l="0" t="0" r="0" b="0"/>
+            <wp:wrapTopAndBottom/>
             <wp:docPr id="66" name="Picture" descr="Fig. 3.7: Modelo lógico de la base de datos, elaborado con la herramienta CASER."/>
             <wp:cNvGraphicFramePr/>
             <a:graphic xmlns:a="http://schemas.openxmlformats.org/drawingml/2006/main">
@@ -12424,7 +12407,13 @@
                     </pic:cNvPicPr>
                   </pic:nvPicPr>
                   <pic:blipFill rotWithShape="1">
-                    <a:blip r:embed="rId17"/>
+                    <a:blip r:embed="rId17" cstate="print">
+                      <a:extLst>
+                        <a:ext uri="{28A0092B-C50C-407E-A947-70E740481C1C}">
+                          <a14:useLocalDpi xmlns:a14="http://schemas.microsoft.com/office/drawing/2010/main" val="0"/>
+                        </a:ext>
+                      </a:extLst>
+                    </a:blip>
                     <a:srcRect r="3475" b="25050"/>
                     <a:stretch>
                       <a:fillRect/>
@@ -12433,7 +12422,7 @@
                   <pic:spPr bwMode="auto">
                     <a:xfrm>
                       <a:off x="0" y="0"/>
-                      <a:ext cx="5908892" cy="3433323"/>
+                      <a:ext cx="6424295" cy="3776345"/>
                     </a:xfrm>
                     <a:prstGeom prst="rect">
                       <a:avLst/>
@@ -12451,7 +12440,13 @@
                 </pic:pic>
               </a:graphicData>
             </a:graphic>
-          </wp:inline>
+            <wp14:sizeRelH relativeFrom="margin">
+              <wp14:pctWidth>0</wp14:pctWidth>
+            </wp14:sizeRelH>
+            <wp14:sizeRelV relativeFrom="margin">
+              <wp14:pctHeight>0</wp14:pctHeight>
+            </wp14:sizeRelV>
+          </wp:anchor>
         </w:drawing>
       </w:r>
     </w:p>
@@ -12534,7 +12529,6 @@
         <w:rPr>
           <w:lang w:val="es-AR"/>
         </w:rPr>
-        <w:lastRenderedPageBreak/>
         <w:t>Gestión de pedidos: turno, orden de compra, pedido, renglón y configuración.</w:t>
       </w:r>
     </w:p>
@@ -12573,6 +12567,7 @@
           <w:ilvl w:val="0"/>
           <w:numId w:val="19"/>
         </w:numPr>
+        <w:spacing w:after="0"/>
         <w:rPr>
           <w:lang w:val="es-AR"/>
         </w:rPr>
@@ -12591,6 +12586,7 @@
           <w:ilvl w:val="0"/>
           <w:numId w:val="19"/>
         </w:numPr>
+        <w:spacing w:after="0"/>
         <w:rPr>
           <w:lang w:val="es-AR"/>
         </w:rPr>
@@ -12609,8 +12605,10 @@
           <w:ilvl w:val="0"/>
           <w:numId w:val="19"/>
         </w:numPr>
-      </w:pPr>
-      <w:r>
+        <w:spacing w:after="0"/>
+      </w:pPr>
+      <w:r>
+        <w:lastRenderedPageBreak/>
         <w:t>Menú (ID_MENÚ)</w:t>
       </w:r>
     </w:p>
@@ -12621,6 +12619,7 @@
           <w:ilvl w:val="0"/>
           <w:numId w:val="19"/>
         </w:numPr>
+        <w:spacing w:after="0"/>
         <w:rPr>
           <w:lang w:val="es-AR"/>
         </w:rPr>
@@ -12639,6 +12638,7 @@
           <w:ilvl w:val="0"/>
           <w:numId w:val="19"/>
         </w:numPr>
+        <w:spacing w:after="0"/>
       </w:pPr>
       <w:r>
         <w:t>Tapa (ID_PRODUCTO, foto)</w:t>
@@ -12651,6 +12651,7 @@
           <w:ilvl w:val="0"/>
           <w:numId w:val="19"/>
         </w:numPr>
+        <w:spacing w:after="0"/>
         <w:rPr>
           <w:lang w:val="es-AR"/>
         </w:rPr>
@@ -12669,6 +12670,7 @@
           <w:ilvl w:val="0"/>
           <w:numId w:val="19"/>
         </w:numPr>
+        <w:spacing w:after="0"/>
         <w:rPr>
           <w:lang w:val="es-AR"/>
         </w:rPr>
@@ -12687,6 +12689,7 @@
           <w:ilvl w:val="0"/>
           <w:numId w:val="19"/>
         </w:numPr>
+        <w:spacing w:after="0"/>
         <w:rPr>
           <w:lang w:val="es-AR"/>
         </w:rPr>
@@ -12705,6 +12708,7 @@
           <w:ilvl w:val="0"/>
           <w:numId w:val="19"/>
         </w:numPr>
+        <w:spacing w:after="0"/>
         <w:rPr>
           <w:lang w:val="es-AR"/>
         </w:rPr>
@@ -12723,15 +12727,28 @@
           <w:ilvl w:val="0"/>
           <w:numId w:val="19"/>
         </w:numPr>
-        <w:rPr>
-          <w:lang w:val="es-AR"/>
-        </w:rPr>
-      </w:pPr>
-      <w:r>
-        <w:rPr>
-          <w:lang w:val="es-AR"/>
-        </w:rPr>
-        <w:t>Cliente_opera_con_tarjeta (ID_CLIENTE_OPERA_CON_TARJETA, id_cliente, rfid)</w:t>
+        <w:spacing w:after="0"/>
+        <w:rPr>
+          <w:lang w:val="es-AR"/>
+        </w:rPr>
+      </w:pPr>
+      <w:r>
+        <w:rPr>
+          <w:lang w:val="es-AR"/>
+        </w:rPr>
+        <w:t>Cliente_opera_con_tarjeta</w:t>
+      </w:r>
+      <w:r>
+        <w:rPr>
+          <w:lang w:val="es-AR"/>
+        </w:rPr>
+        <w:t xml:space="preserve"> </w:t>
+      </w:r>
+      <w:r>
+        <w:rPr>
+          <w:lang w:val="es-AR"/>
+        </w:rPr>
+        <w:t>(ID_CLIENTE_OPERA_CON_TARJETA, id_cliente, rfid)</w:t>
       </w:r>
     </w:p>
     <w:p>
@@ -12741,6 +12758,7 @@
           <w:ilvl w:val="0"/>
           <w:numId w:val="19"/>
         </w:numPr>
+        <w:spacing w:after="0"/>
         <w:rPr>
           <w:lang w:val="es-AR"/>
         </w:rPr>
@@ -12759,6 +12777,7 @@
           <w:ilvl w:val="0"/>
           <w:numId w:val="19"/>
         </w:numPr>
+        <w:spacing w:after="0"/>
         <w:rPr>
           <w:lang w:val="es-AR"/>
         </w:rPr>
@@ -12777,6 +12796,7 @@
           <w:ilvl w:val="0"/>
           <w:numId w:val="19"/>
         </w:numPr>
+        <w:spacing w:after="0"/>
         <w:rPr>
           <w:lang w:val="es-AR"/>
         </w:rPr>
@@ -12795,6 +12815,7 @@
           <w:ilvl w:val="0"/>
           <w:numId w:val="19"/>
         </w:numPr>
+        <w:spacing w:after="0"/>
         <w:rPr>
           <w:lang w:val="es-AR"/>
         </w:rPr>
@@ -12813,6 +12834,7 @@
           <w:ilvl w:val="0"/>
           <w:numId w:val="19"/>
         </w:numPr>
+        <w:spacing w:after="0"/>
         <w:rPr>
           <w:lang w:val="es-AR"/>
         </w:rPr>
@@ -12831,6 +12853,7 @@
           <w:ilvl w:val="0"/>
           <w:numId w:val="19"/>
         </w:numPr>
+        <w:spacing w:after="0"/>
         <w:rPr>
           <w:lang w:val="es-AR"/>
         </w:rPr>
@@ -12849,6 +12872,7 @@
           <w:ilvl w:val="0"/>
           <w:numId w:val="19"/>
         </w:numPr>
+        <w:spacing w:after="0"/>
         <w:rPr>
           <w:lang w:val="es-AR"/>
         </w:rPr>
@@ -12862,6 +12886,14 @@
     </w:p>
     <w:p>
       <w:pPr>
+        <w:pStyle w:val="Compact"/>
+        <w:rPr>
+          <w:lang w:val="es-AR"/>
+        </w:rPr>
+      </w:pPr>
+    </w:p>
+    <w:p>
+      <w:pPr>
         <w:pStyle w:val="FirstParagraph"/>
         <w:rPr>
           <w:lang w:val="es-AR"/>
@@ -12871,14 +12903,7 @@
         <w:rPr>
           <w:lang w:val="es-AR"/>
         </w:rPr>
-        <w:t xml:space="preserve">El modelo físico se implementó en PostgreSQL. Las tablas no se crearon con sentencias escritas a mano, sino a partir de clases definidas con el mapeador ORM SQLAlchemy, y cada modificación del esquema se registró como una migración con la herramienta </w:t>
-      </w:r>
-      <w:r>
-        <w:rPr>
-          <w:lang w:val="es-AR"/>
-        </w:rPr>
-        <w:lastRenderedPageBreak/>
-        <w:t xml:space="preserve">Alembic. Al iniciar, el </w:t>
+        <w:t xml:space="preserve">El modelo físico se implementó en PostgreSQL. Las tablas no se crearon con sentencias escritas a mano, sino a partir de clases definidas con el mapeador ORM SQLAlchemy, y cada modificación del esquema se registró como una migración con la herramienta Alembic. Al iniciar, el </w:t>
       </w:r>
       <w:r>
         <w:rPr>
@@ -12908,6 +12933,14 @@
         </w:rPr>
         <w:t>El esquema implementado mantiene la estructura del modelo original, con las diferencias que resume la Tabla 3.2, surgidas durante el desarrollo.</w:t>
       </w:r>
+    </w:p>
+    <w:p>
+      <w:pPr>
+        <w:pStyle w:val="BodyText"/>
+        <w:rPr>
+          <w:lang w:val="es-AR"/>
+        </w:rPr>
+      </w:pPr>
     </w:p>
     <w:p>
       <w:pPr>
@@ -13236,7 +13269,21 @@
                 <w:sz w:val="20"/>
                 <w:lang w:val="es-AR"/>
               </w:rPr>
-              <w:t>Conservar el dato histórico luego de devuelta/reutilizacion de la tarjeta</w:t>
+              <w:t>Conservar el dato histórico luego de dev</w:t>
+            </w:r>
+            <w:r>
+              <w:rPr>
+                <w:sz w:val="20"/>
+                <w:lang w:val="es-AR"/>
+              </w:rPr>
+              <w:t xml:space="preserve">olución o </w:t>
+            </w:r>
+            <w:r>
+              <w:rPr>
+                <w:sz w:val="20"/>
+                <w:lang w:val="es-AR"/>
+              </w:rPr>
+              <w:t>reutilizacion de la tarjeta</w:t>
             </w:r>
           </w:p>
         </w:tc>
@@ -13357,7 +13404,15 @@
                 <w:sz w:val="20"/>
                 <w:lang w:val="es-AR"/>
               </w:rPr>
-              <w:t>Se agregaron el monto cargado, los montos cobrados por medio de pago, el monto imputado a Fudo, el monto máximo de pedido y los comentarios</w:t>
+              <w:t xml:space="preserve">Se agregaron el monto cargado, los montos cobrados por medio de pago, el monto imputado a Fudo, el monto </w:t>
+            </w:r>
+            <w:r>
+              <w:rPr>
+                <w:sz w:val="20"/>
+                <w:lang w:val="es-AR"/>
+              </w:rPr>
+              <w:lastRenderedPageBreak/>
+              <w:t>máximo de pedido y los comentarios</w:t>
             </w:r>
           </w:p>
         </w:tc>
@@ -13380,6 +13435,7 @@
                 <w:sz w:val="20"/>
                 <w:lang w:val="es-AR"/>
               </w:rPr>
+              <w:lastRenderedPageBreak/>
               <w:t>Cobro con desglose, cierre de caja y exportación</w:t>
             </w:r>
           </w:p>
@@ -13677,16 +13733,16 @@
           <w:lang w:val="es-AR"/>
         </w:rPr>
       </w:pPr>
-      <w:bookmarkStart w:id="76" w:name="_Toc242431186"/>
-      <w:bookmarkStart w:id="77" w:name="organización-en-capas"/>
-      <w:bookmarkEnd w:id="75"/>
+      <w:bookmarkStart w:id="76" w:name="organización-en-capas"/>
+      <w:bookmarkStart w:id="77" w:name="_Toc242435391"/>
+      <w:bookmarkEnd w:id="74"/>
       <w:r>
         <w:rPr>
           <w:lang w:val="es-AR"/>
         </w:rPr>
         <w:t>3.6.2. Organización en capas</w:t>
       </w:r>
-      <w:bookmarkEnd w:id="76"/>
+      <w:bookmarkEnd w:id="77"/>
     </w:p>
     <w:p>
       <w:pPr>
@@ -13724,7 +13780,6 @@
         <w:rPr>
           <w:noProof/>
         </w:rPr>
-        <w:lastRenderedPageBreak/>
         <w:drawing>
           <wp:inline distT="0" distB="0" distL="0" distR="0" wp14:anchorId="7CA1C391" wp14:editId="64D879C0">
             <wp:extent cx="4679999" cy="2680255"/>
@@ -13859,7 +13914,26 @@
         <w:rPr>
           <w:lang w:val="es-AR"/>
         </w:rPr>
-        <w:t>La baja lógica se resolvió con una segunda clase base, que hereda de la genérica y es utilizada por las entidades que poseen el indicador de registro activo. Esta clase implementa una sola vez los pasos comunes de tres operaciones: crear un registro, desactivarlo y reactivarlo. Lo que cambia de una entidad a otra, es decir, qué se verifica antes de cada operación y qué valores toma el registro después, queda en métodos que cada subclase redefine. Así, por ejemplo, la clase de tarjetas verifica que el rol exista y que la tarjeta no esté dada de alta antes de crearla, e impide desactivarla mientras esté entregada o presente en el salón. Si se da de alta una tarjeta que había sido dada de baja, el registro existente se reactiva en lugar de duplicarse o crease uno nuevo.</w:t>
+        <w:t xml:space="preserve">La baja lógica se resolvió con una segunda clase base, que hereda de la genérica y es utilizada por las entidades que poseen el indicador de registro activo. Esta clase implementa una sola vez los pasos comunes de tres operaciones: crear un registro, desactivarlo y reactivarlo. Lo que cambia de una entidad a otra, es decir, qué se verifica antes de cada operación y qué valores toma el registro después, queda en métodos que cada subclase redefine. Así, por ejemplo, la clase de tarjetas verifica que el rol exista y que la tarjeta no esté dada de alta antes de crearla, e impide desactivarla mientras esté </w:t>
+      </w:r>
+      <w:r>
+        <w:rPr>
+          <w:lang w:val="es-AR"/>
+        </w:rPr>
+        <w:lastRenderedPageBreak/>
+        <w:t>entregada o presente en el salón. Si se da de alta una tarjeta que había sido dada de baja, el registro existente se reactiva en lugar de duplicarse o crea</w:t>
+      </w:r>
+      <w:r>
+        <w:rPr>
+          <w:lang w:val="es-AR"/>
+        </w:rPr>
+        <w:t>r</w:t>
+      </w:r>
+      <w:r>
+        <w:rPr>
+          <w:lang w:val="es-AR"/>
+        </w:rPr>
+        <w:t>se uno nuevo.</w:t>
       </w:r>
     </w:p>
     <w:p>
@@ -13889,6 +13963,14 @@
         </w:rPr>
         <w:t>.</w:t>
       </w:r>
+    </w:p>
+    <w:p>
+      <w:pPr>
+        <w:pStyle w:val="BodyText"/>
+        <w:rPr>
+          <w:lang w:val="es-AR"/>
+        </w:rPr>
+      </w:pPr>
     </w:p>
     <w:p>
       <w:pPr>
@@ -14319,7 +14401,6 @@
               <w:rPr>
                 <w:sz w:val="20"/>
               </w:rPr>
-              <w:lastRenderedPageBreak/>
               <w:t>Pedidos</w:t>
             </w:r>
           </w:p>
@@ -14548,16 +14629,16 @@
           <w:lang w:val="es-AR"/>
         </w:rPr>
       </w:pPr>
-      <w:bookmarkStart w:id="78" w:name="_Toc242431187"/>
-      <w:bookmarkStart w:id="79" w:name="lógica-de-pedidos-y-montos-máximos"/>
-      <w:bookmarkEnd w:id="77"/>
+      <w:bookmarkStart w:id="78" w:name="lógica-de-pedidos-y-montos-máximos"/>
+      <w:bookmarkStart w:id="79" w:name="_Toc242435392"/>
+      <w:bookmarkEnd w:id="76"/>
       <w:r>
         <w:rPr>
           <w:lang w:val="es-AR"/>
         </w:rPr>
         <w:t>3.6.3. Lógica de pedidos y montos máximos</w:t>
       </w:r>
-      <w:bookmarkEnd w:id="78"/>
+      <w:bookmarkEnd w:id="79"/>
     </w:p>
     <w:p>
       <w:pPr>
@@ -14608,16 +14689,16 @@
           <w:lang w:val="es-AR"/>
         </w:rPr>
       </w:pPr>
-      <w:bookmarkStart w:id="80" w:name="_Toc242431188"/>
-      <w:bookmarkStart w:id="81" w:name="integración-con-vitte"/>
-      <w:bookmarkEnd w:id="79"/>
+      <w:bookmarkStart w:id="80" w:name="integración-con-vitte"/>
+      <w:bookmarkStart w:id="81" w:name="_Toc242435393"/>
+      <w:bookmarkEnd w:id="78"/>
       <w:r>
         <w:rPr>
           <w:lang w:val="es-AR"/>
         </w:rPr>
         <w:t>3.6.4. Integración con Vitte</w:t>
       </w:r>
-      <w:bookmarkEnd w:id="80"/>
+      <w:bookmarkEnd w:id="81"/>
     </w:p>
     <w:p>
       <w:pPr>
@@ -14700,6 +14781,7 @@
         <w:rPr>
           <w:lang w:val="es-AR"/>
         </w:rPr>
+        <w:lastRenderedPageBreak/>
         <w:t>El ciclo de vida de un cliente en Vitte acompaña al de su orden, como muestran la Fig. 3.9 y la Fig. 3.10:</w:t>
       </w:r>
     </w:p>
@@ -14782,7 +14864,6 @@
         <w:rPr>
           <w:lang w:val="es-AR"/>
         </w:rPr>
-        <w:lastRenderedPageBreak/>
         <w:t xml:space="preserve">En la salida, luego del cobro, el </w:t>
       </w:r>
       <w:r>
@@ -14889,10 +14970,19 @@
         <w:rPr>
           <w:noProof/>
         </w:rPr>
+        <w:lastRenderedPageBreak/>
         <w:drawing>
-          <wp:inline distT="0" distB="0" distL="0" distR="0" wp14:anchorId="111C6599" wp14:editId="097259DB">
-            <wp:extent cx="5219999" cy="3761862"/>
+          <wp:anchor distT="0" distB="0" distL="114300" distR="114300" simplePos="0" relativeHeight="251665408" behindDoc="0" locked="0" layoutInCell="1" allowOverlap="1" wp14:anchorId="111C6599" wp14:editId="206F83BA">
+            <wp:simplePos x="0" y="0"/>
+            <wp:positionH relativeFrom="column">
+              <wp:posOffset>-253807</wp:posOffset>
+            </wp:positionH>
+            <wp:positionV relativeFrom="paragraph">
+              <wp:posOffset>-1270</wp:posOffset>
+            </wp:positionV>
+            <wp:extent cx="5987332" cy="4381169"/>
             <wp:effectExtent l="0" t="0" r="0" b="0"/>
+            <wp:wrapTopAndBottom/>
             <wp:docPr id="78" name="Picture" descr="Fig. 3.10: Salida de un cliente, con cobro en caja o imputación a una mesa de Fudo."/>
             <wp:cNvGraphicFramePr/>
             <a:graphic xmlns:a="http://schemas.openxmlformats.org/drawingml/2006/main">
@@ -14905,7 +14995,13 @@
                     </pic:cNvPicPr>
                   </pic:nvPicPr>
                   <pic:blipFill>
-                    <a:blip r:embed="rId20"/>
+                    <a:blip r:embed="rId20" cstate="print">
+                      <a:extLst>
+                        <a:ext uri="{28A0092B-C50C-407E-A947-70E740481C1C}">
+                          <a14:useLocalDpi xmlns:a14="http://schemas.microsoft.com/office/drawing/2010/main" val="0"/>
+                        </a:ext>
+                      </a:extLst>
+                    </a:blip>
                     <a:stretch>
                       <a:fillRect/>
                     </a:stretch>
@@ -14913,7 +15009,262 @@
                   <pic:spPr bwMode="auto">
                     <a:xfrm>
                       <a:off x="0" y="0"/>
-                      <a:ext cx="5219999" cy="3761862"/>
+                      <a:ext cx="5987332" cy="4381169"/>
+                    </a:xfrm>
+                    <a:prstGeom prst="rect">
+                      <a:avLst/>
+                    </a:prstGeom>
+                    <a:noFill/>
+                    <a:ln w="9525">
+                      <a:noFill/>
+                      <a:headEnd/>
+                      <a:tailEnd/>
+                    </a:ln>
+                  </pic:spPr>
+                </pic:pic>
+              </a:graphicData>
+            </a:graphic>
+          </wp:anchor>
+        </w:drawing>
+      </w:r>
+    </w:p>
+    <w:p>
+      <w:pPr>
+        <w:pStyle w:val="ImageCaption"/>
+        <w:rPr>
+          <w:lang w:val="es-AR"/>
+        </w:rPr>
+      </w:pPr>
+      <w:r>
+        <w:rPr>
+          <w:lang w:val="es-AR"/>
+        </w:rPr>
+        <w:t>Fig. 3.10: Salida de un cliente, con cobro en caja o imputación a una mesa de Fudo.</w:t>
+      </w:r>
+    </w:p>
+    <w:p>
+      <w:pPr>
+        <w:pStyle w:val="BodyText"/>
+        <w:rPr>
+          <w:lang w:val="es-AR"/>
+        </w:rPr>
+      </w:pPr>
+    </w:p>
+    <w:p>
+      <w:pPr>
+        <w:pStyle w:val="BodyText"/>
+        <w:rPr>
+          <w:lang w:val="es-AR"/>
+        </w:rPr>
+      </w:pPr>
+      <w:r>
+        <w:rPr>
+          <w:lang w:val="es-AR"/>
+        </w:rPr>
+        <w:t>Las tarjetas se identifican en el sistema por su número entero. Vitte, en cambio, espera el número tal como lo entrega el lector, incluidos los ceros iniciales. Por ese motivo, cada tarjeta conserva también su identificador sin procesar, que es el que se utiliza en todas las operaciones con Vitte.</w:t>
+      </w:r>
+    </w:p>
+    <w:p>
+      <w:pPr>
+        <w:pStyle w:val="BodyText"/>
+        <w:rPr>
+          <w:lang w:val="es-AR"/>
+        </w:rPr>
+      </w:pPr>
+      <w:r>
+        <w:rPr>
+          <w:lang w:val="es-AR"/>
+        </w:rPr>
+        <w:t xml:space="preserve">El menú de vinos no se carga a mano. El </w:t>
+      </w:r>
+      <w:r>
+        <w:rPr>
+          <w:i/>
+          <w:iCs/>
+          <w:lang w:val="es-AR"/>
+        </w:rPr>
+        <w:t>backend</w:t>
+      </w:r>
+      <w:r>
+        <w:rPr>
+          <w:lang w:val="es-AR"/>
+        </w:rPr>
+        <w:t xml:space="preserve"> recorre las máquinas, los módulos y las posiciones del local, y por cada pico con un vino asignado mantiene tres productos, uno por cada medida, con su volumen y su precio. Si en Vitte cambia el nombre o el precio de un vino, el producto correspondiente se actualiza.</w:t>
+      </w:r>
+    </w:p>
+    <w:p>
+      <w:pPr>
+        <w:pStyle w:val="Heading4"/>
+        <w:rPr>
+          <w:lang w:val="es-AR"/>
+        </w:rPr>
+      </w:pPr>
+      <w:bookmarkStart w:id="82" w:name="tolerancia-a-fallas"/>
+      <w:r>
+        <w:rPr>
+          <w:lang w:val="es-AR"/>
+        </w:rPr>
+        <w:t>Tolerancia a fallas</w:t>
+      </w:r>
+    </w:p>
+    <w:p>
+      <w:pPr>
+        <w:pStyle w:val="FirstParagraph"/>
+        <w:rPr>
+          <w:lang w:val="es-AR"/>
+        </w:rPr>
+      </w:pPr>
+      <w:r>
+        <w:rPr>
+          <w:lang w:val="es-AR"/>
+        </w:rPr>
+        <w:t xml:space="preserve">En la primera versión, cada consulta de una orden desencadenaba una sincronización completa con Vitte. Con el sistema en uso se observó que esto generaba dos inconvenientes: una demora perceptible en cada consulta y, cuando Vitte o la conexión a Internet fallaban, se bloqueaban operaciones que no dependían del vino. Para atenderlos, se incorporó un servicio entre el </w:t>
+      </w:r>
+      <w:r>
+        <w:rPr>
+          <w:i/>
+          <w:iCs/>
+          <w:lang w:val="es-AR"/>
+        </w:rPr>
+        <w:t>backend</w:t>
+      </w:r>
+      <w:r>
+        <w:rPr>
+          <w:lang w:val="es-AR"/>
+        </w:rPr>
+        <w:t xml:space="preserve"> y el cliente de Vitte que aplica las siguientes medidas:</w:t>
+      </w:r>
+    </w:p>
+    <w:p>
+      <w:pPr>
+        <w:pStyle w:val="Compact"/>
+        <w:numPr>
+          <w:ilvl w:val="0"/>
+          <w:numId w:val="22"/>
+        </w:numPr>
+        <w:rPr>
+          <w:lang w:val="es-AR"/>
+        </w:rPr>
+      </w:pPr>
+      <w:r>
+        <w:rPr>
+          <w:lang w:val="es-AR"/>
+        </w:rPr>
+        <w:t>Tiempos máximos de espera en todas las peticiones, de dos segundos para establecer la conexión y cinco para recibir la respuesta.</w:t>
+      </w:r>
+    </w:p>
+    <w:p>
+      <w:pPr>
+        <w:pStyle w:val="Compact"/>
+        <w:numPr>
+          <w:ilvl w:val="0"/>
+          <w:numId w:val="22"/>
+        </w:numPr>
+        <w:rPr>
+          <w:lang w:val="es-AR"/>
+        </w:rPr>
+      </w:pPr>
+      <w:r>
+        <w:rPr>
+          <w:lang w:val="es-AR"/>
+        </w:rPr>
+        <w:t>Memoria temporal (caché) del estado de la conexión, que se reutiliza durante quince segundos.</w:t>
+      </w:r>
+    </w:p>
+    <w:p>
+      <w:pPr>
+        <w:pStyle w:val="Compact"/>
+        <w:numPr>
+          <w:ilvl w:val="0"/>
+          <w:numId w:val="22"/>
+        </w:numPr>
+        <w:rPr>
+          <w:lang w:val="es-AR"/>
+        </w:rPr>
+      </w:pPr>
+      <w:r>
+        <w:rPr>
+          <w:lang w:val="es-AR"/>
+        </w:rPr>
+        <w:lastRenderedPageBreak/>
+        <w:t>Limitación de la frecuencia de sincronización: el catálogo de vinos se sincroniza como máximo una vez cada treinta minutos, y los consumos de una misma tarjeta, una vez cada diez segundos.</w:t>
+      </w:r>
+    </w:p>
+    <w:p>
+      <w:pPr>
+        <w:pStyle w:val="Compact"/>
+        <w:numPr>
+          <w:ilvl w:val="0"/>
+          <w:numId w:val="22"/>
+        </w:numPr>
+        <w:rPr>
+          <w:lang w:val="es-AR"/>
+        </w:rPr>
+      </w:pPr>
+      <w:r>
+        <w:rPr>
+          <w:lang w:val="es-AR"/>
+        </w:rPr>
+        <w:t>Exclusión mutua: si ya hay una sincronización en curso para una tarjeta, o del catálogo, las peticiones concurrentes no inician otra.</w:t>
+      </w:r>
+    </w:p>
+    <w:p>
+      <w:pPr>
+        <w:pStyle w:val="Compact"/>
+        <w:numPr>
+          <w:ilvl w:val="0"/>
+          <w:numId w:val="22"/>
+        </w:numPr>
+        <w:rPr>
+          <w:lang w:val="es-AR"/>
+        </w:rPr>
+      </w:pPr>
+      <w:r>
+        <w:rPr>
+          <w:lang w:val="es-AR"/>
+        </w:rPr>
+        <w:t>Cortacircuitos: luego de tres fallas consecutivas, el servicio considera a Vitte fuera de línea y durante treinta segundos no realiza nuevos intentos, como muestra la Fig. 3.11.</w:t>
+      </w:r>
+    </w:p>
+    <w:p>
+      <w:pPr>
+        <w:pStyle w:val="CaptionedFigure"/>
+      </w:pPr>
+      <w:r>
+        <w:rPr>
+          <w:noProof/>
+        </w:rPr>
+        <w:drawing>
+          <wp:inline distT="0" distB="0" distL="0" distR="0" wp14:anchorId="02EDCDAD" wp14:editId="0B4D610C">
+            <wp:extent cx="5333998" cy="1170214"/>
+            <wp:effectExtent l="0" t="0" r="0" b="0"/>
+            <wp:docPr id="81" name="Picture"/>
+            <wp:cNvGraphicFramePr/>
+            <a:graphic xmlns:a="http://schemas.openxmlformats.org/drawingml/2006/main">
+              <a:graphicData uri="http://schemas.openxmlformats.org/drawingml/2006/picture">
+                <pic:pic xmlns:pic="http://schemas.openxmlformats.org/drawingml/2006/picture">
+                  <pic:nvPicPr>
+                    <pic:cNvPr id="81" name="Picture"/>
+                    <pic:cNvPicPr>
+                      <a:picLocks noChangeAspect="1" noChangeArrowheads="1"/>
+                    </pic:cNvPicPr>
+                  </pic:nvPicPr>
+                  <pic:blipFill>
+                    <a:blip r:embed="rId21" cstate="print">
+                      <a:extLst>
+                        <a:ext uri="{28A0092B-C50C-407E-A947-70E740481C1C}">
+                          <a14:useLocalDpi xmlns:a14="http://schemas.microsoft.com/office/drawing/2010/main" val="0"/>
+                        </a:ext>
+                      </a:extLst>
+                    </a:blip>
+                    <a:stretch>
+                      <a:fillRect/>
+                    </a:stretch>
+                  </pic:blipFill>
+                  <pic:spPr bwMode="auto">
+                    <a:xfrm>
+                      <a:off x="0" y="0"/>
+                      <a:ext cx="5333998" cy="1170214"/>
                     </a:xfrm>
                     <a:prstGeom prst="rect">
                       <a:avLst/>
@@ -14943,7 +15294,7 @@
         <w:rPr>
           <w:lang w:val="es-AR"/>
         </w:rPr>
-        <w:t>Fig. 3.10: Salida de un cliente, con cobro en caja o imputación a una mesa de Fudo.</w:t>
+        <w:t>Fig. 3.11: Estados de la conexión con Vitte.</w:t>
       </w:r>
     </w:p>
     <w:p>
@@ -14953,40 +15304,11 @@
           <w:lang w:val="es-AR"/>
         </w:rPr>
       </w:pPr>
-    </w:p>
-    <w:p>
-      <w:pPr>
-        <w:pStyle w:val="BodyText"/>
-        <w:rPr>
-          <w:lang w:val="es-AR"/>
-        </w:rPr>
-      </w:pPr>
-      <w:r>
-        <w:rPr>
-          <w:lang w:val="es-AR"/>
-        </w:rPr>
-        <w:t xml:space="preserve">Las tarjetas se identifican en el sistema por su número entero. Vitte, en cambio, espera el número tal como lo entrega el lector, incluidos los ceros iniciales. Por ese motivo, </w:t>
-      </w:r>
-      <w:r>
-        <w:rPr>
-          <w:lang w:val="es-AR"/>
-        </w:rPr>
-        <w:lastRenderedPageBreak/>
-        <w:t>cada tarjeta conserva también su identificador sin procesar, que es el que se utiliza en todas las operaciones con Vitte.</w:t>
-      </w:r>
-    </w:p>
-    <w:p>
-      <w:pPr>
-        <w:pStyle w:val="BodyText"/>
-        <w:rPr>
-          <w:lang w:val="es-AR"/>
-        </w:rPr>
-      </w:pPr>
-      <w:r>
-        <w:rPr>
-          <w:lang w:val="es-AR"/>
-        </w:rPr>
-        <w:t xml:space="preserve">El menú de vinos no se carga a mano. El </w:t>
+      <w:r>
+        <w:rPr>
+          <w:lang w:val="es-AR"/>
+        </w:rPr>
+        <w:t xml:space="preserve">Con este servicio, las operaciones se dividen en dos clases. Las que requieren Vitte, verifican el estado: el ingreso de un cliente, el cambio de montos máximos y el cierre de una orden. Si Vitte no está disponible, se rechazan de inmediato con un mensaje claro. Las consultas, en cambio, responden con la información disponible en la base de datos (la última sincronización) aunque no haya podido realizarse una nueva sincronización. El </w:t>
       </w:r>
       <w:r>
         <w:rPr>
@@ -15000,36 +15322,7 @@
         <w:rPr>
           <w:lang w:val="es-AR"/>
         </w:rPr>
-        <w:t xml:space="preserve"> recorre las máquinas, los módulos y las posiciones del local, y por cada pico con un vino asignado mantiene tres productos, uno por cada medida, con su volumen y su precio. Si en Vitte cambia el nombre o el precio de un vino, el producto correspondiente se actualiza.</w:t>
-      </w:r>
-    </w:p>
-    <w:p>
-      <w:pPr>
-        <w:pStyle w:val="Heading4"/>
-        <w:rPr>
-          <w:lang w:val="es-AR"/>
-        </w:rPr>
-      </w:pPr>
-      <w:bookmarkStart w:id="82" w:name="tolerancia-a-fallas"/>
-      <w:r>
-        <w:rPr>
-          <w:lang w:val="es-AR"/>
-        </w:rPr>
-        <w:t>Tolerancia a fallas</w:t>
-      </w:r>
-    </w:p>
-    <w:p>
-      <w:pPr>
-        <w:pStyle w:val="FirstParagraph"/>
-        <w:rPr>
-          <w:lang w:val="es-AR"/>
-        </w:rPr>
-      </w:pPr>
-      <w:r>
-        <w:rPr>
-          <w:lang w:val="es-AR"/>
-        </w:rPr>
-        <w:t xml:space="preserve">En la primera versión, cada consulta de una orden desencadenaba una sincronización completa con Vitte. Con el sistema en uso se observó que esto generaba dos inconvenientes: una demora perceptible en cada consulta y, cuando Vitte o la conexión a Internet fallaban, se bloqueaban operaciones que no dependían del vino. Para atenderlos, se incorporó un servicio entre el </w:t>
+        <w:t xml:space="preserve"> expone además el estado de la conexión, que el </w:t>
       </w:r>
       <w:r>
         <w:rPr>
@@ -15037,182 +15330,46 @@
           <w:iCs/>
           <w:lang w:val="es-AR"/>
         </w:rPr>
-        <w:t>backend</w:t>
-      </w:r>
-      <w:r>
-        <w:rPr>
-          <w:lang w:val="es-AR"/>
-        </w:rPr>
-        <w:t xml:space="preserve"> y el cliente de Vitte que aplica las siguientes medidas:</w:t>
-      </w:r>
-    </w:p>
-    <w:p>
-      <w:pPr>
-        <w:pStyle w:val="Compact"/>
-        <w:numPr>
-          <w:ilvl w:val="0"/>
-          <w:numId w:val="22"/>
-        </w:numPr>
-        <w:rPr>
-          <w:lang w:val="es-AR"/>
-        </w:rPr>
-      </w:pPr>
-      <w:r>
-        <w:rPr>
-          <w:lang w:val="es-AR"/>
-        </w:rPr>
-        <w:t>Tiempos máximos de espera en todas las peticiones, de dos segundos para establecer la conexión y cinco para recibir la respuesta.</w:t>
-      </w:r>
-    </w:p>
-    <w:p>
-      <w:pPr>
-        <w:pStyle w:val="Compact"/>
-        <w:numPr>
-          <w:ilvl w:val="0"/>
-          <w:numId w:val="22"/>
-        </w:numPr>
-        <w:rPr>
-          <w:lang w:val="es-AR"/>
-        </w:rPr>
-      </w:pPr>
-      <w:r>
-        <w:rPr>
-          <w:lang w:val="es-AR"/>
-        </w:rPr>
-        <w:t>Memoria temporal (caché) del estado de la conexión, que se reutiliza durante quince segundos.</w:t>
-      </w:r>
-    </w:p>
-    <w:p>
-      <w:pPr>
-        <w:pStyle w:val="Compact"/>
-        <w:numPr>
-          <w:ilvl w:val="0"/>
-          <w:numId w:val="22"/>
-        </w:numPr>
-        <w:rPr>
-          <w:lang w:val="es-AR"/>
-        </w:rPr>
-      </w:pPr>
-      <w:r>
-        <w:rPr>
-          <w:lang w:val="es-AR"/>
-        </w:rPr>
-        <w:t>Limitación de la frecuencia de sincronización: el catálogo de vinos se sincroniza como máximo una vez cada treinta minutos, y los consumos de una misma tarjeta, una vez cada diez segundos.</w:t>
-      </w:r>
-    </w:p>
-    <w:p>
-      <w:pPr>
-        <w:pStyle w:val="Compact"/>
-        <w:numPr>
-          <w:ilvl w:val="0"/>
-          <w:numId w:val="22"/>
-        </w:numPr>
-        <w:rPr>
-          <w:lang w:val="es-AR"/>
-        </w:rPr>
-      </w:pPr>
-      <w:r>
-        <w:rPr>
-          <w:lang w:val="es-AR"/>
-        </w:rPr>
-        <w:t>Exclusión mutua: si ya hay una sincronización en curso para una tarjeta, o del catálogo, las peticiones concurrentes no inician otra.</w:t>
-      </w:r>
-    </w:p>
-    <w:p>
-      <w:pPr>
-        <w:pStyle w:val="Compact"/>
-        <w:numPr>
-          <w:ilvl w:val="0"/>
-          <w:numId w:val="22"/>
-        </w:numPr>
-        <w:rPr>
-          <w:lang w:val="es-AR"/>
-        </w:rPr>
-      </w:pPr>
-      <w:r>
-        <w:rPr>
-          <w:lang w:val="es-AR"/>
-        </w:rPr>
-        <w:t>Cortacircuitos: luego de tres fallas consecutivas, el servicio considera a Vitte fuera de línea y durante treinta segundos no realiza nuevos intentos, como muestra la Fig. 3.11.</w:t>
-      </w:r>
-    </w:p>
-    <w:p>
-      <w:pPr>
-        <w:pStyle w:val="CaptionedFigure"/>
-      </w:pPr>
-      <w:r>
-        <w:rPr>
-          <w:noProof/>
-        </w:rPr>
-        <w:drawing>
-          <wp:inline distT="0" distB="0" distL="0" distR="0" wp14:anchorId="02EDCDAD" wp14:editId="77F81247">
-            <wp:extent cx="5334000" cy="1170214"/>
-            <wp:effectExtent l="0" t="0" r="0" b="0"/>
-            <wp:docPr id="81" name="Picture" descr="Fig. 3.11: Estados de la conexión con Vitte."/>
-            <wp:cNvGraphicFramePr/>
-            <a:graphic xmlns:a="http://schemas.openxmlformats.org/drawingml/2006/main">
-              <a:graphicData uri="http://schemas.openxmlformats.org/drawingml/2006/picture">
-                <pic:pic xmlns:pic="http://schemas.openxmlformats.org/drawingml/2006/picture">
-                  <pic:nvPicPr>
-                    <pic:cNvPr id="82" name="Picture" descr="figuras/vitte_estados.png"/>
-                    <pic:cNvPicPr>
-                      <a:picLocks noChangeAspect="1" noChangeArrowheads="1"/>
-                    </pic:cNvPicPr>
-                  </pic:nvPicPr>
-                  <pic:blipFill>
-                    <a:blip r:embed="rId21"/>
-                    <a:stretch>
-                      <a:fillRect/>
-                    </a:stretch>
-                  </pic:blipFill>
-                  <pic:spPr bwMode="auto">
-                    <a:xfrm>
-                      <a:off x="0" y="0"/>
-                      <a:ext cx="5334000" cy="1170214"/>
-                    </a:xfrm>
-                    <a:prstGeom prst="rect">
-                      <a:avLst/>
-                    </a:prstGeom>
-                    <a:noFill/>
-                    <a:ln w="9525">
-                      <a:noFill/>
-                      <a:headEnd/>
-                      <a:tailEnd/>
-                    </a:ln>
-                  </pic:spPr>
-                </pic:pic>
-              </a:graphicData>
-            </a:graphic>
-          </wp:inline>
-        </w:drawing>
-      </w:r>
-    </w:p>
-    <w:p>
-      <w:pPr>
-        <w:pStyle w:val="ImageCaption"/>
-        <w:rPr>
-          <w:lang w:val="es-AR"/>
-        </w:rPr>
-      </w:pPr>
-      <w:r>
-        <w:rPr>
-          <w:lang w:val="es-AR"/>
-        </w:rPr>
-        <w:t>Fig. 3.11: Estados de la conexión con Vitte.</w:t>
-      </w:r>
-    </w:p>
-    <w:p>
-      <w:pPr>
-        <w:pStyle w:val="BodyText"/>
-        <w:rPr>
-          <w:lang w:val="es-AR"/>
-        </w:rPr>
-      </w:pPr>
-      <w:r>
-        <w:rPr>
-          <w:lang w:val="es-AR"/>
-        </w:rPr>
-        <w:t xml:space="preserve">Con este servicio, las operaciones se dividen en dos clases. Las que requieren Vitte, verifican el estado: el ingreso de un cliente, el cambio de montos máximos y el cierre de una orden. Si Vitte no está disponible, se rechazan de inmediato con un mensaje claro. Las consultas, en cambio, responden con la información disponible en la base de datos (la última sincronización) aunque no haya podido realizarse una nueva sincronización. El </w:t>
+        <w:t>frontend</w:t>
+      </w:r>
+      <w:r>
+        <w:rPr>
+          <w:lang w:val="es-AR"/>
+        </w:rPr>
+        <w:t xml:space="preserve"> consulta de manera periódica y muestra en el encabezado de las vistas.</w:t>
+      </w:r>
+    </w:p>
+    <w:p>
+      <w:pPr>
+        <w:pStyle w:val="Heading3"/>
+        <w:rPr>
+          <w:lang w:val="es-AR"/>
+        </w:rPr>
+      </w:pPr>
+      <w:bookmarkStart w:id="83" w:name="integración-con-fudo"/>
+      <w:bookmarkStart w:id="84" w:name="_Toc242435394"/>
+      <w:bookmarkEnd w:id="80"/>
+      <w:bookmarkEnd w:id="82"/>
+      <w:r>
+        <w:rPr>
+          <w:lang w:val="es-AR"/>
+        </w:rPr>
+        <w:t>3.6.5. Integración con Fudo</w:t>
+      </w:r>
+      <w:bookmarkEnd w:id="84"/>
+    </w:p>
+    <w:p>
+      <w:pPr>
+        <w:pStyle w:val="FirstParagraph"/>
+        <w:rPr>
+          <w:lang w:val="es-AR"/>
+        </w:rPr>
+      </w:pPr>
+      <w:r>
+        <w:rPr>
+          <w:lang w:val="es-AR"/>
+        </w:rPr>
+        <w:t xml:space="preserve">La integración con Fudo sigue la misma organización: un cliente HTTP que obtiene y renueva el </w:t>
       </w:r>
       <w:r>
         <w:rPr>
@@ -15220,13 +15377,13 @@
           <w:iCs/>
           <w:lang w:val="es-AR"/>
         </w:rPr>
-        <w:t>backend</w:t>
-      </w:r>
-      <w:r>
-        <w:rPr>
-          <w:lang w:val="es-AR"/>
-        </w:rPr>
-        <w:t xml:space="preserve"> expone además el estado de la conexión, que el </w:t>
+        <w:t>token</w:t>
+      </w:r>
+      <w:r>
+        <w:rPr>
+          <w:lang w:val="es-AR"/>
+        </w:rPr>
+        <w:t xml:space="preserve"> a partir de la clave y el secreto de la aplicación, esquemas para las respuestas y un conjunto de funciones que adaptan la información a lo que necesita el </w:t>
       </w:r>
       <w:r>
         <w:rPr>
@@ -15240,40 +15397,21 @@
         <w:rPr>
           <w:lang w:val="es-AR"/>
         </w:rPr>
-        <w:t xml:space="preserve"> consulta de manera periódica y muestra en el encabezado de las vistas.</w:t>
-      </w:r>
-    </w:p>
-    <w:p>
-      <w:pPr>
-        <w:pStyle w:val="Heading3"/>
-        <w:rPr>
-          <w:lang w:val="es-AR"/>
-        </w:rPr>
-      </w:pPr>
-      <w:bookmarkStart w:id="83" w:name="_Toc242431189"/>
-      <w:bookmarkStart w:id="84" w:name="integración-con-fudo"/>
-      <w:bookmarkEnd w:id="81"/>
-      <w:bookmarkEnd w:id="82"/>
-      <w:r>
-        <w:rPr>
-          <w:lang w:val="es-AR"/>
-        </w:rPr>
-        <w:t>3.6.5. Integración con Fudo</w:t>
-      </w:r>
-      <w:bookmarkEnd w:id="83"/>
-    </w:p>
-    <w:p>
-      <w:pPr>
-        <w:pStyle w:val="FirstParagraph"/>
-        <w:rPr>
-          <w:lang w:val="es-AR"/>
-        </w:rPr>
-      </w:pPr>
-      <w:r>
-        <w:rPr>
-          <w:lang w:val="es-AR"/>
-        </w:rPr>
-        <w:t xml:space="preserve">La integración con Fudo sigue la misma organización: un cliente HTTP que obtiene y renueva el </w:t>
+        <w:t>.</w:t>
+      </w:r>
+    </w:p>
+    <w:p>
+      <w:pPr>
+        <w:pStyle w:val="BodyText"/>
+        <w:rPr>
+          <w:lang w:val="es-AR"/>
+        </w:rPr>
+      </w:pPr>
+      <w:r>
+        <w:rPr>
+          <w:lang w:val="es-AR"/>
+        </w:rPr>
+        <w:t xml:space="preserve">Para imputar una orden a una mesa, el cajero ve el listado de mesas que tienen ventas activas, con el nombre del salón al que pertenecen, y al elegir una mesa ve sus ventas con la fecha de creación, la cantidad de personas, el nombre del cliente y el total. Seleccionada la venta, el </w:t>
       </w:r>
       <w:r>
         <w:rPr>
@@ -15281,27 +15419,13 @@
           <w:iCs/>
           <w:lang w:val="es-AR"/>
         </w:rPr>
-        <w:t>token</w:t>
-      </w:r>
-      <w:r>
-        <w:rPr>
-          <w:lang w:val="es-AR"/>
-        </w:rPr>
-        <w:t xml:space="preserve"> a partir de la clave y el secreto de la aplicación, esquemas para las respuestas y un conjunto de funciones que adaptan la información a lo que necesita el </w:t>
-      </w:r>
-      <w:r>
-        <w:rPr>
-          <w:i/>
-          <w:iCs/>
-          <w:lang w:val="es-AR"/>
-        </w:rPr>
-        <w:t>frontend</w:t>
-      </w:r>
-      <w:r>
-        <w:rPr>
-          <w:lang w:val="es-AR"/>
-        </w:rPr>
-        <w:t>.</w:t>
+        <w:t>backend</w:t>
+      </w:r>
+      <w:r>
+        <w:rPr>
+          <w:lang w:val="es-AR"/>
+        </w:rPr>
+        <w:t xml:space="preserve"> agrupa los renglones de la orden por producto y crea en esa venta un ítem por cada producto distinto, con la cantidad y el monto acumulados.</w:t>
       </w:r>
     </w:p>
     <w:p>
@@ -15315,68 +15439,40 @@
         <w:rPr>
           <w:lang w:val="es-AR"/>
         </w:rPr>
+        <w:t>Como los productos del bar no existen en el catálogo de Fudo, se definieron en Fudo dos artículos genéricos, uno para tapas y otro para vinos. Cada ítem exportado utiliza el artículo genérico que corresponde, con el precio informado por el sistema y un comentario que incluye el nombre real del producto, las notas del cajero y el número de orden. El cuerpo de la petición se genera a partir de una plantilla. Si la exportación falla, la orden no se cierra y el cajero puede reintentar. Si tiene éxito, la orden se cierra con el monto imputado a Fudo y un comentario generado automáticamente con el número de venta y de mesa. En el cierre de caja, estos montos se informan separados de los cobrados en efectivo, con tarjeta o por transferencia.</w:t>
+      </w:r>
+    </w:p>
+    <w:p>
+      <w:pPr>
+        <w:pStyle w:val="BodyText"/>
+        <w:rPr>
+          <w:lang w:val="es-AR"/>
+        </w:rPr>
+      </w:pPr>
+      <w:r>
+        <w:rPr>
+          <w:lang w:val="es-AR"/>
+        </w:rPr>
+        <w:t>Al cobrar una orden, el cajero elige entre cobrarla en la caja o exportarla a Fudo, como muestra la Fig. 3.12.</w:t>
+      </w:r>
+    </w:p>
+    <w:p>
+      <w:pPr>
+        <w:pStyle w:val="BodyText"/>
+        <w:rPr>
+          <w:lang w:val="es-AR"/>
+        </w:rPr>
+      </w:pPr>
+    </w:p>
+    <w:p>
+      <w:pPr>
+        <w:pStyle w:val="CaptionedFigure"/>
+      </w:pPr>
+      <w:r>
+        <w:rPr>
+          <w:noProof/>
+        </w:rPr>
         <w:lastRenderedPageBreak/>
-        <w:t xml:space="preserve">Para imputar una orden a una mesa, el cajero ve el listado de mesas que tienen ventas activas, con el nombre del salón al que pertenecen, y al elegir una mesa ve sus ventas con la fecha de creación, la cantidad de personas, el nombre del cliente y el total. Seleccionada la venta, el </w:t>
-      </w:r>
-      <w:r>
-        <w:rPr>
-          <w:i/>
-          <w:iCs/>
-          <w:lang w:val="es-AR"/>
-        </w:rPr>
-        <w:t>backend</w:t>
-      </w:r>
-      <w:r>
-        <w:rPr>
-          <w:lang w:val="es-AR"/>
-        </w:rPr>
-        <w:t xml:space="preserve"> agrupa los renglones de la orden por producto y crea en esa venta un ítem por cada producto distinto, con la cantidad y el monto acumulados.</w:t>
-      </w:r>
-    </w:p>
-    <w:p>
-      <w:pPr>
-        <w:pStyle w:val="BodyText"/>
-        <w:rPr>
-          <w:lang w:val="es-AR"/>
-        </w:rPr>
-      </w:pPr>
-      <w:r>
-        <w:rPr>
-          <w:lang w:val="es-AR"/>
-        </w:rPr>
-        <w:t>Como los productos del bar no existen en el catálogo de Fudo, se definieron en Fudo dos artículos genéricos, uno para tapas y otro para vinos. Cada ítem exportado utiliza el artículo genérico que corresponde, con el precio informado por el sistema y un comentario que incluye el nombre real del producto, las notas del cajero y el número de orden. El cuerpo de la petición se genera a partir de una plantilla. Si la exportación falla, la orden no se cierra y el cajero puede reintentar. Si tiene éxito, la orden se cierra con el monto imputado a Fudo y un comentario generado automáticamente con el número de venta y de mesa. En el cierre de caja, estos montos se informan separados de los cobrados en efectivo, con tarjeta o por transferencia.</w:t>
-      </w:r>
-    </w:p>
-    <w:p>
-      <w:pPr>
-        <w:pStyle w:val="BodyText"/>
-        <w:rPr>
-          <w:lang w:val="es-AR"/>
-        </w:rPr>
-      </w:pPr>
-      <w:r>
-        <w:rPr>
-          <w:lang w:val="es-AR"/>
-        </w:rPr>
-        <w:t>Al cobrar una orden, el cajero elige entre cobrarla en la caja o exportarla a Fudo, como muestra la Fig. 3.12.</w:t>
-      </w:r>
-    </w:p>
-    <w:p>
-      <w:pPr>
-        <w:pStyle w:val="BodyText"/>
-        <w:rPr>
-          <w:lang w:val="es-AR"/>
-        </w:rPr>
-      </w:pPr>
-    </w:p>
-    <w:p>
-      <w:pPr>
-        <w:pStyle w:val="CaptionedFigure"/>
-      </w:pPr>
-      <w:r>
-        <w:rPr>
-          <w:noProof/>
-        </w:rPr>
         <w:drawing>
           <wp:inline distT="0" distB="0" distL="0" distR="0" wp14:anchorId="02E222FD" wp14:editId="3864EB66">
             <wp:extent cx="5334000" cy="2564803"/>
@@ -15441,16 +15537,16 @@
           <w:lang w:val="es-AR"/>
         </w:rPr>
       </w:pPr>
-      <w:bookmarkStart w:id="85" w:name="_Toc242431190"/>
-      <w:bookmarkStart w:id="86" w:name="exportación-de-órdenes"/>
-      <w:bookmarkEnd w:id="84"/>
+      <w:bookmarkStart w:id="85" w:name="exportación-de-órdenes"/>
+      <w:bookmarkStart w:id="86" w:name="_Toc242435395"/>
+      <w:bookmarkEnd w:id="83"/>
       <w:r>
         <w:rPr>
           <w:lang w:val="es-AR"/>
         </w:rPr>
         <w:t>3.6.6. Exportación de órdenes</w:t>
       </w:r>
-      <w:bookmarkEnd w:id="85"/>
+      <w:bookmarkEnd w:id="86"/>
     </w:p>
     <w:p>
       <w:pPr>
@@ -15487,17 +15583,17 @@
           <w:lang w:val="es-AR"/>
         </w:rPr>
       </w:pPr>
-      <w:bookmarkStart w:id="87" w:name="_Toc242431191"/>
-      <w:bookmarkStart w:id="88" w:name="desarrollo-del-frontend"/>
-      <w:bookmarkEnd w:id="73"/>
-      <w:bookmarkEnd w:id="86"/>
+      <w:bookmarkStart w:id="87" w:name="desarrollo-del-frontend"/>
+      <w:bookmarkStart w:id="88" w:name="_Toc242435396"/>
+      <w:bookmarkEnd w:id="72"/>
+      <w:bookmarkEnd w:id="85"/>
       <w:r>
         <w:rPr>
           <w:lang w:val="es-AR"/>
         </w:rPr>
         <w:t>3.7. Desarrollo del frontend</w:t>
       </w:r>
-      <w:bookmarkEnd w:id="87"/>
+      <w:bookmarkEnd w:id="88"/>
     </w:p>
     <w:p>
       <w:pPr>
@@ -15552,14 +15648,7 @@
         <w:rPr>
           <w:lang w:val="es-AR"/>
         </w:rPr>
-        <w:t xml:space="preserve">, una herramienta genera los servicios y los tipos de datos (un cliente SDK transpilado) en TypeScript. Cada vez que cambia la </w:t>
-      </w:r>
-      <w:r>
-        <w:rPr>
-          <w:lang w:val="es-AR"/>
-        </w:rPr>
-        <w:lastRenderedPageBreak/>
-        <w:t>API, se vuelve a generar ese código. Esto reduce errores de integración entre ambas partes.</w:t>
+        <w:t>, una herramienta genera los servicios y los tipos de datos (un cliente SDK transpilado) en TypeScript. Cada vez que cambia la API, se vuelve a generar ese código. Esto reduce errores de integración entre ambas partes.</w:t>
       </w:r>
     </w:p>
     <w:p>
@@ -15601,7 +15690,19 @@
         <w:rPr>
           <w:lang w:val="es-AR"/>
         </w:rPr>
-        <w:t>La vista de administración, que muestra la Fig. 3.13, presenta un menú lateral con las secciones de personal, tarjetas, tapas, lectores, clientes, turnos, órdenes y configuración.</w:t>
+        <w:t xml:space="preserve">La vista de administración, que muestra la Fig. 3.13, presenta un menú </w:t>
+      </w:r>
+      <w:r>
+        <w:rPr>
+          <w:lang w:val="es-AR"/>
+        </w:rPr>
+        <w:t>superior</w:t>
+      </w:r>
+      <w:r>
+        <w:rPr>
+          <w:lang w:val="es-AR"/>
+        </w:rPr>
+        <w:t xml:space="preserve"> con las secciones de personal, tarjetas, tapas, lectores, clientes, turnos, órdenes y configuración.</w:t>
       </w:r>
     </w:p>
     <w:p>
@@ -15620,6 +15721,7 @@
         <w:rPr>
           <w:noProof/>
         </w:rPr>
+        <w:lastRenderedPageBreak/>
         <w:drawing>
           <wp:inline distT="0" distB="0" distL="0" distR="0" wp14:anchorId="12A77756" wp14:editId="51198C16">
             <wp:extent cx="5332945" cy="1574359"/>
@@ -15774,7 +15876,6 @@
         <w:rPr>
           <w:noProof/>
         </w:rPr>
-        <w:lastRenderedPageBreak/>
         <w:drawing>
           <wp:inline distT="0" distB="0" distL="0" distR="0" wp14:anchorId="35660CE0" wp14:editId="2708CE7C">
             <wp:extent cx="5334000" cy="2927092"/>
@@ -15843,7 +15944,14 @@
         <w:rPr>
           <w:lang w:val="es-AR"/>
         </w:rPr>
-        <w:t>La vista del tapero, que muestra la Fig. 3.16, está pensada para una pantalla táctil. Presenta el menú de tapas con sus fotos, el carrito del pedido en curso y un resumen con el nombre del cliente, el monto máximo del pedido y el subtotal. En el encabezado se indica el estado de la conexión con Vitte, de los lectores y de la pantalla del cliente.</w:t>
+        <w:t xml:space="preserve">La vista del tapero, que muestra la Fig. 3.16, está pensada para una pantalla táctil. Presenta el menú de tapas con sus fotos, el carrito del pedido en curso y un resumen con </w:t>
+      </w:r>
+      <w:r>
+        <w:rPr>
+          <w:lang w:val="es-AR"/>
+        </w:rPr>
+        <w:lastRenderedPageBreak/>
+        <w:t>el nombre del cliente, el monto máximo del pedido y el subtotal. En el encabezado se indica el estado de la conexión con Vitte, de los lectores y de la pantalla del cliente.</w:t>
       </w:r>
     </w:p>
     <w:p>
@@ -15926,10 +16034,10 @@
           <w:lang w:val="es-AR"/>
         </w:rPr>
       </w:pPr>
-      <w:bookmarkStart w:id="89" w:name="_Toc242431192"/>
-      <w:bookmarkStart w:id="90" w:name="integración"/>
-      <w:bookmarkEnd w:id="45"/>
-      <w:bookmarkEnd w:id="88"/>
+      <w:bookmarkStart w:id="89" w:name="integración"/>
+      <w:bookmarkStart w:id="90" w:name="_Toc242435397"/>
+      <w:bookmarkEnd w:id="44"/>
+      <w:bookmarkEnd w:id="87"/>
       <w:r>
         <w:rPr>
           <w:lang w:val="es-AR"/>
@@ -15937,7 +16045,7 @@
         <w:lastRenderedPageBreak/>
         <w:t>4. Integración</w:t>
       </w:r>
-      <w:bookmarkEnd w:id="89"/>
+      <w:bookmarkEnd w:id="90"/>
     </w:p>
     <w:p>
       <w:pPr>
@@ -16058,9 +16166,9 @@
           <w:lang w:val="es-AR"/>
         </w:rPr>
       </w:pPr>
-      <w:bookmarkStart w:id="91" w:name="_Toc242431193"/>
-      <w:bookmarkStart w:id="92" w:name="conclusiones"/>
-      <w:bookmarkEnd w:id="90"/>
+      <w:bookmarkStart w:id="91" w:name="conclusiones"/>
+      <w:bookmarkStart w:id="92" w:name="_Toc242435398"/>
+      <w:bookmarkEnd w:id="89"/>
       <w:r>
         <w:rPr>
           <w:lang w:val="es-AR"/>
@@ -16068,29 +16176,16 @@
         <w:lastRenderedPageBreak/>
         <w:t>5. Conclusiones</w:t>
       </w:r>
-      <w:bookmarkEnd w:id="91"/>
-    </w:p>
-    <w:p>
-      <w:pPr>
-        <w:pStyle w:val="Heading2"/>
-        <w:rPr>
-          <w:lang w:val="es-AR"/>
-        </w:rPr>
-      </w:pPr>
-      <w:bookmarkStart w:id="93" w:name="_Toc242431194"/>
-      <w:bookmarkStart w:id="94" w:name="resultados-obtenidos"/>
-      <w:r>
-        <w:rPr>
-          <w:lang w:val="es-AR"/>
-        </w:rPr>
-        <w:t>5.1. Resultados obtenidos</w:t>
-      </w:r>
-      <w:bookmarkEnd w:id="93"/>
+      <w:bookmarkEnd w:id="92"/>
     </w:p>
     <w:p>
       <w:pPr>
         <w:pStyle w:val="FirstParagraph"/>
-      </w:pPr>
+        <w:rPr>
+          <w:lang w:val="es-AR"/>
+        </w:rPr>
+      </w:pPr>
+      <w:bookmarkStart w:id="93" w:name="resultados-obtenidos"/>
       <w:r>
         <w:rPr>
           <w:lang w:val="es-AR"/>
@@ -16098,6 +16193,9 @@
         <w:t xml:space="preserve">Se desarrolló un sistema de gestión de ventas para Altacava Winebar que cumple con el objetivo general planteado. </w:t>
       </w:r>
       <w:r>
+        <w:rPr>
+          <w:lang w:val="es-AR"/>
+        </w:rPr>
         <w:t>Respecto de los objetivos específicos:</w:t>
       </w:r>
     </w:p>
@@ -16205,10 +16303,10 @@
       <w:pPr>
         <w:pStyle w:val="Heading1"/>
       </w:pPr>
-      <w:bookmarkStart w:id="95" w:name="_Toc242431196"/>
-      <w:bookmarkStart w:id="96" w:name="referencias-bibliográficas"/>
-      <w:bookmarkEnd w:id="92"/>
-      <w:bookmarkEnd w:id="94"/>
+      <w:bookmarkStart w:id="94" w:name="referencias-bibliográficas"/>
+      <w:bookmarkStart w:id="95" w:name="_Toc242435399"/>
+      <w:bookmarkEnd w:id="91"/>
+      <w:bookmarkEnd w:id="93"/>
       <w:r>
         <w:lastRenderedPageBreak/>
         <w:t>Referencias bibliográficas</w:t>
@@ -16600,7 +16698,7 @@
         </w:rPr>
         <w:t>, consultado en febrero de 2024.</w:t>
       </w:r>
-      <w:bookmarkEnd w:id="96"/>
+      <w:bookmarkEnd w:id="94"/>
     </w:p>
     <w:sectPr>
       <w:headerReference w:type="default" r:id="rId39"/>
@@ -16645,54 +16743,132 @@
 
 <file path=word/footer1.xml><?xml version="1.0" encoding="utf-8"?>
 <w:ftr xmlns:wpc="http://schemas.microsoft.com/office/word/2010/wordprocessingCanvas" xmlns:cx="http://schemas.microsoft.com/office/drawing/2014/chartex" xmlns:cx1="http://schemas.microsoft.com/office/drawing/2015/9/8/chartex" xmlns:cx2="http://schemas.microsoft.com/office/drawing/2015/10/21/chartex" xmlns:cx3="http://schemas.microsoft.com/office/drawing/2016/5/9/chartex" xmlns:cx4="http://schemas.microsoft.com/office/drawing/2016/5/10/chartex" xmlns:cx5="http://schemas.microsoft.com/office/drawing/2016/5/11/chartex" xmlns:cx6="http://schemas.microsoft.com/office/drawing/2016/5/12/chartex" xmlns:cx7="http://schemas.microsoft.com/office/drawing/2016/5/13/chartex" xmlns:cx8="http://schemas.microsoft.com/office/drawing/2016/5/14/chartex" xmlns:mc="http://schemas.openxmlformats.org/markup-compatibility/2006" xmlns:aink="http://schemas.microsoft.com/office/drawing/2016/ink" xmlns:am3d="http://schemas.microsoft.com/office/drawing/2017/model3d" xmlns:o="urn:schemas-microsoft-com:office:office" xmlns:oel="http://schemas.microsoft.com/office/2019/extlst" xmlns:r="http://schemas.openxmlformats.org/officeDocument/2006/relationships" xmlns:m="http://schemas.openxmlformats.org/officeDocument/2006/math" xmlns:v="urn:schemas-microsoft-com:vml" xmlns:wp14="http://schemas.microsoft.com/office/word/2010/wordprocessingDrawing" xmlns:wp="http://schemas.openxmlformats.org/drawingml/2006/wordprocessingDrawing" xmlns:w10="urn:schemas-microsoft-com:office:word" xmlns:w="http://schemas.openxmlformats.org/wordprocessingml/2006/main" xmlns:w14="http://schemas.microsoft.com/office/word/2010/wordml" xmlns:w15="http://schemas.microsoft.com/office/word/2012/wordml" xmlns:w16cex="http://schemas.microsoft.com/office/word/2018/wordml/cex" xmlns:w16cid="http://schemas.microsoft.com/office/word/2016/wordml/cid" xmlns:w16="http://schemas.microsoft.com/office/word/2018/wordml" xmlns:w16du="http://schemas.microsoft.com/office/word/2023/wordml/word16du" xmlns:w16sdtdh="http://schemas.microsoft.com/office/word/2020/wordml/sdtdatahash" xmlns:w16sdtfl="http://schemas.microsoft.com/office/word/2024/wordml/sdtformatlock" xmlns:w16se="http://schemas.microsoft.com/office/word/2015/wordml/symex" xmlns:wpg="http://schemas.microsoft.com/office/word/2010/wordprocessingGroup" xmlns:wpi="http://schemas.microsoft.com/office/word/2010/wordprocessingInk" xmlns:wne="http://schemas.microsoft.com/office/word/2006/wordml" xmlns:wps="http://schemas.microsoft.com/office/word/2010/wordprocessingShape" mc:Ignorable="w14 w15 w16se w16cid w16 w16cex w16sdtdh w16sdtfl w16du wp14">
-  <w:p>
-    <w:pPr>
-      <w:pStyle w:val="Footer"/>
-      <w:jc w:val="center"/>
-      <w:rPr>
-        <w:caps/>
-        <w:noProof/>
-        <w:color w:val="156082" w:themeColor="accent1"/>
-      </w:rPr>
-    </w:pPr>
-    <w:r>
-      <w:rPr>
-        <w:caps/>
-        <w:color w:val="156082" w:themeColor="accent1"/>
-      </w:rPr>
-      <w:fldChar w:fldCharType="begin"/>
-    </w:r>
-    <w:r>
-      <w:rPr>
-        <w:caps/>
-        <w:color w:val="156082" w:themeColor="accent1"/>
-      </w:rPr>
-      <w:instrText xml:space="preserve"> PAGE   \* MERGEFORMAT </w:instrText>
-    </w:r>
-    <w:r>
-      <w:rPr>
-        <w:caps/>
-        <w:color w:val="156082" w:themeColor="accent1"/>
-      </w:rPr>
-      <w:fldChar w:fldCharType="separate"/>
-    </w:r>
-    <w:r>
-      <w:rPr>
-        <w:caps/>
-        <w:noProof/>
-        <w:color w:val="156082" w:themeColor="accent1"/>
-      </w:rPr>
-      <w:t>2</w:t>
-    </w:r>
-    <w:r>
-      <w:rPr>
-        <w:caps/>
-        <w:noProof/>
-        <w:color w:val="156082" w:themeColor="accent1"/>
-      </w:rPr>
-      <w:fldChar w:fldCharType="end"/>
-    </w:r>
-  </w:p>
+  <w:tbl>
+    <w:tblPr>
+      <w:tblW w:w="5000" w:type="pct"/>
+      <w:tblCellMar>
+        <w:left w:w="0" w:type="dxa"/>
+        <w:right w:w="0" w:type="dxa"/>
+      </w:tblCellMar>
+      <w:tblLook w:val="04A0" w:firstRow="1" w:lastRow="0" w:firstColumn="1" w:lastColumn="0" w:noHBand="0" w:noVBand="1"/>
+    </w:tblPr>
+    <w:tblGrid>
+      <w:gridCol w:w="4084"/>
+      <w:gridCol w:w="340"/>
+      <w:gridCol w:w="4081"/>
+    </w:tblGrid>
+    <w:tr>
+      <w:tc>
+        <w:tcPr>
+          <w:tcW w:w="2401" w:type="pct"/>
+        </w:tcPr>
+        <w:p>
+          <w:pPr>
+            <w:pStyle w:val="Footer"/>
+            <w:rPr>
+              <w:caps/>
+              <w:color w:val="156082" w:themeColor="accent1"/>
+              <w:sz w:val="18"/>
+              <w:szCs w:val="18"/>
+            </w:rPr>
+          </w:pPr>
+          <w:sdt>
+            <w:sdtPr>
+              <w:rPr>
+                <w:caps/>
+                <w:color w:val="156082" w:themeColor="accent1"/>
+                <w:sz w:val="18"/>
+                <w:szCs w:val="18"/>
+              </w:rPr>
+              <w:alias w:val="Title"/>
+              <w:tag w:val=""/>
+              <w:id w:val="886384654"/>
+              <w:placeholder>
+                <w:docPart w:val="C7ED24F1327D45379748EBB7AC0BD389"/>
+              </w:placeholder>
+              <w:showingPlcHdr/>
+              <w:dataBinding w:prefixMappings="xmlns:ns0='http://purl.org/dc/elements/1.1/' xmlns:ns1='http://schemas.openxmlformats.org/package/2006/metadata/core-properties' " w:xpath="/ns1:coreProperties[1]/ns0:title[1]" w:storeItemID="{6C3C8BC8-F283-45AE-878A-BAB7291924A1}"/>
+              <w:text/>
+            </w:sdtPr>
+            <w:sdtContent>
+              <w:r>
+                <w:rPr>
+                  <w:caps/>
+                  <w:color w:val="156082" w:themeColor="accent1"/>
+                  <w:sz w:val="18"/>
+                  <w:szCs w:val="18"/>
+                </w:rPr>
+                <w:t>[Document title]</w:t>
+              </w:r>
+            </w:sdtContent>
+          </w:sdt>
+        </w:p>
+      </w:tc>
+      <w:tc>
+        <w:tcPr>
+          <w:tcW w:w="200" w:type="pct"/>
+        </w:tcPr>
+        <w:p>
+          <w:pPr>
+            <w:pStyle w:val="Footer"/>
+            <w:rPr>
+              <w:caps/>
+              <w:color w:val="156082" w:themeColor="accent1"/>
+              <w:sz w:val="18"/>
+              <w:szCs w:val="18"/>
+            </w:rPr>
+          </w:pPr>
+        </w:p>
+      </w:tc>
+      <w:tc>
+        <w:tcPr>
+          <w:tcW w:w="2402" w:type="pct"/>
+        </w:tcPr>
+        <w:sdt>
+          <w:sdtPr>
+            <w:rPr>
+              <w:caps/>
+              <w:color w:val="156082" w:themeColor="accent1"/>
+              <w:sz w:val="18"/>
+              <w:szCs w:val="18"/>
+            </w:rPr>
+            <w:alias w:val="Author"/>
+            <w:tag w:val=""/>
+            <w:id w:val="1205441952"/>
+            <w:placeholder>
+              <w:docPart w:val="791664737FBA48A58C501B39BDD9B8FA"/>
+            </w:placeholder>
+            <w:showingPlcHdr/>
+            <w:dataBinding w:prefixMappings="xmlns:ns0='http://purl.org/dc/elements/1.1/' xmlns:ns1='http://schemas.openxmlformats.org/package/2006/metadata/core-properties' " w:xpath="/ns1:coreProperties[1]/ns0:creator[1]" w:storeItemID="{6C3C8BC8-F283-45AE-878A-BAB7291924A1}"/>
+            <w:text/>
+          </w:sdtPr>
+          <w:sdtContent>
+            <w:p>
+              <w:pPr>
+                <w:pStyle w:val="Footer"/>
+                <w:jc w:val="right"/>
+                <w:rPr>
+                  <w:caps/>
+                  <w:color w:val="156082" w:themeColor="accent1"/>
+                  <w:sz w:val="18"/>
+                  <w:szCs w:val="18"/>
+                </w:rPr>
+              </w:pPr>
+              <w:r>
+                <w:rPr>
+                  <w:caps/>
+                  <w:color w:val="156082" w:themeColor="accent1"/>
+                  <w:sz w:val="18"/>
+                  <w:szCs w:val="18"/>
+                </w:rPr>
+                <w:t>[Author name]</w:t>
+              </w:r>
+            </w:p>
+          </w:sdtContent>
+        </w:sdt>
+      </w:tc>
+    </w:tr>
+  </w:tbl>
   <w:p>
     <w:pPr>
       <w:pStyle w:val="Footer"/>
@@ -18503,7 +18679,628 @@
       <w:color w:val="000000"/>
     </w:rPr>
   </w:style>
+  <w:style w:type="table" w:styleId="TableGrid">
+    <w:name w:val="Table Grid"/>
+    <w:basedOn w:val="TableNormal"/>
+    <w:rsid w:val="00562920"/>
+    <w:pPr>
+      <w:spacing w:after="0"/>
+    </w:pPr>
+    <w:tblPr>
+      <w:tblBorders>
+        <w:top w:val="single" w:sz="4" w:space="0" w:color="auto"/>
+        <w:left w:val="single" w:sz="4" w:space="0" w:color="auto"/>
+        <w:bottom w:val="single" w:sz="4" w:space="0" w:color="auto"/>
+        <w:right w:val="single" w:sz="4" w:space="0" w:color="auto"/>
+        <w:insideH w:val="single" w:sz="4" w:space="0" w:color="auto"/>
+        <w:insideV w:val="single" w:sz="4" w:space="0" w:color="auto"/>
+      </w:tblBorders>
+    </w:tblPr>
+  </w:style>
 </w:styles>
+</file>
+
+<file path=word/glossary/document.xml><?xml version="1.0" encoding="utf-8"?>
+<w:glossaryDocument xmlns:wpc="http://schemas.microsoft.com/office/word/2010/wordprocessingCanvas" xmlns:cx="http://schemas.microsoft.com/office/drawing/2014/chartex" xmlns:cx1="http://schemas.microsoft.com/office/drawing/2015/9/8/chartex" xmlns:cx2="http://schemas.microsoft.com/office/drawing/2015/10/21/chartex" xmlns:cx3="http://schemas.microsoft.com/office/drawing/2016/5/9/chartex" xmlns:cx4="http://schemas.microsoft.com/office/drawing/2016/5/10/chartex" xmlns:cx5="http://schemas.microsoft.com/office/drawing/2016/5/11/chartex" xmlns:cx6="http://schemas.microsoft.com/office/drawing/2016/5/12/chartex" xmlns:cx7="http://schemas.microsoft.com/office/drawing/2016/5/13/chartex" xmlns:cx8="http://schemas.microsoft.com/office/drawing/2016/5/14/chartex" xmlns:mc="http://schemas.openxmlformats.org/markup-compatibility/2006" xmlns:aink="http://schemas.microsoft.com/office/drawing/2016/ink" xmlns:am3d="http://schemas.microsoft.com/office/drawing/2017/model3d" xmlns:o="urn:schemas-microsoft-com:office:office" xmlns:oel="http://schemas.microsoft.com/office/2019/extlst" xmlns:r="http://schemas.openxmlformats.org/officeDocument/2006/relationships" xmlns:m="http://schemas.openxmlformats.org/officeDocument/2006/math" xmlns:v="urn:schemas-microsoft-com:vml" xmlns:wp14="http://schemas.microsoft.com/office/word/2010/wordprocessingDrawing" xmlns:wp="http://schemas.openxmlformats.org/drawingml/2006/wordprocessingDrawing" xmlns:w10="urn:schemas-microsoft-com:office:word" xmlns:w="http://schemas.openxmlformats.org/wordprocessingml/2006/main" xmlns:w14="http://schemas.microsoft.com/office/word/2010/wordml" xmlns:w15="http://schemas.microsoft.com/office/word/2012/wordml" xmlns:w16cex="http://schemas.microsoft.com/office/word/2018/wordml/cex" xmlns:w16cid="http://schemas.microsoft.com/office/word/2016/wordml/cid" xmlns:w16="http://schemas.microsoft.com/office/word/2018/wordml" xmlns:w16du="http://schemas.microsoft.com/office/word/2023/wordml/word16du" xmlns:w16sdtdh="http://schemas.microsoft.com/office/word/2020/wordml/sdtdatahash" xmlns:w16sdtfl="http://schemas.microsoft.com/office/word/2024/wordml/sdtformatlock" xmlns:w16se="http://schemas.microsoft.com/office/word/2015/wordml/symex" xmlns:wpg="http://schemas.microsoft.com/office/word/2010/wordprocessingGroup" xmlns:wpi="http://schemas.microsoft.com/office/word/2010/wordprocessingInk" xmlns:wne="http://schemas.microsoft.com/office/word/2006/wordml" xmlns:wps="http://schemas.microsoft.com/office/word/2010/wordprocessingShape" mc:Ignorable="w14 w15 w16se w16cid w16 w16cex w16sdtdh w16sdtfl w16du wp14">
+  <w:docParts>
+    <w:docPart>
+      <w:docPartPr>
+        <w:name w:val="C7ED24F1327D45379748EBB7AC0BD389"/>
+        <w:category>
+          <w:name w:val="General"/>
+          <w:gallery w:val="placeholder"/>
+        </w:category>
+        <w:types>
+          <w:type w:val="bbPlcHdr"/>
+        </w:types>
+        <w:behaviors>
+          <w:behavior w:val="content"/>
+        </w:behaviors>
+        <w:guid w:val="{81E98DFD-CB29-4ED3-8721-180D33A28778}"/>
+      </w:docPartPr>
+      <w:docPartBody>
+        <w:p>
+          <w:pPr>
+            <w:pStyle w:val="C7ED24F1327D45379748EBB7AC0BD389"/>
+          </w:pPr>
+          <w:r>
+            <w:rPr>
+              <w:caps/>
+              <w:color w:val="156082" w:themeColor="accent1"/>
+              <w:sz w:val="18"/>
+              <w:szCs w:val="18"/>
+            </w:rPr>
+            <w:t>[Document title]</w:t>
+          </w:r>
+        </w:p>
+      </w:docPartBody>
+    </w:docPart>
+    <w:docPart>
+      <w:docPartPr>
+        <w:name w:val="791664737FBA48A58C501B39BDD9B8FA"/>
+        <w:category>
+          <w:name w:val="General"/>
+          <w:gallery w:val="placeholder"/>
+        </w:category>
+        <w:types>
+          <w:type w:val="bbPlcHdr"/>
+        </w:types>
+        <w:behaviors>
+          <w:behavior w:val="content"/>
+        </w:behaviors>
+        <w:guid w:val="{9D8A78A0-EDEF-48AF-9120-32D1E5E7BA22}"/>
+      </w:docPartPr>
+      <w:docPartBody>
+        <w:p>
+          <w:pPr>
+            <w:pStyle w:val="791664737FBA48A58C501B39BDD9B8FA"/>
+          </w:pPr>
+          <w:r>
+            <w:rPr>
+              <w:caps/>
+              <w:color w:val="156082" w:themeColor="accent1"/>
+              <w:sz w:val="18"/>
+              <w:szCs w:val="18"/>
+            </w:rPr>
+            <w:t>[Author name]</w:t>
+          </w:r>
+        </w:p>
+      </w:docPartBody>
+    </w:docPart>
+  </w:docParts>
+</w:glossaryDocument>
+</file>
+
+<file path=word/glossary/fontTable.xml><?xml version="1.0" encoding="utf-8"?>
+<w:fonts xmlns:mc="http://schemas.openxmlformats.org/markup-compatibility/2006" xmlns:r="http://schemas.openxmlformats.org/officeDocument/2006/relationships" xmlns:w="http://schemas.openxmlformats.org/wordprocessingml/2006/main" xmlns:w14="http://schemas.microsoft.com/office/word/2010/wordml" xmlns:w15="http://schemas.microsoft.com/office/word/2012/wordml" xmlns:w16cex="http://schemas.microsoft.com/office/word/2018/wordml/cex" xmlns:w16cid="http://schemas.microsoft.com/office/word/2016/wordml/cid" xmlns:w16="http://schemas.microsoft.com/office/word/2018/wordml" xmlns:w16du="http://schemas.microsoft.com/office/word/2023/wordml/word16du" xmlns:w16sdtdh="http://schemas.microsoft.com/office/word/2020/wordml/sdtdatahash" xmlns:w16sdtfl="http://schemas.microsoft.com/office/word/2024/wordml/sdtformatlock" xmlns:w16se="http://schemas.microsoft.com/office/word/2015/wordml/symex" mc:Ignorable="w14 w15 w16se w16cid w16 w16cex w16sdtdh w16sdtfl w16du">
+  <w:font w:name="Symbol">
+    <w:panose1 w:val="05050102010706020507"/>
+    <w:charset w:val="02"/>
+    <w:family w:val="roman"/>
+    <w:pitch w:val="variable"/>
+    <w:sig w:usb0="00000000" w:usb1="10000000" w:usb2="00000000" w:usb3="00000000" w:csb0="80000000" w:csb1="00000000"/>
+  </w:font>
+  <w:font w:name="Times New Roman">
+    <w:panose1 w:val="02020603050405020304"/>
+    <w:charset w:val="00"/>
+    <w:family w:val="roman"/>
+    <w:pitch w:val="variable"/>
+    <w:sig w:usb0="E0002EFF" w:usb1="C000785B" w:usb2="00000009" w:usb3="00000000" w:csb0="000001FF" w:csb1="00000000"/>
+  </w:font>
+  <w:font w:name="Courier New">
+    <w:panose1 w:val="02070309020205020404"/>
+    <w:charset w:val="00"/>
+    <w:family w:val="modern"/>
+    <w:pitch w:val="fixed"/>
+    <w:sig w:usb0="E0002EFF" w:usb1="C0007843" w:usb2="00000009" w:usb3="00000000" w:csb0="000001FF" w:csb1="00000000"/>
+  </w:font>
+  <w:font w:name="Wingdings">
+    <w:panose1 w:val="05000000000000000000"/>
+    <w:charset w:val="02"/>
+    <w:family w:val="auto"/>
+    <w:pitch w:val="variable"/>
+    <w:sig w:usb0="00000000" w:usb1="10000000" w:usb2="00000000" w:usb3="00000000" w:csb0="80000000" w:csb1="00000000"/>
+  </w:font>
+  <w:font w:name="Aptos">
+    <w:charset w:val="00"/>
+    <w:family w:val="swiss"/>
+    <w:pitch w:val="variable"/>
+    <w:sig w:usb0="20000287" w:usb1="00000003" w:usb2="00000000" w:usb3="00000000" w:csb0="0000019F" w:csb1="00000000"/>
+  </w:font>
+  <w:font w:name="Aptos Display">
+    <w:charset w:val="00"/>
+    <w:family w:val="swiss"/>
+    <w:pitch w:val="variable"/>
+    <w:sig w:usb0="20000287" w:usb1="00000003" w:usb2="00000000" w:usb3="00000000" w:csb0="0000019F" w:csb1="00000000"/>
+  </w:font>
+</w:fonts>
+</file>
+
+<file path=word/glossary/settings.xml><?xml version="1.0" encoding="utf-8"?>
+<w:settings xmlns:mc="http://schemas.openxmlformats.org/markup-compatibility/2006" xmlns:o="urn:schemas-microsoft-com:office:office" xmlns:r="http://schemas.openxmlformats.org/officeDocument/2006/relationships" xmlns:m="http://schemas.openxmlformats.org/officeDocument/2006/math" xmlns:v="urn:schemas-microsoft-com:vml" xmlns:w10="urn:schemas-microsoft-com:office:word" xmlns:w="http://schemas.openxmlformats.org/wordprocessingml/2006/main" xmlns:w14="http://schemas.microsoft.com/office/word/2010/wordml" xmlns:w15="http://schemas.microsoft.com/office/word/2012/wordml" xmlns:w16cex="http://schemas.microsoft.com/office/word/2018/wordml/cex" xmlns:w16cid="http://schemas.microsoft.com/office/word/2016/wordml/cid" xmlns:w16="http://schemas.microsoft.com/office/word/2018/wordml" xmlns:w16du="http://schemas.microsoft.com/office/word/2023/wordml/word16du" xmlns:w16sdtdh="http://schemas.microsoft.com/office/word/2020/wordml/sdtdatahash" xmlns:w16sdtfl="http://schemas.microsoft.com/office/word/2024/wordml/sdtformatlock" xmlns:w16se="http://schemas.microsoft.com/office/word/2015/wordml/symex" xmlns:sl="http://schemas.openxmlformats.org/schemaLibrary/2006/main" mc:Ignorable="w14 w15 w16se w16cid w16 w16cex w16sdtdh w16sdtfl w16du">
+  <w:view w:val="normal"/>
+  <w:defaultTabStop w:val="720"/>
+  <w:characterSpacingControl w:val="doNotCompress"/>
+  <w:compat>
+    <w:useFELayout/>
+    <w:compatSetting w:name="compatibilityMode" w:uri="http://schemas.microsoft.com/office/word" w:val="15"/>
+    <w:compatSetting w:name="overrideTableStyleFontSizeAndJustification" w:uri="http://schemas.microsoft.com/office/word" w:val="1"/>
+    <w:compatSetting w:name="enableOpenTypeFeatures" w:uri="http://schemas.microsoft.com/office/word" w:val="1"/>
+    <w:compatSetting w:name="doNotFlipMirrorIndents" w:uri="http://schemas.microsoft.com/office/word" w:val="1"/>
+    <w:compatSetting w:name="differentiateMultirowTableHeaders" w:uri="http://schemas.microsoft.com/office/word" w:val="1"/>
+    <w:compatSetting w:name="useWord2013TrackBottomHyphenation" w:uri="http://schemas.microsoft.com/office/word" w:val="0"/>
+  </w:compat>
+  <w:rsids>
+    <w:rsidRoot w:val="00D07979"/>
+    <w:rsid w:val="00C466A6"/>
+    <w:rsid w:val="00D07979"/>
+    <w:rsid w:val="00DD4CD6"/>
+  </w:rsids>
+  <m:mathPr>
+    <m:mathFont m:val="Cambria Math"/>
+    <m:brkBin m:val="before"/>
+    <m:brkBinSub m:val="--"/>
+    <m:smallFrac m:val="0"/>
+    <m:dispDef/>
+    <m:lMargin m:val="0"/>
+    <m:rMargin m:val="0"/>
+    <m:defJc m:val="centerGroup"/>
+    <m:wrapIndent m:val="1440"/>
+    <m:intLim m:val="subSup"/>
+    <m:naryLim m:val="undOvr"/>
+  </m:mathPr>
+  <w:themeFontLang w:val="en-US"/>
+  <w:clrSchemeMapping w:bg1="light1" w:t1="dark1" w:bg2="light2" w:t2="dark2" w:accent1="accent1" w:accent2="accent2" w:accent3="accent3" w:accent4="accent4" w:accent5="accent5" w:accent6="accent6" w:hyperlink="hyperlink" w:followedHyperlink="followedHyperlink"/>
+  <w:decimalSymbol w:val=","/>
+  <w:listSeparator w:val=";"/>
+  <w15:chartTrackingRefBased/>
+</w:settings>
+</file>
+
+<file path=word/glossary/styles.xml><?xml version="1.0" encoding="utf-8"?>
+<w:styles xmlns:mc="http://schemas.openxmlformats.org/markup-compatibility/2006" xmlns:r="http://schemas.openxmlformats.org/officeDocument/2006/relationships" xmlns:w="http://schemas.openxmlformats.org/wordprocessingml/2006/main" xmlns:w14="http://schemas.microsoft.com/office/word/2010/wordml" xmlns:w15="http://schemas.microsoft.com/office/word/2012/wordml" xmlns:w16cex="http://schemas.microsoft.com/office/word/2018/wordml/cex" xmlns:w16cid="http://schemas.microsoft.com/office/word/2016/wordml/cid" xmlns:w16="http://schemas.microsoft.com/office/word/2018/wordml" xmlns:w16du="http://schemas.microsoft.com/office/word/2023/wordml/word16du" xmlns:w16sdtdh="http://schemas.microsoft.com/office/word/2020/wordml/sdtdatahash" xmlns:w16sdtfl="http://schemas.microsoft.com/office/word/2024/wordml/sdtformatlock" xmlns:w16se="http://schemas.microsoft.com/office/word/2015/wordml/symex" mc:Ignorable="w14 w15 w16se w16cid w16 w16cex w16sdtdh w16sdtfl w16du">
+  <w:docDefaults>
+    <w:rPrDefault>
+      <w:rPr>
+        <w:rFonts w:asciiTheme="minorHAnsi" w:eastAsiaTheme="minorEastAsia" w:hAnsiTheme="minorHAnsi" w:cstheme="minorBidi"/>
+        <w:kern w:val="2"/>
+        <w:sz w:val="24"/>
+        <w:szCs w:val="24"/>
+        <w:lang w:val="en-US" w:eastAsia="en-US" w:bidi="ar-SA"/>
+        <w14:ligatures w14:val="standardContextual"/>
+      </w:rPr>
+    </w:rPrDefault>
+    <w:pPrDefault>
+      <w:pPr>
+        <w:spacing w:after="160" w:line="278" w:lineRule="auto"/>
+      </w:pPr>
+    </w:pPrDefault>
+  </w:docDefaults>
+  <w:latentStyles w:defLockedState="0" w:defUIPriority="99" w:defSemiHidden="0" w:defUnhideWhenUsed="0" w:defQFormat="0" w:count="376">
+    <w:lsdException w:name="Normal" w:uiPriority="0" w:qFormat="1"/>
+    <w:lsdException w:name="heading 1" w:uiPriority="9" w:qFormat="1"/>
+    <w:lsdException w:name="heading 2" w:semiHidden="1" w:uiPriority="9" w:unhideWhenUsed="1" w:qFormat="1"/>
+    <w:lsdException w:name="heading 3" w:semiHidden="1" w:uiPriority="9" w:unhideWhenUsed="1" w:qFormat="1"/>
+    <w:lsdException w:name="heading 4" w:semiHidden="1" w:uiPriority="9" w:unhideWhenUsed="1" w:qFormat="1"/>
+    <w:lsdException w:name="heading 5" w:semiHidden="1" w:uiPriority="9" w:unhideWhenUsed="1" w:qFormat="1"/>
+    <w:lsdException w:name="heading 6" w:semiHidden="1" w:uiPriority="9" w:unhideWhenUsed="1" w:qFormat="1"/>
+    <w:lsdException w:name="heading 7" w:semiHidden="1" w:uiPriority="9" w:unhideWhenUsed="1" w:qFormat="1"/>
+    <w:lsdException w:name="heading 8" w:semiHidden="1" w:uiPriority="9" w:unhideWhenUsed="1" w:qFormat="1"/>
+    <w:lsdException w:name="heading 9" w:semiHidden="1" w:uiPriority="9" w:unhideWhenUsed="1" w:qFormat="1"/>
+    <w:lsdException w:name="index 1" w:semiHidden="1" w:unhideWhenUsed="1"/>
+    <w:lsdException w:name="index 2" w:semiHidden="1" w:unhideWhenUsed="1"/>
+    <w:lsdException w:name="index 3" w:semiHidden="1" w:unhideWhenUsed="1"/>
+    <w:lsdException w:name="index 4" w:semiHidden="1" w:unhideWhenUsed="1"/>
+    <w:lsdException w:name="index 5" w:semiHidden="1" w:unhideWhenUsed="1"/>
+    <w:lsdException w:name="index 6" w:semiHidden="1" w:unhideWhenUsed="1"/>
+    <w:lsdException w:name="index 7" w:semiHidden="1" w:unhideWhenUsed="1"/>
+    <w:lsdException w:name="index 8" w:semiHidden="1" w:unhideWhenUsed="1"/>
+    <w:lsdException w:name="index 9" w:semiHidden="1" w:unhideWhenUsed="1"/>
+    <w:lsdException w:name="toc 1" w:semiHidden="1" w:uiPriority="39" w:unhideWhenUsed="1"/>
+    <w:lsdException w:name="toc 2" w:semiHidden="1" w:uiPriority="39" w:unhideWhenUsed="1"/>
+    <w:lsdException w:name="toc 3" w:semiHidden="1" w:uiPriority="39" w:unhideWhenUsed="1"/>
+    <w:lsdException w:name="toc 4" w:semiHidden="1" w:uiPriority="39" w:unhideWhenUsed="1"/>
+    <w:lsdException w:name="toc 5" w:semiHidden="1" w:uiPriority="39" w:unhideWhenUsed="1"/>
+    <w:lsdException w:name="toc 6" w:semiHidden="1" w:uiPriority="39" w:unhideWhenUsed="1"/>
+    <w:lsdException w:name="toc 7" w:semiHidden="1" w:uiPriority="39" w:unhideWhenUsed="1"/>
+    <w:lsdException w:name="toc 8" w:semiHidden="1" w:uiPriority="39" w:unhideWhenUsed="1"/>
+    <w:lsdException w:name="toc 9" w:semiHidden="1" w:uiPriority="39" w:unhideWhenUsed="1"/>
+    <w:lsdException w:name="Normal Indent" w:semiHidden="1" w:unhideWhenUsed="1"/>
+    <w:lsdException w:name="footnote text" w:semiHidden="1" w:unhideWhenUsed="1"/>
+    <w:lsdException w:name="annotation text" w:semiHidden="1" w:unhideWhenUsed="1"/>
+    <w:lsdException w:name="header" w:semiHidden="1" w:unhideWhenUsed="1"/>
+    <w:lsdException w:name="footer" w:semiHidden="1" w:unhideWhenUsed="1"/>
+    <w:lsdException w:name="index heading" w:semiHidden="1" w:unhideWhenUsed="1"/>
+    <w:lsdException w:name="caption" w:semiHidden="1" w:uiPriority="35" w:unhideWhenUsed="1" w:qFormat="1"/>
+    <w:lsdException w:name="table of figures" w:semiHidden="1" w:unhideWhenUsed="1"/>
+    <w:lsdException w:name="envelope address" w:semiHidden="1" w:unhideWhenUsed="1"/>
+    <w:lsdException w:name="envelope return" w:semiHidden="1" w:unhideWhenUsed="1"/>
+    <w:lsdException w:name="footnote reference" w:semiHidden="1" w:unhideWhenUsed="1"/>
+    <w:lsdException w:name="annotation reference" w:semiHidden="1" w:unhideWhenUsed="1"/>
+    <w:lsdException w:name="line number" w:semiHidden="1" w:unhideWhenUsed="1"/>
+    <w:lsdException w:name="page number" w:semiHidden="1" w:unhideWhenUsed="1"/>
+    <w:lsdException w:name="endnote reference" w:semiHidden="1" w:unhideWhenUsed="1"/>
+    <w:lsdException w:name="endnote text" w:semiHidden="1" w:unhideWhenUsed="1"/>
+    <w:lsdException w:name="table of authorities" w:semiHidden="1" w:unhideWhenUsed="1"/>
+    <w:lsdException w:name="macro" w:semiHidden="1" w:unhideWhenUsed="1"/>
+    <w:lsdException w:name="toa heading" w:semiHidden="1" w:unhideWhenUsed="1"/>
+    <w:lsdException w:name="List" w:semiHidden="1" w:unhideWhenUsed="1"/>
+    <w:lsdException w:name="List Bullet" w:semiHidden="1" w:unhideWhenUsed="1"/>
+    <w:lsdException w:name="List Number" w:semiHidden="1" w:unhideWhenUsed="1"/>
+    <w:lsdException w:name="List 2" w:semiHidden="1" w:unhideWhenUsed="1"/>
+    <w:lsdException w:name="List 3" w:semiHidden="1" w:unhideWhenUsed="1"/>
+    <w:lsdException w:name="List 4" w:semiHidden="1" w:unhideWhenUsed="1"/>
+    <w:lsdException w:name="List 5" w:semiHidden="1" w:unhideWhenUsed="1"/>
+    <w:lsdException w:name="List Bullet 2" w:semiHidden="1" w:unhideWhenUsed="1"/>
+    <w:lsdException w:name="List Bullet 3" w:semiHidden="1" w:unhideWhenUsed="1"/>
+    <w:lsdException w:name="List Bullet 4" w:semiHidden="1" w:unhideWhenUsed="1"/>
+    <w:lsdException w:name="List Bullet 5" w:semiHidden="1" w:unhideWhenUsed="1"/>
+    <w:lsdException w:name="List Number 2" w:semiHidden="1" w:unhideWhenUsed="1"/>
+    <w:lsdException w:name="List Number 3" w:semiHidden="1" w:unhideWhenUsed="1"/>
+    <w:lsdException w:name="List Number 4" w:semiHidden="1" w:unhideWhenUsed="1"/>
+    <w:lsdException w:name="List Number 5" w:semiHidden="1" w:unhideWhenUsed="1"/>
+    <w:lsdException w:name="Title" w:uiPriority="10" w:qFormat="1"/>
+    <w:lsdException w:name="Closing" w:semiHidden="1" w:unhideWhenUsed="1"/>
+    <w:lsdException w:name="Signature" w:semiHidden="1" w:unhideWhenUsed="1"/>
+    <w:lsdException w:name="Default Paragraph Font" w:semiHidden="1" w:uiPriority="1" w:unhideWhenUsed="1"/>
+    <w:lsdException w:name="Body Text" w:semiHidden="1" w:unhideWhenUsed="1"/>
+    <w:lsdException w:name="Body Text Indent" w:semiHidden="1" w:unhideWhenUsed="1"/>
+    <w:lsdException w:name="List Continue" w:semiHidden="1" w:unhideWhenUsed="1"/>
+    <w:lsdException w:name="List Continue 2" w:semiHidden="1" w:unhideWhenUsed="1"/>
+    <w:lsdException w:name="List Continue 3" w:semiHidden="1" w:unhideWhenUsed="1"/>
+    <w:lsdException w:name="List Continue 4" w:semiHidden="1" w:unhideWhenUsed="1"/>
+    <w:lsdException w:name="List Continue 5" w:semiHidden="1" w:unhideWhenUsed="1"/>
+    <w:lsdException w:name="Message Header" w:semiHidden="1" w:unhideWhenUsed="1"/>
+    <w:lsdException w:name="Subtitle" w:uiPriority="11" w:qFormat="1"/>
+    <w:lsdException w:name="Salutation" w:semiHidden="1" w:unhideWhenUsed="1"/>
+    <w:lsdException w:name="Date" w:semiHidden="1" w:unhideWhenUsed="1"/>
+    <w:lsdException w:name="Body Text First Indent" w:semiHidden="1" w:unhideWhenUsed="1"/>
+    <w:lsdException w:name="Body Text First Indent 2" w:semiHidden="1" w:unhideWhenUsed="1"/>
+    <w:lsdException w:name="Note Heading" w:semiHidden="1" w:unhideWhenUsed="1"/>
+    <w:lsdException w:name="Body Text 2" w:semiHidden="1" w:unhideWhenUsed="1"/>
+    <w:lsdException w:name="Body Text 3" w:semiHidden="1" w:unhideWhenUsed="1"/>
+    <w:lsdException w:name="Body Text Indent 2" w:semiHidden="1" w:unhideWhenUsed="1"/>
+    <w:lsdException w:name="Body Text Indent 3" w:semiHidden="1" w:unhideWhenUsed="1"/>
+    <w:lsdException w:name="Block Text" w:semiHidden="1" w:unhideWhenUsed="1"/>
+    <w:lsdException w:name="Hyperlink" w:semiHidden="1" w:unhideWhenUsed="1"/>
+    <w:lsdException w:name="FollowedHyperlink" w:semiHidden="1" w:unhideWhenUsed="1"/>
+    <w:lsdException w:name="Strong" w:uiPriority="22" w:qFormat="1"/>
+    <w:lsdException w:name="Emphasis" w:uiPriority="20" w:qFormat="1"/>
+    <w:lsdException w:name="Document Map" w:semiHidden="1" w:unhideWhenUsed="1"/>
+    <w:lsdException w:name="Plain Text" w:semiHidden="1" w:unhideWhenUsed="1"/>
+    <w:lsdException w:name="E-mail Signature" w:semiHidden="1" w:unhideWhenUsed="1"/>
+    <w:lsdException w:name="HTML Top of Form" w:semiHidden="1" w:unhideWhenUsed="1"/>
+    <w:lsdException w:name="HTML Bottom of Form" w:semiHidden="1" w:unhideWhenUsed="1"/>
+    <w:lsdException w:name="Normal (Web)" w:semiHidden="1" w:unhideWhenUsed="1"/>
+    <w:lsdException w:name="HTML Acronym" w:semiHidden="1" w:unhideWhenUsed="1"/>
+    <w:lsdException w:name="HTML Address" w:semiHidden="1" w:unhideWhenUsed="1"/>
+    <w:lsdException w:name="HTML Cite" w:semiHidden="1" w:unhideWhenUsed="1"/>
+    <w:lsdException w:name="HTML Code" w:semiHidden="1" w:unhideWhenUsed="1"/>
+    <w:lsdException w:name="HTML Definition" w:semiHidden="1" w:unhideWhenUsed="1"/>
+    <w:lsdException w:name="HTML Keyboard" w:semiHidden="1" w:unhideWhenUsed="1"/>
+    <w:lsdException w:name="HTML Preformatted" w:semiHidden="1" w:unhideWhenUsed="1"/>
+    <w:lsdException w:name="HTML Sample" w:semiHidden="1" w:unhideWhenUsed="1"/>
+    <w:lsdException w:name="HTML Typewriter" w:semiHidden="1" w:unhideWhenUsed="1"/>
+    <w:lsdException w:name="HTML Variable" w:semiHidden="1" w:unhideWhenUsed="1"/>
+    <w:lsdException w:name="Normal Table" w:semiHidden="1" w:unhideWhenUsed="1"/>
+    <w:lsdException w:name="annotation subject" w:semiHidden="1" w:unhideWhenUsed="1"/>
+    <w:lsdException w:name="No List" w:semiHidden="1" w:unhideWhenUsed="1"/>
+    <w:lsdException w:name="Outline List 1" w:semiHidden="1" w:unhideWhenUsed="1"/>
+    <w:lsdException w:name="Outline List 2" w:semiHidden="1" w:unhideWhenUsed="1"/>
+    <w:lsdException w:name="Outline List 3" w:semiHidden="1" w:unhideWhenUsed="1"/>
+    <w:lsdException w:name="Table Simple 1" w:semiHidden="1" w:unhideWhenUsed="1"/>
+    <w:lsdException w:name="Table Simple 2" w:semiHidden="1" w:unhideWhenUsed="1"/>
+    <w:lsdException w:name="Table Simple 3" w:semiHidden="1" w:unhideWhenUsed="1"/>
+    <w:lsdException w:name="Table Classic 1" w:semiHidden="1" w:unhideWhenUsed="1"/>
+    <w:lsdException w:name="Table Classic 2" w:semiHidden="1" w:unhideWhenUsed="1"/>
+    <w:lsdException w:name="Table Classic 3" w:semiHidden="1" w:unhideWhenUsed="1"/>
+    <w:lsdException w:name="Table Classic 4" w:semiHidden="1" w:unhideWhenUsed="1"/>
+    <w:lsdException w:name="Table Colorful 1" w:semiHidden="1" w:unhideWhenUsed="1"/>
+    <w:lsdException w:name="Table Colorful 2" w:semiHidden="1" w:unhideWhenUsed="1"/>
+    <w:lsdException w:name="Table Colorful 3" w:semiHidden="1" w:unhideWhenUsed="1"/>
+    <w:lsdException w:name="Table Columns 1" w:semiHidden="1" w:unhideWhenUsed="1"/>
+    <w:lsdException w:name="Table Columns 2" w:semiHidden="1" w:unhideWhenUsed="1"/>
+    <w:lsdException w:name="Table Columns 3" w:semiHidden="1" w:unhideWhenUsed="1"/>
+    <w:lsdException w:name="Table Columns 4" w:semiHidden="1" w:unhideWhenUsed="1"/>
+    <w:lsdException w:name="Table Columns 5" w:semiHidden="1" w:unhideWhenUsed="1"/>
+    <w:lsdException w:name="Table Grid 1" w:semiHidden="1" w:unhideWhenUsed="1"/>
+    <w:lsdException w:name="Table Grid 2" w:semiHidden="1" w:unhideWhenUsed="1"/>
+    <w:lsdException w:name="Table Grid 3" w:semiHidden="1" w:unhideWhenUsed="1"/>
+    <w:lsdException w:name="Table Grid 4" w:semiHidden="1" w:unhideWhenUsed="1"/>
+    <w:lsdException w:name="Table Grid 5" w:semiHidden="1" w:unhideWhenUsed="1"/>
+    <w:lsdException w:name="Table Grid 6" w:semiHidden="1" w:unhideWhenUsed="1"/>
+    <w:lsdException w:name="Table Grid 7" w:semiHidden="1" w:unhideWhenUsed="1"/>
+    <w:lsdException w:name="Table Grid 8" w:semiHidden="1" w:unhideWhenUsed="1"/>
+    <w:lsdException w:name="Table List 1" w:semiHidden="1" w:unhideWhenUsed="1"/>
+    <w:lsdException w:name="Table List 2" w:semiHidden="1" w:unhideWhenUsed="1"/>
+    <w:lsdException w:name="Table List 3" w:semiHidden="1" w:unhideWhenUsed="1"/>
+    <w:lsdException w:name="Table List 4" w:semiHidden="1" w:unhideWhenUsed="1"/>
+    <w:lsdException w:name="Table List 5" w:semiHidden="1" w:unhideWhenUsed="1"/>
+    <w:lsdException w:name="Table List 6" w:semiHidden="1" w:unhideWhenUsed="1"/>
+    <w:lsdException w:name="Table List 7" w:semiHidden="1" w:unhideWhenUsed="1"/>
+    <w:lsdException w:name="Table List 8" w:semiHidden="1" w:unhideWhenUsed="1"/>
+    <w:lsdException w:name="Table 3D effects 1" w:semiHidden="1" w:unhideWhenUsed="1"/>
+    <w:lsdException w:name="Table 3D effects 2" w:semiHidden="1" w:unhideWhenUsed="1"/>
+    <w:lsdException w:name="Table 3D effects 3" w:semiHidden="1" w:unhideWhenUsed="1"/>
+    <w:lsdException w:name="Table Contemporary" w:semiHidden="1" w:unhideWhenUsed="1"/>
+    <w:lsdException w:name="Table Elegant" w:semiHidden="1" w:unhideWhenUsed="1"/>
+    <w:lsdException w:name="Table Professional" w:semiHidden="1" w:unhideWhenUsed="1"/>
+    <w:lsdException w:name="Table Subtle 1" w:semiHidden="1" w:unhideWhenUsed="1"/>
+    <w:lsdException w:name="Table Subtle 2" w:semiHidden="1" w:unhideWhenUsed="1"/>
+    <w:lsdException w:name="Table Web 1" w:semiHidden="1" w:unhideWhenUsed="1"/>
+    <w:lsdException w:name="Table Web 2" w:semiHidden="1" w:unhideWhenUsed="1"/>
+    <w:lsdException w:name="Table Web 3" w:semiHidden="1" w:unhideWhenUsed="1"/>
+    <w:lsdException w:name="Balloon Text" w:semiHidden="1" w:unhideWhenUsed="1"/>
+    <w:lsdException w:name="Table Grid" w:uiPriority="39"/>
+    <w:lsdException w:name="Table Theme" w:semiHidden="1" w:unhideWhenUsed="1"/>
+    <w:lsdException w:name="Placeholder Text" w:semiHidden="1"/>
+    <w:lsdException w:name="No Spacing" w:uiPriority="1" w:qFormat="1"/>
+    <w:lsdException w:name="Light Shading" w:uiPriority="60"/>
+    <w:lsdException w:name="Light List" w:uiPriority="61"/>
+    <w:lsdException w:name="Light Grid" w:uiPriority="62"/>
+    <w:lsdException w:name="Medium Shading 1" w:uiPriority="63"/>
+    <w:lsdException w:name="Medium Shading 2" w:uiPriority="64"/>
+    <w:lsdException w:name="Medium List 1" w:uiPriority="65"/>
+    <w:lsdException w:name="Medium List 2" w:uiPriority="66"/>
+    <w:lsdException w:name="Medium Grid 1" w:uiPriority="67"/>
+    <w:lsdException w:name="Medium Grid 2" w:uiPriority="68"/>
+    <w:lsdException w:name="Medium Grid 3" w:uiPriority="69"/>
+    <w:lsdException w:name="Dark List" w:uiPriority="70"/>
+    <w:lsdException w:name="Colorful Shading" w:uiPriority="71"/>
+    <w:lsdException w:name="Colorful List" w:uiPriority="72"/>
+    <w:lsdException w:name="Colorful Grid" w:uiPriority="73"/>
+    <w:lsdException w:name="Light Shading Accent 1" w:uiPriority="60"/>
+    <w:lsdException w:name="Light List Accent 1" w:uiPriority="61"/>
+    <w:lsdException w:name="Light Grid Accent 1" w:uiPriority="62"/>
+    <w:lsdException w:name="Medium Shading 1 Accent 1" w:uiPriority="63"/>
+    <w:lsdException w:name="Medium Shading 2 Accent 1" w:uiPriority="64"/>
+    <w:lsdException w:name="Medium List 1 Accent 1" w:uiPriority="65"/>
+    <w:lsdException w:name="Revision" w:semiHidden="1"/>
+    <w:lsdException w:name="List Paragraph" w:uiPriority="34" w:qFormat="1"/>
+    <w:lsdException w:name="Quote" w:uiPriority="29" w:qFormat="1"/>
+    <w:lsdException w:name="Intense Quote" w:uiPriority="30" w:qFormat="1"/>
+    <w:lsdException w:name="Medium List 2 Accent 1" w:uiPriority="66"/>
+    <w:lsdException w:name="Medium Grid 1 Accent 1" w:uiPriority="67"/>
+    <w:lsdException w:name="Medium Grid 2 Accent 1" w:uiPriority="68"/>
+    <w:lsdException w:name="Medium Grid 3 Accent 1" w:uiPriority="69"/>
+    <w:lsdException w:name="Dark List Accent 1" w:uiPriority="70"/>
+    <w:lsdException w:name="Colorful Shading Accent 1" w:uiPriority="71"/>
+    <w:lsdException w:name="Colorful List Accent 1" w:uiPriority="72"/>
+    <w:lsdException w:name="Colorful Grid Accent 1" w:uiPriority="73"/>
+    <w:lsdException w:name="Light Shading Accent 2" w:uiPriority="60"/>
+    <w:lsdException w:name="Light List Accent 2" w:uiPriority="61"/>
+    <w:lsdException w:name="Light Grid Accent 2" w:uiPriority="62"/>
+    <w:lsdException w:name="Medium Shading 1 Accent 2" w:uiPriority="63"/>
+    <w:lsdException w:name="Medium Shading 2 Accent 2" w:uiPriority="64"/>
+    <w:lsdException w:name="Medium List 1 Accent 2" w:uiPriority="65"/>
+    <w:lsdException w:name="Medium List 2 Accent 2" w:uiPriority="66"/>
+    <w:lsdException w:name="Medium Grid 1 Accent 2" w:uiPriority="67"/>
+    <w:lsdException w:name="Medium Grid 2 Accent 2" w:uiPriority="68"/>
+    <w:lsdException w:name="Medium Grid 3 Accent 2" w:uiPriority="69"/>
+    <w:lsdException w:name="Dark List Accent 2" w:uiPriority="70"/>
+    <w:lsdException w:name="Colorful Shading Accent 2" w:uiPriority="71"/>
+    <w:lsdException w:name="Colorful List Accent 2" w:uiPriority="72"/>
+    <w:lsdException w:name="Colorful Grid Accent 2" w:uiPriority="73"/>
+    <w:lsdException w:name="Light Shading Accent 3" w:uiPriority="60"/>
+    <w:lsdException w:name="Light List Accent 3" w:uiPriority="61"/>
+    <w:lsdException w:name="Light Grid Accent 3" w:uiPriority="62"/>
+    <w:lsdException w:name="Medium Shading 1 Accent 3" w:uiPriority="63"/>
+    <w:lsdException w:name="Medium Shading 2 Accent 3" w:uiPriority="64"/>
+    <w:lsdException w:name="Medium List 1 Accent 3" w:uiPriority="65"/>
+    <w:lsdException w:name="Medium List 2 Accent 3" w:uiPriority="66"/>
+    <w:lsdException w:name="Medium Grid 1 Accent 3" w:uiPriority="67"/>
+    <w:lsdException w:name="Medium Grid 2 Accent 3" w:uiPriority="68"/>
+    <w:lsdException w:name="Medium Grid 3 Accent 3" w:uiPriority="69"/>
+    <w:lsdException w:name="Dark List Accent 3" w:uiPriority="70"/>
+    <w:lsdException w:name="Colorful Shading Accent 3" w:uiPriority="71"/>
+    <w:lsdException w:name="Colorful List Accent 3" w:uiPriority="72"/>
+    <w:lsdException w:name="Colorful Grid Accent 3" w:uiPriority="73"/>
+    <w:lsdException w:name="Light Shading Accent 4" w:uiPriority="60"/>
+    <w:lsdException w:name="Light List Accent 4" w:uiPriority="61"/>
+    <w:lsdException w:name="Light Grid Accent 4" w:uiPriority="62"/>
+    <w:lsdException w:name="Medium Shading 1 Accent 4" w:uiPriority="63"/>
+    <w:lsdException w:name="Medium Shading 2 Accent 4" w:uiPriority="64"/>
+    <w:lsdException w:name="Medium List 1 Accent 4" w:uiPriority="65"/>
+    <w:lsdException w:name="Medium List 2 Accent 4" w:uiPriority="66"/>
+    <w:lsdException w:name="Medium Grid 1 Accent 4" w:uiPriority="67"/>
+    <w:lsdException w:name="Medium Grid 2 Accent 4" w:uiPriority="68"/>
+    <w:lsdException w:name="Medium Grid 3 Accent 4" w:uiPriority="69"/>
+    <w:lsdException w:name="Dark List Accent 4" w:uiPriority="70"/>
+    <w:lsdException w:name="Colorful Shading Accent 4" w:uiPriority="71"/>
+    <w:lsdException w:name="Colorful List Accent 4" w:uiPriority="72"/>
+    <w:lsdException w:name="Colorful Grid Accent 4" w:uiPriority="73"/>
+    <w:lsdException w:name="Light Shading Accent 5" w:uiPriority="60"/>
+    <w:lsdException w:name="Light List Accent 5" w:uiPriority="61"/>
+    <w:lsdException w:name="Light Grid Accent 5" w:uiPriority="62"/>
+    <w:lsdException w:name="Medium Shading 1 Accent 5" w:uiPriority="63"/>
+    <w:lsdException w:name="Medium Shading 2 Accent 5" w:uiPriority="64"/>
+    <w:lsdException w:name="Medium List 1 Accent 5" w:uiPriority="65"/>
+    <w:lsdException w:name="Medium List 2 Accent 5" w:uiPriority="66"/>
+    <w:lsdException w:name="Medium Grid 1 Accent 5" w:uiPriority="67"/>
+    <w:lsdException w:name="Medium Grid 2 Accent 5" w:uiPriority="68"/>
+    <w:lsdException w:name="Medium Grid 3 Accent 5" w:uiPriority="69"/>
+    <w:lsdException w:name="Dark List Accent 5" w:uiPriority="70"/>
+    <w:lsdException w:name="Colorful Shading Accent 5" w:uiPriority="71"/>
+    <w:lsdException w:name="Colorful List Accent 5" w:uiPriority="72"/>
+    <w:lsdException w:name="Colorful Grid Accent 5" w:uiPriority="73"/>
+    <w:lsdException w:name="Light Shading Accent 6" w:uiPriority="60"/>
+    <w:lsdException w:name="Light List Accent 6" w:uiPriority="61"/>
+    <w:lsdException w:name="Light Grid Accent 6" w:uiPriority="62"/>
+    <w:lsdException w:name="Medium Shading 1 Accent 6" w:uiPriority="63"/>
+    <w:lsdException w:name="Medium Shading 2 Accent 6" w:uiPriority="64"/>
+    <w:lsdException w:name="Medium List 1 Accent 6" w:uiPriority="65"/>
+    <w:lsdException w:name="Medium List 2 Accent 6" w:uiPriority="66"/>
+    <w:lsdException w:name="Medium Grid 1 Accent 6" w:uiPriority="67"/>
+    <w:lsdException w:name="Medium Grid 2 Accent 6" w:uiPriority="68"/>
+    <w:lsdException w:name="Medium Grid 3 Accent 6" w:uiPriority="69"/>
+    <w:lsdException w:name="Dark List Accent 6" w:uiPriority="70"/>
+    <w:lsdException w:name="Colorful Shading Accent 6" w:uiPriority="71"/>
+    <w:lsdException w:name="Colorful List Accent 6" w:uiPriority="72"/>
+    <w:lsdException w:name="Colorful Grid Accent 6" w:uiPriority="73"/>
+    <w:lsdException w:name="Subtle Emphasis" w:uiPriority="19" w:qFormat="1"/>
+    <w:lsdException w:name="Intense Emphasis" w:uiPriority="21" w:qFormat="1"/>
+    <w:lsdException w:name="Subtle Reference" w:uiPriority="31" w:qFormat="1"/>
+    <w:lsdException w:name="Intense Reference" w:uiPriority="32" w:qFormat="1"/>
+    <w:lsdException w:name="Book Title" w:uiPriority="33" w:qFormat="1"/>
+    <w:lsdException w:name="Bibliography" w:semiHidden="1" w:uiPriority="37" w:unhideWhenUsed="1"/>
+    <w:lsdException w:name="TOC Heading" w:semiHidden="1" w:uiPriority="39" w:unhideWhenUsed="1" w:qFormat="1"/>
+    <w:lsdException w:name="Plain Table 1" w:uiPriority="41"/>
+    <w:lsdException w:name="Plain Table 2" w:uiPriority="42"/>
+    <w:lsdException w:name="Plain Table 3" w:uiPriority="43"/>
+    <w:lsdException w:name="Plain Table 4" w:uiPriority="44"/>
+    <w:lsdException w:name="Plain Table 5" w:uiPriority="45"/>
+    <w:lsdException w:name="Grid Table Light" w:uiPriority="40"/>
+    <w:lsdException w:name="Grid Table 1 Light" w:uiPriority="46"/>
+    <w:lsdException w:name="Grid Table 2" w:uiPriority="47"/>
+    <w:lsdException w:name="Grid Table 3" w:uiPriority="48"/>
+    <w:lsdException w:name="Grid Table 4" w:uiPriority="49"/>
+    <w:lsdException w:name="Grid Table 5 Dark" w:uiPriority="50"/>
+    <w:lsdException w:name="Grid Table 6 Colorful" w:uiPriority="51"/>
+    <w:lsdException w:name="Grid Table 7 Colorful" w:uiPriority="52"/>
+    <w:lsdException w:name="Grid Table 1 Light Accent 1" w:uiPriority="46"/>
+    <w:lsdException w:name="Grid Table 2 Accent 1" w:uiPriority="47"/>
+    <w:lsdException w:name="Grid Table 3 Accent 1" w:uiPriority="48"/>
+    <w:lsdException w:name="Grid Table 4 Accent 1" w:uiPriority="49"/>
+    <w:lsdException w:name="Grid Table 5 Dark Accent 1" w:uiPriority="50"/>
+    <w:lsdException w:name="Grid Table 6 Colorful Accent 1" w:uiPriority="51"/>
+    <w:lsdException w:name="Grid Table 7 Colorful Accent 1" w:uiPriority="52"/>
+    <w:lsdException w:name="Grid Table 1 Light Accent 2" w:uiPriority="46"/>
+    <w:lsdException w:name="Grid Table 2 Accent 2" w:uiPriority="47"/>
+    <w:lsdException w:name="Grid Table 3 Accent 2" w:uiPriority="48"/>
+    <w:lsdException w:name="Grid Table 4 Accent 2" w:uiPriority="49"/>
+    <w:lsdException w:name="Grid Table 5 Dark Accent 2" w:uiPriority="50"/>
+    <w:lsdException w:name="Grid Table 6 Colorful Accent 2" w:uiPriority="51"/>
+    <w:lsdException w:name="Grid Table 7 Colorful Accent 2" w:uiPriority="52"/>
+    <w:lsdException w:name="Grid Table 1 Light Accent 3" w:uiPriority="46"/>
+    <w:lsdException w:name="Grid Table 2 Accent 3" w:uiPriority="47"/>
+    <w:lsdException w:name="Grid Table 3 Accent 3" w:uiPriority="48"/>
+    <w:lsdException w:name="Grid Table 4 Accent 3" w:uiPriority="49"/>
+    <w:lsdException w:name="Grid Table 5 Dark Accent 3" w:uiPriority="50"/>
+    <w:lsdException w:name="Grid Table 6 Colorful Accent 3" w:uiPriority="51"/>
+    <w:lsdException w:name="Grid Table 7 Colorful Accent 3" w:uiPriority="52"/>
+    <w:lsdException w:name="Grid Table 1 Light Accent 4" w:uiPriority="46"/>
+    <w:lsdException w:name="Grid Table 2 Accent 4" w:uiPriority="47"/>
+    <w:lsdException w:name="Grid Table 3 Accent 4" w:uiPriority="48"/>
+    <w:lsdException w:name="Grid Table 4 Accent 4" w:uiPriority="49"/>
+    <w:lsdException w:name="Grid Table 5 Dark Accent 4" w:uiPriority="50"/>
+    <w:lsdException w:name="Grid Table 6 Colorful Accent 4" w:uiPriority="51"/>
+    <w:lsdException w:name="Grid Table 7 Colorful Accent 4" w:uiPriority="52"/>
+    <w:lsdException w:name="Grid Table 1 Light Accent 5" w:uiPriority="46"/>
+    <w:lsdException w:name="Grid Table 2 Accent 5" w:uiPriority="47"/>
+    <w:lsdException w:name="Grid Table 3 Accent 5" w:uiPriority="48"/>
+    <w:lsdException w:name="Grid Table 4 Accent 5" w:uiPriority="49"/>
+    <w:lsdException w:name="Grid Table 5 Dark Accent 5" w:uiPriority="50"/>
+    <w:lsdException w:name="Grid Table 6 Colorful Accent 5" w:uiPriority="51"/>
+    <w:lsdException w:name="Grid Table 7 Colorful Accent 5" w:uiPriority="52"/>
+    <w:lsdException w:name="Grid Table 1 Light Accent 6" w:uiPriority="46"/>
+    <w:lsdException w:name="Grid Table 2 Accent 6" w:uiPriority="47"/>
+    <w:lsdException w:name="Grid Table 3 Accent 6" w:uiPriority="48"/>
+    <w:lsdException w:name="Grid Table 4 Accent 6" w:uiPriority="49"/>
+    <w:lsdException w:name="Grid Table 5 Dark Accent 6" w:uiPriority="50"/>
+    <w:lsdException w:name="Grid Table 6 Colorful Accent 6" w:uiPriority="51"/>
+    <w:lsdException w:name="Grid Table 7 Colorful Accent 6" w:uiPriority="52"/>
+    <w:lsdException w:name="List Table 1 Light" w:uiPriority="46"/>
+    <w:lsdException w:name="List Table 2" w:uiPriority="47"/>
+    <w:lsdException w:name="List Table 3" w:uiPriority="48"/>
+    <w:lsdException w:name="List Table 4" w:uiPriority="49"/>
+    <w:lsdException w:name="List Table 5 Dark" w:uiPriority="50"/>
+    <w:lsdException w:name="List Table 6 Colorful" w:uiPriority="51"/>
+    <w:lsdException w:name="List Table 7 Colorful" w:uiPriority="52"/>
+    <w:lsdException w:name="List Table 1 Light Accent 1" w:uiPriority="46"/>
+    <w:lsdException w:name="List Table 2 Accent 1" w:uiPriority="47"/>
+    <w:lsdException w:name="List Table 3 Accent 1" w:uiPriority="48"/>
+    <w:lsdException w:name="List Table 4 Accent 1" w:uiPriority="49"/>
+    <w:lsdException w:name="List Table 5 Dark Accent 1" w:uiPriority="50"/>
+    <w:lsdException w:name="List Table 6 Colorful Accent 1" w:uiPriority="51"/>
+    <w:lsdException w:name="List Table 7 Colorful Accent 1" w:uiPriority="52"/>
+    <w:lsdException w:name="List Table 1 Light Accent 2" w:uiPriority="46"/>
+    <w:lsdException w:name="List Table 2 Accent 2" w:uiPriority="47"/>
+    <w:lsdException w:name="List Table 3 Accent 2" w:uiPriority="48"/>
+    <w:lsdException w:name="List Table 4 Accent 2" w:uiPriority="49"/>
+    <w:lsdException w:name="List Table 5 Dark Accent 2" w:uiPriority="50"/>
+    <w:lsdException w:name="List Table 6 Colorful Accent 2" w:uiPriority="51"/>
+    <w:lsdException w:name="List Table 7 Colorful Accent 2" w:uiPriority="52"/>
+    <w:lsdException w:name="List Table 1 Light Accent 3" w:uiPriority="46"/>
+    <w:lsdException w:name="List Table 2 Accent 3" w:uiPriority="47"/>
+    <w:lsdException w:name="List Table 3 Accent 3" w:uiPriority="48"/>
+    <w:lsdException w:name="List Table 4 Accent 3" w:uiPriority="49"/>
+    <w:lsdException w:name="List Table 5 Dark Accent 3" w:uiPriority="50"/>
+    <w:lsdException w:name="List Table 6 Colorful Accent 3" w:uiPriority="51"/>
+    <w:lsdException w:name="List Table 7 Colorful Accent 3" w:uiPriority="52"/>
+    <w:lsdException w:name="List Table 1 Light Accent 4" w:uiPriority="46"/>
+    <w:lsdException w:name="List Table 2 Accent 4" w:uiPriority="47"/>
+    <w:lsdException w:name="List Table 3 Accent 4" w:uiPriority="48"/>
+    <w:lsdException w:name="List Table 4 Accent 4" w:uiPriority="49"/>
+    <w:lsdException w:name="List Table 5 Dark Accent 4" w:uiPriority="50"/>
+    <w:lsdException w:name="List Table 6 Colorful Accent 4" w:uiPriority="51"/>
+    <w:lsdException w:name="List Table 7 Colorful Accent 4" w:uiPriority="52"/>
+    <w:lsdException w:name="List Table 1 Light Accent 5" w:uiPriority="46"/>
+    <w:lsdException w:name="List Table 2 Accent 5" w:uiPriority="47"/>
+    <w:lsdException w:name="List Table 3 Accent 5" w:uiPriority="48"/>
+    <w:lsdException w:name="List Table 4 Accent 5" w:uiPriority="49"/>
+    <w:lsdException w:name="List Table 5 Dark Accent 5" w:uiPriority="50"/>
+    <w:lsdException w:name="List Table 6 Colorful Accent 5" w:uiPriority="51"/>
+    <w:lsdException w:name="List Table 7 Colorful Accent 5" w:uiPriority="52"/>
+    <w:lsdException w:name="List Table 1 Light Accent 6" w:uiPriority="46"/>
+    <w:lsdException w:name="List Table 2 Accent 6" w:uiPriority="47"/>
+    <w:lsdException w:name="List Table 3 Accent 6" w:uiPriority="48"/>
+    <w:lsdException w:name="List Table 4 Accent 6" w:uiPriority="49"/>
+    <w:lsdException w:name="List Table 5 Dark Accent 6" w:uiPriority="50"/>
+    <w:lsdException w:name="List Table 6 Colorful Accent 6" w:uiPriority="51"/>
+    <w:lsdException w:name="List Table 7 Colorful Accent 6" w:uiPriority="52"/>
+    <w:lsdException w:name="Mention" w:semiHidden="1" w:unhideWhenUsed="1"/>
+    <w:lsdException w:name="Smart Hyperlink" w:semiHidden="1" w:unhideWhenUsed="1"/>
+    <w:lsdException w:name="Hashtag" w:semiHidden="1" w:unhideWhenUsed="1"/>
+    <w:lsdException w:name="Unresolved Mention" w:semiHidden="1" w:unhideWhenUsed="1"/>
+    <w:lsdException w:name="Smart Link" w:semiHidden="1" w:unhideWhenUsed="1"/>
+  </w:latentStyles>
+  <w:style w:type="paragraph" w:default="1" w:styleId="Normal">
+    <w:name w:val="Normal"/>
+    <w:qFormat/>
+  </w:style>
+  <w:style w:type="character" w:default="1" w:styleId="DefaultParagraphFont">
+    <w:name w:val="Default Paragraph Font"/>
+    <w:uiPriority w:val="1"/>
+    <w:semiHidden/>
+    <w:unhideWhenUsed/>
+  </w:style>
+  <w:style w:type="table" w:default="1" w:styleId="TableNormal">
+    <w:name w:val="Normal Table"/>
+    <w:uiPriority w:val="99"/>
+    <w:semiHidden/>
+    <w:unhideWhenUsed/>
+    <w:tblPr>
+      <w:tblInd w:w="0" w:type="dxa"/>
+      <w:tblCellMar>
+        <w:top w:w="0" w:type="dxa"/>
+        <w:left w:w="108" w:type="dxa"/>
+        <w:bottom w:w="0" w:type="dxa"/>
+        <w:right w:w="108" w:type="dxa"/>
+      </w:tblCellMar>
+    </w:tblPr>
+  </w:style>
+  <w:style w:type="numbering" w:default="1" w:styleId="NoList">
+    <w:name w:val="No List"/>
+    <w:uiPriority w:val="99"/>
+    <w:semiHidden/>
+    <w:unhideWhenUsed/>
+  </w:style>
+  <w:style w:type="paragraph" w:customStyle="1" w:styleId="C7ED24F1327D45379748EBB7AC0BD389">
+    <w:name w:val="C7ED24F1327D45379748EBB7AC0BD389"/>
+    <w:rsid w:val="00D07979"/>
+  </w:style>
+  <w:style w:type="paragraph" w:customStyle="1" w:styleId="791664737FBA48A58C501B39BDD9B8FA">
+    <w:name w:val="791664737FBA48A58C501B39BDD9B8FA"/>
+    <w:rsid w:val="00D07979"/>
+  </w:style>
+</w:styles>
+</file>
+
+<file path=word/glossary/webSettings.xml><?xml version="1.0" encoding="utf-8"?>
+<w:webSettings xmlns:mc="http://schemas.openxmlformats.org/markup-compatibility/2006" xmlns:r="http://schemas.openxmlformats.org/officeDocument/2006/relationships" xmlns:w="http://schemas.openxmlformats.org/wordprocessingml/2006/main" xmlns:w14="http://schemas.microsoft.com/office/word/2010/wordml" xmlns:w15="http://schemas.microsoft.com/office/word/2012/wordml" xmlns:w16cex="http://schemas.microsoft.com/office/word/2018/wordml/cex" xmlns:w16cid="http://schemas.microsoft.com/office/word/2016/wordml/cid" xmlns:w16="http://schemas.microsoft.com/office/word/2018/wordml" xmlns:w16du="http://schemas.microsoft.com/office/word/2023/wordml/word16du" xmlns:w16sdtdh="http://schemas.microsoft.com/office/word/2020/wordml/sdtdatahash" xmlns:w16sdtfl="http://schemas.microsoft.com/office/word/2024/wordml/sdtformatlock" xmlns:w16se="http://schemas.microsoft.com/office/word/2015/wordml/symex" mc:Ignorable="w14 w15 w16se w16cid w16 w16cex w16sdtdh w16sdtfl w16du">
+  <w:optimizeForBrowser/>
+  <w:allowPNG/>
+</w:webSettings>
 </file>
 
 <file path=word/theme/theme1.xml><?xml version="1.0" encoding="utf-8"?>

--- a/docs/especializacion/Memoria/Memoria_EITI_Llanes.docx
+++ b/docs/especializacion/Memoria/Memoria_EITI_Llanes.docx
@@ -84,7 +84,7 @@
           <w:noProof/>
         </w:rPr>
         <w:drawing>
-          <wp:anchor distT="0" distB="0" distL="114300" distR="114300" simplePos="0" relativeHeight="251656192" behindDoc="0" locked="0" layoutInCell="1" allowOverlap="1" wp14:anchorId="352FC000" wp14:editId="1B4F0875">
+          <wp:anchor distT="0" distB="0" distL="114300" distR="114300" simplePos="0" relativeHeight="251657216" behindDoc="0" locked="0" layoutInCell="1" allowOverlap="1" wp14:anchorId="352FC000" wp14:editId="1B4F0875">
             <wp:simplePos x="0" y="0"/>
             <wp:positionH relativeFrom="column">
               <wp:posOffset>-579037</wp:posOffset>
@@ -430,7 +430,7 @@
       <w:r>
         <w:fldChar w:fldCharType="separate"/>
       </w:r>
-      <w:hyperlink w:anchor="_Toc242435353" w:history="1">
+      <w:hyperlink w:anchor="_Toc242435951" w:history="1">
         <w:r>
           <w:rPr>
             <w:rStyle w:val="Hyperlink"/>
@@ -458,7 +458,7 @@
             <w:noProof/>
             <w:webHidden/>
           </w:rPr>
-          <w:instrText xml:space="preserve"> PAGEREF _Toc242435353 \h </w:instrText>
+          <w:instrText xml:space="preserve"> PAGEREF _Toc242435951 \h </w:instrText>
         </w:r>
         <w:r>
           <w:rPr>
@@ -504,7 +504,7 @@
           <w14:ligatures w14:val="standardContextual"/>
         </w:rPr>
       </w:pPr>
-      <w:hyperlink w:anchor="_Toc242435354" w:history="1">
+      <w:hyperlink w:anchor="_Toc242435952" w:history="1">
         <w:r>
           <w:rPr>
             <w:rStyle w:val="Hyperlink"/>
@@ -532,7 +532,7 @@
             <w:noProof/>
             <w:webHidden/>
           </w:rPr>
-          <w:instrText xml:space="preserve"> PAGEREF _Toc242435354 \h </w:instrText>
+          <w:instrText xml:space="preserve"> PAGEREF _Toc242435952 \h </w:instrText>
         </w:r>
         <w:r>
           <w:rPr>
@@ -578,7 +578,7 @@
           <w14:ligatures w14:val="standardContextual"/>
         </w:rPr>
       </w:pPr>
-      <w:hyperlink w:anchor="_Toc242435355" w:history="1">
+      <w:hyperlink w:anchor="_Toc242435953" w:history="1">
         <w:r>
           <w:rPr>
             <w:rStyle w:val="Hyperlink"/>
@@ -606,7 +606,7 @@
             <w:noProof/>
             <w:webHidden/>
           </w:rPr>
-          <w:instrText xml:space="preserve"> PAGEREF _Toc242435355 \h </w:instrText>
+          <w:instrText xml:space="preserve"> PAGEREF _Toc242435953 \h </w:instrText>
         </w:r>
         <w:r>
           <w:rPr>
@@ -652,7 +652,7 @@
           <w14:ligatures w14:val="standardContextual"/>
         </w:rPr>
       </w:pPr>
-      <w:hyperlink w:anchor="_Toc242435356" w:history="1">
+      <w:hyperlink w:anchor="_Toc242435954" w:history="1">
         <w:r>
           <w:rPr>
             <w:rStyle w:val="Hyperlink"/>
@@ -680,7 +680,7 @@
             <w:noProof/>
             <w:webHidden/>
           </w:rPr>
-          <w:instrText xml:space="preserve"> PAGEREF _Toc242435356 \h </w:instrText>
+          <w:instrText xml:space="preserve"> PAGEREF _Toc242435954 \h </w:instrText>
         </w:r>
         <w:r>
           <w:rPr>
@@ -726,7 +726,7 @@
           <w14:ligatures w14:val="standardContextual"/>
         </w:rPr>
       </w:pPr>
-      <w:hyperlink w:anchor="_Toc242435357" w:history="1">
+      <w:hyperlink w:anchor="_Toc242435955" w:history="1">
         <w:r>
           <w:rPr>
             <w:rStyle w:val="Hyperlink"/>
@@ -754,7 +754,7 @@
             <w:noProof/>
             <w:webHidden/>
           </w:rPr>
-          <w:instrText xml:space="preserve"> PAGEREF _Toc242435357 \h </w:instrText>
+          <w:instrText xml:space="preserve"> PAGEREF _Toc242435955 \h </w:instrText>
         </w:r>
         <w:r>
           <w:rPr>
@@ -800,7 +800,7 @@
           <w14:ligatures w14:val="standardContextual"/>
         </w:rPr>
       </w:pPr>
-      <w:hyperlink w:anchor="_Toc242435358" w:history="1">
+      <w:hyperlink w:anchor="_Toc242435956" w:history="1">
         <w:r>
           <w:rPr>
             <w:rStyle w:val="Hyperlink"/>
@@ -828,7 +828,7 @@
             <w:noProof/>
             <w:webHidden/>
           </w:rPr>
-          <w:instrText xml:space="preserve"> PAGEREF _Toc242435358 \h </w:instrText>
+          <w:instrText xml:space="preserve"> PAGEREF _Toc242435956 \h </w:instrText>
         </w:r>
         <w:r>
           <w:rPr>
@@ -874,7 +874,7 @@
           <w14:ligatures w14:val="standardContextual"/>
         </w:rPr>
       </w:pPr>
-      <w:hyperlink w:anchor="_Toc242435359" w:history="1">
+      <w:hyperlink w:anchor="_Toc242435957" w:history="1">
         <w:r>
           <w:rPr>
             <w:rStyle w:val="Hyperlink"/>
@@ -902,7 +902,7 @@
             <w:noProof/>
             <w:webHidden/>
           </w:rPr>
-          <w:instrText xml:space="preserve"> PAGEREF _Toc242435359 \h </w:instrText>
+          <w:instrText xml:space="preserve"> PAGEREF _Toc242435957 \h </w:instrText>
         </w:r>
         <w:r>
           <w:rPr>
@@ -948,7 +948,7 @@
           <w14:ligatures w14:val="standardContextual"/>
         </w:rPr>
       </w:pPr>
-      <w:hyperlink w:anchor="_Toc242435360" w:history="1">
+      <w:hyperlink w:anchor="_Toc242435958" w:history="1">
         <w:r>
           <w:rPr>
             <w:rStyle w:val="Hyperlink"/>
@@ -976,7 +976,7 @@
             <w:noProof/>
             <w:webHidden/>
           </w:rPr>
-          <w:instrText xml:space="preserve"> PAGEREF _Toc242435360 \h </w:instrText>
+          <w:instrText xml:space="preserve"> PAGEREF _Toc242435958 \h </w:instrText>
         </w:r>
         <w:r>
           <w:rPr>
@@ -1022,7 +1022,7 @@
           <w14:ligatures w14:val="standardContextual"/>
         </w:rPr>
       </w:pPr>
-      <w:hyperlink w:anchor="_Toc242435361" w:history="1">
+      <w:hyperlink w:anchor="_Toc242435959" w:history="1">
         <w:r>
           <w:rPr>
             <w:rStyle w:val="Hyperlink"/>
@@ -1050,7 +1050,7 @@
             <w:noProof/>
             <w:webHidden/>
           </w:rPr>
-          <w:instrText xml:space="preserve"> PAGEREF _Toc242435361 \h </w:instrText>
+          <w:instrText xml:space="preserve"> PAGEREF _Toc242435959 \h </w:instrText>
         </w:r>
         <w:r>
           <w:rPr>
@@ -1096,7 +1096,7 @@
           <w14:ligatures w14:val="standardContextual"/>
         </w:rPr>
       </w:pPr>
-      <w:hyperlink w:anchor="_Toc242435362" w:history="1">
+      <w:hyperlink w:anchor="_Toc242435960" w:history="1">
         <w:r>
           <w:rPr>
             <w:rStyle w:val="Hyperlink"/>
@@ -1124,7 +1124,7 @@
             <w:noProof/>
             <w:webHidden/>
           </w:rPr>
-          <w:instrText xml:space="preserve"> PAGEREF _Toc242435362 \h </w:instrText>
+          <w:instrText xml:space="preserve"> PAGEREF _Toc242435960 \h </w:instrText>
         </w:r>
         <w:r>
           <w:rPr>
@@ -1170,7 +1170,7 @@
           <w14:ligatures w14:val="standardContextual"/>
         </w:rPr>
       </w:pPr>
-      <w:hyperlink w:anchor="_Toc242435363" w:history="1">
+      <w:hyperlink w:anchor="_Toc242435961" w:history="1">
         <w:r>
           <w:rPr>
             <w:rStyle w:val="Hyperlink"/>
@@ -1198,7 +1198,7 @@
             <w:noProof/>
             <w:webHidden/>
           </w:rPr>
-          <w:instrText xml:space="preserve"> PAGEREF _Toc242435363 \h </w:instrText>
+          <w:instrText xml:space="preserve"> PAGEREF _Toc242435961 \h </w:instrText>
         </w:r>
         <w:r>
           <w:rPr>
@@ -1244,7 +1244,7 @@
           <w14:ligatures w14:val="standardContextual"/>
         </w:rPr>
       </w:pPr>
-      <w:hyperlink w:anchor="_Toc242435364" w:history="1">
+      <w:hyperlink w:anchor="_Toc242435962" w:history="1">
         <w:r>
           <w:rPr>
             <w:rStyle w:val="Hyperlink"/>
@@ -1272,7 +1272,7 @@
             <w:noProof/>
             <w:webHidden/>
           </w:rPr>
-          <w:instrText xml:space="preserve"> PAGEREF _Toc242435364 \h </w:instrText>
+          <w:instrText xml:space="preserve"> PAGEREF _Toc242435962 \h </w:instrText>
         </w:r>
         <w:r>
           <w:rPr>
@@ -1318,7 +1318,7 @@
           <w14:ligatures w14:val="standardContextual"/>
         </w:rPr>
       </w:pPr>
-      <w:hyperlink w:anchor="_Toc242435365" w:history="1">
+      <w:hyperlink w:anchor="_Toc242435963" w:history="1">
         <w:r>
           <w:rPr>
             <w:rStyle w:val="Hyperlink"/>
@@ -1346,7 +1346,7 @@
             <w:noProof/>
             <w:webHidden/>
           </w:rPr>
-          <w:instrText xml:space="preserve"> PAGEREF _Toc242435365 \h </w:instrText>
+          <w:instrText xml:space="preserve"> PAGEREF _Toc242435963 \h </w:instrText>
         </w:r>
         <w:r>
           <w:rPr>
@@ -1392,7 +1392,7 @@
           <w14:ligatures w14:val="standardContextual"/>
         </w:rPr>
       </w:pPr>
-      <w:hyperlink w:anchor="_Toc242435366" w:history="1">
+      <w:hyperlink w:anchor="_Toc242435964" w:history="1">
         <w:r>
           <w:rPr>
             <w:rStyle w:val="Hyperlink"/>
@@ -1420,7 +1420,7 @@
             <w:noProof/>
             <w:webHidden/>
           </w:rPr>
-          <w:instrText xml:space="preserve"> PAGEREF _Toc242435366 \h </w:instrText>
+          <w:instrText xml:space="preserve"> PAGEREF _Toc242435964 \h </w:instrText>
         </w:r>
         <w:r>
           <w:rPr>
@@ -1466,7 +1466,7 @@
           <w14:ligatures w14:val="standardContextual"/>
         </w:rPr>
       </w:pPr>
-      <w:hyperlink w:anchor="_Toc242435367" w:history="1">
+      <w:hyperlink w:anchor="_Toc242435965" w:history="1">
         <w:r>
           <w:rPr>
             <w:rStyle w:val="Hyperlink"/>
@@ -1494,7 +1494,7 @@
             <w:noProof/>
             <w:webHidden/>
           </w:rPr>
-          <w:instrText xml:space="preserve"> PAGEREF _Toc242435367 \h </w:instrText>
+          <w:instrText xml:space="preserve"> PAGEREF _Toc242435965 \h </w:instrText>
         </w:r>
         <w:r>
           <w:rPr>
@@ -1540,7 +1540,7 @@
           <w14:ligatures w14:val="standardContextual"/>
         </w:rPr>
       </w:pPr>
-      <w:hyperlink w:anchor="_Toc242435368" w:history="1">
+      <w:hyperlink w:anchor="_Toc242435966" w:history="1">
         <w:r>
           <w:rPr>
             <w:rStyle w:val="Hyperlink"/>
@@ -1568,7 +1568,7 @@
             <w:noProof/>
             <w:webHidden/>
           </w:rPr>
-          <w:instrText xml:space="preserve"> PAGEREF _Toc242435368 \h </w:instrText>
+          <w:instrText xml:space="preserve"> PAGEREF _Toc242435966 \h </w:instrText>
         </w:r>
         <w:r>
           <w:rPr>
@@ -1614,7 +1614,7 @@
           <w14:ligatures w14:val="standardContextual"/>
         </w:rPr>
       </w:pPr>
-      <w:hyperlink w:anchor="_Toc242435369" w:history="1">
+      <w:hyperlink w:anchor="_Toc242435967" w:history="1">
         <w:r>
           <w:rPr>
             <w:rStyle w:val="Hyperlink"/>
@@ -1642,7 +1642,7 @@
             <w:noProof/>
             <w:webHidden/>
           </w:rPr>
-          <w:instrText xml:space="preserve"> PAGEREF _Toc242435369 \h </w:instrText>
+          <w:instrText xml:space="preserve"> PAGEREF _Toc242435967 \h </w:instrText>
         </w:r>
         <w:r>
           <w:rPr>
@@ -1688,7 +1688,7 @@
           <w14:ligatures w14:val="standardContextual"/>
         </w:rPr>
       </w:pPr>
-      <w:hyperlink w:anchor="_Toc242435370" w:history="1">
+      <w:hyperlink w:anchor="_Toc242435968" w:history="1">
         <w:r>
           <w:rPr>
             <w:rStyle w:val="Hyperlink"/>
@@ -1716,7 +1716,7 @@
             <w:noProof/>
             <w:webHidden/>
           </w:rPr>
-          <w:instrText xml:space="preserve"> PAGEREF _Toc242435370 \h </w:instrText>
+          <w:instrText xml:space="preserve"> PAGEREF _Toc242435968 \h </w:instrText>
         </w:r>
         <w:r>
           <w:rPr>
@@ -1762,7 +1762,7 @@
           <w14:ligatures w14:val="standardContextual"/>
         </w:rPr>
       </w:pPr>
-      <w:hyperlink w:anchor="_Toc242435371" w:history="1">
+      <w:hyperlink w:anchor="_Toc242435969" w:history="1">
         <w:r>
           <w:rPr>
             <w:rStyle w:val="Hyperlink"/>
@@ -1789,7 +1789,7 @@
             <w:noProof/>
             <w:webHidden/>
           </w:rPr>
-          <w:instrText xml:space="preserve"> PAGEREF _Toc242435371 \h </w:instrText>
+          <w:instrText xml:space="preserve"> PAGEREF _Toc242435969 \h </w:instrText>
         </w:r>
         <w:r>
           <w:rPr>
@@ -1835,7 +1835,7 @@
           <w14:ligatures w14:val="standardContextual"/>
         </w:rPr>
       </w:pPr>
-      <w:hyperlink w:anchor="_Toc242435372" w:history="1">
+      <w:hyperlink w:anchor="_Toc242435970" w:history="1">
         <w:r>
           <w:rPr>
             <w:rStyle w:val="Hyperlink"/>
@@ -1863,7 +1863,7 @@
             <w:noProof/>
             <w:webHidden/>
           </w:rPr>
-          <w:instrText xml:space="preserve"> PAGEREF _Toc242435372 \h </w:instrText>
+          <w:instrText xml:space="preserve"> PAGEREF _Toc242435970 \h </w:instrText>
         </w:r>
         <w:r>
           <w:rPr>
@@ -1909,7 +1909,7 @@
           <w14:ligatures w14:val="standardContextual"/>
         </w:rPr>
       </w:pPr>
-      <w:hyperlink w:anchor="_Toc242435373" w:history="1">
+      <w:hyperlink w:anchor="_Toc242435971" w:history="1">
         <w:r>
           <w:rPr>
             <w:rStyle w:val="Hyperlink"/>
@@ -1937,7 +1937,7 @@
             <w:noProof/>
             <w:webHidden/>
           </w:rPr>
-          <w:instrText xml:space="preserve"> PAGEREF _Toc242435373 \h </w:instrText>
+          <w:instrText xml:space="preserve"> PAGEREF _Toc242435971 \h </w:instrText>
         </w:r>
         <w:r>
           <w:rPr>
@@ -1983,7 +1983,7 @@
           <w14:ligatures w14:val="standardContextual"/>
         </w:rPr>
       </w:pPr>
-      <w:hyperlink w:anchor="_Toc242435374" w:history="1">
+      <w:hyperlink w:anchor="_Toc242435972" w:history="1">
         <w:r>
           <w:rPr>
             <w:rStyle w:val="Hyperlink"/>
@@ -2011,7 +2011,7 @@
             <w:noProof/>
             <w:webHidden/>
           </w:rPr>
-          <w:instrText xml:space="preserve"> PAGEREF _Toc242435374 \h </w:instrText>
+          <w:instrText xml:space="preserve"> PAGEREF _Toc242435972 \h </w:instrText>
         </w:r>
         <w:r>
           <w:rPr>
@@ -2057,7 +2057,7 @@
           <w14:ligatures w14:val="standardContextual"/>
         </w:rPr>
       </w:pPr>
-      <w:hyperlink w:anchor="_Toc242435375" w:history="1">
+      <w:hyperlink w:anchor="_Toc242435973" w:history="1">
         <w:r>
           <w:rPr>
             <w:rStyle w:val="Hyperlink"/>
@@ -2085,7 +2085,7 @@
             <w:noProof/>
             <w:webHidden/>
           </w:rPr>
-          <w:instrText xml:space="preserve"> PAGEREF _Toc242435375 \h </w:instrText>
+          <w:instrText xml:space="preserve"> PAGEREF _Toc242435973 \h </w:instrText>
         </w:r>
         <w:r>
           <w:rPr>
@@ -2131,7 +2131,7 @@
           <w14:ligatures w14:val="standardContextual"/>
         </w:rPr>
       </w:pPr>
-      <w:hyperlink w:anchor="_Toc242435376" w:history="1">
+      <w:hyperlink w:anchor="_Toc242435974" w:history="1">
         <w:r>
           <w:rPr>
             <w:rStyle w:val="Hyperlink"/>
@@ -2158,7 +2158,7 @@
             <w:noProof/>
             <w:webHidden/>
           </w:rPr>
-          <w:instrText xml:space="preserve"> PAGEREF _Toc242435376 \h </w:instrText>
+          <w:instrText xml:space="preserve"> PAGEREF _Toc242435974 \h </w:instrText>
         </w:r>
         <w:r>
           <w:rPr>
@@ -2204,7 +2204,7 @@
           <w14:ligatures w14:val="standardContextual"/>
         </w:rPr>
       </w:pPr>
-      <w:hyperlink w:anchor="_Toc242435377" w:history="1">
+      <w:hyperlink w:anchor="_Toc242435975" w:history="1">
         <w:r>
           <w:rPr>
             <w:rStyle w:val="Hyperlink"/>
@@ -2231,7 +2231,7 @@
             <w:noProof/>
             <w:webHidden/>
           </w:rPr>
-          <w:instrText xml:space="preserve"> PAGEREF _Toc242435377 \h </w:instrText>
+          <w:instrText xml:space="preserve"> PAGEREF _Toc242435975 \h </w:instrText>
         </w:r>
         <w:r>
           <w:rPr>
@@ -2277,7 +2277,7 @@
           <w14:ligatures w14:val="standardContextual"/>
         </w:rPr>
       </w:pPr>
-      <w:hyperlink w:anchor="_Toc242435378" w:history="1">
+      <w:hyperlink w:anchor="_Toc242435976" w:history="1">
         <w:r>
           <w:rPr>
             <w:rStyle w:val="Hyperlink"/>
@@ -2305,7 +2305,7 @@
             <w:noProof/>
             <w:webHidden/>
           </w:rPr>
-          <w:instrText xml:space="preserve"> PAGEREF _Toc242435378 \h </w:instrText>
+          <w:instrText xml:space="preserve"> PAGEREF _Toc242435976 \h </w:instrText>
         </w:r>
         <w:r>
           <w:rPr>
@@ -2351,7 +2351,7 @@
           <w14:ligatures w14:val="standardContextual"/>
         </w:rPr>
       </w:pPr>
-      <w:hyperlink w:anchor="_Toc242435379" w:history="1">
+      <w:hyperlink w:anchor="_Toc242435977" w:history="1">
         <w:r>
           <w:rPr>
             <w:rStyle w:val="Hyperlink"/>
@@ -2379,7 +2379,7 @@
             <w:noProof/>
             <w:webHidden/>
           </w:rPr>
-          <w:instrText xml:space="preserve"> PAGEREF _Toc242435379 \h </w:instrText>
+          <w:instrText xml:space="preserve"> PAGEREF _Toc242435977 \h </w:instrText>
         </w:r>
         <w:r>
           <w:rPr>
@@ -2425,7 +2425,7 @@
           <w14:ligatures w14:val="standardContextual"/>
         </w:rPr>
       </w:pPr>
-      <w:hyperlink w:anchor="_Toc242435380" w:history="1">
+      <w:hyperlink w:anchor="_Toc242435978" w:history="1">
         <w:r>
           <w:rPr>
             <w:rStyle w:val="Hyperlink"/>
@@ -2453,7 +2453,7 @@
             <w:noProof/>
             <w:webHidden/>
           </w:rPr>
-          <w:instrText xml:space="preserve"> PAGEREF _Toc242435380 \h </w:instrText>
+          <w:instrText xml:space="preserve"> PAGEREF _Toc242435978 \h </w:instrText>
         </w:r>
         <w:r>
           <w:rPr>
@@ -2499,7 +2499,7 @@
           <w14:ligatures w14:val="standardContextual"/>
         </w:rPr>
       </w:pPr>
-      <w:hyperlink w:anchor="_Toc242435381" w:history="1">
+      <w:hyperlink w:anchor="_Toc242435979" w:history="1">
         <w:r>
           <w:rPr>
             <w:rStyle w:val="Hyperlink"/>
@@ -2527,7 +2527,7 @@
             <w:noProof/>
             <w:webHidden/>
           </w:rPr>
-          <w:instrText xml:space="preserve"> PAGEREF _Toc242435381 \h </w:instrText>
+          <w:instrText xml:space="preserve"> PAGEREF _Toc242435979 \h </w:instrText>
         </w:r>
         <w:r>
           <w:rPr>
@@ -2573,7 +2573,7 @@
           <w14:ligatures w14:val="standardContextual"/>
         </w:rPr>
       </w:pPr>
-      <w:hyperlink w:anchor="_Toc242435382" w:history="1">
+      <w:hyperlink w:anchor="_Toc242435980" w:history="1">
         <w:r>
           <w:rPr>
             <w:rStyle w:val="Hyperlink"/>
@@ -2601,7 +2601,7 @@
             <w:noProof/>
             <w:webHidden/>
           </w:rPr>
-          <w:instrText xml:space="preserve"> PAGEREF _Toc242435382 \h </w:instrText>
+          <w:instrText xml:space="preserve"> PAGEREF _Toc242435980 \h </w:instrText>
         </w:r>
         <w:r>
           <w:rPr>
@@ -2647,7 +2647,7 @@
           <w14:ligatures w14:val="standardContextual"/>
         </w:rPr>
       </w:pPr>
-      <w:hyperlink w:anchor="_Toc242435383" w:history="1">
+      <w:hyperlink w:anchor="_Toc242435981" w:history="1">
         <w:r>
           <w:rPr>
             <w:rStyle w:val="Hyperlink"/>
@@ -2675,7 +2675,7 @@
             <w:noProof/>
             <w:webHidden/>
           </w:rPr>
-          <w:instrText xml:space="preserve"> PAGEREF _Toc242435383 \h </w:instrText>
+          <w:instrText xml:space="preserve"> PAGEREF _Toc242435981 \h </w:instrText>
         </w:r>
         <w:r>
           <w:rPr>
@@ -2721,7 +2721,7 @@
           <w14:ligatures w14:val="standardContextual"/>
         </w:rPr>
       </w:pPr>
-      <w:hyperlink w:anchor="_Toc242435384" w:history="1">
+      <w:hyperlink w:anchor="_Toc242435982" w:history="1">
         <w:r>
           <w:rPr>
             <w:rStyle w:val="Hyperlink"/>
@@ -2749,7 +2749,7 @@
             <w:noProof/>
             <w:webHidden/>
           </w:rPr>
-          <w:instrText xml:space="preserve"> PAGEREF _Toc242435384 \h </w:instrText>
+          <w:instrText xml:space="preserve"> PAGEREF _Toc242435982 \h </w:instrText>
         </w:r>
         <w:r>
           <w:rPr>
@@ -2795,7 +2795,7 @@
           <w14:ligatures w14:val="standardContextual"/>
         </w:rPr>
       </w:pPr>
-      <w:hyperlink w:anchor="_Toc242435385" w:history="1">
+      <w:hyperlink w:anchor="_Toc242435983" w:history="1">
         <w:r>
           <w:rPr>
             <w:rStyle w:val="Hyperlink"/>
@@ -2823,7 +2823,7 @@
             <w:noProof/>
             <w:webHidden/>
           </w:rPr>
-          <w:instrText xml:space="preserve"> PAGEREF _Toc242435385 \h </w:instrText>
+          <w:instrText xml:space="preserve"> PAGEREF _Toc242435983 \h </w:instrText>
         </w:r>
         <w:r>
           <w:rPr>
@@ -2869,7 +2869,7 @@
           <w14:ligatures w14:val="standardContextual"/>
         </w:rPr>
       </w:pPr>
-      <w:hyperlink w:anchor="_Toc242435386" w:history="1">
+      <w:hyperlink w:anchor="_Toc242435984" w:history="1">
         <w:r>
           <w:rPr>
             <w:rStyle w:val="Hyperlink"/>
@@ -2897,7 +2897,7 @@
             <w:noProof/>
             <w:webHidden/>
           </w:rPr>
-          <w:instrText xml:space="preserve"> PAGEREF _Toc242435386 \h </w:instrText>
+          <w:instrText xml:space="preserve"> PAGEREF _Toc242435984 \h </w:instrText>
         </w:r>
         <w:r>
           <w:rPr>
@@ -2943,7 +2943,7 @@
           <w14:ligatures w14:val="standardContextual"/>
         </w:rPr>
       </w:pPr>
-      <w:hyperlink w:anchor="_Toc242435387" w:history="1">
+      <w:hyperlink w:anchor="_Toc242435985" w:history="1">
         <w:r>
           <w:rPr>
             <w:rStyle w:val="Hyperlink"/>
@@ -2971,7 +2971,7 @@
             <w:noProof/>
             <w:webHidden/>
           </w:rPr>
-          <w:instrText xml:space="preserve"> PAGEREF _Toc242435387 \h </w:instrText>
+          <w:instrText xml:space="preserve"> PAGEREF _Toc242435985 \h </w:instrText>
         </w:r>
         <w:r>
           <w:rPr>
@@ -3017,7 +3017,7 @@
           <w14:ligatures w14:val="standardContextual"/>
         </w:rPr>
       </w:pPr>
-      <w:hyperlink w:anchor="_Toc242435388" w:history="1">
+      <w:hyperlink w:anchor="_Toc242435986" w:history="1">
         <w:r>
           <w:rPr>
             <w:rStyle w:val="Hyperlink"/>
@@ -3045,7 +3045,7 @@
             <w:noProof/>
             <w:webHidden/>
           </w:rPr>
-          <w:instrText xml:space="preserve"> PAGEREF _Toc242435388 \h </w:instrText>
+          <w:instrText xml:space="preserve"> PAGEREF _Toc242435986 \h </w:instrText>
         </w:r>
         <w:r>
           <w:rPr>
@@ -3091,7 +3091,7 @@
           <w14:ligatures w14:val="standardContextual"/>
         </w:rPr>
       </w:pPr>
-      <w:hyperlink w:anchor="_Toc242435389" w:history="1">
+      <w:hyperlink w:anchor="_Toc242435987" w:history="1">
         <w:r>
           <w:rPr>
             <w:rStyle w:val="Hyperlink"/>
@@ -3119,7 +3119,7 @@
             <w:noProof/>
             <w:webHidden/>
           </w:rPr>
-          <w:instrText xml:space="preserve"> PAGEREF _Toc242435389 \h </w:instrText>
+          <w:instrText xml:space="preserve"> PAGEREF _Toc242435987 \h </w:instrText>
         </w:r>
         <w:r>
           <w:rPr>
@@ -3165,7 +3165,7 @@
           <w14:ligatures w14:val="standardContextual"/>
         </w:rPr>
       </w:pPr>
-      <w:hyperlink w:anchor="_Toc242435390" w:history="1">
+      <w:hyperlink w:anchor="_Toc242435988" w:history="1">
         <w:r>
           <w:rPr>
             <w:rStyle w:val="Hyperlink"/>
@@ -3193,7 +3193,7 @@
             <w:noProof/>
             <w:webHidden/>
           </w:rPr>
-          <w:instrText xml:space="preserve"> PAGEREF _Toc242435390 \h </w:instrText>
+          <w:instrText xml:space="preserve"> PAGEREF _Toc242435988 \h </w:instrText>
         </w:r>
         <w:r>
           <w:rPr>
@@ -3239,7 +3239,7 @@
           <w14:ligatures w14:val="standardContextual"/>
         </w:rPr>
       </w:pPr>
-      <w:hyperlink w:anchor="_Toc242435391" w:history="1">
+      <w:hyperlink w:anchor="_Toc242435989" w:history="1">
         <w:r>
           <w:rPr>
             <w:rStyle w:val="Hyperlink"/>
@@ -3267,7 +3267,7 @@
             <w:noProof/>
             <w:webHidden/>
           </w:rPr>
-          <w:instrText xml:space="preserve"> PAGEREF _Toc242435391 \h </w:instrText>
+          <w:instrText xml:space="preserve"> PAGEREF _Toc242435989 \h </w:instrText>
         </w:r>
         <w:r>
           <w:rPr>
@@ -3313,7 +3313,7 @@
           <w14:ligatures w14:val="standardContextual"/>
         </w:rPr>
       </w:pPr>
-      <w:hyperlink w:anchor="_Toc242435392" w:history="1">
+      <w:hyperlink w:anchor="_Toc242435990" w:history="1">
         <w:r>
           <w:rPr>
             <w:rStyle w:val="Hyperlink"/>
@@ -3341,7 +3341,7 @@
             <w:noProof/>
             <w:webHidden/>
           </w:rPr>
-          <w:instrText xml:space="preserve"> PAGEREF _Toc242435392 \h </w:instrText>
+          <w:instrText xml:space="preserve"> PAGEREF _Toc242435990 \h </w:instrText>
         </w:r>
         <w:r>
           <w:rPr>
@@ -3387,7 +3387,7 @@
           <w14:ligatures w14:val="standardContextual"/>
         </w:rPr>
       </w:pPr>
-      <w:hyperlink w:anchor="_Toc242435393" w:history="1">
+      <w:hyperlink w:anchor="_Toc242435991" w:history="1">
         <w:r>
           <w:rPr>
             <w:rStyle w:val="Hyperlink"/>
@@ -3415,7 +3415,7 @@
             <w:noProof/>
             <w:webHidden/>
           </w:rPr>
-          <w:instrText xml:space="preserve"> PAGEREF _Toc242435393 \h </w:instrText>
+          <w:instrText xml:space="preserve"> PAGEREF _Toc242435991 \h </w:instrText>
         </w:r>
         <w:r>
           <w:rPr>
@@ -3461,7 +3461,7 @@
           <w14:ligatures w14:val="standardContextual"/>
         </w:rPr>
       </w:pPr>
-      <w:hyperlink w:anchor="_Toc242435394" w:history="1">
+      <w:hyperlink w:anchor="_Toc242435992" w:history="1">
         <w:r>
           <w:rPr>
             <w:rStyle w:val="Hyperlink"/>
@@ -3489,7 +3489,7 @@
             <w:noProof/>
             <w:webHidden/>
           </w:rPr>
-          <w:instrText xml:space="preserve"> PAGEREF _Toc242435394 \h </w:instrText>
+          <w:instrText xml:space="preserve"> PAGEREF _Toc242435992 \h </w:instrText>
         </w:r>
         <w:r>
           <w:rPr>
@@ -3535,7 +3535,7 @@
           <w14:ligatures w14:val="standardContextual"/>
         </w:rPr>
       </w:pPr>
-      <w:hyperlink w:anchor="_Toc242435395" w:history="1">
+      <w:hyperlink w:anchor="_Toc242435993" w:history="1">
         <w:r>
           <w:rPr>
             <w:rStyle w:val="Hyperlink"/>
@@ -3563,7 +3563,7 @@
             <w:noProof/>
             <w:webHidden/>
           </w:rPr>
-          <w:instrText xml:space="preserve"> PAGEREF _Toc242435395 \h </w:instrText>
+          <w:instrText xml:space="preserve"> PAGEREF _Toc242435993 \h </w:instrText>
         </w:r>
         <w:r>
           <w:rPr>
@@ -3609,7 +3609,7 @@
           <w14:ligatures w14:val="standardContextual"/>
         </w:rPr>
       </w:pPr>
-      <w:hyperlink w:anchor="_Toc242435396" w:history="1">
+      <w:hyperlink w:anchor="_Toc242435994" w:history="1">
         <w:r>
           <w:rPr>
             <w:rStyle w:val="Hyperlink"/>
@@ -3637,7 +3637,7 @@
             <w:noProof/>
             <w:webHidden/>
           </w:rPr>
-          <w:instrText xml:space="preserve"> PAGEREF _Toc242435396 \h </w:instrText>
+          <w:instrText xml:space="preserve"> PAGEREF _Toc242435994 \h </w:instrText>
         </w:r>
         <w:r>
           <w:rPr>
@@ -3683,7 +3683,7 @@
           <w14:ligatures w14:val="standardContextual"/>
         </w:rPr>
       </w:pPr>
-      <w:hyperlink w:anchor="_Toc242435397" w:history="1">
+      <w:hyperlink w:anchor="_Toc242435995" w:history="1">
         <w:r>
           <w:rPr>
             <w:rStyle w:val="Hyperlink"/>
@@ -3711,7 +3711,7 @@
             <w:noProof/>
             <w:webHidden/>
           </w:rPr>
-          <w:instrText xml:space="preserve"> PAGEREF _Toc242435397 \h </w:instrText>
+          <w:instrText xml:space="preserve"> PAGEREF _Toc242435995 \h </w:instrText>
         </w:r>
         <w:r>
           <w:rPr>
@@ -3757,7 +3757,7 @@
           <w14:ligatures w14:val="standardContextual"/>
         </w:rPr>
       </w:pPr>
-      <w:hyperlink w:anchor="_Toc242435398" w:history="1">
+      <w:hyperlink w:anchor="_Toc242435996" w:history="1">
         <w:r>
           <w:rPr>
             <w:rStyle w:val="Hyperlink"/>
@@ -3785,7 +3785,7 @@
             <w:noProof/>
             <w:webHidden/>
           </w:rPr>
-          <w:instrText xml:space="preserve"> PAGEREF _Toc242435398 \h </w:instrText>
+          <w:instrText xml:space="preserve"> PAGEREF _Toc242435996 \h </w:instrText>
         </w:r>
         <w:r>
           <w:rPr>
@@ -3831,7 +3831,7 @@
           <w14:ligatures w14:val="standardContextual"/>
         </w:rPr>
       </w:pPr>
-      <w:hyperlink w:anchor="_Toc242435399" w:history="1">
+      <w:hyperlink w:anchor="_Toc242435997" w:history="1">
         <w:r>
           <w:rPr>
             <w:rStyle w:val="Hyperlink"/>
@@ -3858,7 +3858,7 @@
             <w:noProof/>
             <w:webHidden/>
           </w:rPr>
-          <w:instrText xml:space="preserve"> PAGEREF _Toc242435399 \h </w:instrText>
+          <w:instrText xml:space="preserve"> PAGEREF _Toc242435997 \h </w:instrText>
         </w:r>
         <w:r>
           <w:rPr>
@@ -3902,7 +3902,7 @@
         </w:rPr>
       </w:pPr>
       <w:bookmarkStart w:id="0" w:name="introducción-general"/>
-      <w:bookmarkStart w:id="1" w:name="_Toc242435353"/>
+      <w:bookmarkStart w:id="1" w:name="_Toc242435951"/>
       <w:r>
         <w:rPr>
           <w:lang w:val="es-AR"/>
@@ -3934,7 +3934,7 @@
         </w:rPr>
       </w:pPr>
       <w:bookmarkStart w:id="2" w:name="descripción-del-problema"/>
-      <w:bookmarkStart w:id="3" w:name="_Toc242435354"/>
+      <w:bookmarkStart w:id="3" w:name="_Toc242435952"/>
       <w:r>
         <w:rPr>
           <w:lang w:val="es-AR"/>
@@ -4083,7 +4083,7 @@
         </w:rPr>
       </w:pPr>
       <w:bookmarkStart w:id="4" w:name="estado-del-arte"/>
-      <w:bookmarkStart w:id="5" w:name="_Toc242435355"/>
+      <w:bookmarkStart w:id="5" w:name="_Toc242435953"/>
       <w:bookmarkEnd w:id="2"/>
       <w:r>
         <w:rPr>
@@ -4178,7 +4178,7 @@
         </w:rPr>
       </w:pPr>
       <w:bookmarkStart w:id="6" w:name="motivación"/>
-      <w:bookmarkStart w:id="7" w:name="_Toc242435356"/>
+      <w:bookmarkStart w:id="7" w:name="_Toc242435954"/>
       <w:bookmarkEnd w:id="4"/>
       <w:r>
         <w:rPr>
@@ -4224,7 +4224,7 @@
         </w:rPr>
       </w:pPr>
       <w:bookmarkStart w:id="8" w:name="objetivos-y-alcance"/>
-      <w:bookmarkStart w:id="9" w:name="_Toc242435357"/>
+      <w:bookmarkStart w:id="9" w:name="_Toc242435955"/>
       <w:bookmarkEnd w:id="6"/>
       <w:r>
         <w:rPr>
@@ -4242,7 +4242,7 @@
         </w:rPr>
       </w:pPr>
       <w:bookmarkStart w:id="10" w:name="objetivos"/>
-      <w:bookmarkStart w:id="11" w:name="_Toc242435358"/>
+      <w:bookmarkStart w:id="11" w:name="_Toc242435956"/>
       <w:r>
         <w:rPr>
           <w:lang w:val="es-AR"/>
@@ -4399,7 +4399,7 @@
         </w:rPr>
       </w:pPr>
       <w:bookmarkStart w:id="12" w:name="alcance"/>
-      <w:bookmarkStart w:id="13" w:name="_Toc242435359"/>
+      <w:bookmarkStart w:id="13" w:name="_Toc242435957"/>
       <w:bookmarkEnd w:id="10"/>
       <w:r>
         <w:rPr>
@@ -4614,7 +4614,7 @@
         </w:rPr>
       </w:pPr>
       <w:bookmarkStart w:id="14" w:name="introducción-específica"/>
-      <w:bookmarkStart w:id="15" w:name="_Toc242435360"/>
+      <w:bookmarkStart w:id="15" w:name="_Toc242435958"/>
       <w:bookmarkEnd w:id="0"/>
       <w:bookmarkEnd w:id="8"/>
       <w:bookmarkEnd w:id="12"/>
@@ -4649,7 +4649,7 @@
         </w:rPr>
       </w:pPr>
       <w:bookmarkStart w:id="16" w:name="aplicaciones-web"/>
-      <w:bookmarkStart w:id="17" w:name="_Toc242435361"/>
+      <w:bookmarkStart w:id="17" w:name="_Toc242435959"/>
       <w:r>
         <w:rPr>
           <w:lang w:val="es-AR"/>
@@ -4912,7 +4912,7 @@
         </w:rPr>
       </w:pPr>
       <w:bookmarkStart w:id="18" w:name="virtualización-ligera-con-contenedores"/>
-      <w:bookmarkStart w:id="19" w:name="_Toc242435362"/>
+      <w:bookmarkStart w:id="19" w:name="_Toc242435960"/>
       <w:bookmarkEnd w:id="16"/>
       <w:r>
         <w:rPr>
@@ -4987,7 +4987,7 @@
         </w:rPr>
       </w:pPr>
       <w:bookmarkStart w:id="20" w:name="tecnología-rfid"/>
-      <w:bookmarkStart w:id="21" w:name="_Toc242435363"/>
+      <w:bookmarkStart w:id="21" w:name="_Toc242435961"/>
       <w:bookmarkEnd w:id="18"/>
       <w:r>
         <w:rPr>
@@ -5047,7 +5047,7 @@
         </w:rPr>
       </w:pPr>
       <w:bookmarkStart w:id="22" w:name="sistema-vitte"/>
-      <w:bookmarkStart w:id="23" w:name="_Toc242435364"/>
+      <w:bookmarkStart w:id="23" w:name="_Toc242435962"/>
       <w:bookmarkEnd w:id="20"/>
       <w:r>
         <w:rPr>
@@ -5144,7 +5144,7 @@
         </w:rPr>
       </w:pPr>
       <w:bookmarkStart w:id="24" w:name="máquinas-dispensadoras"/>
-      <w:bookmarkStart w:id="25" w:name="_Toc242435365"/>
+      <w:bookmarkStart w:id="25" w:name="_Toc242435963"/>
       <w:r>
         <w:rPr>
           <w:lang w:val="es-AR"/>
@@ -5216,7 +5216,7 @@
         </w:rPr>
       </w:pPr>
       <w:bookmarkStart w:id="26" w:name="nube"/>
-      <w:bookmarkStart w:id="27" w:name="_Toc242435366"/>
+      <w:bookmarkStart w:id="27" w:name="_Toc242435964"/>
       <w:bookmarkEnd w:id="24"/>
       <w:r>
         <w:rPr>
@@ -5833,7 +5833,7 @@
         </w:rPr>
       </w:pPr>
       <w:bookmarkStart w:id="28" w:name="sistema-fudo"/>
-      <w:bookmarkStart w:id="29" w:name="_Toc242435367"/>
+      <w:bookmarkStart w:id="29" w:name="_Toc242435965"/>
       <w:bookmarkEnd w:id="22"/>
       <w:bookmarkEnd w:id="26"/>
       <w:r>
@@ -5881,7 +5881,7 @@
         </w:rPr>
       </w:pPr>
       <w:bookmarkStart w:id="30" w:name="requerimientos"/>
-      <w:bookmarkStart w:id="31" w:name="_Toc242435368"/>
+      <w:bookmarkStart w:id="31" w:name="_Toc242435966"/>
       <w:bookmarkEnd w:id="28"/>
       <w:r>
         <w:rPr>
@@ -5913,7 +5913,7 @@
         </w:rPr>
       </w:pPr>
       <w:bookmarkStart w:id="32" w:name="requerimientos-funcionales"/>
-      <w:bookmarkStart w:id="33" w:name="_Toc242435369"/>
+      <w:bookmarkStart w:id="33" w:name="_Toc242435967"/>
       <w:r>
         <w:rPr>
           <w:lang w:val="es-AR"/>
@@ -6833,7 +6833,7 @@
         </w:rPr>
       </w:pPr>
       <w:bookmarkStart w:id="34" w:name="requerimientos-no-funcionales"/>
-      <w:bookmarkStart w:id="35" w:name="_Toc242435370"/>
+      <w:bookmarkStart w:id="35" w:name="_Toc242435968"/>
       <w:bookmarkEnd w:id="32"/>
       <w:r>
         <w:rPr>
@@ -7281,7 +7281,7 @@
         <w:pStyle w:val="Heading3"/>
       </w:pPr>
       <w:bookmarkStart w:id="36" w:name="restricciones"/>
-      <w:bookmarkStart w:id="37" w:name="_Toc242435371"/>
+      <w:bookmarkStart w:id="37" w:name="_Toc242435969"/>
       <w:bookmarkEnd w:id="34"/>
       <w:r>
         <w:t>2.6.3. Restricciones</w:t>
@@ -7368,7 +7368,7 @@
         </w:rPr>
       </w:pPr>
       <w:bookmarkStart w:id="38" w:name="planificación"/>
-      <w:bookmarkStart w:id="39" w:name="_Toc242435372"/>
+      <w:bookmarkStart w:id="39" w:name="_Toc242435970"/>
       <w:bookmarkEnd w:id="30"/>
       <w:bookmarkEnd w:id="36"/>
       <w:r>
@@ -7387,7 +7387,7 @@
         </w:rPr>
       </w:pPr>
       <w:bookmarkStart w:id="40" w:name="plan-de-trabajo"/>
-      <w:bookmarkStart w:id="41" w:name="_Toc242435373"/>
+      <w:bookmarkStart w:id="41" w:name="_Toc242435971"/>
       <w:r>
         <w:rPr>
           <w:lang w:val="es-AR"/>
@@ -8362,7 +8362,7 @@
         </w:rPr>
       </w:pPr>
       <w:bookmarkStart w:id="42" w:name="análisis-de-riesgos"/>
-      <w:bookmarkStart w:id="43" w:name="_Toc242435374"/>
+      <w:bookmarkStart w:id="43" w:name="_Toc242435972"/>
       <w:bookmarkEnd w:id="40"/>
       <w:r>
         <w:rPr>
@@ -9471,7 +9471,7 @@
         </w:rPr>
       </w:pPr>
       <w:bookmarkStart w:id="44" w:name="diseño-e-implementación"/>
-      <w:bookmarkStart w:id="45" w:name="_Toc242435375"/>
+      <w:bookmarkStart w:id="45" w:name="_Toc242435973"/>
       <w:bookmarkEnd w:id="14"/>
       <w:bookmarkEnd w:id="38"/>
       <w:bookmarkEnd w:id="42"/>
@@ -9531,7 +9531,7 @@
         <w:pStyle w:val="Heading2"/>
       </w:pPr>
       <w:bookmarkStart w:id="46" w:name="casos-de-uso"/>
-      <w:bookmarkStart w:id="47" w:name="_Toc242435376"/>
+      <w:bookmarkStart w:id="47" w:name="_Toc242435974"/>
       <w:r>
         <w:t>3.1. Casos de uso</w:t>
       </w:r>
@@ -9542,7 +9542,7 @@
         <w:pStyle w:val="Heading3"/>
       </w:pPr>
       <w:bookmarkStart w:id="48" w:name="actores"/>
-      <w:bookmarkStart w:id="49" w:name="_Toc242435377"/>
+      <w:bookmarkStart w:id="49" w:name="_Toc242435975"/>
       <w:r>
         <w:t>3.1.1. Actores</w:t>
       </w:r>
@@ -9664,7 +9664,7 @@
         </w:rPr>
       </w:pPr>
       <w:bookmarkStart w:id="50" w:name="diagrama-de-contexto"/>
-      <w:bookmarkStart w:id="51" w:name="_Toc242435378"/>
+      <w:bookmarkStart w:id="51" w:name="_Toc242435976"/>
       <w:bookmarkEnd w:id="48"/>
       <w:r>
         <w:rPr>
@@ -9761,7 +9761,7 @@
         </w:rPr>
       </w:pPr>
       <w:bookmarkStart w:id="52" w:name="diagrama-de-casos-de-uso"/>
-      <w:bookmarkStart w:id="53" w:name="_Toc242435379"/>
+      <w:bookmarkStart w:id="53" w:name="_Toc242435977"/>
       <w:bookmarkEnd w:id="50"/>
       <w:r>
         <w:rPr>
@@ -9796,7 +9796,7 @@
         </w:rPr>
         <w:lastRenderedPageBreak/>
         <w:drawing>
-          <wp:anchor distT="0" distB="0" distL="114300" distR="114300" simplePos="0" relativeHeight="251655168" behindDoc="0" locked="0" layoutInCell="1" allowOverlap="1" wp14:anchorId="4EE63E4A" wp14:editId="42043237">
+          <wp:anchor distT="0" distB="0" distL="114300" distR="114300" simplePos="0" relativeHeight="251656192" behindDoc="0" locked="0" layoutInCell="1" allowOverlap="1" wp14:anchorId="4EE63E4A" wp14:editId="42043237">
             <wp:simplePos x="0" y="0"/>
             <wp:positionH relativeFrom="column">
               <wp:posOffset>-522716</wp:posOffset>
@@ -9874,7 +9874,7 @@
         </w:rPr>
       </w:pPr>
       <w:bookmarkStart w:id="54" w:name="Xcd8275318fe8de60034d52dad49544afdc694e0"/>
-      <w:bookmarkStart w:id="55" w:name="_Toc242435380"/>
+      <w:bookmarkStart w:id="55" w:name="_Toc242435978"/>
       <w:bookmarkEnd w:id="52"/>
       <w:r>
         <w:rPr>
@@ -10468,7 +10468,7 @@
         </w:rPr>
       </w:pPr>
       <w:bookmarkStart w:id="56" w:name="arquitectura-propuesta"/>
-      <w:bookmarkStart w:id="57" w:name="_Toc242435381"/>
+      <w:bookmarkStart w:id="57" w:name="_Toc242435979"/>
       <w:bookmarkEnd w:id="46"/>
       <w:bookmarkEnd w:id="54"/>
       <w:r>
@@ -10491,7 +10491,7 @@
           <w:noProof/>
         </w:rPr>
         <w:drawing>
-          <wp:anchor distT="0" distB="0" distL="114300" distR="114300" simplePos="0" relativeHeight="251653120" behindDoc="0" locked="0" layoutInCell="1" allowOverlap="1" wp14:anchorId="34997FC1" wp14:editId="38027D4C">
+          <wp:anchor distT="0" distB="0" distL="114300" distR="114300" simplePos="0" relativeHeight="251654144" behindDoc="0" locked="0" layoutInCell="1" allowOverlap="1" wp14:anchorId="34997FC1" wp14:editId="38027D4C">
             <wp:simplePos x="0" y="0"/>
             <wp:positionH relativeFrom="column">
               <wp:posOffset>-666750</wp:posOffset>
@@ -10816,7 +10816,7 @@
         </w:rPr>
       </w:pPr>
       <w:bookmarkStart w:id="58" w:name="consideraciones-de-autenticación"/>
-      <w:bookmarkStart w:id="59" w:name="_Toc242435382"/>
+      <w:bookmarkStart w:id="59" w:name="_Toc242435980"/>
       <w:bookmarkEnd w:id="56"/>
       <w:r>
         <w:rPr>
@@ -11060,7 +11060,7 @@
         </w:rPr>
       </w:pPr>
       <w:bookmarkStart w:id="60" w:name="consideraciones-de-red"/>
-      <w:bookmarkStart w:id="61" w:name="_Toc242435383"/>
+      <w:bookmarkStart w:id="61" w:name="_Toc242435981"/>
       <w:bookmarkEnd w:id="58"/>
       <w:r>
         <w:rPr>
@@ -11677,7 +11677,7 @@
         </w:rPr>
       </w:pPr>
       <w:bookmarkStart w:id="62" w:name="consideraciones-de-la-terminal-de-tapeo"/>
-      <w:bookmarkStart w:id="63" w:name="_Toc242435384"/>
+      <w:bookmarkStart w:id="63" w:name="_Toc242435982"/>
       <w:bookmarkEnd w:id="60"/>
       <w:r>
         <w:rPr>
@@ -11695,7 +11695,7 @@
         </w:rPr>
       </w:pPr>
       <w:bookmarkStart w:id="64" w:name="formas-de-uso-esperadas"/>
-      <w:bookmarkStart w:id="65" w:name="_Toc242435385"/>
+      <w:bookmarkStart w:id="65" w:name="_Toc242435983"/>
       <w:r>
         <w:rPr>
           <w:lang w:val="es-AR"/>
@@ -11776,7 +11776,7 @@
         </w:rPr>
       </w:pPr>
       <w:bookmarkStart w:id="66" w:name="uso-de-lectores-sin-asociar"/>
-      <w:bookmarkStart w:id="67" w:name="_Toc242435386"/>
+      <w:bookmarkStart w:id="67" w:name="_Toc242435984"/>
       <w:bookmarkEnd w:id="64"/>
       <w:r>
         <w:rPr>
@@ -11808,7 +11808,7 @@
         </w:rPr>
       </w:pPr>
       <w:bookmarkStart w:id="68" w:name="uso-de-lectores-con-asociación"/>
-      <w:bookmarkStart w:id="69" w:name="_Toc242435387"/>
+      <w:bookmarkStart w:id="69" w:name="_Toc242435985"/>
       <w:bookmarkEnd w:id="66"/>
       <w:r>
         <w:rPr>
@@ -11991,7 +11991,7 @@
           <w:noProof/>
         </w:rPr>
         <w:drawing>
-          <wp:anchor distT="0" distB="0" distL="114300" distR="114300" simplePos="0" relativeHeight="251661312" behindDoc="0" locked="0" layoutInCell="1" allowOverlap="1" wp14:anchorId="09F49644" wp14:editId="512CB32C">
+          <wp:anchor distT="0" distB="0" distL="114300" distR="114300" simplePos="0" relativeHeight="251659264" behindDoc="0" locked="0" layoutInCell="1" allowOverlap="1" wp14:anchorId="09F49644" wp14:editId="30B8173C">
             <wp:simplePos x="0" y="0"/>
             <wp:positionH relativeFrom="column">
               <wp:posOffset>-213995</wp:posOffset>
@@ -12244,7 +12244,7 @@
         </w:rPr>
       </w:pPr>
       <w:bookmarkStart w:id="70" w:name="display-del-cliente"/>
-      <w:bookmarkStart w:id="71" w:name="_Toc242435388"/>
+      <w:bookmarkStart w:id="71" w:name="_Toc242435986"/>
       <w:bookmarkEnd w:id="68"/>
       <w:r>
         <w:rPr>
@@ -12332,7 +12332,7 @@
         </w:rPr>
       </w:pPr>
       <w:bookmarkStart w:id="72" w:name="desarrollo-del-backend"/>
-      <w:bookmarkStart w:id="73" w:name="_Toc242435389"/>
+      <w:bookmarkStart w:id="73" w:name="_Toc242435987"/>
       <w:bookmarkEnd w:id="62"/>
       <w:bookmarkEnd w:id="70"/>
       <w:r>
@@ -12351,7 +12351,7 @@
         </w:rPr>
       </w:pPr>
       <w:bookmarkStart w:id="74" w:name="diseño-de-la-base-de-datos"/>
-      <w:bookmarkStart w:id="75" w:name="_Toc242435390"/>
+      <w:bookmarkStart w:id="75" w:name="_Toc242435988"/>
       <w:r>
         <w:rPr>
           <w:lang w:val="es-AR"/>
@@ -12384,7 +12384,7 @@
         </w:rPr>
         <w:lastRenderedPageBreak/>
         <w:drawing>
-          <wp:anchor distT="0" distB="0" distL="114300" distR="114300" simplePos="0" relativeHeight="251663360" behindDoc="0" locked="0" layoutInCell="1" allowOverlap="1" wp14:anchorId="088DAA01" wp14:editId="3AE28E07">
+          <wp:anchor distT="0" distB="0" distL="114300" distR="114300" simplePos="0" relativeHeight="251660288" behindDoc="0" locked="0" layoutInCell="1" allowOverlap="1" wp14:anchorId="088DAA01" wp14:editId="3AE28E07">
             <wp:simplePos x="0" y="0"/>
             <wp:positionH relativeFrom="column">
               <wp:posOffset>-483870</wp:posOffset>
@@ -13734,7 +13734,7 @@
         </w:rPr>
       </w:pPr>
       <w:bookmarkStart w:id="76" w:name="organización-en-capas"/>
-      <w:bookmarkStart w:id="77" w:name="_Toc242435391"/>
+      <w:bookmarkStart w:id="77" w:name="_Toc242435989"/>
       <w:bookmarkEnd w:id="74"/>
       <w:r>
         <w:rPr>
@@ -14630,7 +14630,7 @@
         </w:rPr>
       </w:pPr>
       <w:bookmarkStart w:id="78" w:name="lógica-de-pedidos-y-montos-máximos"/>
-      <w:bookmarkStart w:id="79" w:name="_Toc242435392"/>
+      <w:bookmarkStart w:id="79" w:name="_Toc242435990"/>
       <w:bookmarkEnd w:id="76"/>
       <w:r>
         <w:rPr>
@@ -14690,7 +14690,7 @@
         </w:rPr>
       </w:pPr>
       <w:bookmarkStart w:id="80" w:name="integración-con-vitte"/>
-      <w:bookmarkStart w:id="81" w:name="_Toc242435393"/>
+      <w:bookmarkStart w:id="81" w:name="_Toc242435991"/>
       <w:bookmarkEnd w:id="78"/>
       <w:r>
         <w:rPr>
@@ -14972,7 +14972,7 @@
         </w:rPr>
         <w:lastRenderedPageBreak/>
         <w:drawing>
-          <wp:anchor distT="0" distB="0" distL="114300" distR="114300" simplePos="0" relativeHeight="251665408" behindDoc="0" locked="0" layoutInCell="1" allowOverlap="1" wp14:anchorId="111C6599" wp14:editId="206F83BA">
+          <wp:anchor distT="0" distB="0" distL="114300" distR="114300" simplePos="0" relativeHeight="251661312" behindDoc="0" locked="0" layoutInCell="1" allowOverlap="1" wp14:anchorId="111C6599" wp14:editId="0EC82ECD">
             <wp:simplePos x="0" y="0"/>
             <wp:positionH relativeFrom="column">
               <wp:posOffset>-253807</wp:posOffset>
@@ -15235,7 +15235,7 @@
           <w:noProof/>
         </w:rPr>
         <w:drawing>
-          <wp:inline distT="0" distB="0" distL="0" distR="0" wp14:anchorId="02EDCDAD" wp14:editId="0B4D610C">
+          <wp:inline distT="0" distB="0" distL="0" distR="0" wp14:anchorId="02EDCDAD" wp14:editId="6962CFBB">
             <wp:extent cx="5333998" cy="1170214"/>
             <wp:effectExtent l="0" t="0" r="0" b="0"/>
             <wp:docPr id="81" name="Picture"/>
@@ -15347,7 +15347,7 @@
         </w:rPr>
       </w:pPr>
       <w:bookmarkStart w:id="83" w:name="integración-con-fudo"/>
-      <w:bookmarkStart w:id="84" w:name="_Toc242435394"/>
+      <w:bookmarkStart w:id="84" w:name="_Toc242435992"/>
       <w:bookmarkEnd w:id="80"/>
       <w:bookmarkEnd w:id="82"/>
       <w:r>
@@ -15538,7 +15538,7 @@
         </w:rPr>
       </w:pPr>
       <w:bookmarkStart w:id="85" w:name="exportación-de-órdenes"/>
-      <w:bookmarkStart w:id="86" w:name="_Toc242435395"/>
+      <w:bookmarkStart w:id="86" w:name="_Toc242435993"/>
       <w:bookmarkEnd w:id="83"/>
       <w:r>
         <w:rPr>
@@ -15584,7 +15584,7 @@
         </w:rPr>
       </w:pPr>
       <w:bookmarkStart w:id="87" w:name="desarrollo-del-frontend"/>
-      <w:bookmarkStart w:id="88" w:name="_Toc242435396"/>
+      <w:bookmarkStart w:id="88" w:name="_Toc242435994"/>
       <w:bookmarkEnd w:id="72"/>
       <w:bookmarkEnd w:id="85"/>
       <w:r>
@@ -16035,7 +16035,7 @@
         </w:rPr>
       </w:pPr>
       <w:bookmarkStart w:id="89" w:name="integración"/>
-      <w:bookmarkStart w:id="90" w:name="_Toc242435397"/>
+      <w:bookmarkStart w:id="90" w:name="_Toc242435995"/>
       <w:bookmarkEnd w:id="44"/>
       <w:bookmarkEnd w:id="87"/>
       <w:r>
@@ -16167,7 +16167,7 @@
         </w:rPr>
       </w:pPr>
       <w:bookmarkStart w:id="91" w:name="conclusiones"/>
-      <w:bookmarkStart w:id="92" w:name="_Toc242435398"/>
+      <w:bookmarkStart w:id="92" w:name="_Toc242435996"/>
       <w:bookmarkEnd w:id="89"/>
       <w:r>
         <w:rPr>
@@ -16304,7 +16304,7 @@
         <w:pStyle w:val="Heading1"/>
       </w:pPr>
       <w:bookmarkStart w:id="94" w:name="referencias-bibliográficas"/>
-      <w:bookmarkStart w:id="95" w:name="_Toc242435399"/>
+      <w:bookmarkStart w:id="95" w:name="_Toc242435997"/>
       <w:bookmarkEnd w:id="91"/>
       <w:bookmarkEnd w:id="93"/>
       <w:r>
@@ -16743,136 +16743,92 @@
 
 <file path=word/footer1.xml><?xml version="1.0" encoding="utf-8"?>
 <w:ftr xmlns:wpc="http://schemas.microsoft.com/office/word/2010/wordprocessingCanvas" xmlns:cx="http://schemas.microsoft.com/office/drawing/2014/chartex" xmlns:cx1="http://schemas.microsoft.com/office/drawing/2015/9/8/chartex" xmlns:cx2="http://schemas.microsoft.com/office/drawing/2015/10/21/chartex" xmlns:cx3="http://schemas.microsoft.com/office/drawing/2016/5/9/chartex" xmlns:cx4="http://schemas.microsoft.com/office/drawing/2016/5/10/chartex" xmlns:cx5="http://schemas.microsoft.com/office/drawing/2016/5/11/chartex" xmlns:cx6="http://schemas.microsoft.com/office/drawing/2016/5/12/chartex" xmlns:cx7="http://schemas.microsoft.com/office/drawing/2016/5/13/chartex" xmlns:cx8="http://schemas.microsoft.com/office/drawing/2016/5/14/chartex" xmlns:mc="http://schemas.openxmlformats.org/markup-compatibility/2006" xmlns:aink="http://schemas.microsoft.com/office/drawing/2016/ink" xmlns:am3d="http://schemas.microsoft.com/office/drawing/2017/model3d" xmlns:o="urn:schemas-microsoft-com:office:office" xmlns:oel="http://schemas.microsoft.com/office/2019/extlst" xmlns:r="http://schemas.openxmlformats.org/officeDocument/2006/relationships" xmlns:m="http://schemas.openxmlformats.org/officeDocument/2006/math" xmlns:v="urn:schemas-microsoft-com:vml" xmlns:wp14="http://schemas.microsoft.com/office/word/2010/wordprocessingDrawing" xmlns:wp="http://schemas.openxmlformats.org/drawingml/2006/wordprocessingDrawing" xmlns:w10="urn:schemas-microsoft-com:office:word" xmlns:w="http://schemas.openxmlformats.org/wordprocessingml/2006/main" xmlns:w14="http://schemas.microsoft.com/office/word/2010/wordml" xmlns:w15="http://schemas.microsoft.com/office/word/2012/wordml" xmlns:w16cex="http://schemas.microsoft.com/office/word/2018/wordml/cex" xmlns:w16cid="http://schemas.microsoft.com/office/word/2016/wordml/cid" xmlns:w16="http://schemas.microsoft.com/office/word/2018/wordml" xmlns:w16du="http://schemas.microsoft.com/office/word/2023/wordml/word16du" xmlns:w16sdtdh="http://schemas.microsoft.com/office/word/2020/wordml/sdtdatahash" xmlns:w16sdtfl="http://schemas.microsoft.com/office/word/2024/wordml/sdtformatlock" xmlns:w16se="http://schemas.microsoft.com/office/word/2015/wordml/symex" xmlns:wpg="http://schemas.microsoft.com/office/word/2010/wordprocessingGroup" xmlns:wpi="http://schemas.microsoft.com/office/word/2010/wordprocessingInk" xmlns:wne="http://schemas.microsoft.com/office/word/2006/wordml" xmlns:wps="http://schemas.microsoft.com/office/word/2010/wordprocessingShape" mc:Ignorable="w14 w15 w16se w16cid w16 w16cex w16sdtdh w16sdtfl w16du wp14">
-  <w:tbl>
-    <w:tblPr>
-      <w:tblW w:w="5000" w:type="pct"/>
-      <w:tblCellMar>
-        <w:left w:w="0" w:type="dxa"/>
-        <w:right w:w="0" w:type="dxa"/>
-      </w:tblCellMar>
-      <w:tblLook w:val="04A0" w:firstRow="1" w:lastRow="0" w:firstColumn="1" w:lastColumn="0" w:noHBand="0" w:noVBand="1"/>
-    </w:tblPr>
-    <w:tblGrid>
-      <w:gridCol w:w="4084"/>
-      <w:gridCol w:w="340"/>
-      <w:gridCol w:w="4081"/>
-    </w:tblGrid>
-    <w:tr>
-      <w:tc>
-        <w:tcPr>
-          <w:tcW w:w="2401" w:type="pct"/>
-        </w:tcPr>
-        <w:p>
-          <w:pPr>
-            <w:pStyle w:val="Footer"/>
-            <w:rPr>
-              <w:caps/>
-              <w:color w:val="156082" w:themeColor="accent1"/>
-              <w:sz w:val="18"/>
-              <w:szCs w:val="18"/>
-            </w:rPr>
-          </w:pPr>
-          <w:sdt>
-            <w:sdtPr>
-              <w:rPr>
-                <w:caps/>
-                <w:color w:val="156082" w:themeColor="accent1"/>
-                <w:sz w:val="18"/>
-                <w:szCs w:val="18"/>
-              </w:rPr>
-              <w:alias w:val="Title"/>
-              <w:tag w:val=""/>
-              <w:id w:val="886384654"/>
-              <w:placeholder>
-                <w:docPart w:val="C7ED24F1327D45379748EBB7AC0BD389"/>
-              </w:placeholder>
-              <w:showingPlcHdr/>
-              <w:dataBinding w:prefixMappings="xmlns:ns0='http://purl.org/dc/elements/1.1/' xmlns:ns1='http://schemas.openxmlformats.org/package/2006/metadata/core-properties' " w:xpath="/ns1:coreProperties[1]/ns0:title[1]" w:storeItemID="{6C3C8BC8-F283-45AE-878A-BAB7291924A1}"/>
-              <w:text/>
-            </w:sdtPr>
-            <w:sdtContent>
-              <w:r>
-                <w:rPr>
-                  <w:caps/>
-                  <w:color w:val="156082" w:themeColor="accent1"/>
-                  <w:sz w:val="18"/>
-                  <w:szCs w:val="18"/>
-                </w:rPr>
-                <w:t>[Document title]</w:t>
-              </w:r>
-            </w:sdtContent>
-          </w:sdt>
-        </w:p>
-      </w:tc>
-      <w:tc>
-        <w:tcPr>
-          <w:tcW w:w="200" w:type="pct"/>
-        </w:tcPr>
-        <w:p>
-          <w:pPr>
-            <w:pStyle w:val="Footer"/>
-            <w:rPr>
-              <w:caps/>
-              <w:color w:val="156082" w:themeColor="accent1"/>
-              <w:sz w:val="18"/>
-              <w:szCs w:val="18"/>
-            </w:rPr>
-          </w:pPr>
-        </w:p>
-      </w:tc>
-      <w:tc>
-        <w:tcPr>
-          <w:tcW w:w="2402" w:type="pct"/>
-        </w:tcPr>
-        <w:sdt>
-          <w:sdtPr>
-            <w:rPr>
-              <w:caps/>
-              <w:color w:val="156082" w:themeColor="accent1"/>
-              <w:sz w:val="18"/>
-              <w:szCs w:val="18"/>
-            </w:rPr>
-            <w:alias w:val="Author"/>
-            <w:tag w:val=""/>
-            <w:id w:val="1205441952"/>
-            <w:placeholder>
-              <w:docPart w:val="791664737FBA48A58C501B39BDD9B8FA"/>
-            </w:placeholder>
-            <w:showingPlcHdr/>
-            <w:dataBinding w:prefixMappings="xmlns:ns0='http://purl.org/dc/elements/1.1/' xmlns:ns1='http://schemas.openxmlformats.org/package/2006/metadata/core-properties' " w:xpath="/ns1:coreProperties[1]/ns0:creator[1]" w:storeItemID="{6C3C8BC8-F283-45AE-878A-BAB7291924A1}"/>
-            <w:text/>
-          </w:sdtPr>
-          <w:sdtContent>
-            <w:p>
-              <w:pPr>
-                <w:pStyle w:val="Footer"/>
-                <w:jc w:val="right"/>
-                <w:rPr>
-                  <w:caps/>
-                  <w:color w:val="156082" w:themeColor="accent1"/>
-                  <w:sz w:val="18"/>
-                  <w:szCs w:val="18"/>
-                </w:rPr>
-              </w:pPr>
-              <w:r>
-                <w:rPr>
-                  <w:caps/>
-                  <w:color w:val="156082" w:themeColor="accent1"/>
-                  <w:sz w:val="18"/>
-                  <w:szCs w:val="18"/>
-                </w:rPr>
-                <w:t>[Author name]</w:t>
-              </w:r>
-            </w:p>
-          </w:sdtContent>
-        </w:sdt>
-      </w:tc>
-    </w:tr>
-  </w:tbl>
   <w:p>
     <w:pPr>
       <w:pStyle w:val="Footer"/>
+      <w:rPr>
+        <w:sz w:val="20"/>
+        <w:szCs w:val="20"/>
+      </w:rPr>
     </w:pPr>
+    <w:r>
+      <w:rPr>
+        <w:sz w:val="20"/>
+        <w:szCs w:val="20"/>
+      </w:rPr>
+      <w:fldChar w:fldCharType="begin"/>
+    </w:r>
+    <w:r>
+      <w:rPr>
+        <w:sz w:val="20"/>
+        <w:szCs w:val="20"/>
+      </w:rPr>
+      <w:instrText xml:space="preserve"> STYLEREF "Heading 1" </w:instrText>
+    </w:r>
+    <w:r>
+      <w:rPr>
+        <w:sz w:val="20"/>
+        <w:szCs w:val="20"/>
+      </w:rPr>
+      <w:fldChar w:fldCharType="separate"/>
+    </w:r>
+    <w:r>
+      <w:rPr>
+        <w:noProof/>
+        <w:sz w:val="20"/>
+        <w:szCs w:val="20"/>
+      </w:rPr>
+      <w:t>2. Introducción específica</w:t>
+    </w:r>
+    <w:r>
+      <w:rPr>
+        <w:sz w:val="20"/>
+        <w:szCs w:val="20"/>
+      </w:rPr>
+      <w:fldChar w:fldCharType="end"/>
+    </w:r>
+    <w:r>
+      <w:rPr>
+        <w:sz w:val="20"/>
+        <w:szCs w:val="20"/>
+      </w:rPr>
+      <w:tab/>
+    </w:r>
+    <w:r>
+      <w:rPr>
+        <w:sz w:val="20"/>
+        <w:szCs w:val="20"/>
+      </w:rPr>
+      <w:fldChar w:fldCharType="begin"/>
+    </w:r>
+    <w:r>
+      <w:rPr>
+        <w:sz w:val="20"/>
+        <w:szCs w:val="20"/>
+      </w:rPr>
+      <w:instrText xml:space="preserve"> PAGE </w:instrText>
+    </w:r>
+    <w:r>
+      <w:rPr>
+        <w:sz w:val="20"/>
+        <w:szCs w:val="20"/>
+      </w:rPr>
+      <w:fldChar w:fldCharType="separate"/>
+    </w:r>
+    <w:r>
+      <w:rPr>
+        <w:sz w:val="20"/>
+        <w:szCs w:val="20"/>
+      </w:rPr>
+      <w:t>2</w:t>
+    </w:r>
+    <w:r>
+      <w:rPr>
+        <w:sz w:val="20"/>
+        <w:szCs w:val="20"/>
+      </w:rPr>
+      <w:fldChar w:fldCharType="end"/>
+    </w:r>
   </w:p>
 </w:ftr>
 </file>
@@ -18700,609 +18656,6 @@
 </w:styles>
 </file>
 
-<file path=word/glossary/document.xml><?xml version="1.0" encoding="utf-8"?>
-<w:glossaryDocument xmlns:wpc="http://schemas.microsoft.com/office/word/2010/wordprocessingCanvas" xmlns:cx="http://schemas.microsoft.com/office/drawing/2014/chartex" xmlns:cx1="http://schemas.microsoft.com/office/drawing/2015/9/8/chartex" xmlns:cx2="http://schemas.microsoft.com/office/drawing/2015/10/21/chartex" xmlns:cx3="http://schemas.microsoft.com/office/drawing/2016/5/9/chartex" xmlns:cx4="http://schemas.microsoft.com/office/drawing/2016/5/10/chartex" xmlns:cx5="http://schemas.microsoft.com/office/drawing/2016/5/11/chartex" xmlns:cx6="http://schemas.microsoft.com/office/drawing/2016/5/12/chartex" xmlns:cx7="http://schemas.microsoft.com/office/drawing/2016/5/13/chartex" xmlns:cx8="http://schemas.microsoft.com/office/drawing/2016/5/14/chartex" xmlns:mc="http://schemas.openxmlformats.org/markup-compatibility/2006" xmlns:aink="http://schemas.microsoft.com/office/drawing/2016/ink" xmlns:am3d="http://schemas.microsoft.com/office/drawing/2017/model3d" xmlns:o="urn:schemas-microsoft-com:office:office" xmlns:oel="http://schemas.microsoft.com/office/2019/extlst" xmlns:r="http://schemas.openxmlformats.org/officeDocument/2006/relationships" xmlns:m="http://schemas.openxmlformats.org/officeDocument/2006/math" xmlns:v="urn:schemas-microsoft-com:vml" xmlns:wp14="http://schemas.microsoft.com/office/word/2010/wordprocessingDrawing" xmlns:wp="http://schemas.openxmlformats.org/drawingml/2006/wordprocessingDrawing" xmlns:w10="urn:schemas-microsoft-com:office:word" xmlns:w="http://schemas.openxmlformats.org/wordprocessingml/2006/main" xmlns:w14="http://schemas.microsoft.com/office/word/2010/wordml" xmlns:w15="http://schemas.microsoft.com/office/word/2012/wordml" xmlns:w16cex="http://schemas.microsoft.com/office/word/2018/wordml/cex" xmlns:w16cid="http://schemas.microsoft.com/office/word/2016/wordml/cid" xmlns:w16="http://schemas.microsoft.com/office/word/2018/wordml" xmlns:w16du="http://schemas.microsoft.com/office/word/2023/wordml/word16du" xmlns:w16sdtdh="http://schemas.microsoft.com/office/word/2020/wordml/sdtdatahash" xmlns:w16sdtfl="http://schemas.microsoft.com/office/word/2024/wordml/sdtformatlock" xmlns:w16se="http://schemas.microsoft.com/office/word/2015/wordml/symex" xmlns:wpg="http://schemas.microsoft.com/office/word/2010/wordprocessingGroup" xmlns:wpi="http://schemas.microsoft.com/office/word/2010/wordprocessingInk" xmlns:wne="http://schemas.microsoft.com/office/word/2006/wordml" xmlns:wps="http://schemas.microsoft.com/office/word/2010/wordprocessingShape" mc:Ignorable="w14 w15 w16se w16cid w16 w16cex w16sdtdh w16sdtfl w16du wp14">
-  <w:docParts>
-    <w:docPart>
-      <w:docPartPr>
-        <w:name w:val="C7ED24F1327D45379748EBB7AC0BD389"/>
-        <w:category>
-          <w:name w:val="General"/>
-          <w:gallery w:val="placeholder"/>
-        </w:category>
-        <w:types>
-          <w:type w:val="bbPlcHdr"/>
-        </w:types>
-        <w:behaviors>
-          <w:behavior w:val="content"/>
-        </w:behaviors>
-        <w:guid w:val="{81E98DFD-CB29-4ED3-8721-180D33A28778}"/>
-      </w:docPartPr>
-      <w:docPartBody>
-        <w:p>
-          <w:pPr>
-            <w:pStyle w:val="C7ED24F1327D45379748EBB7AC0BD389"/>
-          </w:pPr>
-          <w:r>
-            <w:rPr>
-              <w:caps/>
-              <w:color w:val="156082" w:themeColor="accent1"/>
-              <w:sz w:val="18"/>
-              <w:szCs w:val="18"/>
-            </w:rPr>
-            <w:t>[Document title]</w:t>
-          </w:r>
-        </w:p>
-      </w:docPartBody>
-    </w:docPart>
-    <w:docPart>
-      <w:docPartPr>
-        <w:name w:val="791664737FBA48A58C501B39BDD9B8FA"/>
-        <w:category>
-          <w:name w:val="General"/>
-          <w:gallery w:val="placeholder"/>
-        </w:category>
-        <w:types>
-          <w:type w:val="bbPlcHdr"/>
-        </w:types>
-        <w:behaviors>
-          <w:behavior w:val="content"/>
-        </w:behaviors>
-        <w:guid w:val="{9D8A78A0-EDEF-48AF-9120-32D1E5E7BA22}"/>
-      </w:docPartPr>
-      <w:docPartBody>
-        <w:p>
-          <w:pPr>
-            <w:pStyle w:val="791664737FBA48A58C501B39BDD9B8FA"/>
-          </w:pPr>
-          <w:r>
-            <w:rPr>
-              <w:caps/>
-              <w:color w:val="156082" w:themeColor="accent1"/>
-              <w:sz w:val="18"/>
-              <w:szCs w:val="18"/>
-            </w:rPr>
-            <w:t>[Author name]</w:t>
-          </w:r>
-        </w:p>
-      </w:docPartBody>
-    </w:docPart>
-  </w:docParts>
-</w:glossaryDocument>
-</file>
-
-<file path=word/glossary/fontTable.xml><?xml version="1.0" encoding="utf-8"?>
-<w:fonts xmlns:mc="http://schemas.openxmlformats.org/markup-compatibility/2006" xmlns:r="http://schemas.openxmlformats.org/officeDocument/2006/relationships" xmlns:w="http://schemas.openxmlformats.org/wordprocessingml/2006/main" xmlns:w14="http://schemas.microsoft.com/office/word/2010/wordml" xmlns:w15="http://schemas.microsoft.com/office/word/2012/wordml" xmlns:w16cex="http://schemas.microsoft.com/office/word/2018/wordml/cex" xmlns:w16cid="http://schemas.microsoft.com/office/word/2016/wordml/cid" xmlns:w16="http://schemas.microsoft.com/office/word/2018/wordml" xmlns:w16du="http://schemas.microsoft.com/office/word/2023/wordml/word16du" xmlns:w16sdtdh="http://schemas.microsoft.com/office/word/2020/wordml/sdtdatahash" xmlns:w16sdtfl="http://schemas.microsoft.com/office/word/2024/wordml/sdtformatlock" xmlns:w16se="http://schemas.microsoft.com/office/word/2015/wordml/symex" mc:Ignorable="w14 w15 w16se w16cid w16 w16cex w16sdtdh w16sdtfl w16du">
-  <w:font w:name="Symbol">
-    <w:panose1 w:val="05050102010706020507"/>
-    <w:charset w:val="02"/>
-    <w:family w:val="roman"/>
-    <w:pitch w:val="variable"/>
-    <w:sig w:usb0="00000000" w:usb1="10000000" w:usb2="00000000" w:usb3="00000000" w:csb0="80000000" w:csb1="00000000"/>
-  </w:font>
-  <w:font w:name="Times New Roman">
-    <w:panose1 w:val="02020603050405020304"/>
-    <w:charset w:val="00"/>
-    <w:family w:val="roman"/>
-    <w:pitch w:val="variable"/>
-    <w:sig w:usb0="E0002EFF" w:usb1="C000785B" w:usb2="00000009" w:usb3="00000000" w:csb0="000001FF" w:csb1="00000000"/>
-  </w:font>
-  <w:font w:name="Courier New">
-    <w:panose1 w:val="02070309020205020404"/>
-    <w:charset w:val="00"/>
-    <w:family w:val="modern"/>
-    <w:pitch w:val="fixed"/>
-    <w:sig w:usb0="E0002EFF" w:usb1="C0007843" w:usb2="00000009" w:usb3="00000000" w:csb0="000001FF" w:csb1="00000000"/>
-  </w:font>
-  <w:font w:name="Wingdings">
-    <w:panose1 w:val="05000000000000000000"/>
-    <w:charset w:val="02"/>
-    <w:family w:val="auto"/>
-    <w:pitch w:val="variable"/>
-    <w:sig w:usb0="00000000" w:usb1="10000000" w:usb2="00000000" w:usb3="00000000" w:csb0="80000000" w:csb1="00000000"/>
-  </w:font>
-  <w:font w:name="Aptos">
-    <w:charset w:val="00"/>
-    <w:family w:val="swiss"/>
-    <w:pitch w:val="variable"/>
-    <w:sig w:usb0="20000287" w:usb1="00000003" w:usb2="00000000" w:usb3="00000000" w:csb0="0000019F" w:csb1="00000000"/>
-  </w:font>
-  <w:font w:name="Aptos Display">
-    <w:charset w:val="00"/>
-    <w:family w:val="swiss"/>
-    <w:pitch w:val="variable"/>
-    <w:sig w:usb0="20000287" w:usb1="00000003" w:usb2="00000000" w:usb3="00000000" w:csb0="0000019F" w:csb1="00000000"/>
-  </w:font>
-</w:fonts>
-</file>
-
-<file path=word/glossary/settings.xml><?xml version="1.0" encoding="utf-8"?>
-<w:settings xmlns:mc="http://schemas.openxmlformats.org/markup-compatibility/2006" xmlns:o="urn:schemas-microsoft-com:office:office" xmlns:r="http://schemas.openxmlformats.org/officeDocument/2006/relationships" xmlns:m="http://schemas.openxmlformats.org/officeDocument/2006/math" xmlns:v="urn:schemas-microsoft-com:vml" xmlns:w10="urn:schemas-microsoft-com:office:word" xmlns:w="http://schemas.openxmlformats.org/wordprocessingml/2006/main" xmlns:w14="http://schemas.microsoft.com/office/word/2010/wordml" xmlns:w15="http://schemas.microsoft.com/office/word/2012/wordml" xmlns:w16cex="http://schemas.microsoft.com/office/word/2018/wordml/cex" xmlns:w16cid="http://schemas.microsoft.com/office/word/2016/wordml/cid" xmlns:w16="http://schemas.microsoft.com/office/word/2018/wordml" xmlns:w16du="http://schemas.microsoft.com/office/word/2023/wordml/word16du" xmlns:w16sdtdh="http://schemas.microsoft.com/office/word/2020/wordml/sdtdatahash" xmlns:w16sdtfl="http://schemas.microsoft.com/office/word/2024/wordml/sdtformatlock" xmlns:w16se="http://schemas.microsoft.com/office/word/2015/wordml/symex" xmlns:sl="http://schemas.openxmlformats.org/schemaLibrary/2006/main" mc:Ignorable="w14 w15 w16se w16cid w16 w16cex w16sdtdh w16sdtfl w16du">
-  <w:view w:val="normal"/>
-  <w:defaultTabStop w:val="720"/>
-  <w:characterSpacingControl w:val="doNotCompress"/>
-  <w:compat>
-    <w:useFELayout/>
-    <w:compatSetting w:name="compatibilityMode" w:uri="http://schemas.microsoft.com/office/word" w:val="15"/>
-    <w:compatSetting w:name="overrideTableStyleFontSizeAndJustification" w:uri="http://schemas.microsoft.com/office/word" w:val="1"/>
-    <w:compatSetting w:name="enableOpenTypeFeatures" w:uri="http://schemas.microsoft.com/office/word" w:val="1"/>
-    <w:compatSetting w:name="doNotFlipMirrorIndents" w:uri="http://schemas.microsoft.com/office/word" w:val="1"/>
-    <w:compatSetting w:name="differentiateMultirowTableHeaders" w:uri="http://schemas.microsoft.com/office/word" w:val="1"/>
-    <w:compatSetting w:name="useWord2013TrackBottomHyphenation" w:uri="http://schemas.microsoft.com/office/word" w:val="0"/>
-  </w:compat>
-  <w:rsids>
-    <w:rsidRoot w:val="00D07979"/>
-    <w:rsid w:val="00C466A6"/>
-    <w:rsid w:val="00D07979"/>
-    <w:rsid w:val="00DD4CD6"/>
-  </w:rsids>
-  <m:mathPr>
-    <m:mathFont m:val="Cambria Math"/>
-    <m:brkBin m:val="before"/>
-    <m:brkBinSub m:val="--"/>
-    <m:smallFrac m:val="0"/>
-    <m:dispDef/>
-    <m:lMargin m:val="0"/>
-    <m:rMargin m:val="0"/>
-    <m:defJc m:val="centerGroup"/>
-    <m:wrapIndent m:val="1440"/>
-    <m:intLim m:val="subSup"/>
-    <m:naryLim m:val="undOvr"/>
-  </m:mathPr>
-  <w:themeFontLang w:val="en-US"/>
-  <w:clrSchemeMapping w:bg1="light1" w:t1="dark1" w:bg2="light2" w:t2="dark2" w:accent1="accent1" w:accent2="accent2" w:accent3="accent3" w:accent4="accent4" w:accent5="accent5" w:accent6="accent6" w:hyperlink="hyperlink" w:followedHyperlink="followedHyperlink"/>
-  <w:decimalSymbol w:val=","/>
-  <w:listSeparator w:val=";"/>
-  <w15:chartTrackingRefBased/>
-</w:settings>
-</file>
-
-<file path=word/glossary/styles.xml><?xml version="1.0" encoding="utf-8"?>
-<w:styles xmlns:mc="http://schemas.openxmlformats.org/markup-compatibility/2006" xmlns:r="http://schemas.openxmlformats.org/officeDocument/2006/relationships" xmlns:w="http://schemas.openxmlformats.org/wordprocessingml/2006/main" xmlns:w14="http://schemas.microsoft.com/office/word/2010/wordml" xmlns:w15="http://schemas.microsoft.com/office/word/2012/wordml" xmlns:w16cex="http://schemas.microsoft.com/office/word/2018/wordml/cex" xmlns:w16cid="http://schemas.microsoft.com/office/word/2016/wordml/cid" xmlns:w16="http://schemas.microsoft.com/office/word/2018/wordml" xmlns:w16du="http://schemas.microsoft.com/office/word/2023/wordml/word16du" xmlns:w16sdtdh="http://schemas.microsoft.com/office/word/2020/wordml/sdtdatahash" xmlns:w16sdtfl="http://schemas.microsoft.com/office/word/2024/wordml/sdtformatlock" xmlns:w16se="http://schemas.microsoft.com/office/word/2015/wordml/symex" mc:Ignorable="w14 w15 w16se w16cid w16 w16cex w16sdtdh w16sdtfl w16du">
-  <w:docDefaults>
-    <w:rPrDefault>
-      <w:rPr>
-        <w:rFonts w:asciiTheme="minorHAnsi" w:eastAsiaTheme="minorEastAsia" w:hAnsiTheme="minorHAnsi" w:cstheme="minorBidi"/>
-        <w:kern w:val="2"/>
-        <w:sz w:val="24"/>
-        <w:szCs w:val="24"/>
-        <w:lang w:val="en-US" w:eastAsia="en-US" w:bidi="ar-SA"/>
-        <w14:ligatures w14:val="standardContextual"/>
-      </w:rPr>
-    </w:rPrDefault>
-    <w:pPrDefault>
-      <w:pPr>
-        <w:spacing w:after="160" w:line="278" w:lineRule="auto"/>
-      </w:pPr>
-    </w:pPrDefault>
-  </w:docDefaults>
-  <w:latentStyles w:defLockedState="0" w:defUIPriority="99" w:defSemiHidden="0" w:defUnhideWhenUsed="0" w:defQFormat="0" w:count="376">
-    <w:lsdException w:name="Normal" w:uiPriority="0" w:qFormat="1"/>
-    <w:lsdException w:name="heading 1" w:uiPriority="9" w:qFormat="1"/>
-    <w:lsdException w:name="heading 2" w:semiHidden="1" w:uiPriority="9" w:unhideWhenUsed="1" w:qFormat="1"/>
-    <w:lsdException w:name="heading 3" w:semiHidden="1" w:uiPriority="9" w:unhideWhenUsed="1" w:qFormat="1"/>
-    <w:lsdException w:name="heading 4" w:semiHidden="1" w:uiPriority="9" w:unhideWhenUsed="1" w:qFormat="1"/>
-    <w:lsdException w:name="heading 5" w:semiHidden="1" w:uiPriority="9" w:unhideWhenUsed="1" w:qFormat="1"/>
-    <w:lsdException w:name="heading 6" w:semiHidden="1" w:uiPriority="9" w:unhideWhenUsed="1" w:qFormat="1"/>
-    <w:lsdException w:name="heading 7" w:semiHidden="1" w:uiPriority="9" w:unhideWhenUsed="1" w:qFormat="1"/>
-    <w:lsdException w:name="heading 8" w:semiHidden="1" w:uiPriority="9" w:unhideWhenUsed="1" w:qFormat="1"/>
-    <w:lsdException w:name="heading 9" w:semiHidden="1" w:uiPriority="9" w:unhideWhenUsed="1" w:qFormat="1"/>
-    <w:lsdException w:name="index 1" w:semiHidden="1" w:unhideWhenUsed="1"/>
-    <w:lsdException w:name="index 2" w:semiHidden="1" w:unhideWhenUsed="1"/>
-    <w:lsdException w:name="index 3" w:semiHidden="1" w:unhideWhenUsed="1"/>
-    <w:lsdException w:name="index 4" w:semiHidden="1" w:unhideWhenUsed="1"/>
-    <w:lsdException w:name="index 5" w:semiHidden="1" w:unhideWhenUsed="1"/>
-    <w:lsdException w:name="index 6" w:semiHidden="1" w:unhideWhenUsed="1"/>
-    <w:lsdException w:name="index 7" w:semiHidden="1" w:unhideWhenUsed="1"/>
-    <w:lsdException w:name="index 8" w:semiHidden="1" w:unhideWhenUsed="1"/>
-    <w:lsdException w:name="index 9" w:semiHidden="1" w:unhideWhenUsed="1"/>
-    <w:lsdException w:name="toc 1" w:semiHidden="1" w:uiPriority="39" w:unhideWhenUsed="1"/>
-    <w:lsdException w:name="toc 2" w:semiHidden="1" w:uiPriority="39" w:unhideWhenUsed="1"/>
-    <w:lsdException w:name="toc 3" w:semiHidden="1" w:uiPriority="39" w:unhideWhenUsed="1"/>
-    <w:lsdException w:name="toc 4" w:semiHidden="1" w:uiPriority="39" w:unhideWhenUsed="1"/>
-    <w:lsdException w:name="toc 5" w:semiHidden="1" w:uiPriority="39" w:unhideWhenUsed="1"/>
-    <w:lsdException w:name="toc 6" w:semiHidden="1" w:uiPriority="39" w:unhideWhenUsed="1"/>
-    <w:lsdException w:name="toc 7" w:semiHidden="1" w:uiPriority="39" w:unhideWhenUsed="1"/>
-    <w:lsdException w:name="toc 8" w:semiHidden="1" w:uiPriority="39" w:unhideWhenUsed="1"/>
-    <w:lsdException w:name="toc 9" w:semiHidden="1" w:uiPriority="39" w:unhideWhenUsed="1"/>
-    <w:lsdException w:name="Normal Indent" w:semiHidden="1" w:unhideWhenUsed="1"/>
-    <w:lsdException w:name="footnote text" w:semiHidden="1" w:unhideWhenUsed="1"/>
-    <w:lsdException w:name="annotation text" w:semiHidden="1" w:unhideWhenUsed="1"/>
-    <w:lsdException w:name="header" w:semiHidden="1" w:unhideWhenUsed="1"/>
-    <w:lsdException w:name="footer" w:semiHidden="1" w:unhideWhenUsed="1"/>
-    <w:lsdException w:name="index heading" w:semiHidden="1" w:unhideWhenUsed="1"/>
-    <w:lsdException w:name="caption" w:semiHidden="1" w:uiPriority="35" w:unhideWhenUsed="1" w:qFormat="1"/>
-    <w:lsdException w:name="table of figures" w:semiHidden="1" w:unhideWhenUsed="1"/>
-    <w:lsdException w:name="envelope address" w:semiHidden="1" w:unhideWhenUsed="1"/>
-    <w:lsdException w:name="envelope return" w:semiHidden="1" w:unhideWhenUsed="1"/>
-    <w:lsdException w:name="footnote reference" w:semiHidden="1" w:unhideWhenUsed="1"/>
-    <w:lsdException w:name="annotation reference" w:semiHidden="1" w:unhideWhenUsed="1"/>
-    <w:lsdException w:name="line number" w:semiHidden="1" w:unhideWhenUsed="1"/>
-    <w:lsdException w:name="page number" w:semiHidden="1" w:unhideWhenUsed="1"/>
-    <w:lsdException w:name="endnote reference" w:semiHidden="1" w:unhideWhenUsed="1"/>
-    <w:lsdException w:name="endnote text" w:semiHidden="1" w:unhideWhenUsed="1"/>
-    <w:lsdException w:name="table of authorities" w:semiHidden="1" w:unhideWhenUsed="1"/>
-    <w:lsdException w:name="macro" w:semiHidden="1" w:unhideWhenUsed="1"/>
-    <w:lsdException w:name="toa heading" w:semiHidden="1" w:unhideWhenUsed="1"/>
-    <w:lsdException w:name="List" w:semiHidden="1" w:unhideWhenUsed="1"/>
-    <w:lsdException w:name="List Bullet" w:semiHidden="1" w:unhideWhenUsed="1"/>
-    <w:lsdException w:name="List Number" w:semiHidden="1" w:unhideWhenUsed="1"/>
-    <w:lsdException w:name="List 2" w:semiHidden="1" w:unhideWhenUsed="1"/>
-    <w:lsdException w:name="List 3" w:semiHidden="1" w:unhideWhenUsed="1"/>
-    <w:lsdException w:name="List 4" w:semiHidden="1" w:unhideWhenUsed="1"/>
-    <w:lsdException w:name="List 5" w:semiHidden="1" w:unhideWhenUsed="1"/>
-    <w:lsdException w:name="List Bullet 2" w:semiHidden="1" w:unhideWhenUsed="1"/>
-    <w:lsdException w:name="List Bullet 3" w:semiHidden="1" w:unhideWhenUsed="1"/>
-    <w:lsdException w:name="List Bullet 4" w:semiHidden="1" w:unhideWhenUsed="1"/>
-    <w:lsdException w:name="List Bullet 5" w:semiHidden="1" w:unhideWhenUsed="1"/>
-    <w:lsdException w:name="List Number 2" w:semiHidden="1" w:unhideWhenUsed="1"/>
-    <w:lsdException w:name="List Number 3" w:semiHidden="1" w:unhideWhenUsed="1"/>
-    <w:lsdException w:name="List Number 4" w:semiHidden="1" w:unhideWhenUsed="1"/>
-    <w:lsdException w:name="List Number 5" w:semiHidden="1" w:unhideWhenUsed="1"/>
-    <w:lsdException w:name="Title" w:uiPriority="10" w:qFormat="1"/>
-    <w:lsdException w:name="Closing" w:semiHidden="1" w:unhideWhenUsed="1"/>
-    <w:lsdException w:name="Signature" w:semiHidden="1" w:unhideWhenUsed="1"/>
-    <w:lsdException w:name="Default Paragraph Font" w:semiHidden="1" w:uiPriority="1" w:unhideWhenUsed="1"/>
-    <w:lsdException w:name="Body Text" w:semiHidden="1" w:unhideWhenUsed="1"/>
-    <w:lsdException w:name="Body Text Indent" w:semiHidden="1" w:unhideWhenUsed="1"/>
-    <w:lsdException w:name="List Continue" w:semiHidden="1" w:unhideWhenUsed="1"/>
-    <w:lsdException w:name="List Continue 2" w:semiHidden="1" w:unhideWhenUsed="1"/>
-    <w:lsdException w:name="List Continue 3" w:semiHidden="1" w:unhideWhenUsed="1"/>
-    <w:lsdException w:name="List Continue 4" w:semiHidden="1" w:unhideWhenUsed="1"/>
-    <w:lsdException w:name="List Continue 5" w:semiHidden="1" w:unhideWhenUsed="1"/>
-    <w:lsdException w:name="Message Header" w:semiHidden="1" w:unhideWhenUsed="1"/>
-    <w:lsdException w:name="Subtitle" w:uiPriority="11" w:qFormat="1"/>
-    <w:lsdException w:name="Salutation" w:semiHidden="1" w:unhideWhenUsed="1"/>
-    <w:lsdException w:name="Date" w:semiHidden="1" w:unhideWhenUsed="1"/>
-    <w:lsdException w:name="Body Text First Indent" w:semiHidden="1" w:unhideWhenUsed="1"/>
-    <w:lsdException w:name="Body Text First Indent 2" w:semiHidden="1" w:unhideWhenUsed="1"/>
-    <w:lsdException w:name="Note Heading" w:semiHidden="1" w:unhideWhenUsed="1"/>
-    <w:lsdException w:name="Body Text 2" w:semiHidden="1" w:unhideWhenUsed="1"/>
-    <w:lsdException w:name="Body Text 3" w:semiHidden="1" w:unhideWhenUsed="1"/>
-    <w:lsdException w:name="Body Text Indent 2" w:semiHidden="1" w:unhideWhenUsed="1"/>
-    <w:lsdException w:name="Body Text Indent 3" w:semiHidden="1" w:unhideWhenUsed="1"/>
-    <w:lsdException w:name="Block Text" w:semiHidden="1" w:unhideWhenUsed="1"/>
-    <w:lsdException w:name="Hyperlink" w:semiHidden="1" w:unhideWhenUsed="1"/>
-    <w:lsdException w:name="FollowedHyperlink" w:semiHidden="1" w:unhideWhenUsed="1"/>
-    <w:lsdException w:name="Strong" w:uiPriority="22" w:qFormat="1"/>
-    <w:lsdException w:name="Emphasis" w:uiPriority="20" w:qFormat="1"/>
-    <w:lsdException w:name="Document Map" w:semiHidden="1" w:unhideWhenUsed="1"/>
-    <w:lsdException w:name="Plain Text" w:semiHidden="1" w:unhideWhenUsed="1"/>
-    <w:lsdException w:name="E-mail Signature" w:semiHidden="1" w:unhideWhenUsed="1"/>
-    <w:lsdException w:name="HTML Top of Form" w:semiHidden="1" w:unhideWhenUsed="1"/>
-    <w:lsdException w:name="HTML Bottom of Form" w:semiHidden="1" w:unhideWhenUsed="1"/>
-    <w:lsdException w:name="Normal (Web)" w:semiHidden="1" w:unhideWhenUsed="1"/>
-    <w:lsdException w:name="HTML Acronym" w:semiHidden="1" w:unhideWhenUsed="1"/>
-    <w:lsdException w:name="HTML Address" w:semiHidden="1" w:unhideWhenUsed="1"/>
-    <w:lsdException w:name="HTML Cite" w:semiHidden="1" w:unhideWhenUsed="1"/>
-    <w:lsdException w:name="HTML Code" w:semiHidden="1" w:unhideWhenUsed="1"/>
-    <w:lsdException w:name="HTML Definition" w:semiHidden="1" w:unhideWhenUsed="1"/>
-    <w:lsdException w:name="HTML Keyboard" w:semiHidden="1" w:unhideWhenUsed="1"/>
-    <w:lsdException w:name="HTML Preformatted" w:semiHidden="1" w:unhideWhenUsed="1"/>
-    <w:lsdException w:name="HTML Sample" w:semiHidden="1" w:unhideWhenUsed="1"/>
-    <w:lsdException w:name="HTML Typewriter" w:semiHidden="1" w:unhideWhenUsed="1"/>
-    <w:lsdException w:name="HTML Variable" w:semiHidden="1" w:unhideWhenUsed="1"/>
-    <w:lsdException w:name="Normal Table" w:semiHidden="1" w:unhideWhenUsed="1"/>
-    <w:lsdException w:name="annotation subject" w:semiHidden="1" w:unhideWhenUsed="1"/>
-    <w:lsdException w:name="No List" w:semiHidden="1" w:unhideWhenUsed="1"/>
-    <w:lsdException w:name="Outline List 1" w:semiHidden="1" w:unhideWhenUsed="1"/>
-    <w:lsdException w:name="Outline List 2" w:semiHidden="1" w:unhideWhenUsed="1"/>
-    <w:lsdException w:name="Outline List 3" w:semiHidden="1" w:unhideWhenUsed="1"/>
-    <w:lsdException w:name="Table Simple 1" w:semiHidden="1" w:unhideWhenUsed="1"/>
-    <w:lsdException w:name="Table Simple 2" w:semiHidden="1" w:unhideWhenUsed="1"/>
-    <w:lsdException w:name="Table Simple 3" w:semiHidden="1" w:unhideWhenUsed="1"/>
-    <w:lsdException w:name="Table Classic 1" w:semiHidden="1" w:unhideWhenUsed="1"/>
-    <w:lsdException w:name="Table Classic 2" w:semiHidden="1" w:unhideWhenUsed="1"/>
-    <w:lsdException w:name="Table Classic 3" w:semiHidden="1" w:unhideWhenUsed="1"/>
-    <w:lsdException w:name="Table Classic 4" w:semiHidden="1" w:unhideWhenUsed="1"/>
-    <w:lsdException w:name="Table Colorful 1" w:semiHidden="1" w:unhideWhenUsed="1"/>
-    <w:lsdException w:name="Table Colorful 2" w:semiHidden="1" w:unhideWhenUsed="1"/>
-    <w:lsdException w:name="Table Colorful 3" w:semiHidden="1" w:unhideWhenUsed="1"/>
-    <w:lsdException w:name="Table Columns 1" w:semiHidden="1" w:unhideWhenUsed="1"/>
-    <w:lsdException w:name="Table Columns 2" w:semiHidden="1" w:unhideWhenUsed="1"/>
-    <w:lsdException w:name="Table Columns 3" w:semiHidden="1" w:unhideWhenUsed="1"/>
-    <w:lsdException w:name="Table Columns 4" w:semiHidden="1" w:unhideWhenUsed="1"/>
-    <w:lsdException w:name="Table Columns 5" w:semiHidden="1" w:unhideWhenUsed="1"/>
-    <w:lsdException w:name="Table Grid 1" w:semiHidden="1" w:unhideWhenUsed="1"/>
-    <w:lsdException w:name="Table Grid 2" w:semiHidden="1" w:unhideWhenUsed="1"/>
-    <w:lsdException w:name="Table Grid 3" w:semiHidden="1" w:unhideWhenUsed="1"/>
-    <w:lsdException w:name="Table Grid 4" w:semiHidden="1" w:unhideWhenUsed="1"/>
-    <w:lsdException w:name="Table Grid 5" w:semiHidden="1" w:unhideWhenUsed="1"/>
-    <w:lsdException w:name="Table Grid 6" w:semiHidden="1" w:unhideWhenUsed="1"/>
-    <w:lsdException w:name="Table Grid 7" w:semiHidden="1" w:unhideWhenUsed="1"/>
-    <w:lsdException w:name="Table Grid 8" w:semiHidden="1" w:unhideWhenUsed="1"/>
-    <w:lsdException w:name="Table List 1" w:semiHidden="1" w:unhideWhenUsed="1"/>
-    <w:lsdException w:name="Table List 2" w:semiHidden="1" w:unhideWhenUsed="1"/>
-    <w:lsdException w:name="Table List 3" w:semiHidden="1" w:unhideWhenUsed="1"/>
-    <w:lsdException w:name="Table List 4" w:semiHidden="1" w:unhideWhenUsed="1"/>
-    <w:lsdException w:name="Table List 5" w:semiHidden="1" w:unhideWhenUsed="1"/>
-    <w:lsdException w:name="Table List 6" w:semiHidden="1" w:unhideWhenUsed="1"/>
-    <w:lsdException w:name="Table List 7" w:semiHidden="1" w:unhideWhenUsed="1"/>
-    <w:lsdException w:name="Table List 8" w:semiHidden="1" w:unhideWhenUsed="1"/>
-    <w:lsdException w:name="Table 3D effects 1" w:semiHidden="1" w:unhideWhenUsed="1"/>
-    <w:lsdException w:name="Table 3D effects 2" w:semiHidden="1" w:unhideWhenUsed="1"/>
-    <w:lsdException w:name="Table 3D effects 3" w:semiHidden="1" w:unhideWhenUsed="1"/>
-    <w:lsdException w:name="Table Contemporary" w:semiHidden="1" w:unhideWhenUsed="1"/>
-    <w:lsdException w:name="Table Elegant" w:semiHidden="1" w:unhideWhenUsed="1"/>
-    <w:lsdException w:name="Table Professional" w:semiHidden="1" w:unhideWhenUsed="1"/>
-    <w:lsdException w:name="Table Subtle 1" w:semiHidden="1" w:unhideWhenUsed="1"/>
-    <w:lsdException w:name="Table Subtle 2" w:semiHidden="1" w:unhideWhenUsed="1"/>
-    <w:lsdException w:name="Table Web 1" w:semiHidden="1" w:unhideWhenUsed="1"/>
-    <w:lsdException w:name="Table Web 2" w:semiHidden="1" w:unhideWhenUsed="1"/>
-    <w:lsdException w:name="Table Web 3" w:semiHidden="1" w:unhideWhenUsed="1"/>
-    <w:lsdException w:name="Balloon Text" w:semiHidden="1" w:unhideWhenUsed="1"/>
-    <w:lsdException w:name="Table Grid" w:uiPriority="39"/>
-    <w:lsdException w:name="Table Theme" w:semiHidden="1" w:unhideWhenUsed="1"/>
-    <w:lsdException w:name="Placeholder Text" w:semiHidden="1"/>
-    <w:lsdException w:name="No Spacing" w:uiPriority="1" w:qFormat="1"/>
-    <w:lsdException w:name="Light Shading" w:uiPriority="60"/>
-    <w:lsdException w:name="Light List" w:uiPriority="61"/>
-    <w:lsdException w:name="Light Grid" w:uiPriority="62"/>
-    <w:lsdException w:name="Medium Shading 1" w:uiPriority="63"/>
-    <w:lsdException w:name="Medium Shading 2" w:uiPriority="64"/>
-    <w:lsdException w:name="Medium List 1" w:uiPriority="65"/>
-    <w:lsdException w:name="Medium List 2" w:uiPriority="66"/>
-    <w:lsdException w:name="Medium Grid 1" w:uiPriority="67"/>
-    <w:lsdException w:name="Medium Grid 2" w:uiPriority="68"/>
-    <w:lsdException w:name="Medium Grid 3" w:uiPriority="69"/>
-    <w:lsdException w:name="Dark List" w:uiPriority="70"/>
-    <w:lsdException w:name="Colorful Shading" w:uiPriority="71"/>
-    <w:lsdException w:name="Colorful List" w:uiPriority="72"/>
-    <w:lsdException w:name="Colorful Grid" w:uiPriority="73"/>
-    <w:lsdException w:name="Light Shading Accent 1" w:uiPriority="60"/>
-    <w:lsdException w:name="Light List Accent 1" w:uiPriority="61"/>
-    <w:lsdException w:name="Light Grid Accent 1" w:uiPriority="62"/>
-    <w:lsdException w:name="Medium Shading 1 Accent 1" w:uiPriority="63"/>
-    <w:lsdException w:name="Medium Shading 2 Accent 1" w:uiPriority="64"/>
-    <w:lsdException w:name="Medium List 1 Accent 1" w:uiPriority="65"/>
-    <w:lsdException w:name="Revision" w:semiHidden="1"/>
-    <w:lsdException w:name="List Paragraph" w:uiPriority="34" w:qFormat="1"/>
-    <w:lsdException w:name="Quote" w:uiPriority="29" w:qFormat="1"/>
-    <w:lsdException w:name="Intense Quote" w:uiPriority="30" w:qFormat="1"/>
-    <w:lsdException w:name="Medium List 2 Accent 1" w:uiPriority="66"/>
-    <w:lsdException w:name="Medium Grid 1 Accent 1" w:uiPriority="67"/>
-    <w:lsdException w:name="Medium Grid 2 Accent 1" w:uiPriority="68"/>
-    <w:lsdException w:name="Medium Grid 3 Accent 1" w:uiPriority="69"/>
-    <w:lsdException w:name="Dark List Accent 1" w:uiPriority="70"/>
-    <w:lsdException w:name="Colorful Shading Accent 1" w:uiPriority="71"/>
-    <w:lsdException w:name="Colorful List Accent 1" w:uiPriority="72"/>
-    <w:lsdException w:name="Colorful Grid Accent 1" w:uiPriority="73"/>
-    <w:lsdException w:name="Light Shading Accent 2" w:uiPriority="60"/>
-    <w:lsdException w:name="Light List Accent 2" w:uiPriority="61"/>
-    <w:lsdException w:name="Light Grid Accent 2" w:uiPriority="62"/>
-    <w:lsdException w:name="Medium Shading 1 Accent 2" w:uiPriority="63"/>
-    <w:lsdException w:name="Medium Shading 2 Accent 2" w:uiPriority="64"/>
-    <w:lsdException w:name="Medium List 1 Accent 2" w:uiPriority="65"/>
-    <w:lsdException w:name="Medium List 2 Accent 2" w:uiPriority="66"/>
-    <w:lsdException w:name="Medium Grid 1 Accent 2" w:uiPriority="67"/>
-    <w:lsdException w:name="Medium Grid 2 Accent 2" w:uiPriority="68"/>
-    <w:lsdException w:name="Medium Grid 3 Accent 2" w:uiPriority="69"/>
-    <w:lsdException w:name="Dark List Accent 2" w:uiPriority="70"/>
-    <w:lsdException w:name="Colorful Shading Accent 2" w:uiPriority="71"/>
-    <w:lsdException w:name="Colorful List Accent 2" w:uiPriority="72"/>
-    <w:lsdException w:name="Colorful Grid Accent 2" w:uiPriority="73"/>
-    <w:lsdException w:name="Light Shading Accent 3" w:uiPriority="60"/>
-    <w:lsdException w:name="Light List Accent 3" w:uiPriority="61"/>
-    <w:lsdException w:name="Light Grid Accent 3" w:uiPriority="62"/>
-    <w:lsdException w:name="Medium Shading 1 Accent 3" w:uiPriority="63"/>
-    <w:lsdException w:name="Medium Shading 2 Accent 3" w:uiPriority="64"/>
-    <w:lsdException w:name="Medium List 1 Accent 3" w:uiPriority="65"/>
-    <w:lsdException w:name="Medium List 2 Accent 3" w:uiPriority="66"/>
-    <w:lsdException w:name="Medium Grid 1 Accent 3" w:uiPriority="67"/>
-    <w:lsdException w:name="Medium Grid 2 Accent 3" w:uiPriority="68"/>
-    <w:lsdException w:name="Medium Grid 3 Accent 3" w:uiPriority="69"/>
-    <w:lsdException w:name="Dark List Accent 3" w:uiPriority="70"/>
-    <w:lsdException w:name="Colorful Shading Accent 3" w:uiPriority="71"/>
-    <w:lsdException w:name="Colorful List Accent 3" w:uiPriority="72"/>
-    <w:lsdException w:name="Colorful Grid Accent 3" w:uiPriority="73"/>
-    <w:lsdException w:name="Light Shading Accent 4" w:uiPriority="60"/>
-    <w:lsdException w:name="Light List Accent 4" w:uiPriority="61"/>
-    <w:lsdException w:name="Light Grid Accent 4" w:uiPriority="62"/>
-    <w:lsdException w:name="Medium Shading 1 Accent 4" w:uiPriority="63"/>
-    <w:lsdException w:name="Medium Shading 2 Accent 4" w:uiPriority="64"/>
-    <w:lsdException w:name="Medium List 1 Accent 4" w:uiPriority="65"/>
-    <w:lsdException w:name="Medium List 2 Accent 4" w:uiPriority="66"/>
-    <w:lsdException w:name="Medium Grid 1 Accent 4" w:uiPriority="67"/>
-    <w:lsdException w:name="Medium Grid 2 Accent 4" w:uiPriority="68"/>
-    <w:lsdException w:name="Medium Grid 3 Accent 4" w:uiPriority="69"/>
-    <w:lsdException w:name="Dark List Accent 4" w:uiPriority="70"/>
-    <w:lsdException w:name="Colorful Shading Accent 4" w:uiPriority="71"/>
-    <w:lsdException w:name="Colorful List Accent 4" w:uiPriority="72"/>
-    <w:lsdException w:name="Colorful Grid Accent 4" w:uiPriority="73"/>
-    <w:lsdException w:name="Light Shading Accent 5" w:uiPriority="60"/>
-    <w:lsdException w:name="Light List Accent 5" w:uiPriority="61"/>
-    <w:lsdException w:name="Light Grid Accent 5" w:uiPriority="62"/>
-    <w:lsdException w:name="Medium Shading 1 Accent 5" w:uiPriority="63"/>
-    <w:lsdException w:name="Medium Shading 2 Accent 5" w:uiPriority="64"/>
-    <w:lsdException w:name="Medium List 1 Accent 5" w:uiPriority="65"/>
-    <w:lsdException w:name="Medium List 2 Accent 5" w:uiPriority="66"/>
-    <w:lsdException w:name="Medium Grid 1 Accent 5" w:uiPriority="67"/>
-    <w:lsdException w:name="Medium Grid 2 Accent 5" w:uiPriority="68"/>
-    <w:lsdException w:name="Medium Grid 3 Accent 5" w:uiPriority="69"/>
-    <w:lsdException w:name="Dark List Accent 5" w:uiPriority="70"/>
-    <w:lsdException w:name="Colorful Shading Accent 5" w:uiPriority="71"/>
-    <w:lsdException w:name="Colorful List Accent 5" w:uiPriority="72"/>
-    <w:lsdException w:name="Colorful Grid Accent 5" w:uiPriority="73"/>
-    <w:lsdException w:name="Light Shading Accent 6" w:uiPriority="60"/>
-    <w:lsdException w:name="Light List Accent 6" w:uiPriority="61"/>
-    <w:lsdException w:name="Light Grid Accent 6" w:uiPriority="62"/>
-    <w:lsdException w:name="Medium Shading 1 Accent 6" w:uiPriority="63"/>
-    <w:lsdException w:name="Medium Shading 2 Accent 6" w:uiPriority="64"/>
-    <w:lsdException w:name="Medium List 1 Accent 6" w:uiPriority="65"/>
-    <w:lsdException w:name="Medium List 2 Accent 6" w:uiPriority="66"/>
-    <w:lsdException w:name="Medium Grid 1 Accent 6" w:uiPriority="67"/>
-    <w:lsdException w:name="Medium Grid 2 Accent 6" w:uiPriority="68"/>
-    <w:lsdException w:name="Medium Grid 3 Accent 6" w:uiPriority="69"/>
-    <w:lsdException w:name="Dark List Accent 6" w:uiPriority="70"/>
-    <w:lsdException w:name="Colorful Shading Accent 6" w:uiPriority="71"/>
-    <w:lsdException w:name="Colorful List Accent 6" w:uiPriority="72"/>
-    <w:lsdException w:name="Colorful Grid Accent 6" w:uiPriority="73"/>
-    <w:lsdException w:name="Subtle Emphasis" w:uiPriority="19" w:qFormat="1"/>
-    <w:lsdException w:name="Intense Emphasis" w:uiPriority="21" w:qFormat="1"/>
-    <w:lsdException w:name="Subtle Reference" w:uiPriority="31" w:qFormat="1"/>
-    <w:lsdException w:name="Intense Reference" w:uiPriority="32" w:qFormat="1"/>
-    <w:lsdException w:name="Book Title" w:uiPriority="33" w:qFormat="1"/>
-    <w:lsdException w:name="Bibliography" w:semiHidden="1" w:uiPriority="37" w:unhideWhenUsed="1"/>
-    <w:lsdException w:name="TOC Heading" w:semiHidden="1" w:uiPriority="39" w:unhideWhenUsed="1" w:qFormat="1"/>
-    <w:lsdException w:name="Plain Table 1" w:uiPriority="41"/>
-    <w:lsdException w:name="Plain Table 2" w:uiPriority="42"/>
-    <w:lsdException w:name="Plain Table 3" w:uiPriority="43"/>
-    <w:lsdException w:name="Plain Table 4" w:uiPriority="44"/>
-    <w:lsdException w:name="Plain Table 5" w:uiPriority="45"/>
-    <w:lsdException w:name="Grid Table Light" w:uiPriority="40"/>
-    <w:lsdException w:name="Grid Table 1 Light" w:uiPriority="46"/>
-    <w:lsdException w:name="Grid Table 2" w:uiPriority="47"/>
-    <w:lsdException w:name="Grid Table 3" w:uiPriority="48"/>
-    <w:lsdException w:name="Grid Table 4" w:uiPriority="49"/>
-    <w:lsdException w:name="Grid Table 5 Dark" w:uiPriority="50"/>
-    <w:lsdException w:name="Grid Table 6 Colorful" w:uiPriority="51"/>
-    <w:lsdException w:name="Grid Table 7 Colorful" w:uiPriority="52"/>
-    <w:lsdException w:name="Grid Table 1 Light Accent 1" w:uiPriority="46"/>
-    <w:lsdException w:name="Grid Table 2 Accent 1" w:uiPriority="47"/>
-    <w:lsdException w:name="Grid Table 3 Accent 1" w:uiPriority="48"/>
-    <w:lsdException w:name="Grid Table 4 Accent 1" w:uiPriority="49"/>
-    <w:lsdException w:name="Grid Table 5 Dark Accent 1" w:uiPriority="50"/>
-    <w:lsdException w:name="Grid Table 6 Colorful Accent 1" w:uiPriority="51"/>
-    <w:lsdException w:name="Grid Table 7 Colorful Accent 1" w:uiPriority="52"/>
-    <w:lsdException w:name="Grid Table 1 Light Accent 2" w:uiPriority="46"/>
-    <w:lsdException w:name="Grid Table 2 Accent 2" w:uiPriority="47"/>
-    <w:lsdException w:name="Grid Table 3 Accent 2" w:uiPriority="48"/>
-    <w:lsdException w:name="Grid Table 4 Accent 2" w:uiPriority="49"/>
-    <w:lsdException w:name="Grid Table 5 Dark Accent 2" w:uiPriority="50"/>
-    <w:lsdException w:name="Grid Table 6 Colorful Accent 2" w:uiPriority="51"/>
-    <w:lsdException w:name="Grid Table 7 Colorful Accent 2" w:uiPriority="52"/>
-    <w:lsdException w:name="Grid Table 1 Light Accent 3" w:uiPriority="46"/>
-    <w:lsdException w:name="Grid Table 2 Accent 3" w:uiPriority="47"/>
-    <w:lsdException w:name="Grid Table 3 Accent 3" w:uiPriority="48"/>
-    <w:lsdException w:name="Grid Table 4 Accent 3" w:uiPriority="49"/>
-    <w:lsdException w:name="Grid Table 5 Dark Accent 3" w:uiPriority="50"/>
-    <w:lsdException w:name="Grid Table 6 Colorful Accent 3" w:uiPriority="51"/>
-    <w:lsdException w:name="Grid Table 7 Colorful Accent 3" w:uiPriority="52"/>
-    <w:lsdException w:name="Grid Table 1 Light Accent 4" w:uiPriority="46"/>
-    <w:lsdException w:name="Grid Table 2 Accent 4" w:uiPriority="47"/>
-    <w:lsdException w:name="Grid Table 3 Accent 4" w:uiPriority="48"/>
-    <w:lsdException w:name="Grid Table 4 Accent 4" w:uiPriority="49"/>
-    <w:lsdException w:name="Grid Table 5 Dark Accent 4" w:uiPriority="50"/>
-    <w:lsdException w:name="Grid Table 6 Colorful Accent 4" w:uiPriority="51"/>
-    <w:lsdException w:name="Grid Table 7 Colorful Accent 4" w:uiPriority="52"/>
-    <w:lsdException w:name="Grid Table 1 Light Accent 5" w:uiPriority="46"/>
-    <w:lsdException w:name="Grid Table 2 Accent 5" w:uiPriority="47"/>
-    <w:lsdException w:name="Grid Table 3 Accent 5" w:uiPriority="48"/>
-    <w:lsdException w:name="Grid Table 4 Accent 5" w:uiPriority="49"/>
-    <w:lsdException w:name="Grid Table 5 Dark Accent 5" w:uiPriority="50"/>
-    <w:lsdException w:name="Grid Table 6 Colorful Accent 5" w:uiPriority="51"/>
-    <w:lsdException w:name="Grid Table 7 Colorful Accent 5" w:uiPriority="52"/>
-    <w:lsdException w:name="Grid Table 1 Light Accent 6" w:uiPriority="46"/>
-    <w:lsdException w:name="Grid Table 2 Accent 6" w:uiPriority="47"/>
-    <w:lsdException w:name="Grid Table 3 Accent 6" w:uiPriority="48"/>
-    <w:lsdException w:name="Grid Table 4 Accent 6" w:uiPriority="49"/>
-    <w:lsdException w:name="Grid Table 5 Dark Accent 6" w:uiPriority="50"/>
-    <w:lsdException w:name="Grid Table 6 Colorful Accent 6" w:uiPriority="51"/>
-    <w:lsdException w:name="Grid Table 7 Colorful Accent 6" w:uiPriority="52"/>
-    <w:lsdException w:name="List Table 1 Light" w:uiPriority="46"/>
-    <w:lsdException w:name="List Table 2" w:uiPriority="47"/>
-    <w:lsdException w:name="List Table 3" w:uiPriority="48"/>
-    <w:lsdException w:name="List Table 4" w:uiPriority="49"/>
-    <w:lsdException w:name="List Table 5 Dark" w:uiPriority="50"/>
-    <w:lsdException w:name="List Table 6 Colorful" w:uiPriority="51"/>
-    <w:lsdException w:name="List Table 7 Colorful" w:uiPriority="52"/>
-    <w:lsdException w:name="List Table 1 Light Accent 1" w:uiPriority="46"/>
-    <w:lsdException w:name="List Table 2 Accent 1" w:uiPriority="47"/>
-    <w:lsdException w:name="List Table 3 Accent 1" w:uiPriority="48"/>
-    <w:lsdException w:name="List Table 4 Accent 1" w:uiPriority="49"/>
-    <w:lsdException w:name="List Table 5 Dark Accent 1" w:uiPriority="50"/>
-    <w:lsdException w:name="List Table 6 Colorful Accent 1" w:uiPriority="51"/>
-    <w:lsdException w:name="List Table 7 Colorful Accent 1" w:uiPriority="52"/>
-    <w:lsdException w:name="List Table 1 Light Accent 2" w:uiPriority="46"/>
-    <w:lsdException w:name="List Table 2 Accent 2" w:uiPriority="47"/>
-    <w:lsdException w:name="List Table 3 Accent 2" w:uiPriority="48"/>
-    <w:lsdException w:name="List Table 4 Accent 2" w:uiPriority="49"/>
-    <w:lsdException w:name="List Table 5 Dark Accent 2" w:uiPriority="50"/>
-    <w:lsdException w:name="List Table 6 Colorful Accent 2" w:uiPriority="51"/>
-    <w:lsdException w:name="List Table 7 Colorful Accent 2" w:uiPriority="52"/>
-    <w:lsdException w:name="List Table 1 Light Accent 3" w:uiPriority="46"/>
-    <w:lsdException w:name="List Table 2 Accent 3" w:uiPriority="47"/>
-    <w:lsdException w:name="List Table 3 Accent 3" w:uiPriority="48"/>
-    <w:lsdException w:name="List Table 4 Accent 3" w:uiPriority="49"/>
-    <w:lsdException w:name="List Table 5 Dark Accent 3" w:uiPriority="50"/>
-    <w:lsdException w:name="List Table 6 Colorful Accent 3" w:uiPriority="51"/>
-    <w:lsdException w:name="List Table 7 Colorful Accent 3" w:uiPriority="52"/>
-    <w:lsdException w:name="List Table 1 Light Accent 4" w:uiPriority="46"/>
-    <w:lsdException w:name="List Table 2 Accent 4" w:uiPriority="47"/>
-    <w:lsdException w:name="List Table 3 Accent 4" w:uiPriority="48"/>
-    <w:lsdException w:name="List Table 4 Accent 4" w:uiPriority="49"/>
-    <w:lsdException w:name="List Table 5 Dark Accent 4" w:uiPriority="50"/>
-    <w:lsdException w:name="List Table 6 Colorful Accent 4" w:uiPriority="51"/>
-    <w:lsdException w:name="List Table 7 Colorful Accent 4" w:uiPriority="52"/>
-    <w:lsdException w:name="List Table 1 Light Accent 5" w:uiPriority="46"/>
-    <w:lsdException w:name="List Table 2 Accent 5" w:uiPriority="47"/>
-    <w:lsdException w:name="List Table 3 Accent 5" w:uiPriority="48"/>
-    <w:lsdException w:name="List Table 4 Accent 5" w:uiPriority="49"/>
-    <w:lsdException w:name="List Table 5 Dark Accent 5" w:uiPriority="50"/>
-    <w:lsdException w:name="List Table 6 Colorful Accent 5" w:uiPriority="51"/>
-    <w:lsdException w:name="List Table 7 Colorful Accent 5" w:uiPriority="52"/>
-    <w:lsdException w:name="List Table 1 Light Accent 6" w:uiPriority="46"/>
-    <w:lsdException w:name="List Table 2 Accent 6" w:uiPriority="47"/>
-    <w:lsdException w:name="List Table 3 Accent 6" w:uiPriority="48"/>
-    <w:lsdException w:name="List Table 4 Accent 6" w:uiPriority="49"/>
-    <w:lsdException w:name="List Table 5 Dark Accent 6" w:uiPriority="50"/>
-    <w:lsdException w:name="List Table 6 Colorful Accent 6" w:uiPriority="51"/>
-    <w:lsdException w:name="List Table 7 Colorful Accent 6" w:uiPriority="52"/>
-    <w:lsdException w:name="Mention" w:semiHidden="1" w:unhideWhenUsed="1"/>
-    <w:lsdException w:name="Smart Hyperlink" w:semiHidden="1" w:unhideWhenUsed="1"/>
-    <w:lsdException w:name="Hashtag" w:semiHidden="1" w:unhideWhenUsed="1"/>
-    <w:lsdException w:name="Unresolved Mention" w:semiHidden="1" w:unhideWhenUsed="1"/>
-    <w:lsdException w:name="Smart Link" w:semiHidden="1" w:unhideWhenUsed="1"/>
-  </w:latentStyles>
-  <w:style w:type="paragraph" w:default="1" w:styleId="Normal">
-    <w:name w:val="Normal"/>
-    <w:qFormat/>
-  </w:style>
-  <w:style w:type="character" w:default="1" w:styleId="DefaultParagraphFont">
-    <w:name w:val="Default Paragraph Font"/>
-    <w:uiPriority w:val="1"/>
-    <w:semiHidden/>
-    <w:unhideWhenUsed/>
-  </w:style>
-  <w:style w:type="table" w:default="1" w:styleId="TableNormal">
-    <w:name w:val="Normal Table"/>
-    <w:uiPriority w:val="99"/>
-    <w:semiHidden/>
-    <w:unhideWhenUsed/>
-    <w:tblPr>
-      <w:tblInd w:w="0" w:type="dxa"/>
-      <w:tblCellMar>
-        <w:top w:w="0" w:type="dxa"/>
-        <w:left w:w="108" w:type="dxa"/>
-        <w:bottom w:w="0" w:type="dxa"/>
-        <w:right w:w="108" w:type="dxa"/>
-      </w:tblCellMar>
-    </w:tblPr>
-  </w:style>
-  <w:style w:type="numbering" w:default="1" w:styleId="NoList">
-    <w:name w:val="No List"/>
-    <w:uiPriority w:val="99"/>
-    <w:semiHidden/>
-    <w:unhideWhenUsed/>
-  </w:style>
-  <w:style w:type="paragraph" w:customStyle="1" w:styleId="C7ED24F1327D45379748EBB7AC0BD389">
-    <w:name w:val="C7ED24F1327D45379748EBB7AC0BD389"/>
-    <w:rsid w:val="00D07979"/>
-  </w:style>
-  <w:style w:type="paragraph" w:customStyle="1" w:styleId="791664737FBA48A58C501B39BDD9B8FA">
-    <w:name w:val="791664737FBA48A58C501B39BDD9B8FA"/>
-    <w:rsid w:val="00D07979"/>
-  </w:style>
-</w:styles>
-</file>
-
-<file path=word/glossary/webSettings.xml><?xml version="1.0" encoding="utf-8"?>
-<w:webSettings xmlns:mc="http://schemas.openxmlformats.org/markup-compatibility/2006" xmlns:r="http://schemas.openxmlformats.org/officeDocument/2006/relationships" xmlns:w="http://schemas.openxmlformats.org/wordprocessingml/2006/main" xmlns:w14="http://schemas.microsoft.com/office/word/2010/wordml" xmlns:w15="http://schemas.microsoft.com/office/word/2012/wordml" xmlns:w16cex="http://schemas.microsoft.com/office/word/2018/wordml/cex" xmlns:w16cid="http://schemas.microsoft.com/office/word/2016/wordml/cid" xmlns:w16="http://schemas.microsoft.com/office/word/2018/wordml" xmlns:w16du="http://schemas.microsoft.com/office/word/2023/wordml/word16du" xmlns:w16sdtdh="http://schemas.microsoft.com/office/word/2020/wordml/sdtdatahash" xmlns:w16sdtfl="http://schemas.microsoft.com/office/word/2024/wordml/sdtformatlock" xmlns:w16se="http://schemas.microsoft.com/office/word/2015/wordml/symex" mc:Ignorable="w14 w15 w16se w16cid w16 w16cex w16sdtdh w16sdtfl w16du">
-  <w:optimizeForBrowser/>
-  <w:allowPNG/>
-</w:webSettings>
-</file>
-
 <file path=word/theme/theme1.xml><?xml version="1.0" encoding="utf-8"?>
 <a:theme xmlns:a="http://schemas.openxmlformats.org/drawingml/2006/main" name="Office Theme">
   <a:themeElements>

--- a/docs/especializacion/Memoria/Memoria_EITI_Llanes.docx
+++ b/docs/especializacion/Memoria/Memoria_EITI_Llanes.docx
@@ -14,7 +14,7 @@
           <w:noProof/>
         </w:rPr>
         <w:drawing>
-          <wp:anchor distT="0" distB="0" distL="114300" distR="114300" simplePos="0" relativeHeight="251655168" behindDoc="0" locked="0" layoutInCell="1" allowOverlap="1" wp14:anchorId="326DADD3" wp14:editId="528D8C5F">
+          <wp:anchor distT="0" distB="0" distL="114300" distR="114300" simplePos="0" relativeHeight="251655680" behindDoc="0" locked="0" layoutInCell="1" allowOverlap="1" wp14:anchorId="326DADD3" wp14:editId="528D8C5F">
             <wp:simplePos x="0" y="0"/>
             <wp:positionH relativeFrom="column">
               <wp:posOffset>5137481</wp:posOffset>
@@ -84,7 +84,7 @@
           <w:noProof/>
         </w:rPr>
         <w:drawing>
-          <wp:anchor distT="0" distB="0" distL="114300" distR="114300" simplePos="0" relativeHeight="251657216" behindDoc="0" locked="0" layoutInCell="1" allowOverlap="1" wp14:anchorId="352FC000" wp14:editId="1B4F0875">
+          <wp:anchor distT="0" distB="0" distL="114300" distR="114300" simplePos="0" relativeHeight="251656704" behindDoc="0" locked="0" layoutInCell="1" allowOverlap="1" wp14:anchorId="352FC000" wp14:editId="1B4F0875">
             <wp:simplePos x="0" y="0"/>
             <wp:positionH relativeFrom="column">
               <wp:posOffset>-579037</wp:posOffset>
@@ -240,7 +240,7 @@
           <w:noProof/>
         </w:rPr>
         <w:drawing>
-          <wp:anchor distT="0" distB="0" distL="114300" distR="114300" simplePos="0" relativeHeight="251658240" behindDoc="0" locked="0" layoutInCell="1" allowOverlap="1" wp14:anchorId="1B70D197" wp14:editId="36074D49">
+          <wp:anchor distT="0" distB="0" distL="114300" distR="114300" simplePos="0" relativeHeight="251658752" behindDoc="0" locked="0" layoutInCell="1" allowOverlap="1" wp14:anchorId="1B70D197" wp14:editId="36074D49">
             <wp:simplePos x="0" y="0"/>
             <wp:positionH relativeFrom="column">
               <wp:posOffset>1988185</wp:posOffset>
@@ -430,7 +430,7 @@
       <w:r>
         <w:fldChar w:fldCharType="separate"/>
       </w:r>
-      <w:hyperlink w:anchor="_Toc242435951" w:history="1">
+      <w:hyperlink w:anchor="_Toc242870182" w:history="1">
         <w:r>
           <w:rPr>
             <w:rStyle w:val="Hyperlink"/>
@@ -458,7 +458,7 @@
             <w:noProof/>
             <w:webHidden/>
           </w:rPr>
-          <w:instrText xml:space="preserve"> PAGEREF _Toc242435951 \h </w:instrText>
+          <w:instrText xml:space="preserve"> PAGEREF _Toc242870182 \h </w:instrText>
         </w:r>
         <w:r>
           <w:rPr>
@@ -504,7 +504,7 @@
           <w14:ligatures w14:val="standardContextual"/>
         </w:rPr>
       </w:pPr>
-      <w:hyperlink w:anchor="_Toc242435952" w:history="1">
+      <w:hyperlink w:anchor="_Toc242870183" w:history="1">
         <w:r>
           <w:rPr>
             <w:rStyle w:val="Hyperlink"/>
@@ -532,7 +532,7 @@
             <w:noProof/>
             <w:webHidden/>
           </w:rPr>
-          <w:instrText xml:space="preserve"> PAGEREF _Toc242435952 \h </w:instrText>
+          <w:instrText xml:space="preserve"> PAGEREF _Toc242870183 \h </w:instrText>
         </w:r>
         <w:r>
           <w:rPr>
@@ -578,7 +578,7 @@
           <w14:ligatures w14:val="standardContextual"/>
         </w:rPr>
       </w:pPr>
-      <w:hyperlink w:anchor="_Toc242435953" w:history="1">
+      <w:hyperlink w:anchor="_Toc242870184" w:history="1">
         <w:r>
           <w:rPr>
             <w:rStyle w:val="Hyperlink"/>
@@ -606,7 +606,7 @@
             <w:noProof/>
             <w:webHidden/>
           </w:rPr>
-          <w:instrText xml:space="preserve"> PAGEREF _Toc242435953 \h </w:instrText>
+          <w:instrText xml:space="preserve"> PAGEREF _Toc242870184 \h </w:instrText>
         </w:r>
         <w:r>
           <w:rPr>
@@ -652,7 +652,7 @@
           <w14:ligatures w14:val="standardContextual"/>
         </w:rPr>
       </w:pPr>
-      <w:hyperlink w:anchor="_Toc242435954" w:history="1">
+      <w:hyperlink w:anchor="_Toc242870185" w:history="1">
         <w:r>
           <w:rPr>
             <w:rStyle w:val="Hyperlink"/>
@@ -680,7 +680,7 @@
             <w:noProof/>
             <w:webHidden/>
           </w:rPr>
-          <w:instrText xml:space="preserve"> PAGEREF _Toc242435954 \h </w:instrText>
+          <w:instrText xml:space="preserve"> PAGEREF _Toc242870185 \h </w:instrText>
         </w:r>
         <w:r>
           <w:rPr>
@@ -726,7 +726,7 @@
           <w14:ligatures w14:val="standardContextual"/>
         </w:rPr>
       </w:pPr>
-      <w:hyperlink w:anchor="_Toc242435955" w:history="1">
+      <w:hyperlink w:anchor="_Toc242870186" w:history="1">
         <w:r>
           <w:rPr>
             <w:rStyle w:val="Hyperlink"/>
@@ -754,7 +754,7 @@
             <w:noProof/>
             <w:webHidden/>
           </w:rPr>
-          <w:instrText xml:space="preserve"> PAGEREF _Toc242435955 \h </w:instrText>
+          <w:instrText xml:space="preserve"> PAGEREF _Toc242870186 \h </w:instrText>
         </w:r>
         <w:r>
           <w:rPr>
@@ -800,7 +800,7 @@
           <w14:ligatures w14:val="standardContextual"/>
         </w:rPr>
       </w:pPr>
-      <w:hyperlink w:anchor="_Toc242435956" w:history="1">
+      <w:hyperlink w:anchor="_Toc242870187" w:history="1">
         <w:r>
           <w:rPr>
             <w:rStyle w:val="Hyperlink"/>
@@ -828,7 +828,7 @@
             <w:noProof/>
             <w:webHidden/>
           </w:rPr>
-          <w:instrText xml:space="preserve"> PAGEREF _Toc242435956 \h </w:instrText>
+          <w:instrText xml:space="preserve"> PAGEREF _Toc242870187 \h </w:instrText>
         </w:r>
         <w:r>
           <w:rPr>
@@ -874,7 +874,7 @@
           <w14:ligatures w14:val="standardContextual"/>
         </w:rPr>
       </w:pPr>
-      <w:hyperlink w:anchor="_Toc242435957" w:history="1">
+      <w:hyperlink w:anchor="_Toc242870188" w:history="1">
         <w:r>
           <w:rPr>
             <w:rStyle w:val="Hyperlink"/>
@@ -902,7 +902,7 @@
             <w:noProof/>
             <w:webHidden/>
           </w:rPr>
-          <w:instrText xml:space="preserve"> PAGEREF _Toc242435957 \h </w:instrText>
+          <w:instrText xml:space="preserve"> PAGEREF _Toc242870188 \h </w:instrText>
         </w:r>
         <w:r>
           <w:rPr>
@@ -948,7 +948,7 @@
           <w14:ligatures w14:val="standardContextual"/>
         </w:rPr>
       </w:pPr>
-      <w:hyperlink w:anchor="_Toc242435958" w:history="1">
+      <w:hyperlink w:anchor="_Toc242870189" w:history="1">
         <w:r>
           <w:rPr>
             <w:rStyle w:val="Hyperlink"/>
@@ -976,7 +976,7 @@
             <w:noProof/>
             <w:webHidden/>
           </w:rPr>
-          <w:instrText xml:space="preserve"> PAGEREF _Toc242435958 \h </w:instrText>
+          <w:instrText xml:space="preserve"> PAGEREF _Toc242870189 \h </w:instrText>
         </w:r>
         <w:r>
           <w:rPr>
@@ -1022,7 +1022,7 @@
           <w14:ligatures w14:val="standardContextual"/>
         </w:rPr>
       </w:pPr>
-      <w:hyperlink w:anchor="_Toc242435959" w:history="1">
+      <w:hyperlink w:anchor="_Toc242870190" w:history="1">
         <w:r>
           <w:rPr>
             <w:rStyle w:val="Hyperlink"/>
@@ -1050,7 +1050,7 @@
             <w:noProof/>
             <w:webHidden/>
           </w:rPr>
-          <w:instrText xml:space="preserve"> PAGEREF _Toc242435959 \h </w:instrText>
+          <w:instrText xml:space="preserve"> PAGEREF _Toc242870190 \h </w:instrText>
         </w:r>
         <w:r>
           <w:rPr>
@@ -1096,7 +1096,7 @@
           <w14:ligatures w14:val="standardContextual"/>
         </w:rPr>
       </w:pPr>
-      <w:hyperlink w:anchor="_Toc242435960" w:history="1">
+      <w:hyperlink w:anchor="_Toc242870191" w:history="1">
         <w:r>
           <w:rPr>
             <w:rStyle w:val="Hyperlink"/>
@@ -1124,7 +1124,7 @@
             <w:noProof/>
             <w:webHidden/>
           </w:rPr>
-          <w:instrText xml:space="preserve"> PAGEREF _Toc242435960 \h </w:instrText>
+          <w:instrText xml:space="preserve"> PAGEREF _Toc242870191 \h </w:instrText>
         </w:r>
         <w:r>
           <w:rPr>
@@ -1170,7 +1170,7 @@
           <w14:ligatures w14:val="standardContextual"/>
         </w:rPr>
       </w:pPr>
-      <w:hyperlink w:anchor="_Toc242435961" w:history="1">
+      <w:hyperlink w:anchor="_Toc242870192" w:history="1">
         <w:r>
           <w:rPr>
             <w:rStyle w:val="Hyperlink"/>
@@ -1198,7 +1198,7 @@
             <w:noProof/>
             <w:webHidden/>
           </w:rPr>
-          <w:instrText xml:space="preserve"> PAGEREF _Toc242435961 \h </w:instrText>
+          <w:instrText xml:space="preserve"> PAGEREF _Toc242870192 \h </w:instrText>
         </w:r>
         <w:r>
           <w:rPr>
@@ -1244,7 +1244,7 @@
           <w14:ligatures w14:val="standardContextual"/>
         </w:rPr>
       </w:pPr>
-      <w:hyperlink w:anchor="_Toc242435962" w:history="1">
+      <w:hyperlink w:anchor="_Toc242870193" w:history="1">
         <w:r>
           <w:rPr>
             <w:rStyle w:val="Hyperlink"/>
@@ -1272,7 +1272,7 @@
             <w:noProof/>
             <w:webHidden/>
           </w:rPr>
-          <w:instrText xml:space="preserve"> PAGEREF _Toc242435962 \h </w:instrText>
+          <w:instrText xml:space="preserve"> PAGEREF _Toc242870193 \h </w:instrText>
         </w:r>
         <w:r>
           <w:rPr>
@@ -1318,7 +1318,7 @@
           <w14:ligatures w14:val="standardContextual"/>
         </w:rPr>
       </w:pPr>
-      <w:hyperlink w:anchor="_Toc242435963" w:history="1">
+      <w:hyperlink w:anchor="_Toc242870194" w:history="1">
         <w:r>
           <w:rPr>
             <w:rStyle w:val="Hyperlink"/>
@@ -1346,7 +1346,7 @@
             <w:noProof/>
             <w:webHidden/>
           </w:rPr>
-          <w:instrText xml:space="preserve"> PAGEREF _Toc242435963 \h </w:instrText>
+          <w:instrText xml:space="preserve"> PAGEREF _Toc242870194 \h </w:instrText>
         </w:r>
         <w:r>
           <w:rPr>
@@ -1366,7 +1366,7 @@
             <w:noProof/>
             <w:webHidden/>
           </w:rPr>
-          <w:t>9</w:t>
+          <w:t>8</w:t>
         </w:r>
         <w:r>
           <w:rPr>
@@ -1392,7 +1392,7 @@
           <w14:ligatures w14:val="standardContextual"/>
         </w:rPr>
       </w:pPr>
-      <w:hyperlink w:anchor="_Toc242435964" w:history="1">
+      <w:hyperlink w:anchor="_Toc242870195" w:history="1">
         <w:r>
           <w:rPr>
             <w:rStyle w:val="Hyperlink"/>
@@ -1420,7 +1420,7 @@
             <w:noProof/>
             <w:webHidden/>
           </w:rPr>
-          <w:instrText xml:space="preserve"> PAGEREF _Toc242435964 \h </w:instrText>
+          <w:instrText xml:space="preserve"> PAGEREF _Toc242870195 \h </w:instrText>
         </w:r>
         <w:r>
           <w:rPr>
@@ -1453,7 +1453,7 @@
     </w:p>
     <w:p>
       <w:pPr>
-        <w:pStyle w:val="TOC2"/>
+        <w:pStyle w:val="TOC3"/>
         <w:tabs>
           <w:tab w:val="right" w:leader="dot" w:pos="8495"/>
         </w:tabs>
@@ -1466,14 +1466,14 @@
           <w14:ligatures w14:val="standardContextual"/>
         </w:rPr>
       </w:pPr>
-      <w:hyperlink w:anchor="_Toc242435965" w:history="1">
+      <w:hyperlink w:anchor="_Toc242870196" w:history="1">
         <w:r>
           <w:rPr>
             <w:rStyle w:val="Hyperlink"/>
             <w:noProof/>
             <w:lang w:val="es-AR"/>
           </w:rPr>
-          <w:t>2.5. Sistema Fudo</w:t>
+          <w:t>2.4.3. Sostenibilidad de la integración</w:t>
         </w:r>
         <w:r>
           <w:rPr>
@@ -1494,7 +1494,7 @@
             <w:noProof/>
             <w:webHidden/>
           </w:rPr>
-          <w:instrText xml:space="preserve"> PAGEREF _Toc242435965 \h </w:instrText>
+          <w:instrText xml:space="preserve"> PAGEREF _Toc242870196 \h </w:instrText>
         </w:r>
         <w:r>
           <w:rPr>
@@ -1540,14 +1540,14 @@
           <w14:ligatures w14:val="standardContextual"/>
         </w:rPr>
       </w:pPr>
-      <w:hyperlink w:anchor="_Toc242435966" w:history="1">
+      <w:hyperlink w:anchor="_Toc242870197" w:history="1">
         <w:r>
           <w:rPr>
             <w:rStyle w:val="Hyperlink"/>
             <w:noProof/>
             <w:lang w:val="es-AR"/>
           </w:rPr>
-          <w:t>2.6. Requerimientos</w:t>
+          <w:t>2.5. Sistema Fudo</w:t>
         </w:r>
         <w:r>
           <w:rPr>
@@ -1568,7 +1568,7 @@
             <w:noProof/>
             <w:webHidden/>
           </w:rPr>
-          <w:instrText xml:space="preserve"> PAGEREF _Toc242435966 \h </w:instrText>
+          <w:instrText xml:space="preserve"> PAGEREF _Toc242870197 \h </w:instrText>
         </w:r>
         <w:r>
           <w:rPr>
@@ -1601,7 +1601,7 @@
     </w:p>
     <w:p>
       <w:pPr>
-        <w:pStyle w:val="TOC3"/>
+        <w:pStyle w:val="TOC2"/>
         <w:tabs>
           <w:tab w:val="right" w:leader="dot" w:pos="8495"/>
         </w:tabs>
@@ -1614,14 +1614,14 @@
           <w14:ligatures w14:val="standardContextual"/>
         </w:rPr>
       </w:pPr>
-      <w:hyperlink w:anchor="_Toc242435967" w:history="1">
+      <w:hyperlink w:anchor="_Toc242870198" w:history="1">
         <w:r>
           <w:rPr>
             <w:rStyle w:val="Hyperlink"/>
             <w:noProof/>
             <w:lang w:val="es-AR"/>
           </w:rPr>
-          <w:t>2.6.1. Requerimientos funcionales</w:t>
+          <w:t>2.6. Requerimientos</w:t>
         </w:r>
         <w:r>
           <w:rPr>
@@ -1642,7 +1642,7 @@
             <w:noProof/>
             <w:webHidden/>
           </w:rPr>
-          <w:instrText xml:space="preserve"> PAGEREF _Toc242435967 \h </w:instrText>
+          <w:instrText xml:space="preserve"> PAGEREF _Toc242870198 \h </w:instrText>
         </w:r>
         <w:r>
           <w:rPr>
@@ -1688,14 +1688,14 @@
           <w14:ligatures w14:val="standardContextual"/>
         </w:rPr>
       </w:pPr>
-      <w:hyperlink w:anchor="_Toc242435968" w:history="1">
+      <w:hyperlink w:anchor="_Toc242870199" w:history="1">
         <w:r>
           <w:rPr>
             <w:rStyle w:val="Hyperlink"/>
             <w:noProof/>
             <w:lang w:val="es-AR"/>
           </w:rPr>
-          <w:t>2.6.2. Requerimientos no funcionales</w:t>
+          <w:t>2.6.1. Requerimientos funcionales</w:t>
         </w:r>
         <w:r>
           <w:rPr>
@@ -1716,7 +1716,7 @@
             <w:noProof/>
             <w:webHidden/>
           </w:rPr>
-          <w:instrText xml:space="preserve"> PAGEREF _Toc242435968 \h </w:instrText>
+          <w:instrText xml:space="preserve"> PAGEREF _Toc242870199 \h </w:instrText>
         </w:r>
         <w:r>
           <w:rPr>
@@ -1736,7 +1736,7 @@
             <w:noProof/>
             <w:webHidden/>
           </w:rPr>
-          <w:t>11</w:t>
+          <w:t>10</w:t>
         </w:r>
         <w:r>
           <w:rPr>
@@ -1762,13 +1762,14 @@
           <w14:ligatures w14:val="standardContextual"/>
         </w:rPr>
       </w:pPr>
-      <w:hyperlink w:anchor="_Toc242435969" w:history="1">
+      <w:hyperlink w:anchor="_Toc242870200" w:history="1">
         <w:r>
           <w:rPr>
             <w:rStyle w:val="Hyperlink"/>
             <w:noProof/>
-          </w:rPr>
-          <w:t>2.6.3. Restricciones</w:t>
+            <w:lang w:val="es-AR"/>
+          </w:rPr>
+          <w:t>2.6.2. Requerimientos no funcionales</w:t>
         </w:r>
         <w:r>
           <w:rPr>
@@ -1789,7 +1790,7 @@
             <w:noProof/>
             <w:webHidden/>
           </w:rPr>
-          <w:instrText xml:space="preserve"> PAGEREF _Toc242435969 \h </w:instrText>
+          <w:instrText xml:space="preserve"> PAGEREF _Toc242870200 \h </w:instrText>
         </w:r>
         <w:r>
           <w:rPr>
@@ -1822,7 +1823,7 @@
     </w:p>
     <w:p>
       <w:pPr>
-        <w:pStyle w:val="TOC2"/>
+        <w:pStyle w:val="TOC3"/>
         <w:tabs>
           <w:tab w:val="right" w:leader="dot" w:pos="8495"/>
         </w:tabs>
@@ -1835,14 +1836,13 @@
           <w14:ligatures w14:val="standardContextual"/>
         </w:rPr>
       </w:pPr>
-      <w:hyperlink w:anchor="_Toc242435970" w:history="1">
+      <w:hyperlink w:anchor="_Toc242870201" w:history="1">
         <w:r>
           <w:rPr>
             <w:rStyle w:val="Hyperlink"/>
             <w:noProof/>
-            <w:lang w:val="es-AR"/>
-          </w:rPr>
-          <w:t>2.7. Planificación</w:t>
+          </w:rPr>
+          <w:t>2.6.3. Restricciones</w:t>
         </w:r>
         <w:r>
           <w:rPr>
@@ -1863,7 +1863,7 @@
             <w:noProof/>
             <w:webHidden/>
           </w:rPr>
-          <w:instrText xml:space="preserve"> PAGEREF _Toc242435970 \h </w:instrText>
+          <w:instrText xml:space="preserve"> PAGEREF _Toc242870201 \h </w:instrText>
         </w:r>
         <w:r>
           <w:rPr>
@@ -1896,7 +1896,7 @@
     </w:p>
     <w:p>
       <w:pPr>
-        <w:pStyle w:val="TOC3"/>
+        <w:pStyle w:val="TOC2"/>
         <w:tabs>
           <w:tab w:val="right" w:leader="dot" w:pos="8495"/>
         </w:tabs>
@@ -1909,14 +1909,14 @@
           <w14:ligatures w14:val="standardContextual"/>
         </w:rPr>
       </w:pPr>
-      <w:hyperlink w:anchor="_Toc242435971" w:history="1">
+      <w:hyperlink w:anchor="_Toc242870202" w:history="1">
         <w:r>
           <w:rPr>
             <w:rStyle w:val="Hyperlink"/>
             <w:noProof/>
             <w:lang w:val="es-AR"/>
           </w:rPr>
-          <w:t>2.7.1. Plan de trabajo</w:t>
+          <w:t>2.7. Planificación</w:t>
         </w:r>
         <w:r>
           <w:rPr>
@@ -1937,7 +1937,7 @@
             <w:noProof/>
             <w:webHidden/>
           </w:rPr>
-          <w:instrText xml:space="preserve"> PAGEREF _Toc242435971 \h </w:instrText>
+          <w:instrText xml:space="preserve"> PAGEREF _Toc242870202 \h </w:instrText>
         </w:r>
         <w:r>
           <w:rPr>
@@ -1983,14 +1983,14 @@
           <w14:ligatures w14:val="standardContextual"/>
         </w:rPr>
       </w:pPr>
-      <w:hyperlink w:anchor="_Toc242435972" w:history="1">
+      <w:hyperlink w:anchor="_Toc242870203" w:history="1">
         <w:r>
           <w:rPr>
             <w:rStyle w:val="Hyperlink"/>
             <w:noProof/>
             <w:lang w:val="es-AR"/>
           </w:rPr>
-          <w:t>2.7.2. Análisis de riesgos</w:t>
+          <w:t>2.7.1. Plan de trabajo</w:t>
         </w:r>
         <w:r>
           <w:rPr>
@@ -2011,7 +2011,7 @@
             <w:noProof/>
             <w:webHidden/>
           </w:rPr>
-          <w:instrText xml:space="preserve"> PAGEREF _Toc242435972 \h </w:instrText>
+          <w:instrText xml:space="preserve"> PAGEREF _Toc242870203 \h </w:instrText>
         </w:r>
         <w:r>
           <w:rPr>
@@ -2031,7 +2031,7 @@
             <w:noProof/>
             <w:webHidden/>
           </w:rPr>
-          <w:t>12</w:t>
+          <w:t>11</w:t>
         </w:r>
         <w:r>
           <w:rPr>
@@ -2044,7 +2044,7 @@
     </w:p>
     <w:p>
       <w:pPr>
-        <w:pStyle w:val="TOC1"/>
+        <w:pStyle w:val="TOC3"/>
         <w:tabs>
           <w:tab w:val="right" w:leader="dot" w:pos="8495"/>
         </w:tabs>
@@ -2057,14 +2057,14 @@
           <w14:ligatures w14:val="standardContextual"/>
         </w:rPr>
       </w:pPr>
-      <w:hyperlink w:anchor="_Toc242435973" w:history="1">
+      <w:hyperlink w:anchor="_Toc242870204" w:history="1">
         <w:r>
           <w:rPr>
             <w:rStyle w:val="Hyperlink"/>
             <w:noProof/>
             <w:lang w:val="es-AR"/>
           </w:rPr>
-          <w:t>3. Diseño e implementación</w:t>
+          <w:t>2.7.2. Análisis de riesgos</w:t>
         </w:r>
         <w:r>
           <w:rPr>
@@ -2085,7 +2085,7 @@
             <w:noProof/>
             <w:webHidden/>
           </w:rPr>
-          <w:instrText xml:space="preserve"> PAGEREF _Toc242435973 \h </w:instrText>
+          <w:instrText xml:space="preserve"> PAGEREF _Toc242870204 \h </w:instrText>
         </w:r>
         <w:r>
           <w:rPr>
@@ -2105,7 +2105,7 @@
             <w:noProof/>
             <w:webHidden/>
           </w:rPr>
-          <w:t>13</w:t>
+          <w:t>12</w:t>
         </w:r>
         <w:r>
           <w:rPr>
@@ -2118,7 +2118,7 @@
     </w:p>
     <w:p>
       <w:pPr>
-        <w:pStyle w:val="TOC2"/>
+        <w:pStyle w:val="TOC1"/>
         <w:tabs>
           <w:tab w:val="right" w:leader="dot" w:pos="8495"/>
         </w:tabs>
@@ -2131,13 +2131,14 @@
           <w14:ligatures w14:val="standardContextual"/>
         </w:rPr>
       </w:pPr>
-      <w:hyperlink w:anchor="_Toc242435974" w:history="1">
+      <w:hyperlink w:anchor="_Toc242870205" w:history="1">
         <w:r>
           <w:rPr>
             <w:rStyle w:val="Hyperlink"/>
             <w:noProof/>
-          </w:rPr>
-          <w:t>3.1. Casos de uso</w:t>
+            <w:lang w:val="es-AR"/>
+          </w:rPr>
+          <w:t>3. Diseño e implementación</w:t>
         </w:r>
         <w:r>
           <w:rPr>
@@ -2158,7 +2159,7 @@
             <w:noProof/>
             <w:webHidden/>
           </w:rPr>
-          <w:instrText xml:space="preserve"> PAGEREF _Toc242435974 \h </w:instrText>
+          <w:instrText xml:space="preserve"> PAGEREF _Toc242870205 \h </w:instrText>
         </w:r>
         <w:r>
           <w:rPr>
@@ -2178,7 +2179,7 @@
             <w:noProof/>
             <w:webHidden/>
           </w:rPr>
-          <w:t>13</w:t>
+          <w:t>14</w:t>
         </w:r>
         <w:r>
           <w:rPr>
@@ -2191,7 +2192,7 @@
     </w:p>
     <w:p>
       <w:pPr>
-        <w:pStyle w:val="TOC3"/>
+        <w:pStyle w:val="TOC2"/>
         <w:tabs>
           <w:tab w:val="right" w:leader="dot" w:pos="8495"/>
         </w:tabs>
@@ -2204,13 +2205,14 @@
           <w14:ligatures w14:val="standardContextual"/>
         </w:rPr>
       </w:pPr>
-      <w:hyperlink w:anchor="_Toc242435975" w:history="1">
+      <w:hyperlink w:anchor="_Toc242870206" w:history="1">
         <w:r>
           <w:rPr>
             <w:rStyle w:val="Hyperlink"/>
             <w:noProof/>
-          </w:rPr>
-          <w:t>3.1.1. Actores</w:t>
+            <w:lang w:val="es-AR"/>
+          </w:rPr>
+          <w:t>3.1. Casos de uso</w:t>
         </w:r>
         <w:r>
           <w:rPr>
@@ -2231,7 +2233,7 @@
             <w:noProof/>
             <w:webHidden/>
           </w:rPr>
-          <w:instrText xml:space="preserve"> PAGEREF _Toc242435975 \h </w:instrText>
+          <w:instrText xml:space="preserve"> PAGEREF _Toc242870206 \h </w:instrText>
         </w:r>
         <w:r>
           <w:rPr>
@@ -2251,7 +2253,7 @@
             <w:noProof/>
             <w:webHidden/>
           </w:rPr>
-          <w:t>13</w:t>
+          <w:t>14</w:t>
         </w:r>
         <w:r>
           <w:rPr>
@@ -2277,14 +2279,13 @@
           <w14:ligatures w14:val="standardContextual"/>
         </w:rPr>
       </w:pPr>
-      <w:hyperlink w:anchor="_Toc242435976" w:history="1">
+      <w:hyperlink w:anchor="_Toc242870207" w:history="1">
         <w:r>
           <w:rPr>
             <w:rStyle w:val="Hyperlink"/>
             <w:noProof/>
-            <w:lang w:val="es-AR"/>
-          </w:rPr>
-          <w:t>3.1.2. Diagrama de contexto</w:t>
+          </w:rPr>
+          <w:t>3.1.1. Actores</w:t>
         </w:r>
         <w:r>
           <w:rPr>
@@ -2305,7 +2306,7 @@
             <w:noProof/>
             <w:webHidden/>
           </w:rPr>
-          <w:instrText xml:space="preserve"> PAGEREF _Toc242435976 \h </w:instrText>
+          <w:instrText xml:space="preserve"> PAGEREF _Toc242870207 \h </w:instrText>
         </w:r>
         <w:r>
           <w:rPr>
@@ -2325,7 +2326,7 @@
             <w:noProof/>
             <w:webHidden/>
           </w:rPr>
-          <w:t>13</w:t>
+          <w:t>14</w:t>
         </w:r>
         <w:r>
           <w:rPr>
@@ -2351,14 +2352,14 @@
           <w14:ligatures w14:val="standardContextual"/>
         </w:rPr>
       </w:pPr>
-      <w:hyperlink w:anchor="_Toc242435977" w:history="1">
+      <w:hyperlink w:anchor="_Toc242870208" w:history="1">
         <w:r>
           <w:rPr>
             <w:rStyle w:val="Hyperlink"/>
             <w:noProof/>
             <w:lang w:val="es-AR"/>
           </w:rPr>
-          <w:t>3.1.3. Diagrama de casos de uso</w:t>
+          <w:t>3.1.2. Recorrido típico de un cliente</w:t>
         </w:r>
         <w:r>
           <w:rPr>
@@ -2379,7 +2380,7 @@
             <w:noProof/>
             <w:webHidden/>
           </w:rPr>
-          <w:instrText xml:space="preserve"> PAGEREF _Toc242435977 \h </w:instrText>
+          <w:instrText xml:space="preserve"> PAGEREF _Toc242870208 \h </w:instrText>
         </w:r>
         <w:r>
           <w:rPr>
@@ -2399,7 +2400,7 @@
             <w:noProof/>
             <w:webHidden/>
           </w:rPr>
-          <w:t>13</w:t>
+          <w:t>14</w:t>
         </w:r>
         <w:r>
           <w:rPr>
@@ -2425,14 +2426,14 @@
           <w14:ligatures w14:val="standardContextual"/>
         </w:rPr>
       </w:pPr>
-      <w:hyperlink w:anchor="_Toc242435978" w:history="1">
+      <w:hyperlink w:anchor="_Toc242870209" w:history="1">
         <w:r>
           <w:rPr>
             <w:rStyle w:val="Hyperlink"/>
             <w:noProof/>
             <w:lang w:val="es-AR"/>
           </w:rPr>
-          <w:t>3.1.4. Descripción de los casos de uso principales</w:t>
+          <w:t>3.1.3. Casos de uso principales</w:t>
         </w:r>
         <w:r>
           <w:rPr>
@@ -2453,7 +2454,7 @@
             <w:noProof/>
             <w:webHidden/>
           </w:rPr>
-          <w:instrText xml:space="preserve"> PAGEREF _Toc242435978 \h </w:instrText>
+          <w:instrText xml:space="preserve"> PAGEREF _Toc242870209 \h </w:instrText>
         </w:r>
         <w:r>
           <w:rPr>
@@ -2473,7 +2474,7 @@
             <w:noProof/>
             <w:webHidden/>
           </w:rPr>
-          <w:t>14</w:t>
+          <w:t>15</w:t>
         </w:r>
         <w:r>
           <w:rPr>
@@ -2499,7 +2500,7 @@
           <w14:ligatures w14:val="standardContextual"/>
         </w:rPr>
       </w:pPr>
-      <w:hyperlink w:anchor="_Toc242435979" w:history="1">
+      <w:hyperlink w:anchor="_Toc242870210" w:history="1">
         <w:r>
           <w:rPr>
             <w:rStyle w:val="Hyperlink"/>
@@ -2527,7 +2528,7 @@
             <w:noProof/>
             <w:webHidden/>
           </w:rPr>
-          <w:instrText xml:space="preserve"> PAGEREF _Toc242435979 \h </w:instrText>
+          <w:instrText xml:space="preserve"> PAGEREF _Toc242870210 \h </w:instrText>
         </w:r>
         <w:r>
           <w:rPr>
@@ -2547,7 +2548,7 @@
             <w:noProof/>
             <w:webHidden/>
           </w:rPr>
-          <w:t>16</w:t>
+          <w:t>17</w:t>
         </w:r>
         <w:r>
           <w:rPr>
@@ -2573,7 +2574,7 @@
           <w14:ligatures w14:val="standardContextual"/>
         </w:rPr>
       </w:pPr>
-      <w:hyperlink w:anchor="_Toc242435980" w:history="1">
+      <w:hyperlink w:anchor="_Toc242870211" w:history="1">
         <w:r>
           <w:rPr>
             <w:rStyle w:val="Hyperlink"/>
@@ -2601,7 +2602,7 @@
             <w:noProof/>
             <w:webHidden/>
           </w:rPr>
-          <w:instrText xml:space="preserve"> PAGEREF _Toc242435980 \h </w:instrText>
+          <w:instrText xml:space="preserve"> PAGEREF _Toc242870211 \h </w:instrText>
         </w:r>
         <w:r>
           <w:rPr>
@@ -2621,7 +2622,7 @@
             <w:noProof/>
             <w:webHidden/>
           </w:rPr>
-          <w:t>17</w:t>
+          <w:t>18</w:t>
         </w:r>
         <w:r>
           <w:rPr>
@@ -2647,7 +2648,7 @@
           <w14:ligatures w14:val="standardContextual"/>
         </w:rPr>
       </w:pPr>
-      <w:hyperlink w:anchor="_Toc242435981" w:history="1">
+      <w:hyperlink w:anchor="_Toc242870212" w:history="1">
         <w:r>
           <w:rPr>
             <w:rStyle w:val="Hyperlink"/>
@@ -2675,7 +2676,7 @@
             <w:noProof/>
             <w:webHidden/>
           </w:rPr>
-          <w:instrText xml:space="preserve"> PAGEREF _Toc242435981 \h </w:instrText>
+          <w:instrText xml:space="preserve"> PAGEREF _Toc242870212 \h </w:instrText>
         </w:r>
         <w:r>
           <w:rPr>
@@ -2695,7 +2696,7 @@
             <w:noProof/>
             <w:webHidden/>
           </w:rPr>
-          <w:t>18</w:t>
+          <w:t>19</w:t>
         </w:r>
         <w:r>
           <w:rPr>
@@ -2721,7 +2722,7 @@
           <w14:ligatures w14:val="standardContextual"/>
         </w:rPr>
       </w:pPr>
-      <w:hyperlink w:anchor="_Toc242435982" w:history="1">
+      <w:hyperlink w:anchor="_Toc242870213" w:history="1">
         <w:r>
           <w:rPr>
             <w:rStyle w:val="Hyperlink"/>
@@ -2749,7 +2750,7 @@
             <w:noProof/>
             <w:webHidden/>
           </w:rPr>
-          <w:instrText xml:space="preserve"> PAGEREF _Toc242435982 \h </w:instrText>
+          <w:instrText xml:space="preserve"> PAGEREF _Toc242870213 \h </w:instrText>
         </w:r>
         <w:r>
           <w:rPr>
@@ -2769,7 +2770,7 @@
             <w:noProof/>
             <w:webHidden/>
           </w:rPr>
-          <w:t>19</w:t>
+          <w:t>20</w:t>
         </w:r>
         <w:r>
           <w:rPr>
@@ -2795,7 +2796,7 @@
           <w14:ligatures w14:val="standardContextual"/>
         </w:rPr>
       </w:pPr>
-      <w:hyperlink w:anchor="_Toc242435983" w:history="1">
+      <w:hyperlink w:anchor="_Toc242870214" w:history="1">
         <w:r>
           <w:rPr>
             <w:rStyle w:val="Hyperlink"/>
@@ -2823,7 +2824,7 @@
             <w:noProof/>
             <w:webHidden/>
           </w:rPr>
-          <w:instrText xml:space="preserve"> PAGEREF _Toc242435983 \h </w:instrText>
+          <w:instrText xml:space="preserve"> PAGEREF _Toc242870214 \h </w:instrText>
         </w:r>
         <w:r>
           <w:rPr>
@@ -2843,7 +2844,7 @@
             <w:noProof/>
             <w:webHidden/>
           </w:rPr>
-          <w:t>19</w:t>
+          <w:t>20</w:t>
         </w:r>
         <w:r>
           <w:rPr>
@@ -2869,7 +2870,7 @@
           <w14:ligatures w14:val="standardContextual"/>
         </w:rPr>
       </w:pPr>
-      <w:hyperlink w:anchor="_Toc242435984" w:history="1">
+      <w:hyperlink w:anchor="_Toc242870215" w:history="1">
         <w:r>
           <w:rPr>
             <w:rStyle w:val="Hyperlink"/>
@@ -2897,7 +2898,7 @@
             <w:noProof/>
             <w:webHidden/>
           </w:rPr>
-          <w:instrText xml:space="preserve"> PAGEREF _Toc242435984 \h </w:instrText>
+          <w:instrText xml:space="preserve"> PAGEREF _Toc242870215 \h </w:instrText>
         </w:r>
         <w:r>
           <w:rPr>
@@ -2917,7 +2918,7 @@
             <w:noProof/>
             <w:webHidden/>
           </w:rPr>
-          <w:t>19</w:t>
+          <w:t>20</w:t>
         </w:r>
         <w:r>
           <w:rPr>
@@ -2943,7 +2944,7 @@
           <w14:ligatures w14:val="standardContextual"/>
         </w:rPr>
       </w:pPr>
-      <w:hyperlink w:anchor="_Toc242435985" w:history="1">
+      <w:hyperlink w:anchor="_Toc242870216" w:history="1">
         <w:r>
           <w:rPr>
             <w:rStyle w:val="Hyperlink"/>
@@ -2971,7 +2972,7 @@
             <w:noProof/>
             <w:webHidden/>
           </w:rPr>
-          <w:instrText xml:space="preserve"> PAGEREF _Toc242435985 \h </w:instrText>
+          <w:instrText xml:space="preserve"> PAGEREF _Toc242870216 \h </w:instrText>
         </w:r>
         <w:r>
           <w:rPr>
@@ -2991,7 +2992,7 @@
             <w:noProof/>
             <w:webHidden/>
           </w:rPr>
-          <w:t>19</w:t>
+          <w:t>20</w:t>
         </w:r>
         <w:r>
           <w:rPr>
@@ -3017,7 +3018,7 @@
           <w14:ligatures w14:val="standardContextual"/>
         </w:rPr>
       </w:pPr>
-      <w:hyperlink w:anchor="_Toc242435986" w:history="1">
+      <w:hyperlink w:anchor="_Toc242870217" w:history="1">
         <w:r>
           <w:rPr>
             <w:rStyle w:val="Hyperlink"/>
@@ -3045,7 +3046,7 @@
             <w:noProof/>
             <w:webHidden/>
           </w:rPr>
-          <w:instrText xml:space="preserve"> PAGEREF _Toc242435986 \h </w:instrText>
+          <w:instrText xml:space="preserve"> PAGEREF _Toc242870217 \h </w:instrText>
         </w:r>
         <w:r>
           <w:rPr>
@@ -3065,7 +3066,7 @@
             <w:noProof/>
             <w:webHidden/>
           </w:rPr>
-          <w:t>21</w:t>
+          <w:t>22</w:t>
         </w:r>
         <w:r>
           <w:rPr>
@@ -3091,7 +3092,7 @@
           <w14:ligatures w14:val="standardContextual"/>
         </w:rPr>
       </w:pPr>
-      <w:hyperlink w:anchor="_Toc242435987" w:history="1">
+      <w:hyperlink w:anchor="_Toc242870218" w:history="1">
         <w:r>
           <w:rPr>
             <w:rStyle w:val="Hyperlink"/>
@@ -3119,7 +3120,7 @@
             <w:noProof/>
             <w:webHidden/>
           </w:rPr>
-          <w:instrText xml:space="preserve"> PAGEREF _Toc242435987 \h </w:instrText>
+          <w:instrText xml:space="preserve"> PAGEREF _Toc242870218 \h </w:instrText>
         </w:r>
         <w:r>
           <w:rPr>
@@ -3139,7 +3140,7 @@
             <w:noProof/>
             <w:webHidden/>
           </w:rPr>
-          <w:t>21</w:t>
+          <w:t>22</w:t>
         </w:r>
         <w:r>
           <w:rPr>
@@ -3165,7 +3166,7 @@
           <w14:ligatures w14:val="standardContextual"/>
         </w:rPr>
       </w:pPr>
-      <w:hyperlink w:anchor="_Toc242435988" w:history="1">
+      <w:hyperlink w:anchor="_Toc242870219" w:history="1">
         <w:r>
           <w:rPr>
             <w:rStyle w:val="Hyperlink"/>
@@ -3193,7 +3194,7 @@
             <w:noProof/>
             <w:webHidden/>
           </w:rPr>
-          <w:instrText xml:space="preserve"> PAGEREF _Toc242435988 \h </w:instrText>
+          <w:instrText xml:space="preserve"> PAGEREF _Toc242870219 \h </w:instrText>
         </w:r>
         <w:r>
           <w:rPr>
@@ -3213,7 +3214,7 @@
             <w:noProof/>
             <w:webHidden/>
           </w:rPr>
-          <w:t>21</w:t>
+          <w:t>22</w:t>
         </w:r>
         <w:r>
           <w:rPr>
@@ -3239,7 +3240,7 @@
           <w14:ligatures w14:val="standardContextual"/>
         </w:rPr>
       </w:pPr>
-      <w:hyperlink w:anchor="_Toc242435989" w:history="1">
+      <w:hyperlink w:anchor="_Toc242870220" w:history="1">
         <w:r>
           <w:rPr>
             <w:rStyle w:val="Hyperlink"/>
@@ -3267,7 +3268,7 @@
             <w:noProof/>
             <w:webHidden/>
           </w:rPr>
-          <w:instrText xml:space="preserve"> PAGEREF _Toc242435989 \h </w:instrText>
+          <w:instrText xml:space="preserve"> PAGEREF _Toc242870220 \h </w:instrText>
         </w:r>
         <w:r>
           <w:rPr>
@@ -3287,7 +3288,7 @@
             <w:noProof/>
             <w:webHidden/>
           </w:rPr>
-          <w:t>24</w:t>
+          <w:t>25</w:t>
         </w:r>
         <w:r>
           <w:rPr>
@@ -3313,7 +3314,7 @@
           <w14:ligatures w14:val="standardContextual"/>
         </w:rPr>
       </w:pPr>
-      <w:hyperlink w:anchor="_Toc242435990" w:history="1">
+      <w:hyperlink w:anchor="_Toc242870221" w:history="1">
         <w:r>
           <w:rPr>
             <w:rStyle w:val="Hyperlink"/>
@@ -3341,7 +3342,7 @@
             <w:noProof/>
             <w:webHidden/>
           </w:rPr>
-          <w:instrText xml:space="preserve"> PAGEREF _Toc242435990 \h </w:instrText>
+          <w:instrText xml:space="preserve"> PAGEREF _Toc242870221 \h </w:instrText>
         </w:r>
         <w:r>
           <w:rPr>
@@ -3361,7 +3362,7 @@
             <w:noProof/>
             <w:webHidden/>
           </w:rPr>
-          <w:t>25</w:t>
+          <w:t>26</w:t>
         </w:r>
         <w:r>
           <w:rPr>
@@ -3387,7 +3388,7 @@
           <w14:ligatures w14:val="standardContextual"/>
         </w:rPr>
       </w:pPr>
-      <w:hyperlink w:anchor="_Toc242435991" w:history="1">
+      <w:hyperlink w:anchor="_Toc242870222" w:history="1">
         <w:r>
           <w:rPr>
             <w:rStyle w:val="Hyperlink"/>
@@ -3415,7 +3416,7 @@
             <w:noProof/>
             <w:webHidden/>
           </w:rPr>
-          <w:instrText xml:space="preserve"> PAGEREF _Toc242435991 \h </w:instrText>
+          <w:instrText xml:space="preserve"> PAGEREF _Toc242870222 \h </w:instrText>
         </w:r>
         <w:r>
           <w:rPr>
@@ -3435,7 +3436,7 @@
             <w:noProof/>
             <w:webHidden/>
           </w:rPr>
-          <w:t>25</w:t>
+          <w:t>27</w:t>
         </w:r>
         <w:r>
           <w:rPr>
@@ -3461,7 +3462,7 @@
           <w14:ligatures w14:val="standardContextual"/>
         </w:rPr>
       </w:pPr>
-      <w:hyperlink w:anchor="_Toc242435992" w:history="1">
+      <w:hyperlink w:anchor="_Toc242870223" w:history="1">
         <w:r>
           <w:rPr>
             <w:rStyle w:val="Hyperlink"/>
@@ -3489,7 +3490,7 @@
             <w:noProof/>
             <w:webHidden/>
           </w:rPr>
-          <w:instrText xml:space="preserve"> PAGEREF _Toc242435992 \h </w:instrText>
+          <w:instrText xml:space="preserve"> PAGEREF _Toc242870223 \h </w:instrText>
         </w:r>
         <w:r>
           <w:rPr>
@@ -3509,7 +3510,7 @@
             <w:noProof/>
             <w:webHidden/>
           </w:rPr>
-          <w:t>28</w:t>
+          <w:t>30</w:t>
         </w:r>
         <w:r>
           <w:rPr>
@@ -3535,7 +3536,7 @@
           <w14:ligatures w14:val="standardContextual"/>
         </w:rPr>
       </w:pPr>
-      <w:hyperlink w:anchor="_Toc242435993" w:history="1">
+      <w:hyperlink w:anchor="_Toc242870224" w:history="1">
         <w:r>
           <w:rPr>
             <w:rStyle w:val="Hyperlink"/>
@@ -3563,7 +3564,7 @@
             <w:noProof/>
             <w:webHidden/>
           </w:rPr>
-          <w:instrText xml:space="preserve"> PAGEREF _Toc242435993 \h </w:instrText>
+          <w:instrText xml:space="preserve"> PAGEREF _Toc242870224 \h </w:instrText>
         </w:r>
         <w:r>
           <w:rPr>
@@ -3583,7 +3584,7 @@
             <w:noProof/>
             <w:webHidden/>
           </w:rPr>
-          <w:t>29</w:t>
+          <w:t>30</w:t>
         </w:r>
         <w:r>
           <w:rPr>
@@ -3596,7 +3597,7 @@
     </w:p>
     <w:p>
       <w:pPr>
-        <w:pStyle w:val="TOC2"/>
+        <w:pStyle w:val="TOC3"/>
         <w:tabs>
           <w:tab w:val="right" w:leader="dot" w:pos="8495"/>
         </w:tabs>
@@ -3609,14 +3610,14 @@
           <w14:ligatures w14:val="standardContextual"/>
         </w:rPr>
       </w:pPr>
-      <w:hyperlink w:anchor="_Toc242435994" w:history="1">
+      <w:hyperlink w:anchor="_Toc242870225" w:history="1">
         <w:r>
           <w:rPr>
             <w:rStyle w:val="Hyperlink"/>
             <w:noProof/>
             <w:lang w:val="es-AR"/>
           </w:rPr>
-          <w:t>3.7. Desarrollo del frontend</w:t>
+          <w:t>3.6.7. Consistencia de los datos y recuperación ante fallos</w:t>
         </w:r>
         <w:r>
           <w:rPr>
@@ -3637,7 +3638,7 @@
             <w:noProof/>
             <w:webHidden/>
           </w:rPr>
-          <w:instrText xml:space="preserve"> PAGEREF _Toc242435994 \h </w:instrText>
+          <w:instrText xml:space="preserve"> PAGEREF _Toc242870225 \h </w:instrText>
         </w:r>
         <w:r>
           <w:rPr>
@@ -3657,7 +3658,7 @@
             <w:noProof/>
             <w:webHidden/>
           </w:rPr>
-          <w:t>29</w:t>
+          <w:t>31</w:t>
         </w:r>
         <w:r>
           <w:rPr>
@@ -3670,7 +3671,7 @@
     </w:p>
     <w:p>
       <w:pPr>
-        <w:pStyle w:val="TOC1"/>
+        <w:pStyle w:val="TOC2"/>
         <w:tabs>
           <w:tab w:val="right" w:leader="dot" w:pos="8495"/>
         </w:tabs>
@@ -3683,14 +3684,14 @@
           <w14:ligatures w14:val="standardContextual"/>
         </w:rPr>
       </w:pPr>
-      <w:hyperlink w:anchor="_Toc242435995" w:history="1">
+      <w:hyperlink w:anchor="_Toc242870226" w:history="1">
         <w:r>
           <w:rPr>
             <w:rStyle w:val="Hyperlink"/>
             <w:noProof/>
             <w:lang w:val="es-AR"/>
           </w:rPr>
-          <w:t>4. Integración</w:t>
+          <w:t>3.7. Desarrollo del frontend</w:t>
         </w:r>
         <w:r>
           <w:rPr>
@@ -3711,7 +3712,7 @@
             <w:noProof/>
             <w:webHidden/>
           </w:rPr>
-          <w:instrText xml:space="preserve"> PAGEREF _Toc242435995 \h </w:instrText>
+          <w:instrText xml:space="preserve"> PAGEREF _Toc242870226 \h </w:instrText>
         </w:r>
         <w:r>
           <w:rPr>
@@ -3731,7 +3732,7 @@
             <w:noProof/>
             <w:webHidden/>
           </w:rPr>
-          <w:t>32</w:t>
+          <w:t>31</w:t>
         </w:r>
         <w:r>
           <w:rPr>
@@ -3757,14 +3758,14 @@
           <w14:ligatures w14:val="standardContextual"/>
         </w:rPr>
       </w:pPr>
-      <w:hyperlink w:anchor="_Toc242435996" w:history="1">
+      <w:hyperlink w:anchor="_Toc242870227" w:history="1">
         <w:r>
           <w:rPr>
             <w:rStyle w:val="Hyperlink"/>
             <w:noProof/>
             <w:lang w:val="es-AR"/>
           </w:rPr>
-          <w:t>5. Conclusiones</w:t>
+          <w:t>4. Integración</w:t>
         </w:r>
         <w:r>
           <w:rPr>
@@ -3785,7 +3786,7 @@
             <w:noProof/>
             <w:webHidden/>
           </w:rPr>
-          <w:instrText xml:space="preserve"> PAGEREF _Toc242435996 \h </w:instrText>
+          <w:instrText xml:space="preserve"> PAGEREF _Toc242870227 \h </w:instrText>
         </w:r>
         <w:r>
           <w:rPr>
@@ -3805,7 +3806,7 @@
             <w:noProof/>
             <w:webHidden/>
           </w:rPr>
-          <w:t>33</w:t>
+          <w:t>34</w:t>
         </w:r>
         <w:r>
           <w:rPr>
@@ -3831,11 +3832,85 @@
           <w14:ligatures w14:val="standardContextual"/>
         </w:rPr>
       </w:pPr>
-      <w:hyperlink w:anchor="_Toc242435997" w:history="1">
+      <w:hyperlink w:anchor="_Toc242870228" w:history="1">
         <w:r>
           <w:rPr>
             <w:rStyle w:val="Hyperlink"/>
             <w:noProof/>
+            <w:lang w:val="es-AR"/>
+          </w:rPr>
+          <w:t>5. Conclusiones</w:t>
+        </w:r>
+        <w:r>
+          <w:rPr>
+            <w:noProof/>
+            <w:webHidden/>
+          </w:rPr>
+          <w:tab/>
+        </w:r>
+        <w:r>
+          <w:rPr>
+            <w:noProof/>
+            <w:webHidden/>
+          </w:rPr>
+          <w:fldChar w:fldCharType="begin"/>
+        </w:r>
+        <w:r>
+          <w:rPr>
+            <w:noProof/>
+            <w:webHidden/>
+          </w:rPr>
+          <w:instrText xml:space="preserve"> PAGEREF _Toc242870228 \h </w:instrText>
+        </w:r>
+        <w:r>
+          <w:rPr>
+            <w:noProof/>
+            <w:webHidden/>
+          </w:rPr>
+        </w:r>
+        <w:r>
+          <w:rPr>
+            <w:noProof/>
+            <w:webHidden/>
+          </w:rPr>
+          <w:fldChar w:fldCharType="separate"/>
+        </w:r>
+        <w:r>
+          <w:rPr>
+            <w:noProof/>
+            <w:webHidden/>
+          </w:rPr>
+          <w:t>35</w:t>
+        </w:r>
+        <w:r>
+          <w:rPr>
+            <w:noProof/>
+            <w:webHidden/>
+          </w:rPr>
+          <w:fldChar w:fldCharType="end"/>
+        </w:r>
+      </w:hyperlink>
+    </w:p>
+    <w:p>
+      <w:pPr>
+        <w:pStyle w:val="TOC1"/>
+        <w:tabs>
+          <w:tab w:val="right" w:leader="dot" w:pos="8495"/>
+        </w:tabs>
+        <w:rPr>
+          <w:rFonts w:asciiTheme="minorHAnsi" w:hAnsiTheme="minorHAnsi" w:cstheme="minorBidi"/>
+          <w:noProof/>
+          <w:color w:val="auto"/>
+          <w:kern w:val="2"/>
+          <w:lang w:eastAsia="en-US"/>
+          <w14:ligatures w14:val="standardContextual"/>
+        </w:rPr>
+      </w:pPr>
+      <w:hyperlink w:anchor="_Toc242870229" w:history="1">
+        <w:r>
+          <w:rPr>
+            <w:rStyle w:val="Hyperlink"/>
+            <w:noProof/>
           </w:rPr>
           <w:t>Referencias bibliográficas</w:t>
         </w:r>
@@ -3858,7 +3933,7 @@
             <w:noProof/>
             <w:webHidden/>
           </w:rPr>
-          <w:instrText xml:space="preserve"> PAGEREF _Toc242435997 \h </w:instrText>
+          <w:instrText xml:space="preserve"> PAGEREF _Toc242870229 \h </w:instrText>
         </w:r>
         <w:r>
           <w:rPr>
@@ -3878,7 +3953,7 @@
             <w:noProof/>
             <w:webHidden/>
           </w:rPr>
-          <w:t>34</w:t>
+          <w:t>36</w:t>
         </w:r>
         <w:r>
           <w:rPr>
@@ -3900,9 +3975,33 @@
         <w:rPr>
           <w:lang w:val="es-AR"/>
         </w:rPr>
+        <w:sectPr>
+          <w:headerReference w:type="even" r:id="rId10"/>
+          <w:headerReference w:type="default" r:id="rId11"/>
+          <w:footerReference w:type="even" r:id="rId12"/>
+          <w:footerReference w:type="default" r:id="rId13"/>
+          <w:headerReference w:type="first" r:id="rId14"/>
+          <w:footerReference w:type="first" r:id="rId15"/>
+          <w:footnotePr>
+            <w:numRestart w:val="eachSect"/>
+          </w:footnotePr>
+          <w:pgSz w:w="11907" w:h="16839"/>
+          <w:pgMar w:top="1417" w:right="1701" w:bottom="1417" w:left="1701" w:header="709" w:footer="709" w:gutter="0"/>
+          <w:cols w:space="720"/>
+          <w:titlePg/>
+          <w:docGrid w:linePitch="326"/>
+        </w:sectPr>
       </w:pPr>
       <w:bookmarkStart w:id="0" w:name="introducción-general"/>
-      <w:bookmarkStart w:id="1" w:name="_Toc242435951"/>
+    </w:p>
+    <w:p>
+      <w:pPr>
+        <w:pStyle w:val="Heading1"/>
+        <w:rPr>
+          <w:lang w:val="es-AR"/>
+        </w:rPr>
+      </w:pPr>
+      <w:bookmarkStart w:id="1" w:name="_Toc242870182"/>
       <w:r>
         <w:rPr>
           <w:lang w:val="es-AR"/>
@@ -3934,7 +4033,7 @@
         </w:rPr>
       </w:pPr>
       <w:bookmarkStart w:id="2" w:name="descripción-del-problema"/>
-      <w:bookmarkStart w:id="3" w:name="_Toc242435952"/>
+      <w:bookmarkStart w:id="3" w:name="_Toc242870183"/>
       <w:r>
         <w:rPr>
           <w:lang w:val="es-AR"/>
@@ -4083,7 +4182,7 @@
         </w:rPr>
       </w:pPr>
       <w:bookmarkStart w:id="4" w:name="estado-del-arte"/>
-      <w:bookmarkStart w:id="5" w:name="_Toc242435953"/>
+      <w:bookmarkStart w:id="5" w:name="_Toc242870184"/>
       <w:bookmarkEnd w:id="2"/>
       <w:r>
         <w:rPr>
@@ -4178,7 +4277,7 @@
         </w:rPr>
       </w:pPr>
       <w:bookmarkStart w:id="6" w:name="motivación"/>
-      <w:bookmarkStart w:id="7" w:name="_Toc242435954"/>
+      <w:bookmarkStart w:id="7" w:name="_Toc242870185"/>
       <w:bookmarkEnd w:id="4"/>
       <w:r>
         <w:rPr>
@@ -4224,7 +4323,7 @@
         </w:rPr>
       </w:pPr>
       <w:bookmarkStart w:id="8" w:name="objetivos-y-alcance"/>
-      <w:bookmarkStart w:id="9" w:name="_Toc242435955"/>
+      <w:bookmarkStart w:id="9" w:name="_Toc242870186"/>
       <w:bookmarkEnd w:id="6"/>
       <w:r>
         <w:rPr>
@@ -4242,7 +4341,7 @@
         </w:rPr>
       </w:pPr>
       <w:bookmarkStart w:id="10" w:name="objetivos"/>
-      <w:bookmarkStart w:id="11" w:name="_Toc242435956"/>
+      <w:bookmarkStart w:id="11" w:name="_Toc242870187"/>
       <w:r>
         <w:rPr>
           <w:lang w:val="es-AR"/>
@@ -4399,7 +4498,7 @@
         </w:rPr>
       </w:pPr>
       <w:bookmarkStart w:id="12" w:name="alcance"/>
-      <w:bookmarkStart w:id="13" w:name="_Toc242435957"/>
+      <w:bookmarkStart w:id="13" w:name="_Toc242870188"/>
       <w:bookmarkEnd w:id="10"/>
       <w:r>
         <w:rPr>
@@ -4605,6 +4704,12 @@
         </w:rPr>
         <w:t>Quedaron fuera del alcance de esta etapa la facturación fiscal, el control de stock, la gestión de múltiples sucursales, el manejo de clientes VIP, las tarjetas de regalo y el manejo de promociones. Los tres últimos puntos fueron contemplados en el diseño inicial de la base de datos, pero su lógica no fue implementada.</w:t>
       </w:r>
+      <w:r>
+        <w:rPr>
+          <w:lang w:val="es-AR"/>
+        </w:rPr>
+        <w:t xml:space="preserve"> También quedó fuera del alcance el reemplazo del programa o de la electrónica de las dispensadoras. Fue la alternativa considerada con más fuerza al plantear el proyecto con el cliente, pero al presentarse este trabajo ya se había comprobado la viabilidad de integrar Vitte consumiendo sólo su API.</w:t>
+      </w:r>
     </w:p>
     <w:p>
       <w:pPr>
@@ -4614,7 +4719,7 @@
         </w:rPr>
       </w:pPr>
       <w:bookmarkStart w:id="14" w:name="introducción-específica"/>
-      <w:bookmarkStart w:id="15" w:name="_Toc242435958"/>
+      <w:bookmarkStart w:id="15" w:name="_Toc242870189"/>
       <w:bookmarkEnd w:id="0"/>
       <w:bookmarkEnd w:id="8"/>
       <w:bookmarkEnd w:id="12"/>
@@ -4649,7 +4754,7 @@
         </w:rPr>
       </w:pPr>
       <w:bookmarkStart w:id="16" w:name="aplicaciones-web"/>
-      <w:bookmarkStart w:id="17" w:name="_Toc242435959"/>
+      <w:bookmarkStart w:id="17" w:name="_Toc242870190"/>
       <w:r>
         <w:rPr>
           <w:lang w:val="es-AR"/>
@@ -4912,7 +5017,7 @@
         </w:rPr>
       </w:pPr>
       <w:bookmarkStart w:id="18" w:name="virtualización-ligera-con-contenedores"/>
-      <w:bookmarkStart w:id="19" w:name="_Toc242435960"/>
+      <w:bookmarkStart w:id="19" w:name="_Toc242870191"/>
       <w:bookmarkEnd w:id="16"/>
       <w:r>
         <w:rPr>
@@ -4987,7 +5092,7 @@
         </w:rPr>
       </w:pPr>
       <w:bookmarkStart w:id="20" w:name="tecnología-rfid"/>
-      <w:bookmarkStart w:id="21" w:name="_Toc242435961"/>
+      <w:bookmarkStart w:id="21" w:name="_Toc242870192"/>
       <w:bookmarkEnd w:id="18"/>
       <w:r>
         <w:rPr>
@@ -5047,7 +5152,7 @@
         </w:rPr>
       </w:pPr>
       <w:bookmarkStart w:id="22" w:name="sistema-vitte"/>
-      <w:bookmarkStart w:id="23" w:name="_Toc242435962"/>
+      <w:bookmarkStart w:id="23" w:name="_Toc242870193"/>
       <w:bookmarkEnd w:id="20"/>
       <w:r>
         <w:rPr>
@@ -5080,40 +5185,40 @@
           <w:noProof/>
         </w:rPr>
         <w:drawing>
-          <wp:inline distT="0" distB="0" distL="0" distR="0" wp14:anchorId="2D01652B" wp14:editId="2992E66F">
-            <wp:extent cx="5219999" cy="2230484"/>
+          <wp:inline distT="0" distB="0" distL="0" distR="0" wp14:anchorId="2D7A8B68" wp14:editId="044FE87F">
+            <wp:extent cx="5400009" cy="1968892"/>
             <wp:effectExtent l="0" t="0" r="0" b="0"/>
-            <wp:docPr id="20" name="Picture" descr="Fig. 2.1: Componentes del sistema Vitte y su relación con el sistema del bar."/>
-            <wp:cNvGraphicFramePr/>
+            <wp:docPr id="1164848674" name="Picture 1"/>
+            <wp:cNvGraphicFramePr>
+              <a:graphicFrameLocks xmlns:a="http://schemas.openxmlformats.org/drawingml/2006/main" noChangeAspect="1"/>
+            </wp:cNvGraphicFramePr>
             <a:graphic xmlns:a="http://schemas.openxmlformats.org/drawingml/2006/main">
               <a:graphicData uri="http://schemas.openxmlformats.org/drawingml/2006/picture">
                 <pic:pic xmlns:pic="http://schemas.openxmlformats.org/drawingml/2006/picture">
                   <pic:nvPicPr>
-                    <pic:cNvPr id="21" name="Picture" descr="figuras/vitte.png"/>
-                    <pic:cNvPicPr>
-                      <a:picLocks noChangeAspect="1" noChangeArrowheads="1"/>
-                    </pic:cNvPicPr>
+                    <pic:cNvPr id="1164848674" name=""/>
+                    <pic:cNvPicPr/>
                   </pic:nvPicPr>
                   <pic:blipFill>
-                    <a:blip r:embed="rId10"/>
+                    <a:blip r:embed="rId16" cstate="print">
+                      <a:extLst>
+                        <a:ext uri="{28A0092B-C50C-407E-A947-70E740481C1C}">
+                          <a14:useLocalDpi xmlns:a14="http://schemas.microsoft.com/office/drawing/2010/main" val="0"/>
+                        </a:ext>
+                      </a:extLst>
+                    </a:blip>
                     <a:stretch>
                       <a:fillRect/>
                     </a:stretch>
                   </pic:blipFill>
-                  <pic:spPr bwMode="auto">
+                  <pic:spPr>
                     <a:xfrm>
                       <a:off x="0" y="0"/>
-                      <a:ext cx="5219999" cy="2230484"/>
+                      <a:ext cx="5400009" cy="1968892"/>
                     </a:xfrm>
                     <a:prstGeom prst="rect">
                       <a:avLst/>
                     </a:prstGeom>
-                    <a:noFill/>
-                    <a:ln w="9525">
-                      <a:noFill/>
-                      <a:headEnd/>
-                      <a:tailEnd/>
-                    </a:ln>
                   </pic:spPr>
                 </pic:pic>
               </a:graphicData>
@@ -5144,40 +5249,54 @@
         </w:rPr>
       </w:pPr>
       <w:bookmarkStart w:id="24" w:name="máquinas-dispensadoras"/>
-      <w:bookmarkStart w:id="25" w:name="_Toc242435963"/>
+      <w:bookmarkStart w:id="25" w:name="_Toc242870194"/>
+      <w:r>
+        <w:rPr>
+          <w:lang w:val="es-AR"/>
+        </w:rPr>
+        <w:t>2.4.1. Máquinas dispensadoras</w:t>
+      </w:r>
+      <w:bookmarkEnd w:id="25"/>
+    </w:p>
+    <w:p>
+      <w:pPr>
+        <w:pStyle w:val="FirstParagraph"/>
+        <w:rPr>
+          <w:lang w:val="es-AR"/>
+        </w:rPr>
+      </w:pPr>
+      <w:r>
+        <w:rPr>
+          <w:lang w:val="es-AR"/>
+        </w:rPr>
+        <w:t>Las tablets (o “máquina” par</w:t>
+      </w:r>
+      <w:r>
+        <w:rPr>
+          <w:lang w:val="es-AR"/>
+        </w:rPr>
+        <w:t>a</w:t>
+      </w:r>
+      <w:r>
+        <w:rPr>
+          <w:lang w:val="es-AR"/>
+        </w:rPr>
+        <w:t xml:space="preserve"> el sistema Vitte) admiten cada una hasta 3 cavas (“módulos”). A su vez, cada cava puede adquirirse con hasta 3 picos. En el bar, se dispone de 4 máquinas, cada una con una cava de 3 picos.</w:t>
+      </w:r>
+    </w:p>
+    <w:p>
+      <w:pPr>
+        <w:pStyle w:val="BodyText"/>
+        <w:rPr>
+          <w:lang w:val="es-AR"/>
+        </w:rPr>
+      </w:pPr>
       <w:r>
         <w:rPr>
           <w:lang w:val="es-AR"/>
         </w:rPr>
         <w:lastRenderedPageBreak/>
-        <w:t>2.4.1. Máquinas dispensadoras</w:t>
-      </w:r>
-      <w:bookmarkEnd w:id="25"/>
-    </w:p>
-    <w:p>
-      <w:pPr>
-        <w:pStyle w:val="FirstParagraph"/>
-        <w:rPr>
-          <w:lang w:val="es-AR"/>
-        </w:rPr>
-      </w:pPr>
-      <w:r>
-        <w:rPr>
-          <w:lang w:val="es-AR"/>
-        </w:rPr>
-        <w:t>Las tablets (o “máquina” par</w:t>
-      </w:r>
-      <w:r>
-        <w:rPr>
-          <w:lang w:val="es-AR"/>
-        </w:rPr>
-        <w:t>a</w:t>
-      </w:r>
-      <w:r>
-        <w:rPr>
-          <w:lang w:val="es-AR"/>
-        </w:rPr>
-        <w:t xml:space="preserve"> el sistema Vitte) admiten cada una hasta 3 cavas (“módulos”). A su vez, cada cava puede adquirirse con hasta 3 picos. En el bar, se dispone de 4 máquinas, cada una con una cava de 3 picos.</w:t>
+        <w:t>Cada pico tiene asignada una botella y puede servir cualquiera de tres medidas: degustación, media copa y copa, cada configurable una con su volumen y su precio. Las cavas admiten el montaje de una tablet que ejecuta la aplicación de Vitte para Android y que se comunica con la electrónica que acciona los picos.</w:t>
       </w:r>
     </w:p>
     <w:p>
@@ -5191,20 +5310,6 @@
         <w:rPr>
           <w:lang w:val="es-AR"/>
         </w:rPr>
-        <w:t>Cada pico tiene asignada una botella y puede servir cualquiera de tres medidas: degustación, media copa y copa, cada configurable una con su volumen y su precio. Las cavas admiten el montaje de una tablet que ejecuta la aplicación de Vitte para Android y que se comunica con la electrónica que acciona los picos.</w:t>
-      </w:r>
-    </w:p>
-    <w:p>
-      <w:pPr>
-        <w:pStyle w:val="BodyText"/>
-        <w:rPr>
-          <w:lang w:val="es-AR"/>
-        </w:rPr>
-      </w:pPr>
-      <w:r>
-        <w:rPr>
-          <w:lang w:val="es-AR"/>
-        </w:rPr>
         <w:t>Para servirse, el cliente acerca su tarjeta a la máquina. La aplicación consulta la nube para verificar que la tarjeta pertenezca a un cliente activo y que su saldo alcance. Luego el cliente elige el vino y la medida, la máquina dispensa y el consumo queda registrado en la nube, descontado del saldo de esa tarjeta.</w:t>
       </w:r>
     </w:p>
@@ -5216,7 +5321,7 @@
         </w:rPr>
       </w:pPr>
       <w:bookmarkStart w:id="26" w:name="nube"/>
-      <w:bookmarkStart w:id="27" w:name="_Toc242435964"/>
+      <w:bookmarkStart w:id="27" w:name="_Toc242870195"/>
       <w:bookmarkEnd w:id="24"/>
       <w:r>
         <w:rPr>
@@ -5806,10 +5911,17 @@
     <w:p>
       <w:pPr>
         <w:pStyle w:val="BodyText"/>
-        <w:rPr>
-          <w:lang w:val="es-AR"/>
-        </w:rPr>
-      </w:pPr>
+        <w:spacing w:before="120"/>
+        <w:rPr>
+          <w:lang w:val="es-AR"/>
+        </w:rPr>
+      </w:pPr>
+      <w:r>
+        <w:rPr>
+          <w:lang w:val="es-AR"/>
+        </w:rPr>
+        <w:t>De las operaciones en uso, solo una se obtuvo observando el tráfico de la tablet: la búsqueda de cliente por tarjeta. El resto, desde la versión web.</w:t>
+      </w:r>
     </w:p>
     <w:p>
       <w:pPr>
@@ -5827,13 +5939,13 @@
     </w:p>
     <w:p>
       <w:pPr>
-        <w:pStyle w:val="Heading2"/>
+        <w:pStyle w:val="Heading3"/>
         <w:rPr>
           <w:lang w:val="es-AR"/>
         </w:rPr>
       </w:pPr>
       <w:bookmarkStart w:id="28" w:name="sistema-fudo"/>
-      <w:bookmarkStart w:id="29" w:name="_Toc242435965"/>
+      <w:bookmarkStart w:id="29" w:name="_Toc242870196"/>
       <w:bookmarkEnd w:id="22"/>
       <w:bookmarkEnd w:id="26"/>
       <w:r>
@@ -5841,9 +5953,67 @@
           <w:lang w:val="es-AR"/>
         </w:rPr>
         <w:lastRenderedPageBreak/>
+        <w:t>2.4.3. Sostenibilidad de la integración</w:t>
+      </w:r>
+      <w:bookmarkEnd w:id="29"/>
+    </w:p>
+    <w:p>
+      <w:pPr>
+        <w:pStyle w:val="BodyText"/>
+        <w:rPr>
+          <w:lang w:val="es-AR"/>
+        </w:rPr>
+      </w:pPr>
+      <w:r>
+        <w:rPr>
+          <w:lang w:val="es-AR"/>
+        </w:rPr>
+        <w:t>El negocio fue concebido alrededor de las dispensadoras: al plantearse el proyecto con el cliente, este ya contaba con dos máquinas adquiridas. Se buscó y se consultó por una integración oficial del fabricante, ambos sin éxito. El reemplazo del firmware, considerado inicialmente, quedó fuera de esta etapa (sección 1.4.2). Por eso, y para no extender el alcance del proyecto o la inauguración del bar, es que se buscó el camino alternativo de hacer ingeniería inversa.</w:t>
+      </w:r>
+    </w:p>
+    <w:p>
+      <w:pPr>
+        <w:pStyle w:val="BodyText"/>
+        <w:rPr>
+          <w:lang w:val="es-AR"/>
+        </w:rPr>
+      </w:pPr>
+      <w:r>
+        <w:rPr>
+          <w:lang w:val="es-AR"/>
+        </w:rPr>
+        <w:t>De este camino, resultó que no se necesitaba replicar un gran número de operaciones para obtener las funcionalidades necesarias. Se usó la menor cantidad de operaciones posibles, listadas en la Tabla 2.1, y se encapsularon todas las llamadas en un solo módulo, para mantenibilidad del desarrollo. Tal módulo, además, valida cada respuesta contra el esquema conocido (sección 3.6.4). Como contingencia, las dispensadoras pueden operarse a mano desde el panel de Vitte.</w:t>
+      </w:r>
+    </w:p>
+    <w:p>
+      <w:pPr>
+        <w:pStyle w:val="BodyText"/>
+        <w:rPr>
+          <w:lang w:val="es-AR"/>
+        </w:rPr>
+      </w:pPr>
+      <w:r>
+        <w:rPr>
+          <w:lang w:val="es-AR"/>
+        </w:rPr>
+        <w:t>A largo plazo, si el fabricante discontinuara su nube, las máquinas seguirían siendo propiedad del cliente y podría reemplazarse el firmware y/o hardware que las controla por uno propio. El cliente asumió esta dependencia como un riesgo del negocio.</w:t>
+      </w:r>
+    </w:p>
+    <w:p>
+      <w:pPr>
+        <w:pStyle w:val="Heading2"/>
+        <w:rPr>
+          <w:lang w:val="es-AR"/>
+        </w:rPr>
+      </w:pPr>
+      <w:bookmarkStart w:id="30" w:name="_Toc242870197"/>
+      <w:r>
+        <w:rPr>
+          <w:lang w:val="es-AR"/>
+        </w:rPr>
         <w:t>2.5. Sistema Fudo</w:t>
       </w:r>
-      <w:bookmarkEnd w:id="29"/>
+      <w:bookmarkEnd w:id="30"/>
     </w:p>
     <w:p>
       <w:pPr>
@@ -5880,8 +6050,8 @@
           <w:lang w:val="es-AR"/>
         </w:rPr>
       </w:pPr>
-      <w:bookmarkStart w:id="30" w:name="requerimientos"/>
-      <w:bookmarkStart w:id="31" w:name="_Toc242435966"/>
+      <w:bookmarkStart w:id="31" w:name="requerimientos"/>
+      <w:bookmarkStart w:id="32" w:name="_Toc242870198"/>
       <w:bookmarkEnd w:id="28"/>
       <w:r>
         <w:rPr>
@@ -5889,7 +6059,7 @@
         </w:rPr>
         <w:t>2.6. Requerimientos</w:t>
       </w:r>
-      <w:bookmarkEnd w:id="31"/>
+      <w:bookmarkEnd w:id="32"/>
     </w:p>
     <w:p>
       <w:pPr>
@@ -5912,15 +6082,15 @@
           <w:lang w:val="es-AR"/>
         </w:rPr>
       </w:pPr>
-      <w:bookmarkStart w:id="32" w:name="requerimientos-funcionales"/>
-      <w:bookmarkStart w:id="33" w:name="_Toc242435967"/>
+      <w:bookmarkStart w:id="33" w:name="requerimientos-funcionales"/>
+      <w:bookmarkStart w:id="34" w:name="_Toc242870199"/>
       <w:r>
         <w:rPr>
           <w:lang w:val="es-AR"/>
         </w:rPr>
         <w:t>2.6.1. Requerimientos funcionales</w:t>
       </w:r>
-      <w:bookmarkEnd w:id="33"/>
+      <w:bookmarkEnd w:id="34"/>
     </w:p>
     <w:p>
       <w:pPr>
@@ -6375,6 +6545,7 @@
               <w:rPr>
                 <w:sz w:val="20"/>
               </w:rPr>
+              <w:lastRenderedPageBreak/>
               <w:t>RF8</w:t>
             </w:r>
           </w:p>
@@ -6815,14 +6986,7 @@
         <w:rPr>
           <w:lang w:val="es-AR"/>
         </w:rPr>
-        <w:t xml:space="preserve">Los requerimientos RF13 a RF16 no formaban parte del relevamiento inicial y se incorporaron durante el desarrollo. El relevamiento inicial preveía además un rol de cliente VIP, con condiciones de consumo diferenciadas. Ese requerimiento fue </w:t>
-      </w:r>
-      <w:r>
-        <w:rPr>
-          <w:lang w:val="es-AR"/>
-        </w:rPr>
-        <w:lastRenderedPageBreak/>
-        <w:t>reemplazado por la posibilidad de ajustar los montos máximos de cada orden (RF10), que resuelve la misma necesidad de forma más simple.</w:t>
+        <w:t>Los requerimientos RF13 a RF16 no formaban parte del relevamiento inicial y se incorporaron durante el desarrollo. El relevamiento inicial preveía además un rol de cliente VIP, con condiciones de consumo diferenciadas. Ese requerimiento fue reemplazado por la posibilidad de ajustar los montos máximos de cada orden (RF10), que resuelve la misma necesidad de forma más simple.</w:t>
       </w:r>
     </w:p>
     <w:p>
@@ -6832,16 +6996,16 @@
           <w:lang w:val="es-AR"/>
         </w:rPr>
       </w:pPr>
-      <w:bookmarkStart w:id="34" w:name="requerimientos-no-funcionales"/>
-      <w:bookmarkStart w:id="35" w:name="_Toc242435968"/>
-      <w:bookmarkEnd w:id="32"/>
+      <w:bookmarkStart w:id="35" w:name="requerimientos-no-funcionales"/>
+      <w:bookmarkStart w:id="36" w:name="_Toc242870200"/>
+      <w:bookmarkEnd w:id="33"/>
       <w:r>
         <w:rPr>
           <w:lang w:val="es-AR"/>
         </w:rPr>
         <w:t>2.6.2. Requerimientos no funcionales</w:t>
       </w:r>
-      <w:bookmarkEnd w:id="35"/>
+      <w:bookmarkEnd w:id="36"/>
     </w:p>
     <w:p>
       <w:pPr>
@@ -7280,13 +7444,13 @@
       <w:pPr>
         <w:pStyle w:val="Heading3"/>
       </w:pPr>
-      <w:bookmarkStart w:id="36" w:name="restricciones"/>
-      <w:bookmarkStart w:id="37" w:name="_Toc242435969"/>
-      <w:bookmarkEnd w:id="34"/>
+      <w:bookmarkStart w:id="37" w:name="restricciones"/>
+      <w:bookmarkStart w:id="38" w:name="_Toc242870201"/>
+      <w:bookmarkEnd w:id="35"/>
       <w:r>
         <w:t>2.6.3. Restricciones</w:t>
       </w:r>
-      <w:bookmarkEnd w:id="37"/>
+      <w:bookmarkEnd w:id="38"/>
     </w:p>
     <w:p>
       <w:pPr>
@@ -7367,17 +7531,17 @@
           <w:lang w:val="es-AR"/>
         </w:rPr>
       </w:pPr>
-      <w:bookmarkStart w:id="38" w:name="planificación"/>
-      <w:bookmarkStart w:id="39" w:name="_Toc242435970"/>
-      <w:bookmarkEnd w:id="30"/>
-      <w:bookmarkEnd w:id="36"/>
+      <w:bookmarkStart w:id="39" w:name="planificación"/>
+      <w:bookmarkStart w:id="40" w:name="_Toc242870202"/>
+      <w:bookmarkEnd w:id="31"/>
+      <w:bookmarkEnd w:id="37"/>
       <w:r>
         <w:rPr>
           <w:lang w:val="es-AR"/>
         </w:rPr>
         <w:t>2.7. Planificación</w:t>
       </w:r>
-      <w:bookmarkEnd w:id="39"/>
+      <w:bookmarkEnd w:id="40"/>
     </w:p>
     <w:p>
       <w:pPr>
@@ -7386,15 +7550,15 @@
           <w:lang w:val="es-AR"/>
         </w:rPr>
       </w:pPr>
-      <w:bookmarkStart w:id="40" w:name="plan-de-trabajo"/>
-      <w:bookmarkStart w:id="41" w:name="_Toc242435971"/>
+      <w:bookmarkStart w:id="41" w:name="plan-de-trabajo"/>
+      <w:bookmarkStart w:id="42" w:name="_Toc242870203"/>
       <w:r>
         <w:rPr>
           <w:lang w:val="es-AR"/>
         </w:rPr>
         <w:t>2.7.1. Plan de trabajo</w:t>
       </w:r>
-      <w:bookmarkEnd w:id="41"/>
+      <w:bookmarkEnd w:id="42"/>
     </w:p>
     <w:p>
       <w:pPr>
@@ -7421,6 +7585,7 @@
         <w:rPr>
           <w:lang w:val="es-AR"/>
         </w:rPr>
+        <w:lastRenderedPageBreak/>
         <w:t>Tabla 2.4: Plan de trabajo aprobado.</w:t>
       </w:r>
     </w:p>
@@ -8162,7 +8327,6 @@
               <w:rPr>
                 <w:sz w:val="20"/>
               </w:rPr>
-              <w:lastRenderedPageBreak/>
               <w:t>4. Terminal de tapeo</w:t>
             </w:r>
           </w:p>
@@ -8361,16 +8525,16 @@
           <w:lang w:val="es-AR"/>
         </w:rPr>
       </w:pPr>
-      <w:bookmarkStart w:id="42" w:name="análisis-de-riesgos"/>
-      <w:bookmarkStart w:id="43" w:name="_Toc242435972"/>
-      <w:bookmarkEnd w:id="40"/>
+      <w:bookmarkStart w:id="43" w:name="análisis-de-riesgos"/>
+      <w:bookmarkStart w:id="44" w:name="_Toc242870204"/>
+      <w:bookmarkEnd w:id="41"/>
       <w:r>
         <w:rPr>
           <w:lang w:val="es-AR"/>
         </w:rPr>
         <w:t>2.7.2. Análisis de riesgos</w:t>
       </w:r>
-      <w:bookmarkEnd w:id="43"/>
+      <w:bookmarkEnd w:id="44"/>
     </w:p>
     <w:p>
       <w:pPr>
@@ -8750,7 +8914,7 @@
               <w:rPr>
                 <w:sz w:val="20"/>
               </w:rPr>
-              <w:t>Alto</w:t>
+              <w:t>Medio</w:t>
             </w:r>
           </w:p>
         </w:tc>
@@ -8773,7 +8937,14 @@
                 <w:sz w:val="20"/>
                 <w:lang w:val="es-AR"/>
               </w:rPr>
-              <w:t>No puede evitarse. La forma de las respuestas de Vitte se validan contra los esquemas encontrados, de modo que un cambio sea capturado como un error y no como datos incorrectos.</w:t>
+              <w:t>Riesgo aceptado por el cliente</w:t>
+            </w:r>
+            <w:r>
+              <w:rPr>
+                <w:sz w:val="20"/>
+                <w:lang w:val="es-AR"/>
+              </w:rPr>
+              <w:t>. La forma de las respuestas de Vitte se validan contra los esquemas encontrados, de modo que un cambio sea capturado como un error y no como datos incorrectos.</w:t>
             </w:r>
           </w:p>
         </w:tc>
@@ -8887,7 +9058,15 @@
                 <w:sz w:val="20"/>
                 <w:lang w:val="es-AR"/>
               </w:rPr>
-              <w:t>App debe informar el estado de la conexión y evitar que las consultas que dependen de Internet, bloqueen el resto del sistema</w:t>
+              <w:t xml:space="preserve">App debe informar el estado de la conexión y evitar que las consultas que dependen de Internet, bloqueen el resto </w:t>
+            </w:r>
+            <w:r>
+              <w:rPr>
+                <w:sz w:val="20"/>
+                <w:lang w:val="es-AR"/>
+              </w:rPr>
+              <w:lastRenderedPageBreak/>
+              <w:t>del sistema</w:t>
             </w:r>
           </w:p>
         </w:tc>
@@ -8913,6 +9092,7 @@
               <w:rPr>
                 <w:sz w:val="20"/>
               </w:rPr>
+              <w:lastRenderedPageBreak/>
               <w:t>R4</w:t>
             </w:r>
           </w:p>
@@ -9462,6 +9642,141 @@
           </w:p>
         </w:tc>
       </w:tr>
+      <w:tr>
+        <w:trPr>
+          <w:jc w:val="center"/>
+        </w:trPr>
+        <w:tc>
+          <w:tcPr>
+            <w:tcW w:w="701" w:type="dxa"/>
+          </w:tcPr>
+          <w:p>
+            <w:pPr>
+              <w:pStyle w:val="Compact"/>
+              <w:spacing w:after="40"/>
+              <w:jc w:val="left"/>
+              <w:rPr>
+                <w:sz w:val="20"/>
+              </w:rPr>
+            </w:pPr>
+            <w:r>
+              <w:rPr>
+                <w:sz w:val="20"/>
+              </w:rPr>
+              <w:t>R9</w:t>
+            </w:r>
+          </w:p>
+        </w:tc>
+        <w:tc>
+          <w:tcPr>
+            <w:tcW w:w="2693" w:type="dxa"/>
+          </w:tcPr>
+          <w:p>
+            <w:pPr>
+              <w:pStyle w:val="Compact"/>
+              <w:spacing w:after="40"/>
+              <w:jc w:val="left"/>
+              <w:rPr>
+                <w:sz w:val="20"/>
+                <w:lang w:val="es-AR"/>
+              </w:rPr>
+            </w:pPr>
+            <w:r>
+              <w:rPr>
+                <w:sz w:val="20"/>
+                <w:lang w:val="es-AR"/>
+              </w:rPr>
+              <w:t>Vitte</w:t>
+            </w:r>
+            <w:r>
+              <w:rPr>
+                <w:sz w:val="20"/>
+                <w:lang w:val="es-AR"/>
+              </w:rPr>
+              <w:t xml:space="preserve"> discontinúa </w:t>
+            </w:r>
+            <w:r>
+              <w:rPr>
+                <w:sz w:val="20"/>
+                <w:lang w:val="es-AR"/>
+              </w:rPr>
+              <w:t>su</w:t>
+            </w:r>
+            <w:r>
+              <w:rPr>
+                <w:sz w:val="20"/>
+                <w:lang w:val="es-AR"/>
+              </w:rPr>
+              <w:t xml:space="preserve"> nube o impide el uso de su interfaz</w:t>
+            </w:r>
+          </w:p>
+        </w:tc>
+        <w:tc>
+          <w:tcPr>
+            <w:tcW w:w="1276" w:type="dxa"/>
+          </w:tcPr>
+          <w:p>
+            <w:pPr>
+              <w:pStyle w:val="Compact"/>
+              <w:spacing w:after="40"/>
+              <w:jc w:val="left"/>
+              <w:rPr>
+                <w:sz w:val="20"/>
+              </w:rPr>
+            </w:pPr>
+            <w:r>
+              <w:rPr>
+                <w:sz w:val="20"/>
+              </w:rPr>
+              <w:t>Media</w:t>
+            </w:r>
+          </w:p>
+        </w:tc>
+        <w:tc>
+          <w:tcPr>
+            <w:tcW w:w="992" w:type="dxa"/>
+          </w:tcPr>
+          <w:p>
+            <w:pPr>
+              <w:pStyle w:val="Compact"/>
+              <w:spacing w:after="40"/>
+              <w:jc w:val="left"/>
+              <w:rPr>
+                <w:sz w:val="20"/>
+              </w:rPr>
+            </w:pPr>
+            <w:r>
+              <w:rPr>
+                <w:sz w:val="20"/>
+              </w:rPr>
+              <w:t>Alto</w:t>
+            </w:r>
+          </w:p>
+        </w:tc>
+        <w:tc>
+          <w:tcPr>
+            <w:tcW w:w="3392" w:type="dxa"/>
+          </w:tcPr>
+          <w:p>
+            <w:pPr>
+              <w:pStyle w:val="Compact"/>
+              <w:spacing w:after="40"/>
+              <w:jc w:val="left"/>
+              <w:rPr>
+                <w:sz w:val="20"/>
+                <w:lang w:val="es-AR"/>
+              </w:rPr>
+            </w:pPr>
+            <w:r>
+              <w:rPr>
+                <w:sz w:val="20"/>
+                <w:lang w:val="es-AR"/>
+              </w:rPr>
+              <w:t>Riesgo aceptado por el cliente. Las máquinas son de su propiedad y puede reemplazarse el programa que las controla. Ver sección 2.4.3</w:t>
+            </w:r>
+          </w:p>
+        </w:tc>
+      </w:tr>
     </w:tbl>
     <w:p>
       <w:pPr>
@@ -9470,11 +9785,11 @@
           <w:lang w:val="es-AR"/>
         </w:rPr>
       </w:pPr>
-      <w:bookmarkStart w:id="44" w:name="diseño-e-implementación"/>
-      <w:bookmarkStart w:id="45" w:name="_Toc242435973"/>
+      <w:bookmarkStart w:id="45" w:name="diseño-e-implementación"/>
+      <w:bookmarkStart w:id="46" w:name="_Toc242870205"/>
       <w:bookmarkEnd w:id="14"/>
-      <w:bookmarkEnd w:id="38"/>
-      <w:bookmarkEnd w:id="42"/>
+      <w:bookmarkEnd w:id="39"/>
+      <w:bookmarkEnd w:id="43"/>
       <w:r>
         <w:rPr>
           <w:lang w:val="es-AR"/>
@@ -9482,7 +9797,7 @@
         <w:lastRenderedPageBreak/>
         <w:t>3. Diseño e implementación</w:t>
       </w:r>
-      <w:bookmarkEnd w:id="45"/>
+      <w:bookmarkEnd w:id="46"/>
     </w:p>
     <w:p>
       <w:pPr>
@@ -9529,24 +9844,30 @@
     <w:p>
       <w:pPr>
         <w:pStyle w:val="Heading2"/>
-      </w:pPr>
-      <w:bookmarkStart w:id="46" w:name="casos-de-uso"/>
-      <w:bookmarkStart w:id="47" w:name="_Toc242435974"/>
-      <w:r>
+        <w:rPr>
+          <w:lang w:val="es-AR"/>
+        </w:rPr>
+      </w:pPr>
+      <w:bookmarkStart w:id="47" w:name="casos-de-uso"/>
+      <w:bookmarkStart w:id="48" w:name="_Toc242870206"/>
+      <w:r>
+        <w:rPr>
+          <w:lang w:val="es-AR"/>
+        </w:rPr>
         <w:t>3.1. Casos de uso</w:t>
       </w:r>
-      <w:bookmarkEnd w:id="47"/>
+      <w:bookmarkEnd w:id="48"/>
     </w:p>
     <w:p>
       <w:pPr>
         <w:pStyle w:val="Heading3"/>
       </w:pPr>
-      <w:bookmarkStart w:id="48" w:name="actores"/>
-      <w:bookmarkStart w:id="49" w:name="_Toc242435975"/>
+      <w:bookmarkStart w:id="49" w:name="actores"/>
+      <w:bookmarkStart w:id="50" w:name="_Toc242870207"/>
       <w:r>
         <w:t>3.1.1. Actores</w:t>
       </w:r>
-      <w:bookmarkEnd w:id="49"/>
+      <w:bookmarkEnd w:id="50"/>
     </w:p>
     <w:p>
       <w:pPr>
@@ -9663,163 +9984,188 @@
           <w:lang w:val="es-AR"/>
         </w:rPr>
       </w:pPr>
-      <w:bookmarkStart w:id="50" w:name="diagrama-de-contexto"/>
-      <w:bookmarkStart w:id="51" w:name="_Toc242435976"/>
-      <w:bookmarkEnd w:id="48"/>
-      <w:r>
-        <w:rPr>
-          <w:lang w:val="es-AR"/>
-        </w:rPr>
-        <w:t>3.1.2. Diagrama de contexto</w:t>
-      </w:r>
-      <w:bookmarkEnd w:id="51"/>
-    </w:p>
-    <w:p>
-      <w:pPr>
-        <w:pStyle w:val="FirstParagraph"/>
-        <w:rPr>
-          <w:lang w:val="es-AR"/>
-        </w:rPr>
-      </w:pPr>
-      <w:r>
-        <w:rPr>
-          <w:lang w:val="es-AR"/>
-        </w:rPr>
-        <w:t>La Fig. 3.1 muestra el sistema, los actores que interactúan con él y los sistemas y dispositivos externos con los que se comunica.</w:t>
+      <w:bookmarkStart w:id="51" w:name="diagrama-de-casos-de-uso"/>
+      <w:bookmarkStart w:id="52" w:name="_Toc242870208"/>
+      <w:bookmarkEnd w:id="49"/>
+      <w:r>
+        <w:rPr>
+          <w:lang w:val="es-AR"/>
+        </w:rPr>
+        <w:t>3.1.</w:t>
+      </w:r>
+      <w:r>
+        <w:rPr>
+          <w:lang w:val="es-AR"/>
+        </w:rPr>
+        <w:t>2</w:t>
+      </w:r>
+      <w:r>
+        <w:rPr>
+          <w:lang w:val="es-AR"/>
+        </w:rPr>
+        <w:t xml:space="preserve">. </w:t>
+      </w:r>
+      <w:r>
+        <w:rPr>
+          <w:lang w:val="es-AR"/>
+        </w:rPr>
+        <w:t>Recorrido típico de un cliente</w:t>
+      </w:r>
+      <w:bookmarkEnd w:id="52"/>
+    </w:p>
+    <w:p>
+      <w:pPr>
+        <w:pStyle w:val="BodyText"/>
+        <w:rPr>
+          <w:lang w:val="es-AR"/>
+        </w:rPr>
+      </w:pPr>
+      <w:r>
+        <w:rPr>
+          <w:lang w:val="es-AR"/>
+        </w:rPr>
+        <w:t>El recorrido típico de un cliente es el siguiente</w:t>
+      </w:r>
+      <w:r>
+        <w:rPr>
+          <w:lang w:val="es-AR"/>
+        </w:rPr>
+        <w:t>, mostrado en la Fig. 3.1</w:t>
+      </w:r>
+      <w:r>
+        <w:rPr>
+          <w:lang w:val="es-AR"/>
+        </w:rPr>
+        <w:t>:</w:t>
+      </w:r>
+    </w:p>
+    <w:p>
+      <w:pPr>
+        <w:pStyle w:val="Compact"/>
+        <w:numPr>
+          <w:ilvl w:val="0"/>
+          <w:numId w:val="17"/>
+        </w:numPr>
+        <w:rPr>
+          <w:lang w:val="es-AR"/>
+        </w:rPr>
+      </w:pPr>
+      <w:r>
+        <w:rPr>
+          <w:lang w:val="es-AR"/>
+        </w:rPr>
+        <w:t>El cajero inicia sesión con su tarjeta y abre el turno de caja.</w:t>
+      </w:r>
+    </w:p>
+    <w:p>
+      <w:pPr>
+        <w:pStyle w:val="Compact"/>
+        <w:numPr>
+          <w:ilvl w:val="0"/>
+          <w:numId w:val="17"/>
+        </w:numPr>
+        <w:rPr>
+          <w:lang w:val="es-AR"/>
+        </w:rPr>
+      </w:pPr>
+      <w:r>
+        <w:rPr>
+          <w:lang w:val="es-AR"/>
+        </w:rPr>
+        <w:t>Al llegar un cliente, el cajero lo registra y le asigna una tarjeta. El sistema le abre una orden y habilita la tarjeta en las dispensadoras.</w:t>
+      </w:r>
+    </w:p>
+    <w:p>
+      <w:pPr>
+        <w:pStyle w:val="Compact"/>
+        <w:numPr>
+          <w:ilvl w:val="0"/>
+          <w:numId w:val="17"/>
+        </w:numPr>
+        <w:rPr>
+          <w:lang w:val="es-AR"/>
+        </w:rPr>
+      </w:pPr>
+      <w:r>
+        <w:rPr>
+          <w:lang w:val="es-AR"/>
+        </w:rPr>
+        <w:t>Durante su visita, el cliente se sirve vino con la tarjeta y pide tapas en el puesto de tapeo, sin pagar en cada consumo.</w:t>
+      </w:r>
+    </w:p>
+    <w:p>
+      <w:pPr>
+        <w:pStyle w:val="Compact"/>
+        <w:numPr>
+          <w:ilvl w:val="0"/>
+          <w:numId w:val="17"/>
+        </w:numPr>
+        <w:rPr>
+          <w:lang w:val="es-AR"/>
+        </w:rPr>
+      </w:pPr>
+      <w:r>
+        <w:rPr>
+          <w:lang w:val="es-AR"/>
+        </w:rPr>
+        <w:t>Al retirarse, devuelve la tarjeta en la caja. El sistema reúne sus consumos de vino y de tapas, el cajero cobra y cierra la orden.</w:t>
+      </w:r>
+    </w:p>
+    <w:p>
+      <w:pPr>
+        <w:pStyle w:val="Compact"/>
+        <w:numPr>
+          <w:ilvl w:val="0"/>
+          <w:numId w:val="17"/>
+        </w:numPr>
+        <w:rPr>
+          <w:lang w:val="es-AR"/>
+        </w:rPr>
+      </w:pPr>
+      <w:r>
+        <w:rPr>
+          <w:lang w:val="es-AR"/>
+        </w:rPr>
+        <w:t>Al terminar la jornada, el cajero cierra el turno e informa el dinero en caja.</w:t>
       </w:r>
     </w:p>
     <w:p>
       <w:pPr>
         <w:pStyle w:val="CaptionedFigure"/>
+        <w:rPr>
+          <w:lang w:val="es-AR"/>
+        </w:rPr>
       </w:pPr>
       <w:r>
         <w:rPr>
           <w:noProof/>
         </w:rPr>
+        <w:lastRenderedPageBreak/>
         <w:drawing>
-          <wp:inline distT="0" distB="0" distL="0" distR="0" wp14:anchorId="039EF291" wp14:editId="03CC47AC">
-            <wp:extent cx="5039999" cy="1819285"/>
+          <wp:anchor distT="0" distB="0" distL="114300" distR="114300" simplePos="0" relativeHeight="251651072" behindDoc="0" locked="0" layoutInCell="1" allowOverlap="1" wp14:anchorId="4EE63E4A" wp14:editId="2CAD4A39">
+            <wp:simplePos x="0" y="0"/>
+            <wp:positionH relativeFrom="column">
+              <wp:posOffset>-424815</wp:posOffset>
+            </wp:positionH>
+            <wp:positionV relativeFrom="paragraph">
+              <wp:posOffset>-8255</wp:posOffset>
+            </wp:positionV>
+            <wp:extent cx="6568440" cy="4846320"/>
             <wp:effectExtent l="0" t="0" r="0" b="0"/>
-            <wp:docPr id="36" name="Picture" descr="Fig. 3.1: Diagrama de contexto del sistema."/>
+            <wp:wrapTopAndBottom/>
+            <wp:docPr id="40" name="Picture"/>
             <wp:cNvGraphicFramePr/>
             <a:graphic xmlns:a="http://schemas.openxmlformats.org/drawingml/2006/main">
               <a:graphicData uri="http://schemas.openxmlformats.org/drawingml/2006/picture">
                 <pic:pic xmlns:pic="http://schemas.openxmlformats.org/drawingml/2006/picture">
                   <pic:nvPicPr>
-                    <pic:cNvPr id="37" name="Picture" descr="figuras/contexto.png"/>
+                    <pic:cNvPr id="40" name="Picture"/>
                     <pic:cNvPicPr>
                       <a:picLocks noChangeAspect="1" noChangeArrowheads="1"/>
                     </pic:cNvPicPr>
                   </pic:nvPicPr>
                   <pic:blipFill>
-                    <a:blip r:embed="rId11"/>
-                    <a:stretch>
-                      <a:fillRect/>
-                    </a:stretch>
-                  </pic:blipFill>
-                  <pic:spPr bwMode="auto">
-                    <a:xfrm>
-                      <a:off x="0" y="0"/>
-                      <a:ext cx="5039999" cy="1819285"/>
-                    </a:xfrm>
-                    <a:prstGeom prst="rect">
-                      <a:avLst/>
-                    </a:prstGeom>
-                    <a:noFill/>
-                    <a:ln w="9525">
-                      <a:noFill/>
-                      <a:headEnd/>
-                      <a:tailEnd/>
-                    </a:ln>
-                  </pic:spPr>
-                </pic:pic>
-              </a:graphicData>
-            </a:graphic>
-          </wp:inline>
-        </w:drawing>
-      </w:r>
-    </w:p>
-    <w:p>
-      <w:pPr>
-        <w:pStyle w:val="ImageCaption"/>
-        <w:rPr>
-          <w:lang w:val="es-AR"/>
-        </w:rPr>
-      </w:pPr>
-      <w:r>
-        <w:rPr>
-          <w:lang w:val="es-AR"/>
-        </w:rPr>
-        <w:t>Fig. 3.1: Diagrama de contexto del sistema.</w:t>
-      </w:r>
-    </w:p>
-    <w:p>
-      <w:pPr>
-        <w:pStyle w:val="Heading3"/>
-        <w:rPr>
-          <w:lang w:val="es-AR"/>
-        </w:rPr>
-      </w:pPr>
-      <w:bookmarkStart w:id="52" w:name="diagrama-de-casos-de-uso"/>
-      <w:bookmarkStart w:id="53" w:name="_Toc242435977"/>
-      <w:bookmarkEnd w:id="50"/>
-      <w:r>
-        <w:rPr>
-          <w:lang w:val="es-AR"/>
-        </w:rPr>
-        <w:t>3.1.3. Diagrama de casos de uso</w:t>
-      </w:r>
-      <w:bookmarkEnd w:id="53"/>
-    </w:p>
-    <w:p>
-      <w:pPr>
-        <w:pStyle w:val="FirstParagraph"/>
-        <w:rPr>
-          <w:lang w:val="es-AR"/>
-        </w:rPr>
-      </w:pPr>
-      <w:r>
-        <w:rPr>
-          <w:lang w:val="es-AR"/>
-        </w:rPr>
-        <w:t>La Fig. 3.2 muestra los casos de uso principales y los actores que participan en cada uno.</w:t>
-      </w:r>
-    </w:p>
-    <w:p>
-      <w:pPr>
-        <w:pStyle w:val="CaptionedFigure"/>
-        <w:jc w:val="left"/>
-      </w:pPr>
-      <w:r>
-        <w:rPr>
-          <w:noProof/>
-        </w:rPr>
-        <w:lastRenderedPageBreak/>
-        <w:drawing>
-          <wp:anchor distT="0" distB="0" distL="114300" distR="114300" simplePos="0" relativeHeight="251656192" behindDoc="0" locked="0" layoutInCell="1" allowOverlap="1" wp14:anchorId="4EE63E4A" wp14:editId="42043237">
-            <wp:simplePos x="0" y="0"/>
-            <wp:positionH relativeFrom="column">
-              <wp:posOffset>-522716</wp:posOffset>
-            </wp:positionH>
-            <wp:positionV relativeFrom="paragraph">
-              <wp:posOffset>-9222</wp:posOffset>
-            </wp:positionV>
-            <wp:extent cx="6574747" cy="4333461"/>
-            <wp:effectExtent l="0" t="0" r="0" b="0"/>
-            <wp:wrapTopAndBottom/>
-            <wp:docPr id="40" name="Picture" descr="Fig. 3.2: Casos de uso principales. El inicio de sesión es común a los tres roles del personal interno."/>
-            <wp:cNvGraphicFramePr/>
-            <a:graphic xmlns:a="http://schemas.openxmlformats.org/drawingml/2006/main">
-              <a:graphicData uri="http://schemas.openxmlformats.org/drawingml/2006/picture">
-                <pic:pic xmlns:pic="http://schemas.openxmlformats.org/drawingml/2006/picture">
-                  <pic:nvPicPr>
-                    <pic:cNvPr id="41" name="Picture" descr="figuras/casos_de_uso.png"/>
-                    <pic:cNvPicPr>
-                      <a:picLocks noChangeAspect="1" noChangeArrowheads="1"/>
-                    </pic:cNvPicPr>
-                  </pic:nvPicPr>
-                  <pic:blipFill>
-                    <a:blip r:embed="rId12">
+                    <a:blip r:embed="rId17" cstate="print">
                       <a:extLst>
                         <a:ext uri="{28A0092B-C50C-407E-A947-70E740481C1C}">
                           <a14:useLocalDpi xmlns:a14="http://schemas.microsoft.com/office/drawing/2010/main" val="0"/>
@@ -9833,702 +10179,7 @@
                   <pic:spPr bwMode="auto">
                     <a:xfrm>
                       <a:off x="0" y="0"/>
-                      <a:ext cx="6574747" cy="4333461"/>
-                    </a:xfrm>
-                    <a:prstGeom prst="rect">
-                      <a:avLst/>
-                    </a:prstGeom>
-                    <a:noFill/>
-                    <a:ln w="9525">
-                      <a:noFill/>
-                      <a:headEnd/>
-                      <a:tailEnd/>
-                    </a:ln>
-                  </pic:spPr>
-                </pic:pic>
-              </a:graphicData>
-            </a:graphic>
-          </wp:anchor>
-        </w:drawing>
-      </w:r>
-    </w:p>
-    <w:p>
-      <w:pPr>
-        <w:pStyle w:val="ImageCaption"/>
-        <w:rPr>
-          <w:lang w:val="es-AR"/>
-        </w:rPr>
-      </w:pPr>
-      <w:r>
-        <w:rPr>
-          <w:lang w:val="es-AR"/>
-        </w:rPr>
-        <w:t>Fig. 3.2: Casos de uso principales. El inicio de sesión es común a los tres roles del personal interno.</w:t>
-      </w:r>
-    </w:p>
-    <w:p>
-      <w:pPr>
-        <w:pStyle w:val="Heading3"/>
-        <w:rPr>
-          <w:lang w:val="es-AR"/>
-        </w:rPr>
-      </w:pPr>
-      <w:bookmarkStart w:id="54" w:name="Xcd8275318fe8de60034d52dad49544afdc694e0"/>
-      <w:bookmarkStart w:id="55" w:name="_Toc242435978"/>
-      <w:bookmarkEnd w:id="52"/>
-      <w:r>
-        <w:rPr>
-          <w:lang w:val="es-AR"/>
-        </w:rPr>
-        <w:t>3.1.4. Descripción de los casos de uso principales</w:t>
-      </w:r>
-      <w:bookmarkEnd w:id="55"/>
-    </w:p>
-    <w:p>
-      <w:pPr>
-        <w:pStyle w:val="FirstParagraph"/>
-        <w:rPr>
-          <w:lang w:val="es-AR"/>
-        </w:rPr>
-      </w:pPr>
-      <w:r>
-        <w:rPr>
-          <w:lang w:val="es-AR"/>
-        </w:rPr>
-        <w:t>A continuación se describen los casos de uso más relevantes para el funcionamiento del sistema.</w:t>
-      </w:r>
-    </w:p>
-    <w:p>
-      <w:pPr>
-        <w:pStyle w:val="BodyText"/>
-        <w:rPr>
-          <w:lang w:val="es-AR"/>
-        </w:rPr>
-      </w:pPr>
-      <w:r>
-        <w:rPr>
-          <w:lang w:val="es-AR"/>
-        </w:rPr>
-        <w:t>Caso de uso: iniciar sesión con tarjeta.</w:t>
-      </w:r>
-    </w:p>
-    <w:p>
-      <w:pPr>
-        <w:pStyle w:val="Compact"/>
-        <w:numPr>
-          <w:ilvl w:val="0"/>
-          <w:numId w:val="8"/>
-        </w:numPr>
-      </w:pPr>
-      <w:r>
-        <w:t>Actores: administrador, cajero, tapero.</w:t>
-      </w:r>
-    </w:p>
-    <w:p>
-      <w:pPr>
-        <w:pStyle w:val="Compact"/>
-        <w:numPr>
-          <w:ilvl w:val="0"/>
-          <w:numId w:val="8"/>
-        </w:numPr>
-      </w:pPr>
-      <w:r>
-        <w:rPr>
-          <w:lang w:val="es-AR"/>
-        </w:rPr>
-        <w:t xml:space="preserve">Precondición: la persona fue dada de alta y tiene una tarjeta de personal asignada. </w:t>
-      </w:r>
-      <w:r>
-        <w:t>La terminal posee una clave de API configurada.</w:t>
-      </w:r>
-    </w:p>
-    <w:p>
-      <w:pPr>
-        <w:pStyle w:val="Compact"/>
-        <w:numPr>
-          <w:ilvl w:val="0"/>
-          <w:numId w:val="8"/>
-        </w:numPr>
-        <w:rPr>
-          <w:lang w:val="es-AR"/>
-        </w:rPr>
-      </w:pPr>
-      <w:r>
-        <w:rPr>
-          <w:lang w:val="es-AR"/>
-        </w:rPr>
-        <w:t>Flujo principal: la persona acerca su tarjeta al lector. El sistema valida la tarjeta y la clave de la terminal, y habilita la vista correspondiente.</w:t>
-      </w:r>
-    </w:p>
-    <w:p>
-      <w:pPr>
-        <w:pStyle w:val="Compact"/>
-        <w:numPr>
-          <w:ilvl w:val="0"/>
-          <w:numId w:val="8"/>
-        </w:numPr>
-        <w:rPr>
-          <w:lang w:val="es-AR"/>
-        </w:rPr>
-      </w:pPr>
-      <w:r>
-        <w:rPr>
-          <w:lang w:val="es-AR"/>
-        </w:rPr>
-        <w:t>Flujo alternativo: si la tarjeta no pertenece a personal activo o la terminal no es reconocida, el sistema informa el error y no permite operar.</w:t>
-      </w:r>
-    </w:p>
-    <w:p>
-      <w:pPr>
-        <w:pStyle w:val="FirstParagraph"/>
-        <w:rPr>
-          <w:lang w:val="es-AR"/>
-        </w:rPr>
-      </w:pPr>
-      <w:r>
-        <w:rPr>
-          <w:lang w:val="es-AR"/>
-        </w:rPr>
-        <w:t>Caso de uso: abrir turno.</w:t>
-      </w:r>
-    </w:p>
-    <w:p>
-      <w:pPr>
-        <w:pStyle w:val="Compact"/>
-        <w:numPr>
-          <w:ilvl w:val="0"/>
-          <w:numId w:val="9"/>
-        </w:numPr>
-      </w:pPr>
-      <w:r>
-        <w:t>Actor: cajero.</w:t>
-      </w:r>
-    </w:p>
-    <w:p>
-      <w:pPr>
-        <w:pStyle w:val="Compact"/>
-        <w:numPr>
-          <w:ilvl w:val="0"/>
-          <w:numId w:val="9"/>
-        </w:numPr>
-        <w:rPr>
-          <w:lang w:val="es-AR"/>
-        </w:rPr>
-      </w:pPr>
-      <w:r>
-        <w:rPr>
-          <w:lang w:val="es-AR"/>
-        </w:rPr>
-        <w:t>Precondición: el cajero inició sesión y no existe un turno abierto.</w:t>
-      </w:r>
-    </w:p>
-    <w:p>
-      <w:pPr>
-        <w:pStyle w:val="Compact"/>
-        <w:numPr>
-          <w:ilvl w:val="0"/>
-          <w:numId w:val="9"/>
-        </w:numPr>
-        <w:rPr>
-          <w:lang w:val="es-AR"/>
-        </w:rPr>
-      </w:pPr>
-      <w:r>
-        <w:rPr>
-          <w:lang w:val="es-AR"/>
-        </w:rPr>
-        <w:t>Flujo principal: el cajero abre el turno. El sistema registra la fecha, la hora y el cajero que lo abrió.</w:t>
-      </w:r>
-    </w:p>
-    <w:p>
-      <w:pPr>
-        <w:pStyle w:val="Compact"/>
-        <w:numPr>
-          <w:ilvl w:val="0"/>
-          <w:numId w:val="9"/>
-        </w:numPr>
-        <w:rPr>
-          <w:lang w:val="es-AR"/>
-        </w:rPr>
-      </w:pPr>
-      <w:r>
-        <w:rPr>
-          <w:lang w:val="es-AR"/>
-        </w:rPr>
-        <w:lastRenderedPageBreak/>
-        <w:t>Postcondición: quedan habilitadas las operaciones de registro de clientes, carga de pedidos y cobro.</w:t>
-      </w:r>
-    </w:p>
-    <w:p>
-      <w:pPr>
-        <w:pStyle w:val="FirstParagraph"/>
-        <w:rPr>
-          <w:lang w:val="es-AR"/>
-        </w:rPr>
-      </w:pPr>
-      <w:r>
-        <w:rPr>
-          <w:lang w:val="es-AR"/>
-        </w:rPr>
-        <w:t>Caso de uso: registrar ingreso de cliente.</w:t>
-      </w:r>
-    </w:p>
-    <w:p>
-      <w:pPr>
-        <w:pStyle w:val="Compact"/>
-        <w:numPr>
-          <w:ilvl w:val="0"/>
-          <w:numId w:val="10"/>
-        </w:numPr>
-      </w:pPr>
-      <w:r>
-        <w:t>Actor: cajero.</w:t>
-      </w:r>
-    </w:p>
-    <w:p>
-      <w:pPr>
-        <w:pStyle w:val="Compact"/>
-        <w:numPr>
-          <w:ilvl w:val="0"/>
-          <w:numId w:val="10"/>
-        </w:numPr>
-        <w:rPr>
-          <w:lang w:val="es-AR"/>
-        </w:rPr>
-      </w:pPr>
-      <w:r>
-        <w:rPr>
-          <w:lang w:val="es-AR"/>
-        </w:rPr>
-        <w:t>Precondición: existe un turno abierto y hay conexión con Vitte.</w:t>
-      </w:r>
-    </w:p>
-    <w:p>
-      <w:pPr>
-        <w:pStyle w:val="Compact"/>
-        <w:numPr>
-          <w:ilvl w:val="0"/>
-          <w:numId w:val="10"/>
-        </w:numPr>
-      </w:pPr>
-      <w:r>
-        <w:rPr>
-          <w:lang w:val="es-AR"/>
-        </w:rPr>
-        <w:t xml:space="preserve">Flujo principal: el cajero ingresa el nombre del cliente y, opcionalmente, otros datos. Acerca al lector una tarjeta de cliente libre. El sistema crea el cliente, lo asocia con la tarjeta, abre una orden de compra con los montos máximos vigentes, da de alta al cliente en Vitte y le carga un saldo igual al monto máximo de la orden. </w:t>
-      </w:r>
-      <w:r>
-        <w:t>El cajero entrega la tarjeta.</w:t>
-      </w:r>
-    </w:p>
-    <w:p>
-      <w:pPr>
-        <w:pStyle w:val="Compact"/>
-        <w:numPr>
-          <w:ilvl w:val="0"/>
-          <w:numId w:val="10"/>
-        </w:numPr>
-        <w:rPr>
-          <w:lang w:val="es-AR"/>
-        </w:rPr>
-      </w:pPr>
-      <w:r>
-        <w:rPr>
-          <w:lang w:val="es-AR"/>
-        </w:rPr>
-        <w:t>Flujos alternativos: si la tarjeta no existe, no es de cliente o ya está en uso, el sistema rechaza la operación. Si Vitte no está disponible, el sistema no crea el cliente e informa el motivo.</w:t>
-      </w:r>
-    </w:p>
-    <w:p>
-      <w:pPr>
-        <w:pStyle w:val="FirstParagraph"/>
-        <w:rPr>
-          <w:lang w:val="es-AR"/>
-        </w:rPr>
-      </w:pPr>
-      <w:r>
-        <w:rPr>
-          <w:lang w:val="es-AR"/>
-        </w:rPr>
-        <w:t>Caso de uso: consumir vino en dispensadora.</w:t>
-      </w:r>
-    </w:p>
-    <w:p>
-      <w:pPr>
-        <w:pStyle w:val="Compact"/>
-        <w:numPr>
-          <w:ilvl w:val="0"/>
-          <w:numId w:val="11"/>
-        </w:numPr>
-      </w:pPr>
-      <w:r>
-        <w:t>Actor: cliente.</w:t>
-      </w:r>
-    </w:p>
-    <w:p>
-      <w:pPr>
-        <w:pStyle w:val="Compact"/>
-        <w:numPr>
-          <w:ilvl w:val="0"/>
-          <w:numId w:val="11"/>
-        </w:numPr>
-        <w:rPr>
-          <w:lang w:val="es-AR"/>
-        </w:rPr>
-      </w:pPr>
-      <w:r>
-        <w:rPr>
-          <w:lang w:val="es-AR"/>
-        </w:rPr>
-        <w:t>Precondición: el cliente posee una tarjeta con una orden abierta.</w:t>
-      </w:r>
-    </w:p>
-    <w:p>
-      <w:pPr>
-        <w:pStyle w:val="Compact"/>
-        <w:numPr>
-          <w:ilvl w:val="0"/>
-          <w:numId w:val="11"/>
-        </w:numPr>
-        <w:rPr>
-          <w:lang w:val="es-AR"/>
-        </w:rPr>
-      </w:pPr>
-      <w:r>
-        <w:rPr>
-          <w:lang w:val="es-AR"/>
-        </w:rPr>
-        <w:t>Flujo principal: el cliente acerca la tarjeta a la dispensadora, elige vino y medida, y se sirve. El consumo queda registrado en la nube de Vitte. El sistema lo incorpora a la orden la próxima vez que esta sea consultada.</w:t>
-      </w:r>
-    </w:p>
-    <w:p>
-      <w:pPr>
-        <w:pStyle w:val="FirstParagraph"/>
-        <w:rPr>
-          <w:lang w:val="es-AR"/>
-        </w:rPr>
-      </w:pPr>
-      <w:r>
-        <w:rPr>
-          <w:lang w:val="es-AR"/>
-        </w:rPr>
-        <w:t>Caso de uso: cargar pedido de tapas.</w:t>
-      </w:r>
-    </w:p>
-    <w:p>
-      <w:pPr>
-        <w:pStyle w:val="Compact"/>
-        <w:numPr>
-          <w:ilvl w:val="0"/>
-          <w:numId w:val="12"/>
-        </w:numPr>
-      </w:pPr>
-      <w:r>
-        <w:t>Actores: tapero, cliente.</w:t>
-      </w:r>
-    </w:p>
-    <w:p>
-      <w:pPr>
-        <w:pStyle w:val="Compact"/>
-        <w:numPr>
-          <w:ilvl w:val="0"/>
-          <w:numId w:val="12"/>
-        </w:numPr>
-        <w:rPr>
-          <w:lang w:val="es-AR"/>
-        </w:rPr>
-      </w:pPr>
-      <w:r>
-        <w:rPr>
-          <w:lang w:val="es-AR"/>
-        </w:rPr>
-        <w:t>Precondición: el tapero inició sesión en la terminal de tapeo, existe un turno abierto y el cliente posee una orden abierta.</w:t>
-      </w:r>
-    </w:p>
-    <w:p>
-      <w:pPr>
-        <w:pStyle w:val="Compact"/>
-        <w:numPr>
-          <w:ilvl w:val="0"/>
-          <w:numId w:val="12"/>
-        </w:numPr>
-        <w:rPr>
-          <w:lang w:val="es-AR"/>
-        </w:rPr>
-      </w:pPr>
-      <w:r>
-        <w:rPr>
-          <w:lang w:val="es-AR"/>
-        </w:rPr>
-        <w:t>Flujo principal: el cliente acerca la tarjeta al lector. El sistema muestra su nombre y abre un pedido. El tapero agrega las tapas solicitadas desde la pantalla, o bien el cliente acerca la tarjeta al lector ubicado junto a cada tapa. Al confirmar, el sistema cierra el pedido, suma su monto a la orden y muestra el resumen.</w:t>
-      </w:r>
-    </w:p>
-    <w:p>
-      <w:pPr>
-        <w:pStyle w:val="Compact"/>
-        <w:numPr>
-          <w:ilvl w:val="0"/>
-          <w:numId w:val="12"/>
-        </w:numPr>
-        <w:rPr>
-          <w:lang w:val="es-AR"/>
-        </w:rPr>
-      </w:pPr>
-      <w:r>
-        <w:rPr>
-          <w:lang w:val="es-AR"/>
-        </w:rPr>
-        <w:t>Flujos alternativos: si al agregar un producto se supera el monto máximo del pedido o el de la orden, el sistema lo rechaza y deja el pedido como estaba. Si se identifica a otro cliente o se abandona la operación sin confirmar, el pedido queda abierto y se retoma cuando el cliente vuelve a acercar su tarjeta.</w:t>
-      </w:r>
-    </w:p>
-    <w:p>
-      <w:pPr>
-        <w:pStyle w:val="FirstParagraph"/>
-        <w:rPr>
-          <w:lang w:val="es-AR"/>
-        </w:rPr>
-      </w:pPr>
-      <w:r>
-        <w:rPr>
-          <w:lang w:val="es-AR"/>
-        </w:rPr>
-        <w:t>Caso de uso: cobrar y cerrar orden.</w:t>
-      </w:r>
-    </w:p>
-    <w:p>
-      <w:pPr>
-        <w:pStyle w:val="Compact"/>
-        <w:numPr>
-          <w:ilvl w:val="0"/>
-          <w:numId w:val="13"/>
-        </w:numPr>
-      </w:pPr>
-      <w:r>
-        <w:t>Actor: cajero.</w:t>
-      </w:r>
-    </w:p>
-    <w:p>
-      <w:pPr>
-        <w:pStyle w:val="Compact"/>
-        <w:numPr>
-          <w:ilvl w:val="0"/>
-          <w:numId w:val="13"/>
-        </w:numPr>
-        <w:rPr>
-          <w:lang w:val="es-AR"/>
-        </w:rPr>
-      </w:pPr>
-      <w:r>
-        <w:rPr>
-          <w:lang w:val="es-AR"/>
-        </w:rPr>
-        <w:t>Precondición: existe un turno abierto y el cliente posee una orden abierta.</w:t>
-      </w:r>
-    </w:p>
-    <w:p>
-      <w:pPr>
-        <w:pStyle w:val="Compact"/>
-        <w:numPr>
-          <w:ilvl w:val="0"/>
-          <w:numId w:val="13"/>
-        </w:numPr>
-        <w:rPr>
-          <w:lang w:val="es-AR"/>
-        </w:rPr>
-      </w:pPr>
-      <w:r>
-        <w:rPr>
-          <w:lang w:val="es-AR"/>
-        </w:rPr>
-        <w:t>Flujo principal: el cliente devuelve la tarjeta. El cajero la acerca al lector. El sistema actualiza los consumos de vino y muestra el detalle y el total. El cajero indica cuánto se cobró en efectivo, con tarjeta y por transferencia, y confirma. El sistema verifica que la suma coincida con el total, cierra la orden, da de baja al cliente en Vitte y deja la tarjeta disponible para otro cliente.</w:t>
-      </w:r>
-    </w:p>
-    <w:p>
-      <w:pPr>
-        <w:pStyle w:val="Compact"/>
-        <w:numPr>
-          <w:ilvl w:val="0"/>
-          <w:numId w:val="13"/>
-        </w:numPr>
-        <w:rPr>
-          <w:lang w:val="es-AR"/>
-        </w:rPr>
-      </w:pPr>
-      <w:r>
-        <w:rPr>
-          <w:lang w:val="es-AR"/>
-        </w:rPr>
-        <w:lastRenderedPageBreak/>
-        <w:t>Flujo alternativo, exportar a Fudo: el cajero elige imputar la orden a una mesa. El sistema muestra las mesas de Fudo con ventas activas y el cajero selecciona una venta. El sistema crea en esa venta un ítem por cada producto consumido y cierra la orden dejando asentados el número de venta y de mesa.</w:t>
-      </w:r>
-    </w:p>
-    <w:p>
-      <w:pPr>
-        <w:pStyle w:val="Compact"/>
-        <w:numPr>
-          <w:ilvl w:val="0"/>
-          <w:numId w:val="13"/>
-        </w:numPr>
-        <w:rPr>
-          <w:lang w:val="es-AR"/>
-        </w:rPr>
-      </w:pPr>
-      <w:r>
-        <w:rPr>
-          <w:lang w:val="es-AR"/>
-        </w:rPr>
-        <w:t>Flujo alternativo: si la suma de los pagos no coincide con el monto cargado, el sistema no cierra la orden.</w:t>
-      </w:r>
-    </w:p>
-    <w:p>
-      <w:pPr>
-        <w:pStyle w:val="FirstParagraph"/>
-        <w:rPr>
-          <w:lang w:val="es-AR"/>
-        </w:rPr>
-      </w:pPr>
-      <w:r>
-        <w:rPr>
-          <w:lang w:val="es-AR"/>
-        </w:rPr>
-        <w:t>Caso de uso: cerrar turno y caja.</w:t>
-      </w:r>
-    </w:p>
-    <w:p>
-      <w:pPr>
-        <w:pStyle w:val="Compact"/>
-        <w:numPr>
-          <w:ilvl w:val="0"/>
-          <w:numId w:val="14"/>
-        </w:numPr>
-      </w:pPr>
-      <w:r>
-        <w:t>Actor: cajero.</w:t>
-      </w:r>
-    </w:p>
-    <w:p>
-      <w:pPr>
-        <w:pStyle w:val="Compact"/>
-        <w:numPr>
-          <w:ilvl w:val="0"/>
-          <w:numId w:val="14"/>
-        </w:numPr>
-        <w:rPr>
-          <w:lang w:val="es-AR"/>
-        </w:rPr>
-      </w:pPr>
-      <w:r>
-        <w:rPr>
-          <w:lang w:val="es-AR"/>
-        </w:rPr>
-        <w:t>Precondición: existe un turno abierto y no quedan órdenes abiertas.</w:t>
-      </w:r>
-    </w:p>
-    <w:p>
-      <w:pPr>
-        <w:pStyle w:val="Compact"/>
-        <w:numPr>
-          <w:ilvl w:val="0"/>
-          <w:numId w:val="14"/>
-        </w:numPr>
-        <w:rPr>
-          <w:lang w:val="es-AR"/>
-        </w:rPr>
-      </w:pPr>
-      <w:r>
-        <w:rPr>
-          <w:lang w:val="es-AR"/>
-        </w:rPr>
-        <w:t>Flujo principal: el cajero informa el monto contado en caja y, si lo desea, un comentario. El sistema cierra el turno y registra la cantidad de órdenes, los montos cobrados por cada medio de pago y la diferencia con lo informado.</w:t>
-      </w:r>
-    </w:p>
-    <w:p>
-      <w:pPr>
-        <w:pStyle w:val="Compact"/>
-        <w:numPr>
-          <w:ilvl w:val="0"/>
-          <w:numId w:val="14"/>
-        </w:numPr>
-        <w:rPr>
-          <w:lang w:val="es-AR"/>
-        </w:rPr>
-      </w:pPr>
-      <w:r>
-        <w:rPr>
-          <w:lang w:val="es-AR"/>
-        </w:rPr>
-        <w:t>Flujo alternativo, cambiar cajero: si quedan clientes en el salón y debe cambiar el responsable de la caja, el sistema cierra el turno del cajero saliente, abre uno nuevo a nombre del entrante y traslada a este las órdenes abiertas.</w:t>
-      </w:r>
-    </w:p>
-    <w:p>
-      <w:pPr>
-        <w:pStyle w:val="Heading2"/>
-        <w:rPr>
-          <w:lang w:val="es-AR"/>
-        </w:rPr>
-      </w:pPr>
-      <w:bookmarkStart w:id="56" w:name="arquitectura-propuesta"/>
-      <w:bookmarkStart w:id="57" w:name="_Toc242435979"/>
-      <w:bookmarkEnd w:id="46"/>
-      <w:bookmarkEnd w:id="54"/>
-      <w:r>
-        <w:rPr>
-          <w:lang w:val="es-AR"/>
-        </w:rPr>
-        <w:t>3.2. Arquitectura propuesta</w:t>
-      </w:r>
-      <w:bookmarkEnd w:id="57"/>
-    </w:p>
-    <w:p>
-      <w:pPr>
-        <w:pStyle w:val="FirstParagraph"/>
-        <w:rPr>
-          <w:lang w:val="es-AR"/>
-        </w:rPr>
-      </w:pPr>
-      <w:r>
-        <w:rPr>
-          <w:noProof/>
-        </w:rPr>
-        <w:drawing>
-          <wp:anchor distT="0" distB="0" distL="114300" distR="114300" simplePos="0" relativeHeight="251654144" behindDoc="0" locked="0" layoutInCell="1" allowOverlap="1" wp14:anchorId="34997FC1" wp14:editId="38027D4C">
-            <wp:simplePos x="0" y="0"/>
-            <wp:positionH relativeFrom="column">
-              <wp:posOffset>-666750</wp:posOffset>
-            </wp:positionH>
-            <wp:positionV relativeFrom="paragraph">
-              <wp:posOffset>524510</wp:posOffset>
-            </wp:positionV>
-            <wp:extent cx="6868160" cy="3204210"/>
-            <wp:effectExtent l="0" t="0" r="0" b="0"/>
-            <wp:wrapTopAndBottom/>
-            <wp:docPr id="46" name="Picture"/>
-            <wp:cNvGraphicFramePr/>
-            <a:graphic xmlns:a="http://schemas.openxmlformats.org/drawingml/2006/main">
-              <a:graphicData uri="http://schemas.openxmlformats.org/drawingml/2006/picture">
-                <pic:pic xmlns:pic="http://schemas.openxmlformats.org/drawingml/2006/picture">
-                  <pic:nvPicPr>
-                    <pic:cNvPr id="46" name="Picture"/>
-                    <pic:cNvPicPr>
-                      <a:picLocks noChangeAspect="1" noChangeArrowheads="1"/>
-                    </pic:cNvPicPr>
-                  </pic:nvPicPr>
-                  <pic:blipFill>
-                    <a:blip r:embed="rId13" cstate="print">
-                      <a:extLst>
-                        <a:ext uri="{28A0092B-C50C-407E-A947-70E740481C1C}">
-                          <a14:useLocalDpi xmlns:a14="http://schemas.microsoft.com/office/drawing/2010/main" val="0"/>
-                        </a:ext>
-                      </a:extLst>
-                    </a:blip>
-                    <a:stretch>
-                      <a:fillRect/>
-                    </a:stretch>
-                  </pic:blipFill>
-                  <pic:spPr bwMode="auto">
-                    <a:xfrm>
-                      <a:off x="0" y="0"/>
-                      <a:ext cx="6868160" cy="3204210"/>
+                      <a:ext cx="6568440" cy="4846320"/>
                     </a:xfrm>
                     <a:prstGeom prst="rect">
                       <a:avLst/>
@@ -10556,7 +10207,43 @@
         <w:rPr>
           <w:lang w:val="es-AR"/>
         </w:rPr>
-        <w:t>La solución se construyó con los bloques que muestra la Fig. 3.3 y que se describen a continuación.</w:t>
+        <w:t>Fig. 3.</w:t>
+      </w:r>
+      <w:r>
+        <w:rPr>
+          <w:lang w:val="es-AR"/>
+        </w:rPr>
+        <w:t>1</w:t>
+      </w:r>
+      <w:r>
+        <w:rPr>
+          <w:lang w:val="es-AR"/>
+        </w:rPr>
+        <w:t xml:space="preserve">: </w:t>
+      </w:r>
+      <w:r>
+        <w:rPr>
+          <w:lang w:val="es-AR"/>
+        </w:rPr>
+        <w:t>Recorrido típico de</w:t>
+      </w:r>
+      <w:r>
+        <w:rPr>
+          <w:lang w:val="es-AR"/>
+        </w:rPr>
+        <w:t xml:space="preserve"> </w:t>
+      </w:r>
+      <w:r>
+        <w:rPr>
+          <w:lang w:val="es-AR"/>
+        </w:rPr>
+        <w:t xml:space="preserve">un </w:t>
+      </w:r>
+      <w:r>
+        <w:rPr>
+          <w:lang w:val="es-AR"/>
+        </w:rPr>
+        <w:t>cliente en el bar.</w:t>
       </w:r>
     </w:p>
     <w:p>
@@ -10569,16 +10256,58 @@
     </w:p>
     <w:p>
       <w:pPr>
-        <w:pStyle w:val="ImageCaption"/>
-        <w:rPr>
-          <w:lang w:val="es-AR"/>
-        </w:rPr>
-      </w:pPr>
-      <w:r>
-        <w:rPr>
-          <w:lang w:val="es-AR"/>
-        </w:rPr>
-        <w:t>Fig. 3.3: Arquitectura de la solución: contenedores, terminales y servicios externos.</w:t>
+        <w:pStyle w:val="Heading3"/>
+        <w:rPr>
+          <w:lang w:val="es-AR"/>
+        </w:rPr>
+      </w:pPr>
+      <w:bookmarkStart w:id="53" w:name="Xcd8275318fe8de60034d52dad49544afdc694e0"/>
+      <w:bookmarkStart w:id="54" w:name="_Toc242870209"/>
+      <w:bookmarkEnd w:id="51"/>
+      <w:r>
+        <w:rPr>
+          <w:lang w:val="es-AR"/>
+        </w:rPr>
+        <w:t>3.1.</w:t>
+      </w:r>
+      <w:r>
+        <w:rPr>
+          <w:lang w:val="es-AR"/>
+        </w:rPr>
+        <w:t>3</w:t>
+      </w:r>
+      <w:r>
+        <w:rPr>
+          <w:lang w:val="es-AR"/>
+        </w:rPr>
+        <w:t xml:space="preserve">. </w:t>
+      </w:r>
+      <w:r>
+        <w:rPr>
+          <w:lang w:val="es-AR"/>
+        </w:rPr>
+        <w:t>C</w:t>
+      </w:r>
+      <w:r>
+        <w:rPr>
+          <w:lang w:val="es-AR"/>
+        </w:rPr>
+        <w:t>asos de uso principales</w:t>
+      </w:r>
+      <w:bookmarkEnd w:id="54"/>
+    </w:p>
+    <w:p>
+      <w:pPr>
+        <w:pStyle w:val="FirstParagraph"/>
+        <w:rPr>
+          <w:lang w:val="es-AR"/>
+        </w:rPr>
+      </w:pPr>
+      <w:r>
+        <w:rPr>
+          <w:lang w:val="es-AR"/>
+        </w:rPr>
+        <w:t>A continuación se describen los casos de uso más relevantes para el funcionamiento del sistema.</w:t>
       </w:r>
     </w:p>
     <w:p>
@@ -10588,19 +10317,11 @@
           <w:lang w:val="es-AR"/>
         </w:rPr>
       </w:pPr>
-    </w:p>
-    <w:p>
-      <w:pPr>
-        <w:pStyle w:val="BodyText"/>
-        <w:rPr>
-          <w:lang w:val="es-AR"/>
-        </w:rPr>
-      </w:pPr>
-      <w:r>
-        <w:rPr>
-          <w:lang w:val="es-AR"/>
-        </w:rPr>
-        <w:t>En un servidor ubicado en el local se ejecutan, mediante Docker Compose, cinco contenedores conectados a una red interna:</w:t>
+      <w:r>
+        <w:rPr>
+          <w:lang w:val="es-AR"/>
+        </w:rPr>
+        <w:t>Caso de uso: iniciar sesión con tarjeta.</w:t>
       </w:r>
     </w:p>
     <w:p>
@@ -10608,45 +10329,11 @@
         <w:pStyle w:val="Compact"/>
         <w:numPr>
           <w:ilvl w:val="0"/>
-          <w:numId w:val="15"/>
+          <w:numId w:val="8"/>
         </w:numPr>
-        <w:rPr>
-          <w:lang w:val="es-AR"/>
-        </w:rPr>
-      </w:pPr>
-      <w:r>
-        <w:rPr>
-          <w:lang w:val="es-AR"/>
-        </w:rPr>
-        <w:t xml:space="preserve">nginx: proxy inverso y único punto de entrada. Deriva las peticiones a la raíz hacia el </w:t>
-      </w:r>
-      <w:r>
-        <w:rPr>
-          <w:i/>
-          <w:iCs/>
-          <w:lang w:val="es-AR"/>
-        </w:rPr>
-        <w:t>frontend</w:t>
-      </w:r>
-      <w:r>
-        <w:rPr>
-          <w:lang w:val="es-AR"/>
-        </w:rPr>
-        <w:t xml:space="preserve"> y las que comienzan con el prefijo del </w:t>
-      </w:r>
-      <w:r>
-        <w:rPr>
-          <w:i/>
-          <w:iCs/>
-          <w:lang w:val="es-AR"/>
-        </w:rPr>
-        <w:t>backend</w:t>
-      </w:r>
-      <w:r>
-        <w:rPr>
-          <w:lang w:val="es-AR"/>
-        </w:rPr>
-        <w:t xml:space="preserve"> hacia la API.</w:t>
+      </w:pPr>
+      <w:r>
+        <w:t>Actores: administrador, cajero, tapero.</w:t>
       </w:r>
     </w:p>
     <w:p>
@@ -10654,26 +10341,17 @@
         <w:pStyle w:val="Compact"/>
         <w:numPr>
           <w:ilvl w:val="0"/>
-          <w:numId w:val="15"/>
+          <w:numId w:val="8"/>
         </w:numPr>
-        <w:rPr>
-          <w:lang w:val="es-AR"/>
-        </w:rPr>
-      </w:pPr>
-      <w:r>
-        <w:rPr>
-          <w:i/>
-          <w:iCs/>
-          <w:lang w:val="es-AR"/>
-        </w:rPr>
-        <w:lastRenderedPageBreak/>
-        <w:t>frontend</w:t>
-      </w:r>
-      <w:r>
-        <w:rPr>
-          <w:lang w:val="es-AR"/>
-        </w:rPr>
-        <w:t>: sirve la aplicación React.</w:t>
+      </w:pPr>
+      <w:r>
+        <w:rPr>
+          <w:lang w:val="es-AR"/>
+        </w:rPr>
+        <w:t xml:space="preserve">Precondición: la persona fue dada de alta y tiene una tarjeta de personal asignada. </w:t>
+      </w:r>
+      <w:r>
+        <w:t>La terminal posee una clave de API configurada.</w:t>
       </w:r>
     </w:p>
     <w:p>
@@ -10681,7 +10359,7 @@
         <w:pStyle w:val="Compact"/>
         <w:numPr>
           <w:ilvl w:val="0"/>
-          <w:numId w:val="15"/>
+          <w:numId w:val="8"/>
         </w:numPr>
         <w:rPr>
           <w:lang w:val="es-AR"/>
@@ -10689,17 +10367,9 @@
       </w:pPr>
       <w:r>
         <w:rPr>
-          <w:i/>
-          <w:iCs/>
-          <w:lang w:val="es-AR"/>
-        </w:rPr>
-        <w:t>backend</w:t>
-      </w:r>
-      <w:r>
-        <w:rPr>
-          <w:lang w:val="es-AR"/>
-        </w:rPr>
-        <w:t>: ejecuta la API desarrollada con FastAPI.</w:t>
+          <w:lang w:val="es-AR"/>
+        </w:rPr>
+        <w:t>Flujo principal: la persona acerca su tarjeta al lector. El sistema valida la tarjeta y la clave de la terminal, y habilita la vista correspondiente.</w:t>
       </w:r>
     </w:p>
     <w:p>
@@ -10707,7 +10377,7 @@
         <w:pStyle w:val="Compact"/>
         <w:numPr>
           <w:ilvl w:val="0"/>
-          <w:numId w:val="15"/>
+          <w:numId w:val="8"/>
         </w:numPr>
         <w:rPr>
           <w:lang w:val="es-AR"/>
@@ -10717,7 +10387,21 @@
         <w:rPr>
           <w:lang w:val="es-AR"/>
         </w:rPr>
-        <w:t>postgres: motor de base de datos PostgreSQL, con sus archivos en un volumen persistente.</w:t>
+        <w:t>Flujo alternativo: si la tarjeta no pertenece a personal activo o la terminal no es reconocida, el sistema informa el error y no permite operar.</w:t>
+      </w:r>
+    </w:p>
+    <w:p>
+      <w:pPr>
+        <w:pStyle w:val="FirstParagraph"/>
+        <w:rPr>
+          <w:lang w:val="es-AR"/>
+        </w:rPr>
+      </w:pPr>
+      <w:r>
+        <w:rPr>
+          <w:lang w:val="es-AR"/>
+        </w:rPr>
+        <w:t>Caso de uso: abrir turno.</w:t>
       </w:r>
     </w:p>
     <w:p>
@@ -10725,17 +10409,66 @@
         <w:pStyle w:val="Compact"/>
         <w:numPr>
           <w:ilvl w:val="0"/>
-          <w:numId w:val="15"/>
+          <w:numId w:val="9"/>
         </w:numPr>
-        <w:rPr>
-          <w:lang w:val="es-AR"/>
-        </w:rPr>
-      </w:pPr>
-      <w:r>
-        <w:rPr>
-          <w:lang w:val="es-AR"/>
-        </w:rPr>
-        <w:t>pgadmin: herramienta de administración de la base de datos, utilizada para tareas de soporte.</w:t>
+      </w:pPr>
+      <w:r>
+        <w:t>Actor: cajero.</w:t>
+      </w:r>
+    </w:p>
+    <w:p>
+      <w:pPr>
+        <w:pStyle w:val="Compact"/>
+        <w:numPr>
+          <w:ilvl w:val="0"/>
+          <w:numId w:val="9"/>
+        </w:numPr>
+        <w:rPr>
+          <w:lang w:val="es-AR"/>
+        </w:rPr>
+      </w:pPr>
+      <w:r>
+        <w:rPr>
+          <w:lang w:val="es-AR"/>
+        </w:rPr>
+        <w:t>Precondición: el cajero inició sesión y no existe un turno abierto.</w:t>
+      </w:r>
+    </w:p>
+    <w:p>
+      <w:pPr>
+        <w:pStyle w:val="Compact"/>
+        <w:numPr>
+          <w:ilvl w:val="0"/>
+          <w:numId w:val="9"/>
+        </w:numPr>
+        <w:rPr>
+          <w:lang w:val="es-AR"/>
+        </w:rPr>
+      </w:pPr>
+      <w:r>
+        <w:rPr>
+          <w:lang w:val="es-AR"/>
+        </w:rPr>
+        <w:lastRenderedPageBreak/>
+        <w:t>Flujo principal: el cajero abre el turno. El sistema registra la fecha, la hora y el cajero que lo abrió.</w:t>
+      </w:r>
+    </w:p>
+    <w:p>
+      <w:pPr>
+        <w:pStyle w:val="Compact"/>
+        <w:numPr>
+          <w:ilvl w:val="0"/>
+          <w:numId w:val="9"/>
+        </w:numPr>
+        <w:rPr>
+          <w:lang w:val="es-AR"/>
+        </w:rPr>
+      </w:pPr>
+      <w:r>
+        <w:rPr>
+          <w:lang w:val="es-AR"/>
+        </w:rPr>
+        <w:t>Postcondición: quedan habilitadas las operaciones de registro de clientes, carga de pedidos y cobro.</w:t>
       </w:r>
     </w:p>
     <w:p>
@@ -10749,63 +10482,418 @@
         <w:rPr>
           <w:lang w:val="es-AR"/>
         </w:rPr>
-        <w:t>Todos los parámetros del despliegue, como nombres de contenedores, puertos, credenciales y claves, se definen en un único archivo de variables de entorno.</w:t>
-      </w:r>
-    </w:p>
-    <w:p>
-      <w:pPr>
-        <w:pStyle w:val="BodyText"/>
-        <w:rPr>
-          <w:lang w:val="es-AR"/>
-        </w:rPr>
-      </w:pPr>
-      <w:r>
-        <w:rPr>
-          <w:lang w:val="es-AR"/>
-        </w:rPr>
-        <w:t xml:space="preserve">En cada puesto de trabajo hay una terminal con un navegador web y un pequeño servicio local, denominado servidor de claves. En la terminal de caja y en el puesto de administración, la terminal es una computadora personal con un lector RFID. En el puesto de tapas, la terminal es una Raspberry Pi 4 Model B a la que se conectan varios lectores RFID y un </w:t>
-      </w:r>
-      <w:r>
-        <w:rPr>
-          <w:i/>
-          <w:iCs/>
-          <w:lang w:val="es-AR"/>
-        </w:rPr>
-        <w:t>display</w:t>
-      </w:r>
-      <w:r>
-        <w:rPr>
-          <w:lang w:val="es-AR"/>
-        </w:rPr>
-        <w:t xml:space="preserve"> LCD, y su servicio local cumple además las funciones que se describen en la sección 3.5.</w:t>
-      </w:r>
-    </w:p>
-    <w:p>
-      <w:pPr>
-        <w:pStyle w:val="BodyText"/>
-        <w:rPr>
-          <w:lang w:val="es-AR"/>
-        </w:rPr>
-      </w:pPr>
-      <w:r>
-        <w:rPr>
-          <w:lang w:val="es-AR"/>
-        </w:rPr>
-        <w:t xml:space="preserve">Fuera de la red local, el </w:t>
-      </w:r>
-      <w:r>
-        <w:rPr>
-          <w:i/>
-          <w:iCs/>
-          <w:lang w:val="es-AR"/>
-        </w:rPr>
-        <w:t>backend</w:t>
-      </w:r>
-      <w:r>
-        <w:rPr>
-          <w:lang w:val="es-AR"/>
-        </w:rPr>
-        <w:t xml:space="preserve"> se comunica por Internet con la nube de Vitte y con la API de Fudo. Las dispensadoras se comunican con la nube de Vitte de manera independiente.</w:t>
+        <w:t>Caso de uso: registrar ingreso de cliente.</w:t>
+      </w:r>
+    </w:p>
+    <w:p>
+      <w:pPr>
+        <w:pStyle w:val="Compact"/>
+        <w:numPr>
+          <w:ilvl w:val="0"/>
+          <w:numId w:val="10"/>
+        </w:numPr>
+      </w:pPr>
+      <w:r>
+        <w:t>Actor: cajero.</w:t>
+      </w:r>
+    </w:p>
+    <w:p>
+      <w:pPr>
+        <w:pStyle w:val="Compact"/>
+        <w:numPr>
+          <w:ilvl w:val="0"/>
+          <w:numId w:val="10"/>
+        </w:numPr>
+        <w:rPr>
+          <w:lang w:val="es-AR"/>
+        </w:rPr>
+      </w:pPr>
+      <w:r>
+        <w:rPr>
+          <w:lang w:val="es-AR"/>
+        </w:rPr>
+        <w:t>Precondición: existe un turno abierto y hay conexión con Vitte.</w:t>
+      </w:r>
+    </w:p>
+    <w:p>
+      <w:pPr>
+        <w:pStyle w:val="Compact"/>
+        <w:numPr>
+          <w:ilvl w:val="0"/>
+          <w:numId w:val="10"/>
+        </w:numPr>
+      </w:pPr>
+      <w:r>
+        <w:rPr>
+          <w:lang w:val="es-AR"/>
+        </w:rPr>
+        <w:t xml:space="preserve">Flujo principal: el cajero ingresa el nombre del cliente y, opcionalmente, otros datos. Acerca al lector una tarjeta de cliente libre. El sistema crea el cliente, lo asocia con la tarjeta, abre una orden de compra con los montos máximos vigentes, da de alta al cliente en Vitte y le carga un saldo igual al monto máximo de la orden. </w:t>
+      </w:r>
+      <w:r>
+        <w:t>El cajero entrega la tarjeta.</w:t>
+      </w:r>
+    </w:p>
+    <w:p>
+      <w:pPr>
+        <w:pStyle w:val="Compact"/>
+        <w:numPr>
+          <w:ilvl w:val="0"/>
+          <w:numId w:val="10"/>
+        </w:numPr>
+        <w:rPr>
+          <w:lang w:val="es-AR"/>
+        </w:rPr>
+      </w:pPr>
+      <w:r>
+        <w:rPr>
+          <w:lang w:val="es-AR"/>
+        </w:rPr>
+        <w:t>Flujos alternativos: si la tarjeta no existe, no es de cliente o ya está en uso, el sistema rechaza la operación. Si Vitte no está disponible, el sistema no crea el cliente e informa el motivo.</w:t>
+      </w:r>
+    </w:p>
+    <w:p>
+      <w:pPr>
+        <w:pStyle w:val="FirstParagraph"/>
+        <w:rPr>
+          <w:lang w:val="es-AR"/>
+        </w:rPr>
+      </w:pPr>
+      <w:r>
+        <w:rPr>
+          <w:lang w:val="es-AR"/>
+        </w:rPr>
+        <w:t>Caso de uso: consumir vino en dispensadora.</w:t>
+      </w:r>
+    </w:p>
+    <w:p>
+      <w:pPr>
+        <w:pStyle w:val="Compact"/>
+        <w:numPr>
+          <w:ilvl w:val="0"/>
+          <w:numId w:val="11"/>
+        </w:numPr>
+      </w:pPr>
+      <w:r>
+        <w:t>Actor: cliente.</w:t>
+      </w:r>
+    </w:p>
+    <w:p>
+      <w:pPr>
+        <w:pStyle w:val="Compact"/>
+        <w:numPr>
+          <w:ilvl w:val="0"/>
+          <w:numId w:val="11"/>
+        </w:numPr>
+        <w:rPr>
+          <w:lang w:val="es-AR"/>
+        </w:rPr>
+      </w:pPr>
+      <w:r>
+        <w:rPr>
+          <w:lang w:val="es-AR"/>
+        </w:rPr>
+        <w:t>Precondición: el cliente posee una tarjeta con una orden abierta.</w:t>
+      </w:r>
+    </w:p>
+    <w:p>
+      <w:pPr>
+        <w:pStyle w:val="Compact"/>
+        <w:numPr>
+          <w:ilvl w:val="0"/>
+          <w:numId w:val="11"/>
+        </w:numPr>
+        <w:rPr>
+          <w:lang w:val="es-AR"/>
+        </w:rPr>
+      </w:pPr>
+      <w:r>
+        <w:rPr>
+          <w:lang w:val="es-AR"/>
+        </w:rPr>
+        <w:t>Flujo principal: el cliente acerca la tarjeta a la dispensadora, elige vino y medida, y se sirve. El consumo queda registrado en la nube de Vitte. El sistema lo incorpora a la orden la próxima vez que esta sea consultada.</w:t>
+      </w:r>
+    </w:p>
+    <w:p>
+      <w:pPr>
+        <w:pStyle w:val="FirstParagraph"/>
+        <w:rPr>
+          <w:lang w:val="es-AR"/>
+        </w:rPr>
+      </w:pPr>
+      <w:r>
+        <w:rPr>
+          <w:lang w:val="es-AR"/>
+        </w:rPr>
+        <w:t>Caso de uso: cargar pedido de tapas.</w:t>
+      </w:r>
+    </w:p>
+    <w:p>
+      <w:pPr>
+        <w:pStyle w:val="Compact"/>
+        <w:numPr>
+          <w:ilvl w:val="0"/>
+          <w:numId w:val="12"/>
+        </w:numPr>
+      </w:pPr>
+      <w:r>
+        <w:t>Actores: tapero, cliente.</w:t>
+      </w:r>
+    </w:p>
+    <w:p>
+      <w:pPr>
+        <w:pStyle w:val="Compact"/>
+        <w:numPr>
+          <w:ilvl w:val="0"/>
+          <w:numId w:val="12"/>
+        </w:numPr>
+        <w:rPr>
+          <w:lang w:val="es-AR"/>
+        </w:rPr>
+      </w:pPr>
+      <w:r>
+        <w:rPr>
+          <w:lang w:val="es-AR"/>
+        </w:rPr>
+        <w:t>Precondición: el tapero inició sesión en la terminal de tapeo, existe un turno abierto y el cliente posee una orden abierta.</w:t>
+      </w:r>
+    </w:p>
+    <w:p>
+      <w:pPr>
+        <w:pStyle w:val="Compact"/>
+        <w:numPr>
+          <w:ilvl w:val="0"/>
+          <w:numId w:val="12"/>
+        </w:numPr>
+        <w:rPr>
+          <w:lang w:val="es-AR"/>
+        </w:rPr>
+      </w:pPr>
+      <w:r>
+        <w:rPr>
+          <w:lang w:val="es-AR"/>
+        </w:rPr>
+        <w:t>Flujo principal: el cliente acerca la tarjeta al lector. El sistema muestra su nombre y abre un pedido. El tapero agrega las tapas solicitadas desde la pantalla, o bien el cliente acerca la tarjeta al lector ubicado junto a cada tapa. Al confirmar, el sistema cierra el pedido, suma su monto a la orden y muestra el resumen.</w:t>
+      </w:r>
+    </w:p>
+    <w:p>
+      <w:pPr>
+        <w:pStyle w:val="Compact"/>
+        <w:numPr>
+          <w:ilvl w:val="0"/>
+          <w:numId w:val="12"/>
+        </w:numPr>
+        <w:rPr>
+          <w:lang w:val="es-AR"/>
+        </w:rPr>
+      </w:pPr>
+      <w:r>
+        <w:rPr>
+          <w:lang w:val="es-AR"/>
+        </w:rPr>
+        <w:t>Flujos alternativos: si al agregar un producto se supera el monto máximo del pedido o el de la orden, el sistema lo rechaza y deja el pedido como estaba. Si se identifica a otro cliente o se abandona la operación sin confirmar, el pedido queda abierto y se retoma cuando el cliente vuelve a acercar su tarjeta.</w:t>
+      </w:r>
+    </w:p>
+    <w:p>
+      <w:pPr>
+        <w:pStyle w:val="FirstParagraph"/>
+        <w:rPr>
+          <w:lang w:val="es-AR"/>
+        </w:rPr>
+      </w:pPr>
+      <w:r>
+        <w:rPr>
+          <w:lang w:val="es-AR"/>
+        </w:rPr>
+        <w:t>Caso de uso: cobrar y cerrar orden.</w:t>
+      </w:r>
+    </w:p>
+    <w:p>
+      <w:pPr>
+        <w:pStyle w:val="Compact"/>
+        <w:numPr>
+          <w:ilvl w:val="0"/>
+          <w:numId w:val="13"/>
+        </w:numPr>
+      </w:pPr>
+      <w:r>
+        <w:t>Actor: cajero.</w:t>
+      </w:r>
+    </w:p>
+    <w:p>
+      <w:pPr>
+        <w:pStyle w:val="Compact"/>
+        <w:numPr>
+          <w:ilvl w:val="0"/>
+          <w:numId w:val="13"/>
+        </w:numPr>
+        <w:rPr>
+          <w:lang w:val="es-AR"/>
+        </w:rPr>
+      </w:pPr>
+      <w:r>
+        <w:rPr>
+          <w:lang w:val="es-AR"/>
+        </w:rPr>
+        <w:t>Precondición: existe un turno abierto y el cliente posee una orden abierta.</w:t>
+      </w:r>
+    </w:p>
+    <w:p>
+      <w:pPr>
+        <w:pStyle w:val="Compact"/>
+        <w:numPr>
+          <w:ilvl w:val="0"/>
+          <w:numId w:val="13"/>
+        </w:numPr>
+        <w:rPr>
+          <w:lang w:val="es-AR"/>
+        </w:rPr>
+      </w:pPr>
+      <w:r>
+        <w:rPr>
+          <w:lang w:val="es-AR"/>
+        </w:rPr>
+        <w:t xml:space="preserve">Flujo principal: el cliente devuelve la tarjeta. El cajero la acerca al lector. El sistema actualiza los consumos de vino y muestra el detalle y el total. El cajero indica cuánto se cobró en efectivo, con tarjeta y por transferencia, y confirma. El </w:t>
+      </w:r>
+      <w:r>
+        <w:rPr>
+          <w:lang w:val="es-AR"/>
+        </w:rPr>
+        <w:lastRenderedPageBreak/>
+        <w:t>sistema verifica que la suma coincida con el total, cierra la orden, da de baja al cliente en Vitte y deja la tarjeta disponible para otro cliente.</w:t>
+      </w:r>
+    </w:p>
+    <w:p>
+      <w:pPr>
+        <w:pStyle w:val="Compact"/>
+        <w:numPr>
+          <w:ilvl w:val="0"/>
+          <w:numId w:val="13"/>
+        </w:numPr>
+        <w:rPr>
+          <w:lang w:val="es-AR"/>
+        </w:rPr>
+      </w:pPr>
+      <w:r>
+        <w:rPr>
+          <w:lang w:val="es-AR"/>
+        </w:rPr>
+        <w:t>Flujo alternativo, exportar a Fudo: el cajero elige imputar la orden a una mesa. El sistema muestra las mesas de Fudo con ventas activas y el cajero selecciona una venta. El sistema crea en esa venta un ítem por cada producto consumido y cierra la orden dejando asentados el número de venta y de mesa.</w:t>
+      </w:r>
+    </w:p>
+    <w:p>
+      <w:pPr>
+        <w:pStyle w:val="Compact"/>
+        <w:numPr>
+          <w:ilvl w:val="0"/>
+          <w:numId w:val="13"/>
+        </w:numPr>
+        <w:rPr>
+          <w:lang w:val="es-AR"/>
+        </w:rPr>
+      </w:pPr>
+      <w:r>
+        <w:rPr>
+          <w:lang w:val="es-AR"/>
+        </w:rPr>
+        <w:t>Flujo alternativo: si la suma de los pagos no coincide con el monto cargado, el sistema no cierra la orden.</w:t>
+      </w:r>
+    </w:p>
+    <w:p>
+      <w:pPr>
+        <w:pStyle w:val="Compact"/>
+        <w:numPr>
+          <w:ilvl w:val="0"/>
+          <w:numId w:val="13"/>
+        </w:numPr>
+        <w:rPr>
+          <w:lang w:val="es-AR"/>
+        </w:rPr>
+      </w:pPr>
+      <w:r>
+        <w:rPr>
+          <w:lang w:val="es-AR"/>
+        </w:rPr>
+        <w:t>Flujo alternativo, cierre sin conexión: si Vitte no está disponible, el sistema informa que los consumos de vino pueden estar incompletos y muestra cuándo se actualizaron por última vez. A criterio del cajero, la orden puede cerrarse forzosamente, con confirmación previa. La orden queda identificada como cerrada sin conexión.</w:t>
+      </w:r>
+    </w:p>
+    <w:p>
+      <w:pPr>
+        <w:pStyle w:val="FirstParagraph"/>
+        <w:rPr>
+          <w:lang w:val="es-AR"/>
+        </w:rPr>
+      </w:pPr>
+      <w:r>
+        <w:rPr>
+          <w:lang w:val="es-AR"/>
+        </w:rPr>
+        <w:t>Caso de uso: cerrar turno y caja.</w:t>
+      </w:r>
+    </w:p>
+    <w:p>
+      <w:pPr>
+        <w:pStyle w:val="Compact"/>
+        <w:numPr>
+          <w:ilvl w:val="0"/>
+          <w:numId w:val="14"/>
+        </w:numPr>
+      </w:pPr>
+      <w:r>
+        <w:t>Actor: cajero.</w:t>
+      </w:r>
+    </w:p>
+    <w:p>
+      <w:pPr>
+        <w:pStyle w:val="Compact"/>
+        <w:numPr>
+          <w:ilvl w:val="0"/>
+          <w:numId w:val="14"/>
+        </w:numPr>
+        <w:rPr>
+          <w:lang w:val="es-AR"/>
+        </w:rPr>
+      </w:pPr>
+      <w:r>
+        <w:rPr>
+          <w:lang w:val="es-AR"/>
+        </w:rPr>
+        <w:t>Precondición: existe un turno abierto y no quedan órdenes abiertas.</w:t>
+      </w:r>
+    </w:p>
+    <w:p>
+      <w:pPr>
+        <w:pStyle w:val="Compact"/>
+        <w:numPr>
+          <w:ilvl w:val="0"/>
+          <w:numId w:val="14"/>
+        </w:numPr>
+        <w:rPr>
+          <w:lang w:val="es-AR"/>
+        </w:rPr>
+      </w:pPr>
+      <w:r>
+        <w:rPr>
+          <w:lang w:val="es-AR"/>
+        </w:rPr>
+        <w:t>Flujo principal: el cajero informa el monto contado en caja y, si lo desea, un comentario. El sistema cierra el turno y registra la cantidad de órdenes, los montos cobrados por cada medio de pago y la diferencia con lo informado.</w:t>
+      </w:r>
+    </w:p>
+    <w:p>
+      <w:pPr>
+        <w:pStyle w:val="Compact"/>
+        <w:numPr>
+          <w:ilvl w:val="0"/>
+          <w:numId w:val="14"/>
+        </w:numPr>
+        <w:rPr>
+          <w:lang w:val="es-AR"/>
+        </w:rPr>
+      </w:pPr>
+      <w:r>
+        <w:rPr>
+          <w:lang w:val="es-AR"/>
+        </w:rPr>
+        <w:t>Flujo alternativo, cambiar cajero: si quedan clientes en el salón y debe cambiar el responsable de la caja, el sistema cierra el turno del cajero saliente, abre uno nuevo a nombre del entrante y traslada a este las órdenes abiertas.</w:t>
       </w:r>
     </w:p>
     <w:p>
@@ -10815,16 +10903,17 @@
           <w:lang w:val="es-AR"/>
         </w:rPr>
       </w:pPr>
-      <w:bookmarkStart w:id="58" w:name="consideraciones-de-autenticación"/>
-      <w:bookmarkStart w:id="59" w:name="_Toc242435980"/>
+      <w:bookmarkStart w:id="55" w:name="arquitectura-propuesta"/>
+      <w:bookmarkStart w:id="56" w:name="_Toc242870210"/>
+      <w:bookmarkEnd w:id="47"/>
+      <w:bookmarkEnd w:id="53"/>
+      <w:r>
+        <w:rPr>
+          <w:lang w:val="es-AR"/>
+        </w:rPr>
+        <w:t>3.2. Arquitectura propuesta</w:t>
+      </w:r>
       <w:bookmarkEnd w:id="56"/>
-      <w:r>
-        <w:rPr>
-          <w:lang w:val="es-AR"/>
-        </w:rPr>
-        <w:t>3.3. Consideraciones de autenticación</w:t>
-      </w:r>
-      <w:bookmarkEnd w:id="59"/>
     </w:p>
     <w:p>
       <w:pPr>
@@ -10835,51 +10924,39 @@
       </w:pPr>
       <w:r>
         <w:rPr>
-          <w:lang w:val="es-AR"/>
-        </w:rPr>
-        <w:t>El requerimiento de que el personal ingrese acercando su tarjeta plantea un problema: el número de una tarjeta identifica a la persona, pero no constituye un secreto en sí mismo; cualquiera que lo conozca podría tipearlo desde otro equipo de la red. Para resolverlo se combinaron dos factores: la tarjeta, que identifica a la persona, y una clave de API propia de cada terminal, que demuestra que la petición proviene de un puesto autorizado.</w:t>
-      </w:r>
-    </w:p>
-    <w:p>
-      <w:pPr>
-        <w:pStyle w:val="BodyText"/>
-        <w:rPr>
-          <w:lang w:val="es-AR"/>
-        </w:rPr>
-      </w:pPr>
-      <w:r>
-        <w:rPr>
-          <w:lang w:val="es-AR"/>
-        </w:rPr>
-        <w:t>La clave de la terminal no se almacena en el navegador. La entrega un servicio que se ejecuta en la propia terminal y que solo es accesible desde ella: el servidor de claves. El flujo, que muestra la Fig. 3.4, es una adaptación del flujo de contraseña del estándar OAuth 2.0, en el que el número de tarjeta ocupa el lugar del nombre de usuario y la clave de la terminal el de la contraseña.</w:t>
-      </w:r>
-    </w:p>
-    <w:p>
-      <w:pPr>
-        <w:pStyle w:val="CaptionedFigure"/>
-      </w:pPr>
-      <w:r>
-        <w:rPr>
           <w:noProof/>
         </w:rPr>
-        <w:lastRenderedPageBreak/>
         <w:drawing>
-          <wp:inline distT="0" distB="0" distL="0" distR="0" wp14:anchorId="0BE6B5B2" wp14:editId="17F07BB7">
-            <wp:extent cx="5597718" cy="4118776"/>
+          <wp:anchor distT="0" distB="0" distL="114300" distR="114300" simplePos="0" relativeHeight="251649024" behindDoc="0" locked="0" layoutInCell="1" allowOverlap="1" wp14:anchorId="34997FC1" wp14:editId="3C282BE9">
+            <wp:simplePos x="0" y="0"/>
+            <wp:positionH relativeFrom="column">
+              <wp:posOffset>-676275</wp:posOffset>
+            </wp:positionH>
+            <wp:positionV relativeFrom="paragraph">
+              <wp:posOffset>404495</wp:posOffset>
+            </wp:positionV>
+            <wp:extent cx="6858000" cy="3169920"/>
             <wp:effectExtent l="0" t="0" r="0" b="0"/>
-            <wp:docPr id="50" name="Picture" descr="Fig. 3.4: Flujo de autenticación con tarjeta y clave de terminal."/>
+            <wp:wrapTopAndBottom/>
+            <wp:docPr id="46" name="Picture"/>
             <wp:cNvGraphicFramePr/>
             <a:graphic xmlns:a="http://schemas.openxmlformats.org/drawingml/2006/main">
               <a:graphicData uri="http://schemas.openxmlformats.org/drawingml/2006/picture">
                 <pic:pic xmlns:pic="http://schemas.openxmlformats.org/drawingml/2006/picture">
                   <pic:nvPicPr>
-                    <pic:cNvPr id="51" name="Picture" descr="figuras/login.png"/>
+                    <pic:cNvPr id="46" name="Picture"/>
                     <pic:cNvPicPr>
                       <a:picLocks noChangeAspect="1" noChangeArrowheads="1"/>
                     </pic:cNvPicPr>
                   </pic:nvPicPr>
                   <pic:blipFill>
-                    <a:blip r:embed="rId14"/>
+                    <a:blip r:embed="rId18" cstate="print">
+                      <a:extLst>
+                        <a:ext uri="{28A0092B-C50C-407E-A947-70E740481C1C}">
+                          <a14:useLocalDpi xmlns:a14="http://schemas.microsoft.com/office/drawing/2010/main" val="0"/>
+                        </a:ext>
+                      </a:extLst>
+                    </a:blip>
                     <a:stretch>
                       <a:fillRect/>
                     </a:stretch>
@@ -10887,7 +10964,7 @@
                   <pic:spPr bwMode="auto">
                     <a:xfrm>
                       <a:off x="0" y="0"/>
-                      <a:ext cx="5610729" cy="4128349"/>
+                      <a:ext cx="6858000" cy="3169920"/>
                     </a:xfrm>
                     <a:prstGeom prst="rect">
                       <a:avLst/>
@@ -10902,6 +10979,419 @@
                 </pic:pic>
               </a:graphicData>
             </a:graphic>
+            <wp14:sizeRelH relativeFrom="margin">
+              <wp14:pctWidth>0</wp14:pctWidth>
+            </wp14:sizeRelH>
+            <wp14:sizeRelV relativeFrom="margin">
+              <wp14:pctHeight>0</wp14:pctHeight>
+            </wp14:sizeRelV>
+          </wp:anchor>
+        </w:drawing>
+      </w:r>
+      <w:r>
+        <w:rPr>
+          <w:lang w:val="es-AR"/>
+        </w:rPr>
+        <w:t>La solución se construyó con los bloques que muestra la Fig. 3.</w:t>
+      </w:r>
+      <w:r>
+        <w:rPr>
+          <w:lang w:val="es-AR"/>
+        </w:rPr>
+        <w:t>2</w:t>
+      </w:r>
+      <w:r>
+        <w:rPr>
+          <w:lang w:val="es-AR"/>
+        </w:rPr>
+        <w:t xml:space="preserve"> y que se describen a continuación.</w:t>
+      </w:r>
+    </w:p>
+    <w:p>
+      <w:pPr>
+        <w:pStyle w:val="ImageCaption"/>
+        <w:rPr>
+          <w:lang w:val="es-AR"/>
+        </w:rPr>
+      </w:pPr>
+      <w:r>
+        <w:rPr>
+          <w:lang w:val="es-AR"/>
+        </w:rPr>
+        <w:lastRenderedPageBreak/>
+        <w:t>Fig. 3.</w:t>
+      </w:r>
+      <w:r>
+        <w:rPr>
+          <w:lang w:val="es-AR"/>
+        </w:rPr>
+        <w:t>2</w:t>
+      </w:r>
+      <w:r>
+        <w:rPr>
+          <w:lang w:val="es-AR"/>
+        </w:rPr>
+        <w:t>: Arquitectura de la solución: contenedores, terminales y servicios externos.</w:t>
+      </w:r>
+    </w:p>
+    <w:p>
+      <w:pPr>
+        <w:pStyle w:val="BodyText"/>
+        <w:rPr>
+          <w:lang w:val="es-AR"/>
+        </w:rPr>
+      </w:pPr>
+    </w:p>
+    <w:p>
+      <w:pPr>
+        <w:pStyle w:val="BodyText"/>
+        <w:rPr>
+          <w:lang w:val="es-AR"/>
+        </w:rPr>
+      </w:pPr>
+      <w:r>
+        <w:rPr>
+          <w:lang w:val="es-AR"/>
+        </w:rPr>
+        <w:t>En un servidor ubicado en el local se ejecutan, mediante Docker Compose, cinco contenedores conectados a una red interna:</w:t>
+      </w:r>
+    </w:p>
+    <w:p>
+      <w:pPr>
+        <w:pStyle w:val="Compact"/>
+        <w:numPr>
+          <w:ilvl w:val="0"/>
+          <w:numId w:val="15"/>
+        </w:numPr>
+        <w:rPr>
+          <w:lang w:val="es-AR"/>
+        </w:rPr>
+      </w:pPr>
+      <w:r>
+        <w:rPr>
+          <w:lang w:val="es-AR"/>
+        </w:rPr>
+        <w:t xml:space="preserve">nginx: proxy inverso y único punto de entrada. Deriva las peticiones a la raíz hacia el </w:t>
+      </w:r>
+      <w:r>
+        <w:rPr>
+          <w:i/>
+          <w:iCs/>
+          <w:lang w:val="es-AR"/>
+        </w:rPr>
+        <w:t>frontend</w:t>
+      </w:r>
+      <w:r>
+        <w:rPr>
+          <w:lang w:val="es-AR"/>
+        </w:rPr>
+        <w:t xml:space="preserve"> y las que comienzan con el prefijo del </w:t>
+      </w:r>
+      <w:r>
+        <w:rPr>
+          <w:i/>
+          <w:iCs/>
+          <w:lang w:val="es-AR"/>
+        </w:rPr>
+        <w:t>backend</w:t>
+      </w:r>
+      <w:r>
+        <w:rPr>
+          <w:lang w:val="es-AR"/>
+        </w:rPr>
+        <w:t xml:space="preserve"> hacia la API.</w:t>
+      </w:r>
+    </w:p>
+    <w:p>
+      <w:pPr>
+        <w:pStyle w:val="Compact"/>
+        <w:numPr>
+          <w:ilvl w:val="0"/>
+          <w:numId w:val="15"/>
+        </w:numPr>
+        <w:rPr>
+          <w:lang w:val="es-AR"/>
+        </w:rPr>
+      </w:pPr>
+      <w:r>
+        <w:rPr>
+          <w:i/>
+          <w:iCs/>
+          <w:lang w:val="es-AR"/>
+        </w:rPr>
+        <w:t>frontend</w:t>
+      </w:r>
+      <w:r>
+        <w:rPr>
+          <w:lang w:val="es-AR"/>
+        </w:rPr>
+        <w:t>: sirve la aplicación React.</w:t>
+      </w:r>
+    </w:p>
+    <w:p>
+      <w:pPr>
+        <w:pStyle w:val="Compact"/>
+        <w:numPr>
+          <w:ilvl w:val="0"/>
+          <w:numId w:val="15"/>
+        </w:numPr>
+        <w:rPr>
+          <w:lang w:val="es-AR"/>
+        </w:rPr>
+      </w:pPr>
+      <w:r>
+        <w:rPr>
+          <w:i/>
+          <w:iCs/>
+          <w:lang w:val="es-AR"/>
+        </w:rPr>
+        <w:t>backend</w:t>
+      </w:r>
+      <w:r>
+        <w:rPr>
+          <w:lang w:val="es-AR"/>
+        </w:rPr>
+        <w:t>: ejecuta la API desarrollada con FastAPI.</w:t>
+      </w:r>
+    </w:p>
+    <w:p>
+      <w:pPr>
+        <w:pStyle w:val="Compact"/>
+        <w:numPr>
+          <w:ilvl w:val="0"/>
+          <w:numId w:val="15"/>
+        </w:numPr>
+        <w:rPr>
+          <w:lang w:val="es-AR"/>
+        </w:rPr>
+      </w:pPr>
+      <w:r>
+        <w:rPr>
+          <w:lang w:val="es-AR"/>
+        </w:rPr>
+        <w:t>postgres: motor de base de datos PostgreSQL, con sus archivos en un volumen persistente.</w:t>
+      </w:r>
+    </w:p>
+    <w:p>
+      <w:pPr>
+        <w:pStyle w:val="Compact"/>
+        <w:numPr>
+          <w:ilvl w:val="0"/>
+          <w:numId w:val="15"/>
+        </w:numPr>
+        <w:rPr>
+          <w:lang w:val="es-AR"/>
+        </w:rPr>
+      </w:pPr>
+      <w:r>
+        <w:rPr>
+          <w:lang w:val="es-AR"/>
+        </w:rPr>
+        <w:t>pgadmin: herramienta de administración de la base de datos, utilizada para tareas de soporte.</w:t>
+      </w:r>
+    </w:p>
+    <w:p>
+      <w:pPr>
+        <w:pStyle w:val="FirstParagraph"/>
+        <w:rPr>
+          <w:lang w:val="es-AR"/>
+        </w:rPr>
+      </w:pPr>
+      <w:r>
+        <w:rPr>
+          <w:lang w:val="es-AR"/>
+        </w:rPr>
+        <w:t>Todos los parámetros del despliegue, como nombres de contenedores, puertos, credenciales y claves, se definen en un único archivo de variables de entorno</w:t>
+      </w:r>
+      <w:r>
+        <w:rPr>
+          <w:lang w:val="es-AR"/>
+        </w:rPr>
+        <w:t xml:space="preserve"> (</w:t>
+      </w:r>
+      <w:r>
+        <w:rPr>
+          <w:i/>
+          <w:iCs/>
+          <w:lang w:val="es-AR"/>
+        </w:rPr>
+        <w:t>.env</w:t>
+      </w:r>
+      <w:r>
+        <w:rPr>
+          <w:lang w:val="es-AR"/>
+        </w:rPr>
+        <w:t>)</w:t>
+      </w:r>
+      <w:r>
+        <w:rPr>
+          <w:lang w:val="es-AR"/>
+        </w:rPr>
+        <w:t>.</w:t>
+      </w:r>
+    </w:p>
+    <w:p>
+      <w:pPr>
+        <w:pStyle w:val="BodyText"/>
+        <w:rPr>
+          <w:lang w:val="es-AR"/>
+        </w:rPr>
+      </w:pPr>
+      <w:r>
+        <w:rPr>
+          <w:lang w:val="es-AR"/>
+        </w:rPr>
+        <w:t xml:space="preserve">En cada puesto de trabajo hay una terminal con un navegador web y un pequeño servicio local, denominado servidor de claves. En la terminal de caja y en el puesto de administración, la terminal es una computadora personal con un lector RFID. En el puesto de tapas, la terminal es una Raspberry Pi 4 Model B a la que se conectan varios lectores RFID y un </w:t>
+      </w:r>
+      <w:r>
+        <w:rPr>
+          <w:i/>
+          <w:iCs/>
+          <w:lang w:val="es-AR"/>
+        </w:rPr>
+        <w:t>display</w:t>
+      </w:r>
+      <w:r>
+        <w:rPr>
+          <w:lang w:val="es-AR"/>
+        </w:rPr>
+        <w:t xml:space="preserve"> LCD, y su servicio local cumple además las funciones que se describen en la sección 3.5.</w:t>
+      </w:r>
+    </w:p>
+    <w:p>
+      <w:pPr>
+        <w:pStyle w:val="BodyText"/>
+        <w:rPr>
+          <w:lang w:val="es-AR"/>
+        </w:rPr>
+      </w:pPr>
+      <w:r>
+        <w:rPr>
+          <w:lang w:val="es-AR"/>
+        </w:rPr>
+        <w:t xml:space="preserve">Fuera de la red local, el </w:t>
+      </w:r>
+      <w:r>
+        <w:rPr>
+          <w:i/>
+          <w:iCs/>
+          <w:lang w:val="es-AR"/>
+        </w:rPr>
+        <w:t>backend</w:t>
+      </w:r>
+      <w:r>
+        <w:rPr>
+          <w:lang w:val="es-AR"/>
+        </w:rPr>
+        <w:t xml:space="preserve"> se comunica por Internet con la nube de Vitte y con la API de Fudo. Las dispensadoras se comunican con la nube de Vitte de manera independiente.</w:t>
+      </w:r>
+    </w:p>
+    <w:p>
+      <w:pPr>
+        <w:pStyle w:val="Heading2"/>
+        <w:rPr>
+          <w:lang w:val="es-AR"/>
+        </w:rPr>
+      </w:pPr>
+      <w:bookmarkStart w:id="57" w:name="consideraciones-de-autenticación"/>
+      <w:bookmarkStart w:id="58" w:name="_Toc242870211"/>
+      <w:bookmarkEnd w:id="55"/>
+      <w:r>
+        <w:rPr>
+          <w:lang w:val="es-AR"/>
+        </w:rPr>
+        <w:t>3.3. Consideraciones de autenticación</w:t>
+      </w:r>
+      <w:bookmarkEnd w:id="58"/>
+    </w:p>
+    <w:p>
+      <w:pPr>
+        <w:pStyle w:val="FirstParagraph"/>
+        <w:rPr>
+          <w:lang w:val="es-AR"/>
+        </w:rPr>
+      </w:pPr>
+      <w:r>
+        <w:rPr>
+          <w:lang w:val="es-AR"/>
+        </w:rPr>
+        <w:t>El requerimiento de que el personal ingrese acercando su tarjeta plantea un problema: el número de una tarjeta identifica a la persona, pero no constituye un secreto en sí mismo; cualquiera que lo conozca podría tipearlo desde otro equipo de la red. Para resolverlo se combinaron dos factores: la tarjeta, que identifica a la persona, y una clave de API propia de cada terminal, que demuestra que la petición proviene de un puesto autorizado.</w:t>
+      </w:r>
+    </w:p>
+    <w:p>
+      <w:pPr>
+        <w:pStyle w:val="BodyText"/>
+        <w:rPr>
+          <w:lang w:val="es-AR"/>
+        </w:rPr>
+      </w:pPr>
+      <w:r>
+        <w:rPr>
+          <w:lang w:val="es-AR"/>
+        </w:rPr>
+        <w:t>La clave de la terminal no se almacena en el navegador. La entrega un servicio que se ejecuta en la propia terminal y que solo es accesible desde ella: el servidor de claves. El flujo, que muestra la Fig. 3.</w:t>
+      </w:r>
+      <w:r>
+        <w:rPr>
+          <w:lang w:val="es-AR"/>
+        </w:rPr>
+        <w:t>3</w:t>
+      </w:r>
+      <w:r>
+        <w:rPr>
+          <w:lang w:val="es-AR"/>
+        </w:rPr>
+        <w:t>, es una adaptación del flujo de contraseña del estándar OAuth 2.0, en el que el número de tarjeta ocupa el lugar del nombre de usuario y la clave de la terminal el de la contraseña.</w:t>
+      </w:r>
+    </w:p>
+    <w:p>
+      <w:pPr>
+        <w:pStyle w:val="CaptionedFigure"/>
+      </w:pPr>
+      <w:r>
+        <w:rPr>
+          <w:noProof/>
+        </w:rPr>
+        <w:lastRenderedPageBreak/>
+        <w:drawing>
+          <wp:inline distT="0" distB="0" distL="0" distR="0" wp14:anchorId="7C13C10D" wp14:editId="48CE4802">
+            <wp:extent cx="5400009" cy="3985403"/>
+            <wp:effectExtent l="0" t="0" r="0" b="0"/>
+            <wp:docPr id="939747744" name="Picture 2"/>
+            <wp:cNvGraphicFramePr>
+              <a:graphicFrameLocks xmlns:a="http://schemas.openxmlformats.org/drawingml/2006/main" noChangeAspect="1"/>
+            </wp:cNvGraphicFramePr>
+            <a:graphic xmlns:a="http://schemas.openxmlformats.org/drawingml/2006/main">
+              <a:graphicData uri="http://schemas.openxmlformats.org/drawingml/2006/picture">
+                <pic:pic xmlns:pic="http://schemas.openxmlformats.org/drawingml/2006/picture">
+                  <pic:nvPicPr>
+                    <pic:cNvPr id="939747744" name=""/>
+                    <pic:cNvPicPr/>
+                  </pic:nvPicPr>
+                  <pic:blipFill>
+                    <a:blip r:embed="rId19" cstate="print">
+                      <a:extLst>
+                        <a:ext uri="{28A0092B-C50C-407E-A947-70E740481C1C}">
+                          <a14:useLocalDpi xmlns:a14="http://schemas.microsoft.com/office/drawing/2010/main" val="0"/>
+                        </a:ext>
+                      </a:extLst>
+                    </a:blip>
+                    <a:stretch>
+                      <a:fillRect/>
+                    </a:stretch>
+                  </pic:blipFill>
+                  <pic:spPr>
+                    <a:xfrm>
+                      <a:off x="0" y="0"/>
+                      <a:ext cx="5400009" cy="3985403"/>
+                    </a:xfrm>
+                    <a:prstGeom prst="rect">
+                      <a:avLst/>
+                    </a:prstGeom>
+                  </pic:spPr>
+                </pic:pic>
+              </a:graphicData>
+            </a:graphic>
           </wp:inline>
         </w:drawing>
       </w:r>
@@ -10917,7 +11407,19 @@
         <w:rPr>
           <w:lang w:val="es-AR"/>
         </w:rPr>
-        <w:t>Fig. 3.4: Flujo de autenticación con tarjeta y clave de terminal.</w:t>
+        <w:t>Fig. 3.</w:t>
+      </w:r>
+      <w:r>
+        <w:rPr>
+          <w:lang w:val="es-AR"/>
+        </w:rPr>
+        <w:t>3</w:t>
+      </w:r>
+      <w:r>
+        <w:rPr>
+          <w:lang w:val="es-AR"/>
+        </w:rPr>
+        <w:t>: Flujo de autenticación con tarjeta y clave de terminal.</w:t>
       </w:r>
     </w:p>
     <w:p>
@@ -11059,16 +11561,16 @@
           <w:lang w:val="es-AR"/>
         </w:rPr>
       </w:pPr>
-      <w:bookmarkStart w:id="60" w:name="consideraciones-de-red"/>
-      <w:bookmarkStart w:id="61" w:name="_Toc242435981"/>
-      <w:bookmarkEnd w:id="58"/>
+      <w:bookmarkStart w:id="59" w:name="consideraciones-de-red"/>
+      <w:bookmarkStart w:id="60" w:name="_Toc242870212"/>
+      <w:bookmarkEnd w:id="57"/>
       <w:r>
         <w:rPr>
           <w:lang w:val="es-AR"/>
         </w:rPr>
         <w:t>3.4. Consideraciones de red</w:t>
       </w:r>
-      <w:bookmarkEnd w:id="61"/>
+      <w:bookmarkEnd w:id="60"/>
     </w:p>
     <w:p>
       <w:pPr>
@@ -11676,16 +12178,16 @@
           <w:lang w:val="es-AR"/>
         </w:rPr>
       </w:pPr>
-      <w:bookmarkStart w:id="62" w:name="consideraciones-de-la-terminal-de-tapeo"/>
-      <w:bookmarkStart w:id="63" w:name="_Toc242435982"/>
-      <w:bookmarkEnd w:id="60"/>
+      <w:bookmarkStart w:id="61" w:name="consideraciones-de-la-terminal-de-tapeo"/>
+      <w:bookmarkStart w:id="62" w:name="_Toc242870213"/>
+      <w:bookmarkEnd w:id="59"/>
       <w:r>
         <w:rPr>
           <w:lang w:val="es-AR"/>
         </w:rPr>
         <w:t>3.5. Consideraciones de la terminal de tapeo</w:t>
       </w:r>
-      <w:bookmarkEnd w:id="63"/>
+      <w:bookmarkEnd w:id="62"/>
     </w:p>
     <w:p>
       <w:pPr>
@@ -11694,15 +12196,15 @@
           <w:lang w:val="es-AR"/>
         </w:rPr>
       </w:pPr>
-      <w:bookmarkStart w:id="64" w:name="formas-de-uso-esperadas"/>
-      <w:bookmarkStart w:id="65" w:name="_Toc242435983"/>
+      <w:bookmarkStart w:id="63" w:name="formas-de-uso-esperadas"/>
+      <w:bookmarkStart w:id="64" w:name="_Toc242870214"/>
       <w:r>
         <w:rPr>
           <w:lang w:val="es-AR"/>
         </w:rPr>
         <w:t>3.5.1. Formas de uso esperadas</w:t>
       </w:r>
-      <w:bookmarkEnd w:id="65"/>
+      <w:bookmarkEnd w:id="64"/>
     </w:p>
     <w:p>
       <w:pPr>
@@ -11775,16 +12277,16 @@
           <w:lang w:val="es-AR"/>
         </w:rPr>
       </w:pPr>
-      <w:bookmarkStart w:id="66" w:name="uso-de-lectores-sin-asociar"/>
-      <w:bookmarkStart w:id="67" w:name="_Toc242435984"/>
-      <w:bookmarkEnd w:id="64"/>
+      <w:bookmarkStart w:id="65" w:name="uso-de-lectores-sin-asociar"/>
+      <w:bookmarkStart w:id="66" w:name="_Toc242870215"/>
+      <w:bookmarkEnd w:id="63"/>
       <w:r>
         <w:rPr>
           <w:lang w:val="es-AR"/>
         </w:rPr>
         <w:t>3.5.2. Uso de lectores sin asociar</w:t>
       </w:r>
-      <w:bookmarkEnd w:id="67"/>
+      <w:bookmarkEnd w:id="66"/>
     </w:p>
     <w:p>
       <w:pPr>
@@ -11807,16 +12309,16 @@
           <w:lang w:val="es-AR"/>
         </w:rPr>
       </w:pPr>
-      <w:bookmarkStart w:id="68" w:name="uso-de-lectores-con-asociación"/>
-      <w:bookmarkStart w:id="69" w:name="_Toc242435985"/>
-      <w:bookmarkEnd w:id="66"/>
+      <w:bookmarkStart w:id="67" w:name="uso-de-lectores-con-asociación"/>
+      <w:bookmarkStart w:id="68" w:name="_Toc242870216"/>
+      <w:bookmarkEnd w:id="65"/>
       <w:r>
         <w:rPr>
           <w:lang w:val="es-AR"/>
         </w:rPr>
         <w:t>3.5.3. Uso de lectores con asociación</w:t>
       </w:r>
-      <w:bookmarkEnd w:id="69"/>
+      <w:bookmarkEnd w:id="68"/>
     </w:p>
     <w:p>
       <w:pPr>
@@ -11844,7 +12346,65 @@
           <w:lang w:val="es-AR"/>
         </w:rPr>
         <w:lastRenderedPageBreak/>
-        <w:t>El mecanismo completo, que se ilustra en la Fig. 3.5, funciona de la siguiente manera:</w:t>
+        <w:t>El mecanismo completo, que se ilustra en la Fig. 3.</w:t>
+      </w:r>
+      <w:r>
+        <w:rPr>
+          <w:lang w:val="es-AR"/>
+        </w:rPr>
+        <w:t>4</w:t>
+      </w:r>
+      <w:r>
+        <w:rPr>
+          <w:lang w:val="es-AR"/>
+        </w:rPr>
+        <w:t>, funciona de la siguiente manera:</w:t>
+      </w:r>
+    </w:p>
+    <w:p>
+      <w:pPr>
+        <w:pStyle w:val="Compact"/>
+        <w:numPr>
+          <w:ilvl w:val="0"/>
+          <w:numId w:val="27"/>
+        </w:numPr>
+        <w:rPr>
+          <w:lang w:val="es-AR"/>
+        </w:rPr>
+      </w:pPr>
+      <w:r>
+        <w:rPr>
+          <w:lang w:val="es-AR"/>
+        </w:rPr>
+        <w:t xml:space="preserve">Al iniciar sesión el tapero, el </w:t>
+      </w:r>
+      <w:r>
+        <w:rPr>
+          <w:i/>
+          <w:iCs/>
+          <w:lang w:val="es-AR"/>
+        </w:rPr>
+        <w:t>frontend</w:t>
+      </w:r>
+      <w:r>
+        <w:rPr>
+          <w:lang w:val="es-AR"/>
+        </w:rPr>
+        <w:t xml:space="preserve"> consulta al servidor local los puertos de los lectores conectados y se los informa al </w:t>
+      </w:r>
+      <w:r>
+        <w:rPr>
+          <w:i/>
+          <w:iCs/>
+          <w:lang w:val="es-AR"/>
+        </w:rPr>
+        <w:t>backend</w:t>
+      </w:r>
+      <w:r>
+        <w:rPr>
+          <w:lang w:val="es-AR"/>
+        </w:rPr>
+        <w:t>, que los registra para esa terminal, pisando cualquier listado anterior.</w:t>
       </w:r>
     </w:p>
     <w:p>
@@ -11862,35 +12422,19 @@
         <w:rPr>
           <w:lang w:val="es-AR"/>
         </w:rPr>
-        <w:t xml:space="preserve">Al iniciar sesión el tapero, el </w:t>
-      </w:r>
-      <w:r>
-        <w:rPr>
-          <w:i/>
-          <w:iCs/>
-          <w:lang w:val="es-AR"/>
-        </w:rPr>
-        <w:t>frontend</w:t>
-      </w:r>
-      <w:r>
-        <w:rPr>
-          <w:lang w:val="es-AR"/>
-        </w:rPr>
-        <w:t xml:space="preserve"> consulta al servidor local los puertos de los lectores conectados y se los informa al </w:t>
-      </w:r>
-      <w:r>
-        <w:rPr>
-          <w:i/>
-          <w:iCs/>
-          <w:lang w:val="es-AR"/>
-        </w:rPr>
-        <w:t>backend</w:t>
-      </w:r>
-      <w:r>
-        <w:rPr>
-          <w:lang w:val="es-AR"/>
-        </w:rPr>
-        <w:t>, que los registra para esa terminal, pisando cualquier listado anterior.</w:t>
+        <w:t>Desde la vista de administración, que muestra la Fig. 3.</w:t>
+      </w:r>
+      <w:r>
+        <w:rPr>
+          <w:lang w:val="es-AR"/>
+        </w:rPr>
+        <w:t>5</w:t>
+      </w:r>
+      <w:r>
+        <w:rPr>
+          <w:lang w:val="es-AR"/>
+        </w:rPr>
+        <w:t>, cada lector registrado puede asociarse con una tapa del menú, o dejarse sin asociar.</w:t>
       </w:r>
     </w:p>
     <w:p>
@@ -11908,7 +12452,7 @@
         <w:rPr>
           <w:lang w:val="es-AR"/>
         </w:rPr>
-        <w:t>Desde la vista de administración, que muestra la Fig. 3.6, cada lector registrado puede asociarse con una tapa del menú, o dejarse sin asociar.</w:t>
+        <w:t>La primera lectura de una tarjeta identifica al cliente y abre o retoma su pedido.</w:t>
       </w:r>
     </w:p>
     <w:p>
@@ -11926,7 +12470,35 @@
         <w:rPr>
           <w:lang w:val="es-AR"/>
         </w:rPr>
-        <w:t>La primera lectura de una tarjeta identifica al cliente y abre o retoma su pedido.</w:t>
+        <w:t xml:space="preserve">El servidor local recuerda la última tarjeta leída en esa terminal. Cuando detecta una nueva lectura de esa misma tarjeta, publica un evento con el puerto físico del lector utilizado. El </w:t>
+      </w:r>
+      <w:r>
+        <w:rPr>
+          <w:i/>
+          <w:iCs/>
+          <w:lang w:val="es-AR"/>
+        </w:rPr>
+        <w:t>frontend</w:t>
+      </w:r>
+      <w:r>
+        <w:rPr>
+          <w:lang w:val="es-AR"/>
+        </w:rPr>
+        <w:t xml:space="preserve"> mantiene abierta una conexión con el servidor local de la misma terminal, por la que este le envía cada evento en el momento en que se produce, sin necesidad de consultarlo periódicamente (</w:t>
+      </w:r>
+      <w:r>
+        <w:rPr>
+          <w:i/>
+          <w:iCs/>
+          <w:lang w:val="es-AR"/>
+        </w:rPr>
+        <w:t>Server-Sent Events</w:t>
+      </w:r>
+      <w:r>
+        <w:rPr>
+          <w:lang w:val="es-AR"/>
+        </w:rPr>
+        <w:t>).</w:t>
       </w:r>
     </w:p>
     <w:p>
@@ -11942,79 +12514,34 @@
       </w:pPr>
       <w:r>
         <w:rPr>
-          <w:lang w:val="es-AR"/>
-        </w:rPr>
-        <w:t xml:space="preserve">El servidor local recuerda la última tarjeta leída en esa terminal. Cuando detecta una nueva lectura de esa misma tarjeta, publica un evento con el puerto físico del lector utilizado. El </w:t>
-      </w:r>
-      <w:r>
-        <w:rPr>
-          <w:i/>
-          <w:iCs/>
-          <w:lang w:val="es-AR"/>
-        </w:rPr>
-        <w:t>frontend</w:t>
-      </w:r>
-      <w:r>
-        <w:rPr>
-          <w:lang w:val="es-AR"/>
-        </w:rPr>
-        <w:t xml:space="preserve"> mantiene abierta una conexión con el servidor local de la misma terminal, por la que este le envía cada evento en el momento en que se produce, sin necesidad de consultarlo periódicamente (</w:t>
-      </w:r>
-      <w:r>
-        <w:rPr>
-          <w:i/>
-          <w:iCs/>
-          <w:lang w:val="es-AR"/>
-        </w:rPr>
-        <w:t>Server-Sent Events</w:t>
-      </w:r>
-      <w:r>
-        <w:rPr>
-          <w:lang w:val="es-AR"/>
-        </w:rPr>
-        <w:t>).</w:t>
-      </w:r>
-    </w:p>
-    <w:p>
-      <w:pPr>
-        <w:pStyle w:val="Compact"/>
-        <w:numPr>
-          <w:ilvl w:val="0"/>
-          <w:numId w:val="17"/>
-        </w:numPr>
-        <w:rPr>
-          <w:lang w:val="es-AR"/>
-        </w:rPr>
-      </w:pPr>
-      <w:r>
-        <w:rPr>
           <w:noProof/>
+          <w:lang w:val="es-AR"/>
         </w:rPr>
         <w:drawing>
-          <wp:anchor distT="0" distB="0" distL="114300" distR="114300" simplePos="0" relativeHeight="251659264" behindDoc="0" locked="0" layoutInCell="1" allowOverlap="1" wp14:anchorId="09F49644" wp14:editId="30B8173C">
+          <wp:anchor distT="0" distB="0" distL="114300" distR="114300" simplePos="0" relativeHeight="251653120" behindDoc="0" locked="0" layoutInCell="1" allowOverlap="1" wp14:anchorId="4558F1CC" wp14:editId="0C5F8DC4">
             <wp:simplePos x="0" y="0"/>
             <wp:positionH relativeFrom="column">
-              <wp:posOffset>-213995</wp:posOffset>
+              <wp:posOffset>1905</wp:posOffset>
             </wp:positionH>
             <wp:positionV relativeFrom="paragraph">
-              <wp:posOffset>742315</wp:posOffset>
+              <wp:posOffset>631825</wp:posOffset>
             </wp:positionV>
-            <wp:extent cx="5835650" cy="5096510"/>
+            <wp:extent cx="5276215" cy="5372100"/>
             <wp:effectExtent l="0" t="0" r="0" b="0"/>
             <wp:wrapTopAndBottom/>
-            <wp:docPr id="57" name="Picture" descr="Fig. 3.5: Carga de un pedido de tapas, de forma manual o mediante lectores asociados."/>
-            <wp:cNvGraphicFramePr/>
+            <wp:docPr id="1751204813" name="Picture 3"/>
+            <wp:cNvGraphicFramePr>
+              <a:graphicFrameLocks xmlns:a="http://schemas.openxmlformats.org/drawingml/2006/main" noChangeAspect="1"/>
+            </wp:cNvGraphicFramePr>
             <a:graphic xmlns:a="http://schemas.openxmlformats.org/drawingml/2006/main">
               <a:graphicData uri="http://schemas.openxmlformats.org/drawingml/2006/picture">
                 <pic:pic xmlns:pic="http://schemas.openxmlformats.org/drawingml/2006/picture">
                   <pic:nvPicPr>
-                    <pic:cNvPr id="58" name="Picture" descr="figuras/tapeo.png"/>
-                    <pic:cNvPicPr>
-                      <a:picLocks noChangeAspect="1" noChangeArrowheads="1"/>
-                    </pic:cNvPicPr>
+                    <pic:cNvPr id="1751204813" name=""/>
+                    <pic:cNvPicPr/>
                   </pic:nvPicPr>
                   <pic:blipFill>
-                    <a:blip r:embed="rId15" cstate="print">
+                    <a:blip r:embed="rId20" cstate="print">
                       <a:extLst>
                         <a:ext uri="{28A0092B-C50C-407E-A947-70E740481C1C}">
                           <a14:useLocalDpi xmlns:a14="http://schemas.microsoft.com/office/drawing/2010/main" val="0"/>
@@ -12025,28 +12552,22 @@
                       <a:fillRect/>
                     </a:stretch>
                   </pic:blipFill>
-                  <pic:spPr bwMode="auto">
+                  <pic:spPr>
                     <a:xfrm>
                       <a:off x="0" y="0"/>
-                      <a:ext cx="5835650" cy="5096510"/>
+                      <a:ext cx="5276215" cy="5372100"/>
                     </a:xfrm>
                     <a:prstGeom prst="rect">
                       <a:avLst/>
                     </a:prstGeom>
-                    <a:noFill/>
-                    <a:ln w="9525">
-                      <a:noFill/>
-                      <a:headEnd/>
-                      <a:tailEnd/>
-                    </a:ln>
                   </pic:spPr>
                 </pic:pic>
               </a:graphicData>
             </a:graphic>
-            <wp14:sizeRelH relativeFrom="page">
+            <wp14:sizeRelH relativeFrom="margin">
               <wp14:pctWidth>0</wp14:pctWidth>
             </wp14:sizeRelH>
-            <wp14:sizeRelV relativeFrom="page">
+            <wp14:sizeRelV relativeFrom="margin">
               <wp14:pctHeight>0</wp14:pctHeight>
             </wp14:sizeRelV>
           </wp:anchor>
@@ -12115,14 +12636,6 @@
     </w:p>
     <w:p>
       <w:pPr>
-        <w:pStyle w:val="CaptionedFigure"/>
-        <w:rPr>
-          <w:lang w:val="es-AR"/>
-        </w:rPr>
-      </w:pPr>
-    </w:p>
-    <w:p>
-      <w:pPr>
         <w:pStyle w:val="ImageCaption"/>
         <w:rPr>
           <w:lang w:val="es-AR"/>
@@ -12132,7 +12645,19 @@
         <w:rPr>
           <w:lang w:val="es-AR"/>
         </w:rPr>
-        <w:t>Fig. 3.5: Carga de un pedido de tapas, de forma manual o mediante lectores asociados.</w:t>
+        <w:t>Fig. 3.</w:t>
+      </w:r>
+      <w:r>
+        <w:rPr>
+          <w:lang w:val="es-AR"/>
+        </w:rPr>
+        <w:t>4</w:t>
+      </w:r>
+      <w:r>
+        <w:rPr>
+          <w:lang w:val="es-AR"/>
+        </w:rPr>
+        <w:t>: Carga de un pedido de tapas, de forma manual o mediante lectores asociados.</w:t>
       </w:r>
     </w:p>
     <w:p>
@@ -12167,7 +12692,7 @@
                     </pic:cNvPicPr>
                   </pic:nvPicPr>
                   <pic:blipFill>
-                    <a:blip r:embed="rId16"/>
+                    <a:blip r:embed="rId21"/>
                     <a:stretch>
                       <a:fillRect/>
                     </a:stretch>
@@ -12205,7 +12730,19 @@
         <w:rPr>
           <w:lang w:val="es-AR"/>
         </w:rPr>
-        <w:t>Fig. 3.6: Lectores registrados para la terminal de tapeo, en la vista de administración.</w:t>
+        <w:t>Fig. 3.</w:t>
+      </w:r>
+      <w:r>
+        <w:rPr>
+          <w:lang w:val="es-AR"/>
+        </w:rPr>
+        <w:t>5</w:t>
+      </w:r>
+      <w:r>
+        <w:rPr>
+          <w:lang w:val="es-AR"/>
+        </w:rPr>
+        <w:t>: Lectores registrados para la terminal de tapeo, en la vista de administración.</w:t>
       </w:r>
     </w:p>
     <w:p>
@@ -12243,16 +12780,16 @@
           <w:lang w:val="es-AR"/>
         </w:rPr>
       </w:pPr>
-      <w:bookmarkStart w:id="70" w:name="display-del-cliente"/>
-      <w:bookmarkStart w:id="71" w:name="_Toc242435986"/>
-      <w:bookmarkEnd w:id="68"/>
+      <w:bookmarkStart w:id="69" w:name="display-del-cliente"/>
+      <w:bookmarkStart w:id="70" w:name="_Toc242870217"/>
+      <w:bookmarkEnd w:id="67"/>
       <w:r>
         <w:rPr>
           <w:lang w:val="es-AR"/>
         </w:rPr>
         <w:t>3.5.4. Display del cliente</w:t>
       </w:r>
-      <w:bookmarkEnd w:id="71"/>
+      <w:bookmarkEnd w:id="70"/>
     </w:p>
     <w:p>
       <w:pPr>
@@ -12331,17 +12868,17 @@
           <w:lang w:val="es-AR"/>
         </w:rPr>
       </w:pPr>
-      <w:bookmarkStart w:id="72" w:name="desarrollo-del-backend"/>
-      <w:bookmarkStart w:id="73" w:name="_Toc242435987"/>
-      <w:bookmarkEnd w:id="62"/>
-      <w:bookmarkEnd w:id="70"/>
+      <w:bookmarkStart w:id="71" w:name="desarrollo-del-backend"/>
+      <w:bookmarkStart w:id="72" w:name="_Toc242870218"/>
+      <w:bookmarkEnd w:id="61"/>
+      <w:bookmarkEnd w:id="69"/>
       <w:r>
         <w:rPr>
           <w:lang w:val="es-AR"/>
         </w:rPr>
         <w:t>3.6. Desarrollo del backend</w:t>
       </w:r>
-      <w:bookmarkEnd w:id="73"/>
+      <w:bookmarkEnd w:id="72"/>
     </w:p>
     <w:p>
       <w:pPr>
@@ -12350,19 +12887,22 @@
           <w:lang w:val="es-AR"/>
         </w:rPr>
       </w:pPr>
-      <w:bookmarkStart w:id="74" w:name="diseño-de-la-base-de-datos"/>
-      <w:bookmarkStart w:id="75" w:name="_Toc242435988"/>
+      <w:bookmarkStart w:id="73" w:name="diseño-de-la-base-de-datos"/>
+      <w:bookmarkStart w:id="74" w:name="_Toc242870219"/>
       <w:r>
         <w:rPr>
           <w:lang w:val="es-AR"/>
         </w:rPr>
         <w:t>3.6.1. Diseño de la base de datos</w:t>
       </w:r>
-      <w:bookmarkEnd w:id="75"/>
+      <w:bookmarkEnd w:id="74"/>
     </w:p>
     <w:p>
       <w:pPr>
         <w:pStyle w:val="FirstParagraph"/>
+        <w:rPr>
+          <w:lang w:val="es-AR"/>
+        </w:rPr>
       </w:pPr>
       <w:r>
         <w:rPr>
@@ -12371,12 +12911,100 @@
         <w:t xml:space="preserve">El diseño siguió las etapas clásicas. A partir del documento de requerimientos, se elaboró un modelo conceptual de entidades y relaciones con la herramienta CASER, provista en la especialización. Con la misma herramienta se realizó el pasaje al modelo lógico, en el que se resuelven las jerarquías y los atributos compuestos y polivalentes, y por último al modelo físico, del que se obtienen las tablas. </w:t>
       </w:r>
       <w:r>
-        <w:t>La Fig. 3.7 muestra el modelo lógico.</w:t>
-      </w:r>
-    </w:p>
-    <w:p>
-      <w:pPr>
-        <w:pStyle w:val="CaptionedFigure"/>
+        <w:rPr>
+          <w:lang w:val="es-AR"/>
+        </w:rPr>
+        <w:t>La Fig. 3.</w:t>
+      </w:r>
+      <w:r>
+        <w:rPr>
+          <w:lang w:val="es-AR"/>
+        </w:rPr>
+        <w:t>6</w:t>
+      </w:r>
+      <w:r>
+        <w:rPr>
+          <w:lang w:val="es-AR"/>
+        </w:rPr>
+        <w:t xml:space="preserve"> muestra el modelo lógico.</w:t>
+      </w:r>
+    </w:p>
+    <w:p>
+      <w:pPr>
+        <w:pStyle w:val="FirstParagraph"/>
+        <w:rPr>
+          <w:lang w:val="es-AR"/>
+        </w:rPr>
+      </w:pPr>
+      <w:r>
+        <w:rPr>
+          <w:lang w:val="es-AR"/>
+        </w:rPr>
+        <w:t>El modelo se organiza en tres grupos de entidades:</w:t>
+      </w:r>
+    </w:p>
+    <w:p>
+      <w:pPr>
+        <w:pStyle w:val="Compact"/>
+        <w:numPr>
+          <w:ilvl w:val="0"/>
+          <w:numId w:val="18"/>
+        </w:numPr>
+        <w:rPr>
+          <w:lang w:val="es-AR"/>
+        </w:rPr>
+      </w:pPr>
+      <w:r>
+        <w:rPr>
+          <w:lang w:val="es-AR"/>
+        </w:rPr>
+        <w:t>Tarjetas y usuarios: rol, tarjeta, cliente, detalles adicionales del cliente y personal interno. En el modelo conceptual, cliente y personal interno forman una jerarquía total y exclusiva sobre la entidad persona, que en el modelo lógico se resolvió en dos entidades separadas. Los detalles adicionales se separaron del cliente porque son opcionales asumiendo que la mayoría de los clientes solo informará su nombre.</w:t>
+      </w:r>
+    </w:p>
+    <w:p>
+      <w:pPr>
+        <w:pStyle w:val="Compact"/>
+        <w:numPr>
+          <w:ilvl w:val="0"/>
+          <w:numId w:val="18"/>
+        </w:numPr>
+      </w:pPr>
+      <w:r>
+        <w:rPr>
+          <w:lang w:val="es-AR"/>
+        </w:rPr>
+        <w:t xml:space="preserve">Inventario y promociones: menú, producto, tapa, vino y promoción. </w:t>
+      </w:r>
+      <w:r>
+        <w:t>Tapa y vino son especializaciones de producto.</w:t>
+      </w:r>
+    </w:p>
+    <w:p>
+      <w:pPr>
+        <w:pStyle w:val="Compact"/>
+        <w:numPr>
+          <w:ilvl w:val="0"/>
+          <w:numId w:val="18"/>
+        </w:numPr>
+        <w:rPr>
+          <w:lang w:val="es-AR"/>
+        </w:rPr>
+      </w:pPr>
+      <w:r>
+        <w:rPr>
+          <w:lang w:val="es-AR"/>
+        </w:rPr>
+        <w:t>Gestión de pedidos: turno, orden de compra, pedido, renglón y configuración.</w:t>
+      </w:r>
+    </w:p>
+    <w:p>
+      <w:pPr>
+        <w:pStyle w:val="ImageCaption"/>
+        <w:keepNext/>
+        <w:pageBreakBefore/>
+        <w:rPr>
+          <w:lang w:val="es-AR"/>
+        </w:rPr>
       </w:pPr>
       <w:r>
         <w:rPr>
@@ -12384,58 +13012,48 @@
         </w:rPr>
         <w:lastRenderedPageBreak/>
         <w:drawing>
-          <wp:anchor distT="0" distB="0" distL="114300" distR="114300" simplePos="0" relativeHeight="251660288" behindDoc="0" locked="0" layoutInCell="1" allowOverlap="1" wp14:anchorId="088DAA01" wp14:editId="3AE28E07">
+          <wp:anchor distT="0" distB="0" distL="114300" distR="114300" simplePos="0" relativeHeight="251657216" behindDoc="0" locked="0" layoutInCell="1" allowOverlap="1" wp14:anchorId="471EE967" wp14:editId="5DCEE2C2">
             <wp:simplePos x="0" y="0"/>
             <wp:positionH relativeFrom="column">
-              <wp:posOffset>-483870</wp:posOffset>
+              <wp:posOffset>329565</wp:posOffset>
             </wp:positionH>
             <wp:positionV relativeFrom="paragraph">
-              <wp:posOffset>-1905</wp:posOffset>
+              <wp:posOffset>-184150</wp:posOffset>
             </wp:positionV>
-            <wp:extent cx="6424295" cy="3776345"/>
+            <wp:extent cx="4953000" cy="8971915"/>
             <wp:effectExtent l="0" t="0" r="0" b="0"/>
             <wp:wrapTopAndBottom/>
-            <wp:docPr id="66" name="Picture" descr="Fig. 3.7: Modelo lógico de la base de datos, elaborado con la herramienta CASER."/>
-            <wp:cNvGraphicFramePr/>
+            <wp:docPr id="372746865" name="Picture 4"/>
+            <wp:cNvGraphicFramePr>
+              <a:graphicFrameLocks xmlns:a="http://schemas.openxmlformats.org/drawingml/2006/main" noChangeAspect="1"/>
+            </wp:cNvGraphicFramePr>
             <a:graphic xmlns:a="http://schemas.openxmlformats.org/drawingml/2006/main">
               <a:graphicData uri="http://schemas.openxmlformats.org/drawingml/2006/picture">
                 <pic:pic xmlns:pic="http://schemas.openxmlformats.org/drawingml/2006/picture">
                   <pic:nvPicPr>
-                    <pic:cNvPr id="67" name="Picture" descr="figuras/modelo_logico.png"/>
-                    <pic:cNvPicPr>
-                      <a:picLocks noChangeAspect="1" noChangeArrowheads="1"/>
-                    </pic:cNvPicPr>
+                    <pic:cNvPr id="372746865" name=""/>
+                    <pic:cNvPicPr/>
                   </pic:nvPicPr>
-                  <pic:blipFill rotWithShape="1">
-                    <a:blip r:embed="rId17" cstate="print">
+                  <pic:blipFill>
+                    <a:blip r:embed="rId22" cstate="print">
                       <a:extLst>
                         <a:ext uri="{28A0092B-C50C-407E-A947-70E740481C1C}">
                           <a14:useLocalDpi xmlns:a14="http://schemas.microsoft.com/office/drawing/2010/main" val="0"/>
                         </a:ext>
                       </a:extLst>
                     </a:blip>
-                    <a:srcRect r="3475" b="25050"/>
                     <a:stretch>
                       <a:fillRect/>
                     </a:stretch>
                   </pic:blipFill>
-                  <pic:spPr bwMode="auto">
-                    <a:xfrm>
+                  <pic:spPr>
+                    <a:xfrm rot="10800000">
                       <a:off x="0" y="0"/>
-                      <a:ext cx="6424295" cy="3776345"/>
+                      <a:ext cx="4953000" cy="8971915"/>
                     </a:xfrm>
                     <a:prstGeom prst="rect">
                       <a:avLst/>
                     </a:prstGeom>
-                    <a:noFill/>
-                    <a:ln>
-                      <a:noFill/>
-                    </a:ln>
-                    <a:extLst>
-                      <a:ext uri="{53640926-AAD7-44D8-BBD7-CCE9431645EC}">
-                        <a14:shadowObscured xmlns:a14="http://schemas.microsoft.com/office/drawing/2010/main"/>
-                      </a:ext>
-                    </a:extLst>
                   </pic:spPr>
                 </pic:pic>
               </a:graphicData>
@@ -12449,87 +13067,23 @@
           </wp:anchor>
         </w:drawing>
       </w:r>
-    </w:p>
-    <w:p>
-      <w:pPr>
-        <w:pStyle w:val="ImageCaption"/>
-        <w:rPr>
-          <w:lang w:val="es-AR"/>
-        </w:rPr>
-      </w:pPr>
-      <w:r>
-        <w:rPr>
-          <w:lang w:val="es-AR"/>
-        </w:rPr>
-        <w:t>Fig. 3.7: Modelo lógico de la base de datos, elaborado con la herramienta CASER.</w:t>
-      </w:r>
-    </w:p>
-    <w:p>
-      <w:pPr>
-        <w:pStyle w:val="BodyText"/>
-        <w:rPr>
-          <w:lang w:val="es-AR"/>
-        </w:rPr>
-      </w:pPr>
-      <w:r>
-        <w:rPr>
-          <w:lang w:val="es-AR"/>
-        </w:rPr>
-        <w:t>El modelo se organiza en tres grupos de entidades:</w:t>
-      </w:r>
-    </w:p>
-    <w:p>
-      <w:pPr>
-        <w:pStyle w:val="Compact"/>
-        <w:numPr>
-          <w:ilvl w:val="0"/>
-          <w:numId w:val="18"/>
-        </w:numPr>
-        <w:rPr>
-          <w:lang w:val="es-AR"/>
-        </w:rPr>
-      </w:pPr>
-      <w:r>
-        <w:rPr>
-          <w:lang w:val="es-AR"/>
-        </w:rPr>
-        <w:t>Tarjetas y usuarios: rol, tarjeta, cliente, detalles adicionales del cliente y personal interno. En el modelo conceptual, cliente y personal interno forman una jerarquía total y exclusiva sobre la entidad persona, que en el modelo lógico se resolvió en dos entidades separadas. Los detalles adicionales se separaron del cliente porque son opcionales asumiendo que la mayoría de los clientes solo informará su nombre.</w:t>
-      </w:r>
-    </w:p>
-    <w:p>
-      <w:pPr>
-        <w:pStyle w:val="Compact"/>
-        <w:numPr>
-          <w:ilvl w:val="0"/>
-          <w:numId w:val="18"/>
-        </w:numPr>
-      </w:pPr>
-      <w:r>
-        <w:rPr>
-          <w:lang w:val="es-AR"/>
-        </w:rPr>
-        <w:t xml:space="preserve">Inventario y promociones: menú, producto, tapa, vino y promoción. </w:t>
-      </w:r>
-      <w:r>
-        <w:t>Tapa y vino son especializaciones de producto.</w:t>
-      </w:r>
-    </w:p>
-    <w:p>
-      <w:pPr>
-        <w:pStyle w:val="Compact"/>
-        <w:numPr>
-          <w:ilvl w:val="0"/>
-          <w:numId w:val="18"/>
-        </w:numPr>
-        <w:rPr>
-          <w:lang w:val="es-AR"/>
-        </w:rPr>
-      </w:pPr>
-      <w:r>
-        <w:rPr>
-          <w:lang w:val="es-AR"/>
-        </w:rPr>
-        <w:t>Gestión de pedidos: turno, orden de compra, pedido, renglón y configuración.</w:t>
+      <w:r>
+        <w:rPr>
+          <w:lang w:val="es-AR"/>
+        </w:rPr>
+        <w:t>Fig. 3.</w:t>
+      </w:r>
+      <w:r>
+        <w:rPr>
+          <w:lang w:val="es-AR"/>
+        </w:rPr>
+        <w:t>6</w:t>
+      </w:r>
+      <w:r>
+        <w:rPr>
+          <w:lang w:val="es-AR"/>
+        </w:rPr>
+        <w:t>: Modelo lógico de la base de datos, elaborado con la herramienta CASER.</w:t>
       </w:r>
     </w:p>
     <w:p>
@@ -12543,6 +13097,7 @@
         <w:rPr>
           <w:lang w:val="es-AR"/>
         </w:rPr>
+        <w:lastRenderedPageBreak/>
         <w:t>La estructura de turno, orden, pedido y renglón refleja el funcionamiento del bar. Un turno agrupa las órdenes atendidas entre una apertura y un cierre de caja. Una orden reúne todo lo consumido por un cliente durante su visita. Un pedido es cada una de las veces que el cliente hace un pedido, y un renglón es cada producto distinto dentro de un pedido, con su cantidad y su monto. Los montos máximos se copian desde la configuración a la orden y al pedido en el momento de su creación, de modo que un cambio posterior en la configuración no altere las órdenes en curso y que el límite de una orden particular pueda ajustarse sin afectar a las demás.</w:t>
       </w:r>
     </w:p>
@@ -12608,7 +13163,6 @@
         <w:spacing w:after="0"/>
       </w:pPr>
       <w:r>
-        <w:lastRenderedPageBreak/>
         <w:t>Menú (ID_MENÚ)</w:t>
       </w:r>
     </w:p>
@@ -12953,6 +13507,7 @@
         <w:rPr>
           <w:lang w:val="es-AR"/>
         </w:rPr>
+        <w:lastRenderedPageBreak/>
         <w:t>Tabla 3.2: Diferencias entre el modelo diseñado y el esquema implementado.</w:t>
       </w:r>
     </w:p>
@@ -13404,38 +13959,29 @@
                 <w:sz w:val="20"/>
                 <w:lang w:val="es-AR"/>
               </w:rPr>
-              <w:t xml:space="preserve">Se agregaron el monto cargado, los montos cobrados por medio de pago, el monto imputado a Fudo, el monto </w:t>
-            </w:r>
-            <w:r>
+              <w:t>Se agregaron el monto cargado, los montos cobrados por medio de pago, el monto imputado a Fudo, el monto máximo de pedido y los comentarios</w:t>
+            </w:r>
+          </w:p>
+        </w:tc>
+        <w:tc>
+          <w:tcPr>
+            <w:tcW w:w="2654" w:type="dxa"/>
+          </w:tcPr>
+          <w:p>
+            <w:pPr>
+              <w:pStyle w:val="Compact"/>
+              <w:spacing w:after="40"/>
+              <w:jc w:val="left"/>
               <w:rPr>
                 <w:sz w:val="20"/>
                 <w:lang w:val="es-AR"/>
               </w:rPr>
-              <w:lastRenderedPageBreak/>
-              <w:t>máximo de pedido y los comentarios</w:t>
-            </w:r>
-          </w:p>
-        </w:tc>
-        <w:tc>
-          <w:tcPr>
-            <w:tcW w:w="2654" w:type="dxa"/>
-          </w:tcPr>
-          <w:p>
-            <w:pPr>
-              <w:pStyle w:val="Compact"/>
-              <w:spacing w:after="40"/>
-              <w:jc w:val="left"/>
+            </w:pPr>
+            <w:r>
               <w:rPr>
                 <w:sz w:val="20"/>
                 <w:lang w:val="es-AR"/>
               </w:rPr>
-            </w:pPr>
-            <w:r>
-              <w:rPr>
-                <w:sz w:val="20"/>
-                <w:lang w:val="es-AR"/>
-              </w:rPr>
-              <w:lastRenderedPageBreak/>
               <w:t>Cobro con desglose, cierre de caja y exportación</w:t>
             </w:r>
           </w:p>
@@ -13733,16 +14279,16 @@
           <w:lang w:val="es-AR"/>
         </w:rPr>
       </w:pPr>
-      <w:bookmarkStart w:id="76" w:name="organización-en-capas"/>
-      <w:bookmarkStart w:id="77" w:name="_Toc242435989"/>
-      <w:bookmarkEnd w:id="74"/>
+      <w:bookmarkStart w:id="75" w:name="organización-en-capas"/>
+      <w:bookmarkStart w:id="76" w:name="_Toc242870220"/>
+      <w:bookmarkEnd w:id="73"/>
       <w:r>
         <w:rPr>
           <w:lang w:val="es-AR"/>
         </w:rPr>
         <w:t>3.6.2. Organización en capas</w:t>
       </w:r>
-      <w:bookmarkEnd w:id="77"/>
+      <w:bookmarkEnd w:id="76"/>
     </w:p>
     <w:p>
       <w:pPr>
@@ -13753,82 +14299,117 @@
       </w:pPr>
       <w:r>
         <w:rPr>
-          <w:lang w:val="es-AR"/>
-        </w:rPr>
-        <w:t xml:space="preserve">El </w:t>
-      </w:r>
-      <w:r>
-        <w:rPr>
-          <w:i/>
-          <w:iCs/>
-          <w:lang w:val="es-AR"/>
-        </w:rPr>
-        <w:t>backend</w:t>
-      </w:r>
-      <w:r>
-        <w:rPr>
-          <w:lang w:val="es-AR"/>
-        </w:rPr>
-        <w:t xml:space="preserve"> se organizó en las capas que muestra la Fig. 3.8, aplicando principios de la orientación a objetos para separar responsabilidades.</w:t>
-      </w:r>
-    </w:p>
-    <w:p>
-      <w:pPr>
-        <w:pStyle w:val="CaptionedFigure"/>
-      </w:pPr>
-      <w:r>
-        <w:rPr>
           <w:noProof/>
         </w:rPr>
         <w:drawing>
-          <wp:inline distT="0" distB="0" distL="0" distR="0" wp14:anchorId="7CA1C391" wp14:editId="64D879C0">
-            <wp:extent cx="4679999" cy="2680255"/>
+          <wp:anchor distT="0" distB="0" distL="114300" distR="114300" simplePos="0" relativeHeight="251659264" behindDoc="0" locked="0" layoutInCell="1" allowOverlap="1" wp14:anchorId="624742F4" wp14:editId="0A4AB246">
+            <wp:simplePos x="0" y="0"/>
+            <wp:positionH relativeFrom="column">
+              <wp:posOffset>390525</wp:posOffset>
+            </wp:positionH>
+            <wp:positionV relativeFrom="paragraph">
+              <wp:posOffset>635635</wp:posOffset>
+            </wp:positionV>
+            <wp:extent cx="4831080" cy="3420745"/>
             <wp:effectExtent l="0" t="0" r="0" b="0"/>
-            <wp:docPr id="70" name="Picture" descr="Fig. 3.8: Capas del backend."/>
-            <wp:cNvGraphicFramePr/>
+            <wp:wrapTopAndBottom/>
+            <wp:docPr id="1493779163" name="Picture 5"/>
+            <wp:cNvGraphicFramePr>
+              <a:graphicFrameLocks xmlns:a="http://schemas.openxmlformats.org/drawingml/2006/main" noChangeAspect="1"/>
+            </wp:cNvGraphicFramePr>
             <a:graphic xmlns:a="http://schemas.openxmlformats.org/drawingml/2006/main">
               <a:graphicData uri="http://schemas.openxmlformats.org/drawingml/2006/picture">
                 <pic:pic xmlns:pic="http://schemas.openxmlformats.org/drawingml/2006/picture">
                   <pic:nvPicPr>
-                    <pic:cNvPr id="71" name="Picture" descr="figuras/capas.png"/>
-                    <pic:cNvPicPr>
-                      <a:picLocks noChangeAspect="1" noChangeArrowheads="1"/>
-                    </pic:cNvPicPr>
+                    <pic:cNvPr id="1493779163" name=""/>
+                    <pic:cNvPicPr/>
                   </pic:nvPicPr>
                   <pic:blipFill>
-                    <a:blip r:embed="rId18"/>
+                    <a:blip r:embed="rId23" cstate="print">
+                      <a:extLst>
+                        <a:ext uri="{28A0092B-C50C-407E-A947-70E740481C1C}">
+                          <a14:useLocalDpi xmlns:a14="http://schemas.microsoft.com/office/drawing/2010/main" val="0"/>
+                        </a:ext>
+                      </a:extLst>
+                    </a:blip>
                     <a:stretch>
                       <a:fillRect/>
                     </a:stretch>
                   </pic:blipFill>
-                  <pic:spPr bwMode="auto">
+                  <pic:spPr>
                     <a:xfrm>
                       <a:off x="0" y="0"/>
-                      <a:ext cx="4679999" cy="2680255"/>
+                      <a:ext cx="4831080" cy="3420745"/>
                     </a:xfrm>
                     <a:prstGeom prst="rect">
                       <a:avLst/>
                     </a:prstGeom>
-                    <a:noFill/>
-                    <a:ln w="9525">
-                      <a:noFill/>
-                      <a:headEnd/>
-                      <a:tailEnd/>
-                    </a:ln>
                   </pic:spPr>
                 </pic:pic>
               </a:graphicData>
             </a:graphic>
-          </wp:inline>
+            <wp14:sizeRelH relativeFrom="margin">
+              <wp14:pctWidth>0</wp14:pctWidth>
+            </wp14:sizeRelH>
+            <wp14:sizeRelV relativeFrom="margin">
+              <wp14:pctHeight>0</wp14:pctHeight>
+            </wp14:sizeRelV>
+          </wp:anchor>
         </w:drawing>
       </w:r>
+      <w:r>
+        <w:rPr>
+          <w:lang w:val="es-AR"/>
+        </w:rPr>
+        <w:t xml:space="preserve">El </w:t>
+      </w:r>
+      <w:r>
+        <w:rPr>
+          <w:i/>
+          <w:iCs/>
+          <w:lang w:val="es-AR"/>
+        </w:rPr>
+        <w:t>backend</w:t>
+      </w:r>
+      <w:r>
+        <w:rPr>
+          <w:lang w:val="es-AR"/>
+        </w:rPr>
+        <w:t xml:space="preserve"> se organizó en las capas que muestra la Fig. 3.</w:t>
+      </w:r>
+      <w:r>
+        <w:rPr>
+          <w:lang w:val="es-AR"/>
+        </w:rPr>
+        <w:t>7</w:t>
+      </w:r>
+      <w:r>
+        <w:rPr>
+          <w:lang w:val="es-AR"/>
+        </w:rPr>
+        <w:t>, aplicando principios de la orientación a objetos para separar responsabilidades.</w:t>
+      </w:r>
+    </w:p>
+    <w:p>
+      <w:pPr>
+        <w:pStyle w:val="CaptionedFigure"/>
+        <w:rPr>
+          <w:lang w:val="es-AR"/>
+        </w:rPr>
+      </w:pPr>
     </w:p>
     <w:p>
       <w:pPr>
         <w:pStyle w:val="ImageCaption"/>
       </w:pPr>
       <w:r>
-        <w:t>Fig. 3.8: Capas del backend.</w:t>
+        <w:t>Fig. 3.</w:t>
+      </w:r>
+      <w:r>
+        <w:t>7</w:t>
+      </w:r>
+      <w:r>
+        <w:t>: Capas del backend.</w:t>
       </w:r>
     </w:p>
     <w:p>
@@ -13846,6 +14427,7 @@
         <w:rPr>
           <w:lang w:val="es-AR"/>
         </w:rPr>
+        <w:lastRenderedPageBreak/>
         <w:t>Modelos: clases que representan las tablas de la base de datos.</w:t>
       </w:r>
     </w:p>
@@ -13914,14 +14496,7 @@
         <w:rPr>
           <w:lang w:val="es-AR"/>
         </w:rPr>
-        <w:t xml:space="preserve">La baja lógica se resolvió con una segunda clase base, que hereda de la genérica y es utilizada por las entidades que poseen el indicador de registro activo. Esta clase implementa una sola vez los pasos comunes de tres operaciones: crear un registro, desactivarlo y reactivarlo. Lo que cambia de una entidad a otra, es decir, qué se verifica antes de cada operación y qué valores toma el registro después, queda en métodos que cada subclase redefine. Así, por ejemplo, la clase de tarjetas verifica que el rol exista y que la tarjeta no esté dada de alta antes de crearla, e impide desactivarla mientras esté </w:t>
-      </w:r>
-      <w:r>
-        <w:rPr>
-          <w:lang w:val="es-AR"/>
-        </w:rPr>
-        <w:lastRenderedPageBreak/>
-        <w:t>entregada o presente en el salón. Si se da de alta una tarjeta que había sido dada de baja, el registro existente se reactiva en lugar de duplicarse o crea</w:t>
+        <w:t>La baja lógica se resolvió con una segunda clase base, que hereda de la genérica y es utilizada por las entidades que poseen el indicador de registro activo. Esta clase implementa una sola vez los pasos comunes de tres operaciones: crear un registro, desactivarlo y reactivarlo. Lo que cambia de una entidad a otra, es decir, qué se verifica antes de cada operación y qué valores toma el registro después, queda en métodos que cada subclase redefine. Así, por ejemplo, la clase de tarjetas verifica que el rol exista y que la tarjeta no esté dada de alta antes de crearla, e impide desactivarla mientras esté entregada o presente en el salón. Si se da de alta una tarjeta que había sido dada de baja, el registro existente se reactiva en lugar de duplicarse o crea</w:t>
       </w:r>
       <w:r>
         <w:rPr>
@@ -14629,16 +15204,16 @@
           <w:lang w:val="es-AR"/>
         </w:rPr>
       </w:pPr>
-      <w:bookmarkStart w:id="78" w:name="lógica-de-pedidos-y-montos-máximos"/>
-      <w:bookmarkStart w:id="79" w:name="_Toc242435990"/>
-      <w:bookmarkEnd w:id="76"/>
+      <w:bookmarkStart w:id="77" w:name="lógica-de-pedidos-y-montos-máximos"/>
+      <w:bookmarkStart w:id="78" w:name="_Toc242870221"/>
+      <w:bookmarkEnd w:id="75"/>
       <w:r>
         <w:rPr>
           <w:lang w:val="es-AR"/>
         </w:rPr>
         <w:t>3.6.3. Lógica de pedidos y montos máximos</w:t>
       </w:r>
-      <w:bookmarkEnd w:id="79"/>
+      <w:bookmarkEnd w:id="78"/>
     </w:p>
     <w:p>
       <w:pPr>
@@ -14679,6 +15254,7 @@
         <w:rPr>
           <w:lang w:val="es-AR"/>
         </w:rPr>
+        <w:lastRenderedPageBreak/>
         <w:t>Al cerrar un pedido, se registran la fecha y hora, el usuario que lo atendió y el monto total, que se acumula en el monto cargado de la orden. Un renglón de un pedido ya cerrado puede cancelarse, en cuyo caso se descuenta su monto del pedido y de la orden.</w:t>
       </w:r>
     </w:p>
@@ -14689,16 +15265,16 @@
           <w:lang w:val="es-AR"/>
         </w:rPr>
       </w:pPr>
-      <w:bookmarkStart w:id="80" w:name="integración-con-vitte"/>
-      <w:bookmarkStart w:id="81" w:name="_Toc242435991"/>
-      <w:bookmarkEnd w:id="78"/>
+      <w:bookmarkStart w:id="79" w:name="integración-con-vitte"/>
+      <w:bookmarkStart w:id="80" w:name="_Toc242870222"/>
+      <w:bookmarkEnd w:id="77"/>
       <w:r>
         <w:rPr>
           <w:lang w:val="es-AR"/>
         </w:rPr>
         <w:t>3.6.4. Integración con Vitte</w:t>
       </w:r>
-      <w:bookmarkEnd w:id="81"/>
+      <w:bookmarkEnd w:id="80"/>
     </w:p>
     <w:p>
       <w:pPr>
@@ -14781,8 +15357,31 @@
         <w:rPr>
           <w:lang w:val="es-AR"/>
         </w:rPr>
-        <w:lastRenderedPageBreak/>
-        <w:t>El ciclo de vida de un cliente en Vitte acompaña al de su orden, como muestran la Fig. 3.9 y la Fig. 3.10:</w:t>
+        <w:t>El ciclo de vida de un cliente en Vitte acompaña al de su orden, como muestran la Fig. 3.</w:t>
+      </w:r>
+      <w:r>
+        <w:rPr>
+          <w:lang w:val="es-AR"/>
+        </w:rPr>
+        <w:t>8</w:t>
+      </w:r>
+      <w:r>
+        <w:rPr>
+          <w:lang w:val="es-AR"/>
+        </w:rPr>
+        <w:t xml:space="preserve"> y la Fig. 3.</w:t>
+      </w:r>
+      <w:r>
+        <w:rPr>
+          <w:lang w:val="es-AR"/>
+        </w:rPr>
+        <w:t>9</w:t>
+      </w:r>
+      <w:r>
+        <w:rPr>
+          <w:lang w:val="es-AR"/>
+        </w:rPr>
+        <w:t>:</w:t>
       </w:r>
     </w:p>
     <w:p>
@@ -14884,118 +15483,40 @@
     <w:p>
       <w:pPr>
         <w:pStyle w:val="CaptionedFigure"/>
+        <w:rPr>
+          <w:lang w:val="es-AR"/>
+        </w:rPr>
       </w:pPr>
       <w:r>
         <w:rPr>
           <w:noProof/>
         </w:rPr>
+        <w:lastRenderedPageBreak/>
         <w:drawing>
-          <wp:inline distT="0" distB="0" distL="0" distR="0" wp14:anchorId="5FC3A020" wp14:editId="6EE2E29C">
-            <wp:extent cx="5219999" cy="2863010"/>
+          <wp:anchor distT="0" distB="0" distL="114300" distR="114300" simplePos="0" relativeHeight="251655168" behindDoc="0" locked="0" layoutInCell="1" allowOverlap="1" wp14:anchorId="53474399" wp14:editId="543C2655">
+            <wp:simplePos x="0" y="0"/>
+            <wp:positionH relativeFrom="column">
+              <wp:posOffset>1905</wp:posOffset>
+            </wp:positionH>
+            <wp:positionV relativeFrom="paragraph">
+              <wp:posOffset>3801745</wp:posOffset>
+            </wp:positionV>
+            <wp:extent cx="5636895" cy="4861560"/>
             <wp:effectExtent l="0" t="0" r="0" b="0"/>
-            <wp:docPr id="75" name="Picture" descr="Fig. 3.9: Recepción de un cliente."/>
-            <wp:cNvGraphicFramePr/>
+            <wp:wrapTopAndBottom/>
+            <wp:docPr id="112332127" name="Picture 7"/>
+            <wp:cNvGraphicFramePr>
+              <a:graphicFrameLocks xmlns:a="http://schemas.openxmlformats.org/drawingml/2006/main" noChangeAspect="1"/>
+            </wp:cNvGraphicFramePr>
             <a:graphic xmlns:a="http://schemas.openxmlformats.org/drawingml/2006/main">
               <a:graphicData uri="http://schemas.openxmlformats.org/drawingml/2006/picture">
                 <pic:pic xmlns:pic="http://schemas.openxmlformats.org/drawingml/2006/picture">
                   <pic:nvPicPr>
-                    <pic:cNvPr id="76" name="Picture" descr="figuras/recepcion.png"/>
-                    <pic:cNvPicPr>
-                      <a:picLocks noChangeAspect="1" noChangeArrowheads="1"/>
-                    </pic:cNvPicPr>
+                    <pic:cNvPr id="112332127" name=""/>
+                    <pic:cNvPicPr/>
                   </pic:nvPicPr>
                   <pic:blipFill>
-                    <a:blip r:embed="rId19"/>
-                    <a:stretch>
-                      <a:fillRect/>
-                    </a:stretch>
-                  </pic:blipFill>
-                  <pic:spPr bwMode="auto">
-                    <a:xfrm>
-                      <a:off x="0" y="0"/>
-                      <a:ext cx="5219999" cy="2863010"/>
-                    </a:xfrm>
-                    <a:prstGeom prst="rect">
-                      <a:avLst/>
-                    </a:prstGeom>
-                    <a:noFill/>
-                    <a:ln w="9525">
-                      <a:noFill/>
-                      <a:headEnd/>
-                      <a:tailEnd/>
-                    </a:ln>
-                  </pic:spPr>
-                </pic:pic>
-              </a:graphicData>
-            </a:graphic>
-          </wp:inline>
-        </w:drawing>
-      </w:r>
-    </w:p>
-    <w:p>
-      <w:pPr>
-        <w:pStyle w:val="ImageCaption"/>
-        <w:rPr>
-          <w:lang w:val="es-AR"/>
-        </w:rPr>
-      </w:pPr>
-      <w:r>
-        <w:rPr>
-          <w:lang w:val="es-AR"/>
-        </w:rPr>
-        <w:t>Fig. 3.9: Recepción de un cliente.</w:t>
-      </w:r>
-    </w:p>
-    <w:p>
-      <w:pPr>
-        <w:pStyle w:val="ImageCaption"/>
-        <w:rPr>
-          <w:lang w:val="es-AR"/>
-        </w:rPr>
-      </w:pPr>
-    </w:p>
-    <w:p>
-      <w:pPr>
-        <w:pStyle w:val="ImageCaption"/>
-        <w:rPr>
-          <w:lang w:val="es-AR"/>
-        </w:rPr>
-      </w:pPr>
-    </w:p>
-    <w:p>
-      <w:pPr>
-        <w:pStyle w:val="CaptionedFigure"/>
-      </w:pPr>
-      <w:r>
-        <w:rPr>
-          <w:noProof/>
-        </w:rPr>
-        <w:lastRenderedPageBreak/>
-        <w:drawing>
-          <wp:anchor distT="0" distB="0" distL="114300" distR="114300" simplePos="0" relativeHeight="251661312" behindDoc="0" locked="0" layoutInCell="1" allowOverlap="1" wp14:anchorId="111C6599" wp14:editId="0EC82ECD">
-            <wp:simplePos x="0" y="0"/>
-            <wp:positionH relativeFrom="column">
-              <wp:posOffset>-253807</wp:posOffset>
-            </wp:positionH>
-            <wp:positionV relativeFrom="paragraph">
-              <wp:posOffset>-1270</wp:posOffset>
-            </wp:positionV>
-            <wp:extent cx="5987332" cy="4381169"/>
-            <wp:effectExtent l="0" t="0" r="0" b="0"/>
-            <wp:wrapTopAndBottom/>
-            <wp:docPr id="78" name="Picture" descr="Fig. 3.10: Salida de un cliente, con cobro en caja o imputación a una mesa de Fudo."/>
-            <wp:cNvGraphicFramePr/>
-            <a:graphic xmlns:a="http://schemas.openxmlformats.org/drawingml/2006/main">
-              <a:graphicData uri="http://schemas.openxmlformats.org/drawingml/2006/picture">
-                <pic:pic xmlns:pic="http://schemas.openxmlformats.org/drawingml/2006/picture">
-                  <pic:nvPicPr>
-                    <pic:cNvPr id="79" name="Picture" descr="figuras/salida.png"/>
-                    <pic:cNvPicPr>
-                      <a:picLocks noChangeAspect="1" noChangeArrowheads="1"/>
-                    </pic:cNvPicPr>
-                  </pic:nvPicPr>
-                  <pic:blipFill>
-                    <a:blip r:embed="rId20" cstate="print">
+                    <a:blip r:embed="rId24" cstate="print">
                       <a:extLst>
                         <a:ext uri="{28A0092B-C50C-407E-A947-70E740481C1C}">
                           <a14:useLocalDpi xmlns:a14="http://schemas.microsoft.com/office/drawing/2010/main" val="0"/>
@@ -15006,251 +15527,56 @@
                       <a:fillRect/>
                     </a:stretch>
                   </pic:blipFill>
-                  <pic:spPr bwMode="auto">
+                  <pic:spPr>
                     <a:xfrm>
                       <a:off x="0" y="0"/>
-                      <a:ext cx="5987332" cy="4381169"/>
+                      <a:ext cx="5636895" cy="4861560"/>
                     </a:xfrm>
                     <a:prstGeom prst="rect">
                       <a:avLst/>
                     </a:prstGeom>
-                    <a:noFill/>
-                    <a:ln w="9525">
-                      <a:noFill/>
-                      <a:headEnd/>
-                      <a:tailEnd/>
-                    </a:ln>
                   </pic:spPr>
                 </pic:pic>
               </a:graphicData>
             </a:graphic>
+            <wp14:sizeRelH relativeFrom="margin">
+              <wp14:pctWidth>0</wp14:pctWidth>
+            </wp14:sizeRelH>
+            <wp14:sizeRelV relativeFrom="margin">
+              <wp14:pctHeight>0</wp14:pctHeight>
+            </wp14:sizeRelV>
           </wp:anchor>
         </w:drawing>
       </w:r>
-    </w:p>
-    <w:p>
-      <w:pPr>
-        <w:pStyle w:val="ImageCaption"/>
-        <w:rPr>
-          <w:lang w:val="es-AR"/>
-        </w:rPr>
-      </w:pPr>
-      <w:r>
-        <w:rPr>
-          <w:lang w:val="es-AR"/>
-        </w:rPr>
-        <w:t>Fig. 3.10: Salida de un cliente, con cobro en caja o imputación a una mesa de Fudo.</w:t>
-      </w:r>
-    </w:p>
-    <w:p>
-      <w:pPr>
-        <w:pStyle w:val="BodyText"/>
-        <w:rPr>
-          <w:lang w:val="es-AR"/>
-        </w:rPr>
-      </w:pPr>
-    </w:p>
-    <w:p>
-      <w:pPr>
-        <w:pStyle w:val="BodyText"/>
-        <w:rPr>
-          <w:lang w:val="es-AR"/>
-        </w:rPr>
-      </w:pPr>
-      <w:r>
-        <w:rPr>
-          <w:lang w:val="es-AR"/>
-        </w:rPr>
-        <w:t>Las tarjetas se identifican en el sistema por su número entero. Vitte, en cambio, espera el número tal como lo entrega el lector, incluidos los ceros iniciales. Por ese motivo, cada tarjeta conserva también su identificador sin procesar, que es el que se utiliza en todas las operaciones con Vitte.</w:t>
-      </w:r>
-    </w:p>
-    <w:p>
-      <w:pPr>
-        <w:pStyle w:val="BodyText"/>
-        <w:rPr>
-          <w:lang w:val="es-AR"/>
-        </w:rPr>
-      </w:pPr>
-      <w:r>
-        <w:rPr>
-          <w:lang w:val="es-AR"/>
-        </w:rPr>
-        <w:t xml:space="preserve">El menú de vinos no se carga a mano. El </w:t>
-      </w:r>
-      <w:r>
-        <w:rPr>
-          <w:i/>
-          <w:iCs/>
-          <w:lang w:val="es-AR"/>
-        </w:rPr>
-        <w:t>backend</w:t>
-      </w:r>
-      <w:r>
-        <w:rPr>
-          <w:lang w:val="es-AR"/>
-        </w:rPr>
-        <w:t xml:space="preserve"> recorre las máquinas, los módulos y las posiciones del local, y por cada pico con un vino asignado mantiene tres productos, uno por cada medida, con su volumen y su precio. Si en Vitte cambia el nombre o el precio de un vino, el producto correspondiente se actualiza.</w:t>
-      </w:r>
-    </w:p>
-    <w:p>
-      <w:pPr>
-        <w:pStyle w:val="Heading4"/>
-        <w:rPr>
-          <w:lang w:val="es-AR"/>
-        </w:rPr>
-      </w:pPr>
-      <w:bookmarkStart w:id="82" w:name="tolerancia-a-fallas"/>
-      <w:r>
-        <w:rPr>
-          <w:lang w:val="es-AR"/>
-        </w:rPr>
-        <w:t>Tolerancia a fallas</w:t>
-      </w:r>
-    </w:p>
-    <w:p>
-      <w:pPr>
-        <w:pStyle w:val="FirstParagraph"/>
-        <w:rPr>
-          <w:lang w:val="es-AR"/>
-        </w:rPr>
-      </w:pPr>
-      <w:r>
-        <w:rPr>
-          <w:lang w:val="es-AR"/>
-        </w:rPr>
-        <w:t xml:space="preserve">En la primera versión, cada consulta de una orden desencadenaba una sincronización completa con Vitte. Con el sistema en uso se observó que esto generaba dos inconvenientes: una demora perceptible en cada consulta y, cuando Vitte o la conexión a Internet fallaban, se bloqueaban operaciones que no dependían del vino. Para atenderlos, se incorporó un servicio entre el </w:t>
-      </w:r>
-      <w:r>
-        <w:rPr>
-          <w:i/>
-          <w:iCs/>
-          <w:lang w:val="es-AR"/>
-        </w:rPr>
-        <w:t>backend</w:t>
-      </w:r>
-      <w:r>
-        <w:rPr>
-          <w:lang w:val="es-AR"/>
-        </w:rPr>
-        <w:t xml:space="preserve"> y el cliente de Vitte que aplica las siguientes medidas:</w:t>
-      </w:r>
-    </w:p>
-    <w:p>
-      <w:pPr>
-        <w:pStyle w:val="Compact"/>
-        <w:numPr>
-          <w:ilvl w:val="0"/>
-          <w:numId w:val="22"/>
-        </w:numPr>
-        <w:rPr>
-          <w:lang w:val="es-AR"/>
-        </w:rPr>
-      </w:pPr>
-      <w:r>
-        <w:rPr>
-          <w:lang w:val="es-AR"/>
-        </w:rPr>
-        <w:t>Tiempos máximos de espera en todas las peticiones, de dos segundos para establecer la conexión y cinco para recibir la respuesta.</w:t>
-      </w:r>
-    </w:p>
-    <w:p>
-      <w:pPr>
-        <w:pStyle w:val="Compact"/>
-        <w:numPr>
-          <w:ilvl w:val="0"/>
-          <w:numId w:val="22"/>
-        </w:numPr>
-        <w:rPr>
-          <w:lang w:val="es-AR"/>
-        </w:rPr>
-      </w:pPr>
-      <w:r>
-        <w:rPr>
-          <w:lang w:val="es-AR"/>
-        </w:rPr>
-        <w:t>Memoria temporal (caché) del estado de la conexión, que se reutiliza durante quince segundos.</w:t>
-      </w:r>
-    </w:p>
-    <w:p>
-      <w:pPr>
-        <w:pStyle w:val="Compact"/>
-        <w:numPr>
-          <w:ilvl w:val="0"/>
-          <w:numId w:val="22"/>
-        </w:numPr>
-        <w:rPr>
-          <w:lang w:val="es-AR"/>
-        </w:rPr>
-      </w:pPr>
-      <w:r>
-        <w:rPr>
-          <w:lang w:val="es-AR"/>
-        </w:rPr>
-        <w:lastRenderedPageBreak/>
-        <w:t>Limitación de la frecuencia de sincronización: el catálogo de vinos se sincroniza como máximo una vez cada treinta minutos, y los consumos de una misma tarjeta, una vez cada diez segundos.</w:t>
-      </w:r>
-    </w:p>
-    <w:p>
-      <w:pPr>
-        <w:pStyle w:val="Compact"/>
-        <w:numPr>
-          <w:ilvl w:val="0"/>
-          <w:numId w:val="22"/>
-        </w:numPr>
-        <w:rPr>
-          <w:lang w:val="es-AR"/>
-        </w:rPr>
-      </w:pPr>
-      <w:r>
-        <w:rPr>
-          <w:lang w:val="es-AR"/>
-        </w:rPr>
-        <w:t>Exclusión mutua: si ya hay una sincronización en curso para una tarjeta, o del catálogo, las peticiones concurrentes no inician otra.</w:t>
-      </w:r>
-    </w:p>
-    <w:p>
-      <w:pPr>
-        <w:pStyle w:val="Compact"/>
-        <w:numPr>
-          <w:ilvl w:val="0"/>
-          <w:numId w:val="22"/>
-        </w:numPr>
-        <w:rPr>
-          <w:lang w:val="es-AR"/>
-        </w:rPr>
-      </w:pPr>
-      <w:r>
-        <w:rPr>
-          <w:lang w:val="es-AR"/>
-        </w:rPr>
-        <w:t>Cortacircuitos: luego de tres fallas consecutivas, el servicio considera a Vitte fuera de línea y durante treinta segundos no realiza nuevos intentos, como muestra la Fig. 3.11.</w:t>
-      </w:r>
-    </w:p>
-    <w:p>
-      <w:pPr>
-        <w:pStyle w:val="CaptionedFigure"/>
-      </w:pPr>
       <w:r>
         <w:rPr>
           <w:noProof/>
         </w:rPr>
         <w:drawing>
-          <wp:inline distT="0" distB="0" distL="0" distR="0" wp14:anchorId="02EDCDAD" wp14:editId="6962CFBB">
-            <wp:extent cx="5333998" cy="1170214"/>
+          <wp:anchor distT="0" distB="0" distL="114300" distR="114300" simplePos="0" relativeHeight="251661312" behindDoc="0" locked="0" layoutInCell="1" allowOverlap="1" wp14:anchorId="4D69C45E" wp14:editId="3DB964DF">
+            <wp:simplePos x="0" y="0"/>
+            <wp:positionH relativeFrom="column">
+              <wp:posOffset>1905</wp:posOffset>
+            </wp:positionH>
+            <wp:positionV relativeFrom="paragraph">
+              <wp:posOffset>-635</wp:posOffset>
+            </wp:positionV>
+            <wp:extent cx="5400009" cy="3536514"/>
             <wp:effectExtent l="0" t="0" r="0" b="0"/>
-            <wp:docPr id="81" name="Picture"/>
-            <wp:cNvGraphicFramePr/>
+            <wp:wrapTopAndBottom/>
+            <wp:docPr id="764982056" name="Picture 6"/>
+            <wp:cNvGraphicFramePr>
+              <a:graphicFrameLocks xmlns:a="http://schemas.openxmlformats.org/drawingml/2006/main" noChangeAspect="1"/>
+            </wp:cNvGraphicFramePr>
             <a:graphic xmlns:a="http://schemas.openxmlformats.org/drawingml/2006/main">
               <a:graphicData uri="http://schemas.openxmlformats.org/drawingml/2006/picture">
                 <pic:pic xmlns:pic="http://schemas.openxmlformats.org/drawingml/2006/picture">
                   <pic:nvPicPr>
-                    <pic:cNvPr id="81" name="Picture"/>
-                    <pic:cNvPicPr>
-                      <a:picLocks noChangeAspect="1" noChangeArrowheads="1"/>
-                    </pic:cNvPicPr>
+                    <pic:cNvPr id="764982056" name=""/>
+                    <pic:cNvPicPr/>
                   </pic:nvPicPr>
                   <pic:blipFill>
-                    <a:blip r:embed="rId21" cstate="print">
+                    <a:blip r:embed="rId25" cstate="print">
                       <a:extLst>
                         <a:ext uri="{28A0092B-C50C-407E-A947-70E740481C1C}">
                           <a14:useLocalDpi xmlns:a14="http://schemas.microsoft.com/office/drawing/2010/main" val="0"/>
@@ -15261,20 +15587,304 @@
                       <a:fillRect/>
                     </a:stretch>
                   </pic:blipFill>
-                  <pic:spPr bwMode="auto">
+                  <pic:spPr>
                     <a:xfrm>
                       <a:off x="0" y="0"/>
-                      <a:ext cx="5333998" cy="1170214"/>
+                      <a:ext cx="5400009" cy="3536514"/>
                     </a:xfrm>
                     <a:prstGeom prst="rect">
                       <a:avLst/>
                     </a:prstGeom>
-                    <a:noFill/>
-                    <a:ln w="9525">
-                      <a:noFill/>
-                      <a:headEnd/>
-                      <a:tailEnd/>
-                    </a:ln>
+                  </pic:spPr>
+                </pic:pic>
+              </a:graphicData>
+            </a:graphic>
+          </wp:anchor>
+        </w:drawing>
+      </w:r>
+      <w:r>
+        <w:rPr>
+          <w:lang w:val="es-AR"/>
+        </w:rPr>
+        <w:t>Fig. 3.</w:t>
+      </w:r>
+      <w:r>
+        <w:rPr>
+          <w:lang w:val="es-AR"/>
+        </w:rPr>
+        <w:t>8</w:t>
+      </w:r>
+      <w:r>
+        <w:rPr>
+          <w:lang w:val="es-AR"/>
+        </w:rPr>
+        <w:t>: Recepción de un cliente.</w:t>
+      </w:r>
+    </w:p>
+    <w:p>
+      <w:pPr>
+        <w:pStyle w:val="ImageCaption"/>
+        <w:rPr>
+          <w:lang w:val="es-AR"/>
+        </w:rPr>
+      </w:pPr>
+      <w:r>
+        <w:rPr>
+          <w:lang w:val="es-AR"/>
+        </w:rPr>
+        <w:t>Fig. 3.</w:t>
+      </w:r>
+      <w:r>
+        <w:rPr>
+          <w:lang w:val="es-AR"/>
+        </w:rPr>
+        <w:t>9</w:t>
+      </w:r>
+      <w:r>
+        <w:rPr>
+          <w:lang w:val="es-AR"/>
+        </w:rPr>
+        <w:t>: Salida de un cliente, con cobro en caja o imputación a una mesa de Fudo.</w:t>
+      </w:r>
+    </w:p>
+    <w:p>
+      <w:pPr>
+        <w:pStyle w:val="BodyText"/>
+        <w:rPr>
+          <w:lang w:val="es-AR"/>
+        </w:rPr>
+      </w:pPr>
+    </w:p>
+    <w:p>
+      <w:pPr>
+        <w:pStyle w:val="BodyText"/>
+        <w:rPr>
+          <w:lang w:val="es-AR"/>
+        </w:rPr>
+      </w:pPr>
+      <w:r>
+        <w:rPr>
+          <w:lang w:val="es-AR"/>
+        </w:rPr>
+        <w:t>Las tarjetas se identifican en el sistema por su número entero. Vitte, en cambio, espera el número tal como lo entrega el lector, incluidos los ceros iniciales. Por ese motivo, cada tarjeta conserva también su identificador sin procesar, que es el que se utiliza en todas las operaciones con Vitte.</w:t>
+      </w:r>
+    </w:p>
+    <w:p>
+      <w:pPr>
+        <w:pStyle w:val="BodyText"/>
+        <w:rPr>
+          <w:lang w:val="es-AR"/>
+        </w:rPr>
+      </w:pPr>
+      <w:r>
+        <w:rPr>
+          <w:lang w:val="es-AR"/>
+        </w:rPr>
+        <w:t xml:space="preserve">El menú de vinos no se carga a mano. El </w:t>
+      </w:r>
+      <w:r>
+        <w:rPr>
+          <w:i/>
+          <w:iCs/>
+          <w:lang w:val="es-AR"/>
+        </w:rPr>
+        <w:t>backend</w:t>
+      </w:r>
+      <w:r>
+        <w:rPr>
+          <w:lang w:val="es-AR"/>
+        </w:rPr>
+        <w:t xml:space="preserve"> recorre las máquinas, los módulos y las posiciones del local, y por cada pico con un vino asignado mantiene tres productos, uno por cada medida, con su volumen y su precio. Si en Vitte cambia el nombre o el precio de un vino, el producto correspondiente se actualiza.</w:t>
+      </w:r>
+    </w:p>
+    <w:p>
+      <w:pPr>
+        <w:pStyle w:val="Heading4"/>
+        <w:rPr>
+          <w:lang w:val="es-AR"/>
+        </w:rPr>
+      </w:pPr>
+      <w:bookmarkStart w:id="81" w:name="tolerancia-a-fallas"/>
+      <w:r>
+        <w:rPr>
+          <w:lang w:val="es-AR"/>
+        </w:rPr>
+        <w:t>Tolerancia a fallas</w:t>
+      </w:r>
+    </w:p>
+    <w:p>
+      <w:pPr>
+        <w:pStyle w:val="FirstParagraph"/>
+        <w:rPr>
+          <w:lang w:val="es-AR"/>
+        </w:rPr>
+      </w:pPr>
+      <w:r>
+        <w:rPr>
+          <w:lang w:val="es-AR"/>
+        </w:rPr>
+        <w:t xml:space="preserve">En la primera versión, cada consulta de una orden desencadenaba una sincronización completa con Vitte. Con el sistema en uso se observó que esto generaba dos inconvenientes: una demora perceptible en cada consulta y, cuando Vitte o la conexión a Internet fallaban, se bloqueaban operaciones que no dependían del vino. Para atenderlos, se incorporó un servicio entre el </w:t>
+      </w:r>
+      <w:r>
+        <w:rPr>
+          <w:i/>
+          <w:iCs/>
+          <w:lang w:val="es-AR"/>
+        </w:rPr>
+        <w:t>backend</w:t>
+      </w:r>
+      <w:r>
+        <w:rPr>
+          <w:lang w:val="es-AR"/>
+        </w:rPr>
+        <w:t xml:space="preserve"> y el cliente de Vitte que aplica las siguientes medidas:</w:t>
+      </w:r>
+    </w:p>
+    <w:p>
+      <w:pPr>
+        <w:pStyle w:val="Compact"/>
+        <w:numPr>
+          <w:ilvl w:val="0"/>
+          <w:numId w:val="22"/>
+        </w:numPr>
+        <w:rPr>
+          <w:lang w:val="es-AR"/>
+        </w:rPr>
+      </w:pPr>
+      <w:r>
+        <w:rPr>
+          <w:lang w:val="es-AR"/>
+        </w:rPr>
+        <w:t>Tiempos máximos de espera en todas las peticiones, de dos segundos para establecer la conexión y cinco para recibir la respuesta.</w:t>
+      </w:r>
+    </w:p>
+    <w:p>
+      <w:pPr>
+        <w:pStyle w:val="Compact"/>
+        <w:numPr>
+          <w:ilvl w:val="0"/>
+          <w:numId w:val="22"/>
+        </w:numPr>
+        <w:rPr>
+          <w:lang w:val="es-AR"/>
+        </w:rPr>
+      </w:pPr>
+      <w:r>
+        <w:rPr>
+          <w:lang w:val="es-AR"/>
+        </w:rPr>
+        <w:t>Memoria temporal (caché) del estado de la conexión, que se reutiliza durante quince segundos.</w:t>
+      </w:r>
+    </w:p>
+    <w:p>
+      <w:pPr>
+        <w:pStyle w:val="Compact"/>
+        <w:numPr>
+          <w:ilvl w:val="0"/>
+          <w:numId w:val="22"/>
+        </w:numPr>
+        <w:rPr>
+          <w:lang w:val="es-AR"/>
+        </w:rPr>
+      </w:pPr>
+      <w:r>
+        <w:rPr>
+          <w:lang w:val="es-AR"/>
+        </w:rPr>
+        <w:t>Limitación de la frecuencia de sincronización: el catálogo de vinos se sincroniza como máximo una vez cada treinta minutos, y los consumos de una misma tarjeta, una vez cada diez segundos.</w:t>
+      </w:r>
+    </w:p>
+    <w:p>
+      <w:pPr>
+        <w:pStyle w:val="Compact"/>
+        <w:numPr>
+          <w:ilvl w:val="0"/>
+          <w:numId w:val="22"/>
+        </w:numPr>
+        <w:rPr>
+          <w:lang w:val="es-AR"/>
+        </w:rPr>
+      </w:pPr>
+      <w:r>
+        <w:rPr>
+          <w:lang w:val="es-AR"/>
+        </w:rPr>
+        <w:t>Exclusión mutua: si ya hay una sincronización en curso para una tarjeta, o del catálogo, las peticiones concurrentes no inician otra.</w:t>
+      </w:r>
+    </w:p>
+    <w:p>
+      <w:pPr>
+        <w:pStyle w:val="Compact"/>
+        <w:numPr>
+          <w:ilvl w:val="0"/>
+          <w:numId w:val="22"/>
+        </w:numPr>
+        <w:rPr>
+          <w:lang w:val="es-AR"/>
+        </w:rPr>
+      </w:pPr>
+      <w:r>
+        <w:rPr>
+          <w:lang w:val="es-AR"/>
+        </w:rPr>
+        <w:t>Cortacircuitos: luego de tres fallas consecutivas, el servicio considera a Vitte fuera de línea y durante treinta segundos no realiza nuevos intentos, como muestra la Fig. 3.1</w:t>
+      </w:r>
+      <w:r>
+        <w:rPr>
+          <w:lang w:val="es-AR"/>
+        </w:rPr>
+        <w:t>0</w:t>
+      </w:r>
+      <w:r>
+        <w:rPr>
+          <w:lang w:val="es-AR"/>
+        </w:rPr>
+        <w:t>.</w:t>
+      </w:r>
+    </w:p>
+    <w:p>
+      <w:pPr>
+        <w:pStyle w:val="CaptionedFigure"/>
+      </w:pPr>
+      <w:r>
+        <w:rPr>
+          <w:noProof/>
+        </w:rPr>
+        <w:drawing>
+          <wp:inline distT="0" distB="0" distL="0" distR="0" wp14:anchorId="792A3201" wp14:editId="11CB4241">
+            <wp:extent cx="5400009" cy="1281272"/>
+            <wp:effectExtent l="0" t="0" r="0" b="0"/>
+            <wp:docPr id="308421820" name="Picture 8"/>
+            <wp:cNvGraphicFramePr>
+              <a:graphicFrameLocks xmlns:a="http://schemas.openxmlformats.org/drawingml/2006/main" noChangeAspect="1"/>
+            </wp:cNvGraphicFramePr>
+            <a:graphic xmlns:a="http://schemas.openxmlformats.org/drawingml/2006/main">
+              <a:graphicData uri="http://schemas.openxmlformats.org/drawingml/2006/picture">
+                <pic:pic xmlns:pic="http://schemas.openxmlformats.org/drawingml/2006/picture">
+                  <pic:nvPicPr>
+                    <pic:cNvPr id="308421820" name=""/>
+                    <pic:cNvPicPr/>
+                  </pic:nvPicPr>
+                  <pic:blipFill>
+                    <a:blip r:embed="rId26" cstate="print">
+                      <a:extLst>
+                        <a:ext uri="{28A0092B-C50C-407E-A947-70E740481C1C}">
+                          <a14:useLocalDpi xmlns:a14="http://schemas.microsoft.com/office/drawing/2010/main" val="0"/>
+                        </a:ext>
+                      </a:extLst>
+                    </a:blip>
+                    <a:stretch>
+                      <a:fillRect/>
+                    </a:stretch>
+                  </pic:blipFill>
+                  <pic:spPr>
+                    <a:xfrm>
+                      <a:off x="0" y="0"/>
+                      <a:ext cx="5400009" cy="1281272"/>
+                    </a:xfrm>
+                    <a:prstGeom prst="rect">
+                      <a:avLst/>
+                    </a:prstGeom>
                   </pic:spPr>
                 </pic:pic>
               </a:graphicData>
@@ -15294,7 +15904,19 @@
         <w:rPr>
           <w:lang w:val="es-AR"/>
         </w:rPr>
-        <w:t>Fig. 3.11: Estados de la conexión con Vitte.</w:t>
+        <w:t>Fig. 3.1</w:t>
+      </w:r>
+      <w:r>
+        <w:rPr>
+          <w:lang w:val="es-AR"/>
+        </w:rPr>
+        <w:t>0</w:t>
+      </w:r>
+      <w:r>
+        <w:rPr>
+          <w:lang w:val="es-AR"/>
+        </w:rPr>
+        <w:t>: Estados de la conexión con Vitte.</w:t>
       </w:r>
     </w:p>
     <w:p>
@@ -15308,7 +15930,19 @@
         <w:rPr>
           <w:lang w:val="es-AR"/>
         </w:rPr>
-        <w:t xml:space="preserve">Con este servicio, las operaciones se dividen en dos clases. Las que requieren Vitte, verifican el estado: el ingreso de un cliente, el cambio de montos máximos y el cierre de una orden. Si Vitte no está disponible, se rechazan de inmediato con un mensaje claro. Las consultas, en cambio, responden con la información disponible en la base de datos (la última sincronización) aunque no haya podido realizarse una nueva sincronización. El </w:t>
+        <w:t>Con este servicio, las operaciones se dividen en dos clases. Las que requieren Vitte, verifican el estado: el ingreso de un cliente, el cambio de montos máximos y el cierre de una orden. Si Vitte no está disponible, se rechazan de inmediato con un mensaje claro.</w:t>
+      </w:r>
+      <w:r>
+        <w:rPr>
+          <w:lang w:val="es-AR"/>
+        </w:rPr>
+        <w:t xml:space="preserve"> En el caso particular de un cierre de orden cuando Vitte está fuera de línea, puede ser forzado si el cliente no puede esperar. Este y otros casos de manejo de errores se describen en la sección 3.6.7.</w:t>
+      </w:r>
+      <w:r>
+        <w:rPr>
+          <w:lang w:val="es-AR"/>
+        </w:rPr>
+        <w:t xml:space="preserve"> Las consultas, en cambio, responden con la información disponible en la base de datos (la última sincronización) aunque no haya podido realizarse una nueva sincronización. El </w:t>
       </w:r>
       <w:r>
         <w:rPr>
@@ -15322,7 +15956,14 @@
         <w:rPr>
           <w:lang w:val="es-AR"/>
         </w:rPr>
-        <w:t xml:space="preserve"> expone además el estado de la conexión, que el </w:t>
+        <w:t xml:space="preserve"> expone además el estado de la </w:t>
+      </w:r>
+      <w:r>
+        <w:rPr>
+          <w:lang w:val="es-AR"/>
+        </w:rPr>
+        <w:lastRenderedPageBreak/>
+        <w:t xml:space="preserve">conexión, que el </w:t>
       </w:r>
       <w:r>
         <w:rPr>
@@ -15346,17 +15987,17 @@
           <w:lang w:val="es-AR"/>
         </w:rPr>
       </w:pPr>
-      <w:bookmarkStart w:id="83" w:name="integración-con-fudo"/>
-      <w:bookmarkStart w:id="84" w:name="_Toc242435992"/>
-      <w:bookmarkEnd w:id="80"/>
-      <w:bookmarkEnd w:id="82"/>
+      <w:bookmarkStart w:id="82" w:name="integración-con-fudo"/>
+      <w:bookmarkStart w:id="83" w:name="_Toc242870223"/>
+      <w:bookmarkEnd w:id="79"/>
+      <w:bookmarkEnd w:id="81"/>
       <w:r>
         <w:rPr>
           <w:lang w:val="es-AR"/>
         </w:rPr>
         <w:t>3.6.5. Integración con Fudo</w:t>
       </w:r>
-      <w:bookmarkEnd w:id="84"/>
+      <w:bookmarkEnd w:id="83"/>
     </w:p>
     <w:p>
       <w:pPr>
@@ -15453,7 +16094,19 @@
         <w:rPr>
           <w:lang w:val="es-AR"/>
         </w:rPr>
-        <w:t>Al cobrar una orden, el cajero elige entre cobrarla en la caja o exportarla a Fudo, como muestra la Fig. 3.12.</w:t>
+        <w:t>Al cobrar una orden, el cajero elige entre cobrarla en la caja o exportarla a Fudo, como muestra la Fig. 3.1</w:t>
+      </w:r>
+      <w:r>
+        <w:rPr>
+          <w:lang w:val="es-AR"/>
+        </w:rPr>
+        <w:t>1</w:t>
+      </w:r>
+      <w:r>
+        <w:rPr>
+          <w:lang w:val="es-AR"/>
+        </w:rPr>
+        <w:t>.</w:t>
       </w:r>
     </w:p>
     <w:p>
@@ -15472,7 +16125,6 @@
         <w:rPr>
           <w:noProof/>
         </w:rPr>
-        <w:lastRenderedPageBreak/>
         <w:drawing>
           <wp:inline distT="0" distB="0" distL="0" distR="0" wp14:anchorId="02E222FD" wp14:editId="3864EB66">
             <wp:extent cx="5334000" cy="2564803"/>
@@ -15489,7 +16141,7 @@
                     </pic:cNvPicPr>
                   </pic:nvPicPr>
                   <pic:blipFill>
-                    <a:blip r:embed="rId22"/>
+                    <a:blip r:embed="rId27"/>
                     <a:stretch>
                       <a:fillRect/>
                     </a:stretch>
@@ -15527,7 +16179,19 @@
         <w:rPr>
           <w:lang w:val="es-AR"/>
         </w:rPr>
-        <w:t>Fig. 3.12: Opciones de cobro de una orden: cobro en caja o exportación a Fudo.</w:t>
+        <w:t>Fig. 3.1</w:t>
+      </w:r>
+      <w:r>
+        <w:rPr>
+          <w:lang w:val="es-AR"/>
+        </w:rPr>
+        <w:t>1</w:t>
+      </w:r>
+      <w:r>
+        <w:rPr>
+          <w:lang w:val="es-AR"/>
+        </w:rPr>
+        <w:t>: Opciones de cobro de una orden: cobro en caja o exportación a Fudo.</w:t>
       </w:r>
     </w:p>
     <w:p>
@@ -15537,16 +16201,16 @@
           <w:lang w:val="es-AR"/>
         </w:rPr>
       </w:pPr>
-      <w:bookmarkStart w:id="85" w:name="exportación-de-órdenes"/>
-      <w:bookmarkStart w:id="86" w:name="_Toc242435993"/>
-      <w:bookmarkEnd w:id="83"/>
+      <w:bookmarkStart w:id="84" w:name="exportación-de-órdenes"/>
+      <w:bookmarkStart w:id="85" w:name="_Toc242870224"/>
+      <w:bookmarkEnd w:id="82"/>
       <w:r>
         <w:rPr>
           <w:lang w:val="es-AR"/>
         </w:rPr>
         <w:t>3.6.6. Exportación de órdenes</w:t>
       </w:r>
-      <w:bookmarkEnd w:id="86"/>
+      <w:bookmarkEnd w:id="85"/>
     </w:p>
     <w:p>
       <w:pPr>
@@ -15578,15 +16242,154 @@
     </w:p>
     <w:p>
       <w:pPr>
+        <w:pStyle w:val="Heading3"/>
+        <w:rPr>
+          <w:lang w:val="es-AR"/>
+        </w:rPr>
+      </w:pPr>
+      <w:bookmarkStart w:id="86" w:name="desarrollo-del-frontend"/>
+      <w:bookmarkStart w:id="87" w:name="_Toc242870225"/>
+      <w:bookmarkEnd w:id="71"/>
+      <w:bookmarkEnd w:id="84"/>
+      <w:r>
+        <w:rPr>
+          <w:lang w:val="es-AR"/>
+        </w:rPr>
+        <w:lastRenderedPageBreak/>
+        <w:t>3.6.7. Consistencia de los datos y recuperación ante fallos</w:t>
+      </w:r>
+      <w:bookmarkEnd w:id="87"/>
+    </w:p>
+    <w:p>
+      <w:pPr>
+        <w:pStyle w:val="BodyText"/>
+        <w:rPr>
+          <w:lang w:val="es-AR"/>
+        </w:rPr>
+      </w:pPr>
+      <w:r>
+        <w:rPr>
+          <w:lang w:val="es-AR"/>
+        </w:rPr>
+        <w:t>Para garantizar la consistencia de datos en las integraciones con Vitte y Fudo, se emplearon mecanismos que funcionan en distintas capas del sistema.</w:t>
+      </w:r>
+    </w:p>
+    <w:p>
+      <w:pPr>
+        <w:pStyle w:val="BodyText"/>
+        <w:rPr>
+          <w:lang w:val="es-AR"/>
+        </w:rPr>
+      </w:pPr>
+      <w:r>
+        <w:rPr>
+          <w:lang w:val="es-AR"/>
+        </w:rPr>
+        <w:t>Los consumos de vino son recuperados de Vitte y guardados localmente cada vez que una tarjeta Cliente es leída en la terminal de cajas o en la de tapas. Los consumos se recuperan siempre desde el momento (fecha y hora) que la tarjeta fue entregada al cliente, y se descartan los que ya existían (usando un identificador de consumo) para guardar sólo los nuevos. De esta forma, el sistema tiene siempre el consumo más reciente de vinos para cada tarjeta. Esto permite mantener los consumos actualizados mientras el cliente opera en el bar, y tolera las caídas de Vitte que pudieran haber ocurrido hasta que quiere pagar.</w:t>
+      </w:r>
+    </w:p>
+    <w:p>
+      <w:pPr>
+        <w:pStyle w:val="BodyText"/>
+        <w:rPr>
+          <w:lang w:val="es-AR"/>
+        </w:rPr>
+      </w:pPr>
+      <w:r>
+        <w:rPr>
+          <w:lang w:val="es-AR"/>
+        </w:rPr>
+        <w:t>Puede suceder que Vitte esté fuera de línea cuando se quiere dar de alta a un nuevo cliente. Este caso tiene una solución más simple desde lo práctico, si bien no desde lo técnico: se le puede pedir al cliente que vuelva a acercarse al mostrador en unos minutos. Esto es posible ya que el bar cuenta con mozos y una variedad de vinos bastante más amplia que la que soportan las máquinas solamente. Un cliente siempre puede hacer su pedido a un mozo, si no quisiera usar una tarjeta.</w:t>
+      </w:r>
+    </w:p>
+    <w:p>
+      <w:pPr>
+        <w:pStyle w:val="BodyText"/>
+        <w:rPr>
+          <w:lang w:val="es-AR"/>
+        </w:rPr>
+      </w:pPr>
+      <w:r>
+        <w:rPr>
+          <w:lang w:val="es-AR"/>
+        </w:rPr>
+        <w:t>En la situación de un cliente retirándose, se debe considerar la caída de ambos servicios, Vitte y Fudo. Si Vitte está fuera de línea cuando el cajero desea cobrar una tarjeta, se refleja tal información inmediatamente. Si no es posible que el cliente espere algunos minutos, la app ofrece el camino alternativo de forzar el cobro con los consumos hasta la última actualización local existente. Queda a criterio del cajero. La orden queda identificada como cerrada sin conexión, y el sistema queda reintentando periódicamente dar de baja la tarjeta en Vitte hasta que se concrete. Cuando sucede, además, deja asentados en la orden los consumos de vino que no se llegaron a cobrar.</w:t>
+      </w:r>
+    </w:p>
+    <w:p>
+      <w:pPr>
+        <w:pStyle w:val="BodyText"/>
+        <w:rPr>
+          <w:lang w:val="es-AR"/>
+        </w:rPr>
+      </w:pPr>
+      <w:r>
+        <w:rPr>
+          <w:lang w:val="es-AR"/>
+        </w:rPr>
+        <w:t xml:space="preserve">Por otro lado, con Fudo fuera de línea, el cajero puede optar por otra de las formas de pago permitidas (por ejemplo </w:t>
+      </w:r>
+      <w:r>
+        <w:rPr>
+          <w:i/>
+          <w:lang w:val="es-AR"/>
+        </w:rPr>
+        <w:t>Efectivo</w:t>
+      </w:r>
+      <w:r>
+        <w:rPr>
+          <w:lang w:val="es-AR"/>
+        </w:rPr>
+        <w:t>), y luego cargar ese consumo manualmente desde la app de Fudo. La carga de consumos en Fudo ya ocurre para todos los pedidos a través de los mozos, por lo que es un proceso ya familiar para el personal.</w:t>
+      </w:r>
+    </w:p>
+    <w:p>
+      <w:pPr>
+        <w:pStyle w:val="BodyText"/>
+        <w:rPr>
+          <w:lang w:val="es-AR"/>
+        </w:rPr>
+      </w:pPr>
+      <w:r>
+        <w:rPr>
+          <w:lang w:val="es-AR"/>
+        </w:rPr>
+        <w:t xml:space="preserve">Por último, la base de datos reside en un </w:t>
+      </w:r>
+      <w:r>
+        <w:rPr>
+          <w:i/>
+          <w:lang w:val="es-AR"/>
+        </w:rPr>
+        <w:t>volumen</w:t>
+      </w:r>
+      <w:r>
+        <w:rPr>
+          <w:lang w:val="es-AR"/>
+        </w:rPr>
+        <w:t xml:space="preserve"> </w:t>
+      </w:r>
+      <w:r>
+        <w:rPr>
+          <w:lang w:val="es-AR"/>
+        </w:rPr>
+        <w:t xml:space="preserve">Docker </w:t>
+      </w:r>
+      <w:r>
+        <w:rPr>
+          <w:lang w:val="es-AR"/>
+        </w:rPr>
+        <w:t>persistente que se monta en el contenedor de Postgres, y se prevé incorporar copias de seguridad diarias en AWS S3. Los consumos de vino permanecen, alternativamente, en la nube de Vitte.</w:t>
+      </w:r>
+    </w:p>
+    <w:p>
+      <w:pPr>
         <w:pStyle w:val="Heading2"/>
         <w:rPr>
           <w:lang w:val="es-AR"/>
         </w:rPr>
       </w:pPr>
-      <w:bookmarkStart w:id="87" w:name="desarrollo-del-frontend"/>
-      <w:bookmarkStart w:id="88" w:name="_Toc242435994"/>
-      <w:bookmarkEnd w:id="72"/>
-      <w:bookmarkEnd w:id="85"/>
+      <w:bookmarkStart w:id="88" w:name="_Toc242870226"/>
       <w:r>
         <w:rPr>
           <w:lang w:val="es-AR"/>
@@ -15662,7 +16465,19 @@
         <w:rPr>
           <w:lang w:val="es-AR"/>
         </w:rPr>
-        <w:t xml:space="preserve">El desarrollo se organizó en componentes. Cada entidad administrable (por ejemplo Tapas en la Fig. 3.13) tiene un contenedor con su listado y sus formularios; y la lógica de cada formulario se extrajo a funciones reutilizables. El estado compartido se maneja con contextos: uno para la sesión, que guarda el </w:t>
+        <w:t>El desarrollo se organizó en componentes. Cada entidad administrable (por ejemplo Tapas en la Fig. 3.1</w:t>
+      </w:r>
+      <w:r>
+        <w:rPr>
+          <w:lang w:val="es-AR"/>
+        </w:rPr>
+        <w:t>2</w:t>
+      </w:r>
+      <w:r>
+        <w:rPr>
+          <w:lang w:val="es-AR"/>
+        </w:rPr>
+        <w:t xml:space="preserve">) tiene un contenedor con su listado y sus formularios; y la lógica de cada formulario se extrajo a funciones reutilizables. El estado compartido se maneja con contextos: uno para la sesión, que guarda el </w:t>
       </w:r>
       <w:r>
         <w:rPr>
@@ -15676,7 +16491,14 @@
         <w:rPr>
           <w:lang w:val="es-AR"/>
         </w:rPr>
-        <w:t xml:space="preserve"> y los datos del usuario, y otro para el carrito de la vista del tapero, que mantiene el cliente identificado, su orden y el pedido en curso. Un componente común captura las lecturas de tarjeta y es reutilizado en el inicio de sesión, en el alta de clientes y en la identificación del cliente en el puesto de tapas.</w:t>
+        <w:t xml:space="preserve"> y los datos del usuario, y otro </w:t>
+      </w:r>
+      <w:r>
+        <w:rPr>
+          <w:lang w:val="es-AR"/>
+        </w:rPr>
+        <w:lastRenderedPageBreak/>
+        <w:t>para el carrito de la vista del tapero, que mantiene el cliente identificado, su orden y el pedido en curso. Un componente común captura las lecturas de tarjeta y es reutilizado en el inicio de sesión, en el alta de clientes y en la identificación del cliente en el puesto de tapas.</w:t>
       </w:r>
     </w:p>
     <w:p>
@@ -15688,44 +16510,20 @@
       </w:pPr>
       <w:r>
         <w:rPr>
-          <w:lang w:val="es-AR"/>
-        </w:rPr>
-        <w:t xml:space="preserve">La vista de administración, que muestra la Fig. 3.13, presenta un menú </w:t>
-      </w:r>
-      <w:r>
-        <w:rPr>
-          <w:lang w:val="es-AR"/>
-        </w:rPr>
-        <w:t>superior</w:t>
-      </w:r>
-      <w:r>
-        <w:rPr>
-          <w:lang w:val="es-AR"/>
-        </w:rPr>
-        <w:t xml:space="preserve"> con las secciones de personal, tarjetas, tapas, lectores, clientes, turnos, órdenes y configuración.</w:t>
-      </w:r>
-    </w:p>
-    <w:p>
-      <w:pPr>
-        <w:pStyle w:val="BodyText"/>
-        <w:rPr>
-          <w:lang w:val="es-AR"/>
-        </w:rPr>
-      </w:pPr>
-    </w:p>
-    <w:p>
-      <w:pPr>
-        <w:pStyle w:val="CaptionedFigure"/>
-      </w:pPr>
-      <w:r>
-        <w:rPr>
           <w:noProof/>
         </w:rPr>
-        <w:lastRenderedPageBreak/>
         <w:drawing>
-          <wp:inline distT="0" distB="0" distL="0" distR="0" wp14:anchorId="12A77756" wp14:editId="51198C16">
-            <wp:extent cx="5332945" cy="1574359"/>
+          <wp:anchor distT="0" distB="0" distL="114300" distR="114300" simplePos="0" relativeHeight="251663360" behindDoc="0" locked="0" layoutInCell="1" allowOverlap="1" wp14:anchorId="12A77756" wp14:editId="3C7FE6EF">
+            <wp:simplePos x="0" y="0"/>
+            <wp:positionH relativeFrom="column">
+              <wp:posOffset>-447675</wp:posOffset>
+            </wp:positionH>
+            <wp:positionV relativeFrom="paragraph">
+              <wp:posOffset>540385</wp:posOffset>
+            </wp:positionV>
+            <wp:extent cx="6286500" cy="2072640"/>
             <wp:effectExtent l="0" t="0" r="0" b="0"/>
+            <wp:wrapTopAndBottom/>
             <wp:docPr id="92" name="Picture" descr="Fig. 3.13: Vista de administración."/>
             <wp:cNvGraphicFramePr/>
             <a:graphic xmlns:a="http://schemas.openxmlformats.org/drawingml/2006/main">
@@ -15738,7 +16536,13 @@
                     </pic:cNvPicPr>
                   </pic:nvPicPr>
                   <pic:blipFill rotWithShape="1">
-                    <a:blip r:embed="rId23"/>
+                    <a:blip r:embed="rId28" cstate="print">
+                      <a:extLst>
+                        <a:ext uri="{28A0092B-C50C-407E-A947-70E740481C1C}">
+                          <a14:useLocalDpi xmlns:a14="http://schemas.microsoft.com/office/drawing/2010/main" val="0"/>
+                        </a:ext>
+                      </a:extLst>
+                    </a:blip>
                     <a:srcRect b="33280"/>
                     <a:stretch>
                       <a:fillRect/>
@@ -15747,7 +16551,7 @@
                   <pic:spPr bwMode="auto">
                     <a:xfrm>
                       <a:off x="0" y="0"/>
-                      <a:ext cx="5334000" cy="1574671"/>
+                      <a:ext cx="6286500" cy="2072640"/>
                     </a:xfrm>
                     <a:prstGeom prst="rect">
                       <a:avLst/>
@@ -15765,9 +16569,45 @@
                 </pic:pic>
               </a:graphicData>
             </a:graphic>
-          </wp:inline>
+            <wp14:sizeRelH relativeFrom="margin">
+              <wp14:pctWidth>0</wp14:pctWidth>
+            </wp14:sizeRelH>
+            <wp14:sizeRelV relativeFrom="margin">
+              <wp14:pctHeight>0</wp14:pctHeight>
+            </wp14:sizeRelV>
+          </wp:anchor>
         </w:drawing>
       </w:r>
+      <w:r>
+        <w:rPr>
+          <w:lang w:val="es-AR"/>
+        </w:rPr>
+        <w:t>La vista de administración, que muestra la Fig. 3.1</w:t>
+      </w:r>
+      <w:r>
+        <w:rPr>
+          <w:lang w:val="es-AR"/>
+        </w:rPr>
+        <w:t>2</w:t>
+      </w:r>
+      <w:r>
+        <w:rPr>
+          <w:lang w:val="es-AR"/>
+        </w:rPr>
+        <w:t xml:space="preserve">, presenta un menú </w:t>
+      </w:r>
+      <w:r>
+        <w:rPr>
+          <w:lang w:val="es-AR"/>
+        </w:rPr>
+        <w:t>superior</w:t>
+      </w:r>
+      <w:r>
+        <w:rPr>
+          <w:lang w:val="es-AR"/>
+        </w:rPr>
+        <w:t xml:space="preserve"> con las secciones de personal, tarjetas, tapas, lectores, clientes, turnos, órdenes y configuración.</w:t>
+      </w:r>
     </w:p>
     <w:p>
       <w:pPr>
@@ -15780,7 +16620,19 @@
         <w:rPr>
           <w:lang w:val="es-AR"/>
         </w:rPr>
-        <w:t>Fig. 3.13: Vista de administración.</w:t>
+        <w:t>Fig. 3.1</w:t>
+      </w:r>
+      <w:r>
+        <w:rPr>
+          <w:lang w:val="es-AR"/>
+        </w:rPr>
+        <w:t>2</w:t>
+      </w:r>
+      <w:r>
+        <w:rPr>
+          <w:lang w:val="es-AR"/>
+        </w:rPr>
+        <w:t>: Vista de administración.</w:t>
       </w:r>
     </w:p>
     <w:p>
@@ -15790,12 +16642,6 @@
           <w:lang w:val="es-AR"/>
         </w:rPr>
       </w:pPr>
-      <w:r>
-        <w:rPr>
-          <w:lang w:val="es-AR"/>
-        </w:rPr>
-        <w:t>La vista del cajero, que muestran la Fig. 3.14 y la Fig. 3.15, reúne en una sola pantalla las acciones frecuentes, un panel con el estado del turno y la búsqueda de órdenes por tarjeta o por nombre. El panel de cobro muestra los datos del cliente, los montos máximos, el monto cargado y el detalle de los pedidos, separados en vinos y tapas.</w:t>
-      </w:r>
     </w:p>
     <w:p>
       <w:pPr>
@@ -15804,19 +16650,22 @@
           <w:lang w:val="es-AR"/>
         </w:rPr>
       </w:pPr>
-    </w:p>
-    <w:p>
-      <w:pPr>
-        <w:pStyle w:val="CaptionedFigure"/>
-      </w:pPr>
       <w:r>
         <w:rPr>
           <w:noProof/>
         </w:rPr>
         <w:drawing>
-          <wp:inline distT="0" distB="0" distL="0" distR="0" wp14:anchorId="4FC4C063" wp14:editId="1705146E">
-            <wp:extent cx="5333318" cy="1956021"/>
+          <wp:anchor distT="0" distB="0" distL="114300" distR="114300" simplePos="0" relativeHeight="251665408" behindDoc="0" locked="0" layoutInCell="1" allowOverlap="1" wp14:anchorId="4FC4C063" wp14:editId="02095EA1">
+            <wp:simplePos x="0" y="0"/>
+            <wp:positionH relativeFrom="column">
+              <wp:posOffset>-462915</wp:posOffset>
+            </wp:positionH>
+            <wp:positionV relativeFrom="paragraph">
+              <wp:posOffset>972820</wp:posOffset>
+            </wp:positionV>
+            <wp:extent cx="6324600" cy="2529840"/>
             <wp:effectExtent l="0" t="0" r="0" b="0"/>
+            <wp:wrapTopAndBottom/>
             <wp:docPr id="95" name="Picture" descr="Fig. 3.14: Vista del cajero."/>
             <wp:cNvGraphicFramePr/>
             <a:graphic xmlns:a="http://schemas.openxmlformats.org/drawingml/2006/main">
@@ -15829,7 +16678,13 @@
                     </pic:cNvPicPr>
                   </pic:nvPicPr>
                   <pic:blipFill rotWithShape="1">
-                    <a:blip r:embed="rId24"/>
+                    <a:blip r:embed="rId29" cstate="print">
+                      <a:extLst>
+                        <a:ext uri="{28A0092B-C50C-407E-A947-70E740481C1C}">
+                          <a14:useLocalDpi xmlns:a14="http://schemas.microsoft.com/office/drawing/2010/main" val="0"/>
+                        </a:ext>
+                      </a:extLst>
+                    </a:blip>
                     <a:srcRect b="17770"/>
                     <a:stretch>
                       <a:fillRect/>
@@ -15838,7 +16693,7 @@
                   <pic:spPr bwMode="auto">
                     <a:xfrm>
                       <a:off x="0" y="0"/>
-                      <a:ext cx="5334000" cy="1956271"/>
+                      <a:ext cx="6324600" cy="2529840"/>
                     </a:xfrm>
                     <a:prstGeom prst="rect">
                       <a:avLst/>
@@ -15856,30 +16711,96 @@
                 </pic:pic>
               </a:graphicData>
             </a:graphic>
-          </wp:inline>
+            <wp14:sizeRelH relativeFrom="margin">
+              <wp14:pctWidth>0</wp14:pctWidth>
+            </wp14:sizeRelH>
+            <wp14:sizeRelV relativeFrom="margin">
+              <wp14:pctHeight>0</wp14:pctHeight>
+            </wp14:sizeRelV>
+          </wp:anchor>
         </w:drawing>
       </w:r>
+      <w:r>
+        <w:rPr>
+          <w:lang w:val="es-AR"/>
+        </w:rPr>
+        <w:t>La vista del cajero, que muestran la Fig. 3.1</w:t>
+      </w:r>
+      <w:r>
+        <w:rPr>
+          <w:lang w:val="es-AR"/>
+        </w:rPr>
+        <w:t>3</w:t>
+      </w:r>
+      <w:r>
+        <w:rPr>
+          <w:lang w:val="es-AR"/>
+        </w:rPr>
+        <w:t xml:space="preserve"> y la Fig. 3.1</w:t>
+      </w:r>
+      <w:r>
+        <w:rPr>
+          <w:lang w:val="es-AR"/>
+        </w:rPr>
+        <w:t>4</w:t>
+      </w:r>
+      <w:r>
+        <w:rPr>
+          <w:lang w:val="es-AR"/>
+        </w:rPr>
+        <w:t>, reúne en una sola pantalla las acciones frecuentes, un panel con el estado del turno y la búsqueda de órdenes por tarjeta o por nombre. El panel de cobro muestra los datos del cliente, los montos máximos, el monto cargado y el detalle de los pedidos, separados en vinos y tapas.</w:t>
+      </w:r>
     </w:p>
     <w:p>
       <w:pPr>
         <w:pStyle w:val="ImageCaption"/>
-      </w:pPr>
-      <w:r>
-        <w:t>Fig. 3.14: Vista del cajero.</w:t>
+        <w:rPr>
+          <w:lang w:val="es-AR"/>
+        </w:rPr>
+      </w:pPr>
+      <w:r>
+        <w:rPr>
+          <w:lang w:val="es-AR"/>
+        </w:rPr>
+        <w:t>Fig. 3.1</w:t>
+      </w:r>
+      <w:r>
+        <w:rPr>
+          <w:lang w:val="es-AR"/>
+        </w:rPr>
+        <w:t>3</w:t>
+      </w:r>
+      <w:r>
+        <w:rPr>
+          <w:lang w:val="es-AR"/>
+        </w:rPr>
+        <w:t>: Vista del cajero.</w:t>
       </w:r>
     </w:p>
     <w:p>
       <w:pPr>
         <w:pStyle w:val="CaptionedFigure"/>
+        <w:rPr>
+          <w:lang w:val="es-AR"/>
+        </w:rPr>
       </w:pPr>
       <w:r>
         <w:rPr>
           <w:noProof/>
         </w:rPr>
+        <w:lastRenderedPageBreak/>
         <w:drawing>
-          <wp:inline distT="0" distB="0" distL="0" distR="0" wp14:anchorId="35660CE0" wp14:editId="2708CE7C">
-            <wp:extent cx="5334000" cy="2927092"/>
+          <wp:anchor distT="0" distB="0" distL="114300" distR="114300" simplePos="0" relativeHeight="251667456" behindDoc="0" locked="0" layoutInCell="1" allowOverlap="1" wp14:anchorId="35660CE0" wp14:editId="0C9380A1">
+            <wp:simplePos x="0" y="0"/>
+            <wp:positionH relativeFrom="column">
+              <wp:posOffset>-340995</wp:posOffset>
+            </wp:positionH>
+            <wp:positionV relativeFrom="paragraph">
+              <wp:posOffset>-635</wp:posOffset>
+            </wp:positionV>
+            <wp:extent cx="6278880" cy="3695700"/>
             <wp:effectExtent l="0" t="0" r="0" b="0"/>
+            <wp:wrapTopAndBottom/>
             <wp:docPr id="98" name="Picture" descr="Fig. 3.15: Panel de cobro de una orden."/>
             <wp:cNvGraphicFramePr/>
             <a:graphic xmlns:a="http://schemas.openxmlformats.org/drawingml/2006/main">
@@ -15892,7 +16813,13 @@
                     </pic:cNvPicPr>
                   </pic:nvPicPr>
                   <pic:blipFill>
-                    <a:blip r:embed="rId25"/>
+                    <a:blip r:embed="rId30" cstate="print">
+                      <a:extLst>
+                        <a:ext uri="{28A0092B-C50C-407E-A947-70E740481C1C}">
+                          <a14:useLocalDpi xmlns:a14="http://schemas.microsoft.com/office/drawing/2010/main" val="0"/>
+                        </a:ext>
+                      </a:extLst>
+                    </a:blip>
                     <a:stretch>
                       <a:fillRect/>
                     </a:stretch>
@@ -15900,7 +16827,7 @@
                   <pic:spPr bwMode="auto">
                     <a:xfrm>
                       <a:off x="0" y="0"/>
-                      <a:ext cx="5334000" cy="2927092"/>
+                      <a:ext cx="6278880" cy="3695700"/>
                     </a:xfrm>
                     <a:prstGeom prst="rect">
                       <a:avLst/>
@@ -15915,22 +16842,32 @@
                 </pic:pic>
               </a:graphicData>
             </a:graphic>
-          </wp:inline>
+            <wp14:sizeRelH relativeFrom="margin">
+              <wp14:pctWidth>0</wp14:pctWidth>
+            </wp14:sizeRelH>
+            <wp14:sizeRelV relativeFrom="margin">
+              <wp14:pctHeight>0</wp14:pctHeight>
+            </wp14:sizeRelV>
+          </wp:anchor>
         </w:drawing>
       </w:r>
-    </w:p>
-    <w:p>
-      <w:pPr>
-        <w:pStyle w:val="ImageCaption"/>
-        <w:rPr>
-          <w:lang w:val="es-AR"/>
-        </w:rPr>
-      </w:pPr>
-      <w:r>
-        <w:rPr>
-          <w:lang w:val="es-AR"/>
-        </w:rPr>
-        <w:t>Fig. 3.15: Panel de cobro de una orden.</w:t>
+      <w:r>
+        <w:rPr>
+          <w:lang w:val="es-AR"/>
+        </w:rPr>
+        <w:t>Fig. 3.1</w:t>
+      </w:r>
+      <w:r>
+        <w:rPr>
+          <w:lang w:val="es-AR"/>
+        </w:rPr>
+        <w:t>4</w:t>
+      </w:r>
+      <w:r>
+        <w:rPr>
+          <w:lang w:val="es-AR"/>
+        </w:rPr>
+        <w:t>: Panel de cobro de una orden.</w:t>
       </w:r>
     </w:p>
     <w:p>
@@ -15940,18 +16877,31 @@
           <w:lang w:val="es-AR"/>
         </w:rPr>
       </w:pPr>
-      <w:r>
-        <w:rPr>
-          <w:lang w:val="es-AR"/>
-        </w:rPr>
-        <w:t xml:space="preserve">La vista del tapero, que muestra la Fig. 3.16, está pensada para una pantalla táctil. Presenta el menú de tapas con sus fotos, el carrito del pedido en curso y un resumen con </w:t>
-      </w:r>
-      <w:r>
-        <w:rPr>
-          <w:lang w:val="es-AR"/>
-        </w:rPr>
-        <w:lastRenderedPageBreak/>
-        <w:t>el nombre del cliente, el monto máximo del pedido y el subtotal. En el encabezado se indica el estado de la conexión con Vitte, de los lectores y de la pantalla del cliente.</w:t>
+    </w:p>
+    <w:p>
+      <w:pPr>
+        <w:pStyle w:val="BodyText"/>
+        <w:rPr>
+          <w:lang w:val="es-AR"/>
+        </w:rPr>
+      </w:pPr>
+      <w:r>
+        <w:rPr>
+          <w:lang w:val="es-AR"/>
+        </w:rPr>
+        <w:t>La vista del tapero, que muestra la Fig. 3.1</w:t>
+      </w:r>
+      <w:r>
+        <w:rPr>
+          <w:lang w:val="es-AR"/>
+        </w:rPr>
+        <w:t>5</w:t>
+      </w:r>
+      <w:r>
+        <w:rPr>
+          <w:lang w:val="es-AR"/>
+        </w:rPr>
+        <w:t>, está pensada para una pantalla táctil. Presenta el menú de tapas con sus fotos, el carrito del pedido en curso y un resumen con el nombre del cliente, el monto máximo del pedido y el subtotal. En el encabezado se indica el estado de la conexión con Vitte, de los lectores y de la pantalla del cliente.</w:t>
       </w:r>
     </w:p>
     <w:p>
@@ -15986,7 +16936,7 @@
                     </pic:cNvPicPr>
                   </pic:nvPicPr>
                   <pic:blipFill>
-                    <a:blip r:embed="rId26"/>
+                    <a:blip r:embed="rId31"/>
                     <a:stretch>
                       <a:fillRect/>
                     </a:stretch>
@@ -16024,7 +16974,19 @@
         <w:rPr>
           <w:lang w:val="es-AR"/>
         </w:rPr>
-        <w:t>Fig. 3.16: Vista del tapero.</w:t>
+        <w:t>Fig. 3.1</w:t>
+      </w:r>
+      <w:r>
+        <w:rPr>
+          <w:lang w:val="es-AR"/>
+        </w:rPr>
+        <w:t>5</w:t>
+      </w:r>
+      <w:r>
+        <w:rPr>
+          <w:lang w:val="es-AR"/>
+        </w:rPr>
+        <w:t>: Vista del tapero.</w:t>
       </w:r>
     </w:p>
     <w:p>
@@ -16035,9 +16997,9 @@
         </w:rPr>
       </w:pPr>
       <w:bookmarkStart w:id="89" w:name="integración"/>
-      <w:bookmarkStart w:id="90" w:name="_Toc242435995"/>
-      <w:bookmarkEnd w:id="44"/>
-      <w:bookmarkEnd w:id="87"/>
+      <w:bookmarkStart w:id="90" w:name="_Toc242870227"/>
+      <w:bookmarkEnd w:id="45"/>
+      <w:bookmarkEnd w:id="86"/>
       <w:r>
         <w:rPr>
           <w:lang w:val="es-AR"/>
@@ -16167,7 +17129,7 @@
         </w:rPr>
       </w:pPr>
       <w:bookmarkStart w:id="91" w:name="conclusiones"/>
-      <w:bookmarkStart w:id="92" w:name="_Toc242435996"/>
+      <w:bookmarkStart w:id="92" w:name="_Toc242870228"/>
       <w:bookmarkEnd w:id="89"/>
       <w:r>
         <w:rPr>
@@ -16301,12 +17263,26 @@
     </w:p>
     <w:p>
       <w:pPr>
-        <w:pStyle w:val="Heading1"/>
+        <w:pStyle w:val="BodyText"/>
+        <w:rPr>
+          <w:lang w:val="es-AR"/>
+        </w:rPr>
       </w:pPr>
       <w:bookmarkStart w:id="94" w:name="referencias-bibliográficas"/>
-      <w:bookmarkStart w:id="95" w:name="_Toc242435997"/>
       <w:bookmarkEnd w:id="91"/>
       <w:bookmarkEnd w:id="93"/>
+      <w:r>
+        <w:rPr>
+          <w:lang w:val="es-AR"/>
+        </w:rPr>
+        <w:t>La dependencia de un sistema de terceros, como lo es Vitte, es una cuestión que puede traer problemas sin previo aviso, aun habiendo sido discutida con el cliente. Mientras tal sistema siga en línea y tenga períodos bajos de caída, los cambios que pueda tener son, muy probablemente, solucionables desde el software y requerirían un tiempo corto de retrabajo. El cambio más importante que puede suceder es que el fabricante discontinúe su nube. En ese caso, será necesario reemplazar el firmware de control, lo que daría lugar a un nuevo proyecto con otros alcances.</w:t>
+      </w:r>
+    </w:p>
+    <w:p>
+      <w:pPr>
+        <w:pStyle w:val="Heading1"/>
+      </w:pPr>
+      <w:bookmarkStart w:id="95" w:name="_Toc242870229"/>
       <w:r>
         <w:lastRenderedPageBreak/>
         <w:t>Referencias bibliográficas</w:t>
@@ -16330,7 +17306,7 @@
         </w:rPr>
         <w:t xml:space="preserve">Vitte, </w:t>
       </w:r>
-      <w:hyperlink r:id="rId27">
+      <w:hyperlink r:id="rId32">
         <w:r>
           <w:rPr>
             <w:rStyle w:val="Hyperlink"/>
@@ -16363,7 +17339,7 @@
         </w:rPr>
         <w:t xml:space="preserve">Fudo, documentación para desarrolladores, </w:t>
       </w:r>
-      <w:hyperlink r:id="rId28">
+      <w:hyperlink r:id="rId33">
         <w:r>
           <w:rPr>
             <w:rStyle w:val="Hyperlink"/>
@@ -16396,7 +17372,7 @@
         </w:rPr>
         <w:t xml:space="preserve">FastAPI, documentación oficial, </w:t>
       </w:r>
-      <w:hyperlink r:id="rId29">
+      <w:hyperlink r:id="rId34">
         <w:r>
           <w:rPr>
             <w:rStyle w:val="Hyperlink"/>
@@ -16429,7 +17405,7 @@
         </w:rPr>
         <w:t xml:space="preserve">React, documentación oficial, </w:t>
       </w:r>
-      <w:hyperlink r:id="rId30">
+      <w:hyperlink r:id="rId35">
         <w:r>
           <w:rPr>
             <w:rStyle w:val="Hyperlink"/>
@@ -16462,7 +17438,7 @@
         </w:rPr>
         <w:t xml:space="preserve">PostgreSQL, documentación oficial, </w:t>
       </w:r>
-      <w:hyperlink r:id="rId31">
+      <w:hyperlink r:id="rId36">
         <w:r>
           <w:rPr>
             <w:rStyle w:val="Hyperlink"/>
@@ -16495,7 +17471,7 @@
         </w:rPr>
         <w:t xml:space="preserve">SQLAlchemy, documentación oficial, </w:t>
       </w:r>
-      <w:hyperlink r:id="rId32">
+      <w:hyperlink r:id="rId37">
         <w:r>
           <w:rPr>
             <w:rStyle w:val="Hyperlink"/>
@@ -16528,7 +17504,7 @@
         </w:rPr>
         <w:t xml:space="preserve">Alembic, documentación oficial, </w:t>
       </w:r>
-      <w:hyperlink r:id="rId33">
+      <w:hyperlink r:id="rId38">
         <w:r>
           <w:rPr>
             <w:rStyle w:val="Hyperlink"/>
@@ -16561,7 +17537,7 @@
         </w:rPr>
         <w:t xml:space="preserve">Docker, documentación oficial, </w:t>
       </w:r>
-      <w:hyperlink r:id="rId34">
+      <w:hyperlink r:id="rId39">
         <w:r>
           <w:rPr>
             <w:rStyle w:val="Hyperlink"/>
@@ -16594,7 +17570,7 @@
         </w:rPr>
         <w:t xml:space="preserve">nginx, documentación oficial, </w:t>
       </w:r>
-      <w:hyperlink r:id="rId35">
+      <w:hyperlink r:id="rId40">
         <w:r>
           <w:rPr>
             <w:rStyle w:val="Hyperlink"/>
@@ -16621,7 +17597,7 @@
       <w:r>
         <w:t xml:space="preserve">The OAuth 2.0 Authorization Framework, RFC 6749, </w:t>
       </w:r>
-      <w:hyperlink r:id="rId36">
+      <w:hyperlink r:id="rId41">
         <w:r>
           <w:rPr>
             <w:rStyle w:val="Hyperlink"/>
@@ -16650,7 +17626,7 @@
         </w:rPr>
         <w:t xml:space="preserve">JSON Web Token (JWT), RFC 7519, </w:t>
       </w:r>
-      <w:hyperlink r:id="rId37">
+      <w:hyperlink r:id="rId42">
         <w:r>
           <w:rPr>
             <w:rStyle w:val="Hyperlink"/>
@@ -16683,7 +17659,7 @@
         </w:rPr>
         <w:t xml:space="preserve">Raspberry Pi, documentación oficial, </w:t>
       </w:r>
-      <w:hyperlink r:id="rId38">
+      <w:hyperlink r:id="rId43">
         <w:r>
           <w:rPr>
             <w:rStyle w:val="Hyperlink"/>
@@ -16701,15 +17677,14 @@
       <w:bookmarkEnd w:id="94"/>
     </w:p>
     <w:sectPr>
-      <w:headerReference w:type="default" r:id="rId39"/>
-      <w:footerReference w:type="default" r:id="rId40"/>
+      <w:headerReference w:type="default" r:id="rId44"/>
+      <w:footerReference w:type="default" r:id="rId45"/>
       <w:footnotePr>
         <w:numRestart w:val="eachSect"/>
       </w:footnotePr>
       <w:pgSz w:w="11907" w:h="16839"/>
       <w:pgMar w:top="1417" w:right="1701" w:bottom="1417" w:left="1701" w:header="709" w:footer="709" w:gutter="0"/>
       <w:cols w:space="720"/>
-      <w:titlePg/>
       <w:docGrid w:linePitch="326"/>
     </w:sectPr>
   </w:body>
@@ -16742,6 +17717,82 @@
 </file>
 
 <file path=word/footer1.xml><?xml version="1.0" encoding="utf-8"?>
+<w:ftr xmlns:wpc="http://schemas.microsoft.com/office/word/2010/wordprocessingCanvas" xmlns:cx="http://schemas.microsoft.com/office/drawing/2014/chartex" xmlns:cx1="http://schemas.microsoft.com/office/drawing/2015/9/8/chartex" xmlns:cx2="http://schemas.microsoft.com/office/drawing/2015/10/21/chartex" xmlns:cx3="http://schemas.microsoft.com/office/drawing/2016/5/9/chartex" xmlns:cx4="http://schemas.microsoft.com/office/drawing/2016/5/10/chartex" xmlns:cx5="http://schemas.microsoft.com/office/drawing/2016/5/11/chartex" xmlns:cx6="http://schemas.microsoft.com/office/drawing/2016/5/12/chartex" xmlns:cx7="http://schemas.microsoft.com/office/drawing/2016/5/13/chartex" xmlns:cx8="http://schemas.microsoft.com/office/drawing/2016/5/14/chartex" xmlns:mc="http://schemas.openxmlformats.org/markup-compatibility/2006" xmlns:aink="http://schemas.microsoft.com/office/drawing/2016/ink" xmlns:am3d="http://schemas.microsoft.com/office/drawing/2017/model3d" xmlns:o="urn:schemas-microsoft-com:office:office" xmlns:oel="http://schemas.microsoft.com/office/2019/extlst" xmlns:r="http://schemas.openxmlformats.org/officeDocument/2006/relationships" xmlns:m="http://schemas.openxmlformats.org/officeDocument/2006/math" xmlns:v="urn:schemas-microsoft-com:vml" xmlns:wp14="http://schemas.microsoft.com/office/word/2010/wordprocessingDrawing" xmlns:wp="http://schemas.openxmlformats.org/drawingml/2006/wordprocessingDrawing" xmlns:w10="urn:schemas-microsoft-com:office:word" xmlns:w="http://schemas.openxmlformats.org/wordprocessingml/2006/main" xmlns:w14="http://schemas.microsoft.com/office/word/2010/wordml" xmlns:w15="http://schemas.microsoft.com/office/word/2012/wordml" xmlns:w16cex="http://schemas.microsoft.com/office/word/2018/wordml/cex" xmlns:w16cid="http://schemas.microsoft.com/office/word/2016/wordml/cid" xmlns:w16="http://schemas.microsoft.com/office/word/2018/wordml" xmlns:w16du="http://schemas.microsoft.com/office/word/2023/wordml/word16du" xmlns:w16sdtdh="http://schemas.microsoft.com/office/word/2020/wordml/sdtdatahash" xmlns:w16sdtfl="http://schemas.microsoft.com/office/word/2024/wordml/sdtformatlock" xmlns:w16se="http://schemas.microsoft.com/office/word/2015/wordml/symex" xmlns:wpg="http://schemas.microsoft.com/office/word/2010/wordprocessingGroup" xmlns:wpi="http://schemas.microsoft.com/office/word/2010/wordprocessingInk" xmlns:wne="http://schemas.microsoft.com/office/word/2006/wordml" xmlns:wps="http://schemas.microsoft.com/office/word/2010/wordprocessingShape" mc:Ignorable="w14 w15 w16se w16cid w16 w16cex w16sdtdh w16sdtfl w16du wp14">
+  <w:p>
+    <w:pPr>
+      <w:pStyle w:val="Footer"/>
+    </w:pPr>
+  </w:p>
+</w:ftr>
+</file>
+
+<file path=word/footer2.xml><?xml version="1.0" encoding="utf-8"?>
+<w:ftr xmlns:wpc="http://schemas.microsoft.com/office/word/2010/wordprocessingCanvas" xmlns:cx="http://schemas.microsoft.com/office/drawing/2014/chartex" xmlns:cx1="http://schemas.microsoft.com/office/drawing/2015/9/8/chartex" xmlns:cx2="http://schemas.microsoft.com/office/drawing/2015/10/21/chartex" xmlns:cx3="http://schemas.microsoft.com/office/drawing/2016/5/9/chartex" xmlns:cx4="http://schemas.microsoft.com/office/drawing/2016/5/10/chartex" xmlns:cx5="http://schemas.microsoft.com/office/drawing/2016/5/11/chartex" xmlns:cx6="http://schemas.microsoft.com/office/drawing/2016/5/12/chartex" xmlns:cx7="http://schemas.microsoft.com/office/drawing/2016/5/13/chartex" xmlns:cx8="http://schemas.microsoft.com/office/drawing/2016/5/14/chartex" xmlns:mc="http://schemas.openxmlformats.org/markup-compatibility/2006" xmlns:aink="http://schemas.microsoft.com/office/drawing/2016/ink" xmlns:am3d="http://schemas.microsoft.com/office/drawing/2017/model3d" xmlns:o="urn:schemas-microsoft-com:office:office" xmlns:oel="http://schemas.microsoft.com/office/2019/extlst" xmlns:r="http://schemas.openxmlformats.org/officeDocument/2006/relationships" xmlns:m="http://schemas.openxmlformats.org/officeDocument/2006/math" xmlns:v="urn:schemas-microsoft-com:vml" xmlns:wp14="http://schemas.microsoft.com/office/word/2010/wordprocessingDrawing" xmlns:wp="http://schemas.openxmlformats.org/drawingml/2006/wordprocessingDrawing" xmlns:w10="urn:schemas-microsoft-com:office:word" xmlns:w="http://schemas.openxmlformats.org/wordprocessingml/2006/main" xmlns:w14="http://schemas.microsoft.com/office/word/2010/wordml" xmlns:w15="http://schemas.microsoft.com/office/word/2012/wordml" xmlns:w16cex="http://schemas.microsoft.com/office/word/2018/wordml/cex" xmlns:w16cid="http://schemas.microsoft.com/office/word/2016/wordml/cid" xmlns:w16="http://schemas.microsoft.com/office/word/2018/wordml" xmlns:w16du="http://schemas.microsoft.com/office/word/2023/wordml/word16du" xmlns:w16sdtdh="http://schemas.microsoft.com/office/word/2020/wordml/sdtdatahash" xmlns:w16sdtfl="http://schemas.microsoft.com/office/word/2024/wordml/sdtformatlock" xmlns:w16se="http://schemas.microsoft.com/office/word/2015/wordml/symex" xmlns:wpg="http://schemas.microsoft.com/office/word/2010/wordprocessingGroup" xmlns:wpi="http://schemas.microsoft.com/office/word/2010/wordprocessingInk" xmlns:wne="http://schemas.microsoft.com/office/word/2006/wordml" xmlns:wps="http://schemas.microsoft.com/office/word/2010/wordprocessingShape" mc:Ignorable="w14 w15 w16se w16cid w16 w16cex w16sdtdh w16sdtfl w16du wp14">
+  <w:p>
+    <w:pPr>
+      <w:pStyle w:val="Footer"/>
+      <w:rPr>
+        <w:sz w:val="20"/>
+        <w:szCs w:val="20"/>
+      </w:rPr>
+    </w:pPr>
+    <w:r>
+      <w:rPr>
+        <w:sz w:val="20"/>
+        <w:szCs w:val="20"/>
+      </w:rPr>
+      <w:tab/>
+    </w:r>
+    <w:r>
+      <w:rPr>
+        <w:sz w:val="20"/>
+        <w:szCs w:val="20"/>
+      </w:rPr>
+      <w:fldChar w:fldCharType="begin"/>
+    </w:r>
+    <w:r>
+      <w:rPr>
+        <w:sz w:val="20"/>
+        <w:szCs w:val="20"/>
+      </w:rPr>
+      <w:instrText xml:space="preserve"> PAGE </w:instrText>
+    </w:r>
+    <w:r>
+      <w:rPr>
+        <w:sz w:val="20"/>
+        <w:szCs w:val="20"/>
+      </w:rPr>
+      <w:fldChar w:fldCharType="separate"/>
+    </w:r>
+    <w:r>
+      <w:rPr>
+        <w:sz w:val="20"/>
+        <w:szCs w:val="20"/>
+      </w:rPr>
+      <w:t>2</w:t>
+    </w:r>
+    <w:r>
+      <w:rPr>
+        <w:sz w:val="20"/>
+        <w:szCs w:val="20"/>
+      </w:rPr>
+      <w:fldChar w:fldCharType="end"/>
+    </w:r>
+  </w:p>
+</w:ftr>
+</file>
+
+<file path=word/footer3.xml><?xml version="1.0" encoding="utf-8"?>
+<w:ftr xmlns:wpc="http://schemas.microsoft.com/office/word/2010/wordprocessingCanvas" xmlns:cx="http://schemas.microsoft.com/office/drawing/2014/chartex" xmlns:cx1="http://schemas.microsoft.com/office/drawing/2015/9/8/chartex" xmlns:cx2="http://schemas.microsoft.com/office/drawing/2015/10/21/chartex" xmlns:cx3="http://schemas.microsoft.com/office/drawing/2016/5/9/chartex" xmlns:cx4="http://schemas.microsoft.com/office/drawing/2016/5/10/chartex" xmlns:cx5="http://schemas.microsoft.com/office/drawing/2016/5/11/chartex" xmlns:cx6="http://schemas.microsoft.com/office/drawing/2016/5/12/chartex" xmlns:cx7="http://schemas.microsoft.com/office/drawing/2016/5/13/chartex" xmlns:cx8="http://schemas.microsoft.com/office/drawing/2016/5/14/chartex" xmlns:mc="http://schemas.openxmlformats.org/markup-compatibility/2006" xmlns:aink="http://schemas.microsoft.com/office/drawing/2016/ink" xmlns:am3d="http://schemas.microsoft.com/office/drawing/2017/model3d" xmlns:o="urn:schemas-microsoft-com:office:office" xmlns:oel="http://schemas.microsoft.com/office/2019/extlst" xmlns:r="http://schemas.openxmlformats.org/officeDocument/2006/relationships" xmlns:m="http://schemas.openxmlformats.org/officeDocument/2006/math" xmlns:v="urn:schemas-microsoft-com:vml" xmlns:wp14="http://schemas.microsoft.com/office/word/2010/wordprocessingDrawing" xmlns:wp="http://schemas.openxmlformats.org/drawingml/2006/wordprocessingDrawing" xmlns:w10="urn:schemas-microsoft-com:office:word" xmlns:w="http://schemas.openxmlformats.org/wordprocessingml/2006/main" xmlns:w14="http://schemas.microsoft.com/office/word/2010/wordml" xmlns:w15="http://schemas.microsoft.com/office/word/2012/wordml" xmlns:w16cex="http://schemas.microsoft.com/office/word/2018/wordml/cex" xmlns:w16cid="http://schemas.microsoft.com/office/word/2016/wordml/cid" xmlns:w16="http://schemas.microsoft.com/office/word/2018/wordml" xmlns:w16du="http://schemas.microsoft.com/office/word/2023/wordml/word16du" xmlns:w16sdtdh="http://schemas.microsoft.com/office/word/2020/wordml/sdtdatahash" xmlns:w16sdtfl="http://schemas.microsoft.com/office/word/2024/wordml/sdtformatlock" xmlns:w16se="http://schemas.microsoft.com/office/word/2015/wordml/symex" xmlns:wpg="http://schemas.microsoft.com/office/word/2010/wordprocessingGroup" xmlns:wpi="http://schemas.microsoft.com/office/word/2010/wordprocessingInk" xmlns:wne="http://schemas.microsoft.com/office/word/2006/wordml" xmlns:wps="http://schemas.microsoft.com/office/word/2010/wordprocessingShape" mc:Ignorable="w14 w15 w16se w16cid w16 w16cex w16sdtdh w16sdtfl w16du wp14">
+  <w:p>
+    <w:pPr>
+      <w:pStyle w:val="Footer"/>
+    </w:pPr>
+  </w:p>
+</w:ftr>
+</file>
+
+<file path=word/footer4.xml><?xml version="1.0" encoding="utf-8"?>
 <w:ftr xmlns:wpc="http://schemas.microsoft.com/office/word/2010/wordprocessingCanvas" xmlns:cx="http://schemas.microsoft.com/office/drawing/2014/chartex" xmlns:cx1="http://schemas.microsoft.com/office/drawing/2015/9/8/chartex" xmlns:cx2="http://schemas.microsoft.com/office/drawing/2015/10/21/chartex" xmlns:cx3="http://schemas.microsoft.com/office/drawing/2016/5/9/chartex" xmlns:cx4="http://schemas.microsoft.com/office/drawing/2016/5/10/chartex" xmlns:cx5="http://schemas.microsoft.com/office/drawing/2016/5/11/chartex" xmlns:cx6="http://schemas.microsoft.com/office/drawing/2016/5/12/chartex" xmlns:cx7="http://schemas.microsoft.com/office/drawing/2016/5/13/chartex" xmlns:cx8="http://schemas.microsoft.com/office/drawing/2016/5/14/chartex" xmlns:mc="http://schemas.openxmlformats.org/markup-compatibility/2006" xmlns:aink="http://schemas.microsoft.com/office/drawing/2016/ink" xmlns:am3d="http://schemas.microsoft.com/office/drawing/2017/model3d" xmlns:o="urn:schemas-microsoft-com:office:office" xmlns:oel="http://schemas.microsoft.com/office/2019/extlst" xmlns:r="http://schemas.openxmlformats.org/officeDocument/2006/relationships" xmlns:m="http://schemas.openxmlformats.org/officeDocument/2006/math" xmlns:v="urn:schemas-microsoft-com:vml" xmlns:wp14="http://schemas.microsoft.com/office/word/2010/wordprocessingDrawing" xmlns:wp="http://schemas.openxmlformats.org/drawingml/2006/wordprocessingDrawing" xmlns:w10="urn:schemas-microsoft-com:office:word" xmlns:w="http://schemas.openxmlformats.org/wordprocessingml/2006/main" xmlns:w14="http://schemas.microsoft.com/office/word/2010/wordml" xmlns:w15="http://schemas.microsoft.com/office/word/2012/wordml" xmlns:w16cex="http://schemas.microsoft.com/office/word/2018/wordml/cex" xmlns:w16cid="http://schemas.microsoft.com/office/word/2016/wordml/cid" xmlns:w16="http://schemas.microsoft.com/office/word/2018/wordml" xmlns:w16du="http://schemas.microsoft.com/office/word/2023/wordml/word16du" xmlns:w16sdtdh="http://schemas.microsoft.com/office/word/2020/wordml/sdtdatahash" xmlns:w16sdtfl="http://schemas.microsoft.com/office/word/2024/wordml/sdtformatlock" xmlns:w16se="http://schemas.microsoft.com/office/word/2015/wordml/symex" xmlns:wpg="http://schemas.microsoft.com/office/word/2010/wordprocessingGroup" xmlns:wpi="http://schemas.microsoft.com/office/word/2010/wordprocessingInk" xmlns:wne="http://schemas.microsoft.com/office/word/2006/wordml" xmlns:wps="http://schemas.microsoft.com/office/word/2010/wordprocessingShape" mc:Ignorable="w14 w15 w16se w16cid w16 w16cex w16sdtdh w16sdtfl w16du wp14">
   <w:p>
     <w:pPr>
@@ -16778,7 +17829,7 @@
         <w:sz w:val="20"/>
         <w:szCs w:val="20"/>
       </w:rPr>
-      <w:t>2. Introducción específica</w:t>
+      <w:t>3. Diseño e implementación</w:t>
     </w:r>
     <w:r>
       <w:rPr>
@@ -16863,6 +17914,48 @@
   <w:p>
     <w:pPr>
       <w:pStyle w:val="Header"/>
+    </w:pPr>
+  </w:p>
+</w:hdr>
+</file>
+
+<file path=word/header2.xml><?xml version="1.0" encoding="utf-8"?>
+<w:hdr xmlns:wpc="http://schemas.microsoft.com/office/word/2010/wordprocessingCanvas" xmlns:cx="http://schemas.microsoft.com/office/drawing/2014/chartex" xmlns:cx1="http://schemas.microsoft.com/office/drawing/2015/9/8/chartex" xmlns:cx2="http://schemas.microsoft.com/office/drawing/2015/10/21/chartex" xmlns:cx3="http://schemas.microsoft.com/office/drawing/2016/5/9/chartex" xmlns:cx4="http://schemas.microsoft.com/office/drawing/2016/5/10/chartex" xmlns:cx5="http://schemas.microsoft.com/office/drawing/2016/5/11/chartex" xmlns:cx6="http://schemas.microsoft.com/office/drawing/2016/5/12/chartex" xmlns:cx7="http://schemas.microsoft.com/office/drawing/2016/5/13/chartex" xmlns:cx8="http://schemas.microsoft.com/office/drawing/2016/5/14/chartex" xmlns:mc="http://schemas.openxmlformats.org/markup-compatibility/2006" xmlns:aink="http://schemas.microsoft.com/office/drawing/2016/ink" xmlns:am3d="http://schemas.microsoft.com/office/drawing/2017/model3d" xmlns:o="urn:schemas-microsoft-com:office:office" xmlns:oel="http://schemas.microsoft.com/office/2019/extlst" xmlns:r="http://schemas.openxmlformats.org/officeDocument/2006/relationships" xmlns:m="http://schemas.openxmlformats.org/officeDocument/2006/math" xmlns:v="urn:schemas-microsoft-com:vml" xmlns:wp14="http://schemas.microsoft.com/office/word/2010/wordprocessingDrawing" xmlns:wp="http://schemas.openxmlformats.org/drawingml/2006/wordprocessingDrawing" xmlns:w10="urn:schemas-microsoft-com:office:word" xmlns:w="http://schemas.openxmlformats.org/wordprocessingml/2006/main" xmlns:w14="http://schemas.microsoft.com/office/word/2010/wordml" xmlns:w15="http://schemas.microsoft.com/office/word/2012/wordml" xmlns:w16cex="http://schemas.microsoft.com/office/word/2018/wordml/cex" xmlns:w16cid="http://schemas.microsoft.com/office/word/2016/wordml/cid" xmlns:w16="http://schemas.microsoft.com/office/word/2018/wordml" xmlns:w16du="http://schemas.microsoft.com/office/word/2023/wordml/word16du" xmlns:w16sdtdh="http://schemas.microsoft.com/office/word/2020/wordml/sdtdatahash" xmlns:w16sdtfl="http://schemas.microsoft.com/office/word/2024/wordml/sdtformatlock" xmlns:w16se="http://schemas.microsoft.com/office/word/2015/wordml/symex" xmlns:wpg="http://schemas.microsoft.com/office/word/2010/wordprocessingGroup" xmlns:wpi="http://schemas.microsoft.com/office/word/2010/wordprocessingInk" xmlns:wne="http://schemas.microsoft.com/office/word/2006/wordml" xmlns:wps="http://schemas.microsoft.com/office/word/2010/wordprocessingShape" mc:Ignorable="w14 w15 w16se w16cid w16 w16cex w16sdtdh w16sdtfl w16du wp14">
+  <w:p>
+    <w:pPr>
+      <w:pStyle w:val="Header"/>
+      <w:jc w:val="center"/>
+      <w:rPr>
+        <w:sz w:val="20"/>
+        <w:lang w:val="es-AR"/>
+      </w:rPr>
+    </w:pPr>
+    <w:r>
+      <w:rPr>
+        <w:sz w:val="20"/>
+        <w:lang w:val="es-AR"/>
+      </w:rPr>
+      <w:t>Sistema de Gestión para Altacava Winebar</w:t>
+    </w:r>
+  </w:p>
+</w:hdr>
+</file>
+
+<file path=word/header3.xml><?xml version="1.0" encoding="utf-8"?>
+<w:hdr xmlns:wpc="http://schemas.microsoft.com/office/word/2010/wordprocessingCanvas" xmlns:cx="http://schemas.microsoft.com/office/drawing/2014/chartex" xmlns:cx1="http://schemas.microsoft.com/office/drawing/2015/9/8/chartex" xmlns:cx2="http://schemas.microsoft.com/office/drawing/2015/10/21/chartex" xmlns:cx3="http://schemas.microsoft.com/office/drawing/2016/5/9/chartex" xmlns:cx4="http://schemas.microsoft.com/office/drawing/2016/5/10/chartex" xmlns:cx5="http://schemas.microsoft.com/office/drawing/2016/5/11/chartex" xmlns:cx6="http://schemas.microsoft.com/office/drawing/2016/5/12/chartex" xmlns:cx7="http://schemas.microsoft.com/office/drawing/2016/5/13/chartex" xmlns:cx8="http://schemas.microsoft.com/office/drawing/2016/5/14/chartex" xmlns:mc="http://schemas.openxmlformats.org/markup-compatibility/2006" xmlns:aink="http://schemas.microsoft.com/office/drawing/2016/ink" xmlns:am3d="http://schemas.microsoft.com/office/drawing/2017/model3d" xmlns:o="urn:schemas-microsoft-com:office:office" xmlns:oel="http://schemas.microsoft.com/office/2019/extlst" xmlns:r="http://schemas.openxmlformats.org/officeDocument/2006/relationships" xmlns:m="http://schemas.openxmlformats.org/officeDocument/2006/math" xmlns:v="urn:schemas-microsoft-com:vml" xmlns:wp14="http://schemas.microsoft.com/office/word/2010/wordprocessingDrawing" xmlns:wp="http://schemas.openxmlformats.org/drawingml/2006/wordprocessingDrawing" xmlns:w10="urn:schemas-microsoft-com:office:word" xmlns:w="http://schemas.openxmlformats.org/wordprocessingml/2006/main" xmlns:w14="http://schemas.microsoft.com/office/word/2010/wordml" xmlns:w15="http://schemas.microsoft.com/office/word/2012/wordml" xmlns:w16cex="http://schemas.microsoft.com/office/word/2018/wordml/cex" xmlns:w16cid="http://schemas.microsoft.com/office/word/2016/wordml/cid" xmlns:w16="http://schemas.microsoft.com/office/word/2018/wordml" xmlns:w16du="http://schemas.microsoft.com/office/word/2023/wordml/word16du" xmlns:w16sdtdh="http://schemas.microsoft.com/office/word/2020/wordml/sdtdatahash" xmlns:w16sdtfl="http://schemas.microsoft.com/office/word/2024/wordml/sdtformatlock" xmlns:w16se="http://schemas.microsoft.com/office/word/2015/wordml/symex" xmlns:wpg="http://schemas.microsoft.com/office/word/2010/wordprocessingGroup" xmlns:wpi="http://schemas.microsoft.com/office/word/2010/wordprocessingInk" xmlns:wne="http://schemas.microsoft.com/office/word/2006/wordml" xmlns:wps="http://schemas.microsoft.com/office/word/2010/wordprocessingShape" mc:Ignorable="w14 w15 w16se w16cid w16 w16cex w16sdtdh w16sdtfl w16du wp14">
+  <w:p>
+    <w:pPr>
+      <w:pStyle w:val="Header"/>
+    </w:pPr>
+  </w:p>
+</w:hdr>
+</file>
+
+<file path=word/header4.xml><?xml version="1.0" encoding="utf-8"?>
+<w:hdr xmlns:wpc="http://schemas.microsoft.com/office/word/2010/wordprocessingCanvas" xmlns:cx="http://schemas.microsoft.com/office/drawing/2014/chartex" xmlns:cx1="http://schemas.microsoft.com/office/drawing/2015/9/8/chartex" xmlns:cx2="http://schemas.microsoft.com/office/drawing/2015/10/21/chartex" xmlns:cx3="http://schemas.microsoft.com/office/drawing/2016/5/9/chartex" xmlns:cx4="http://schemas.microsoft.com/office/drawing/2016/5/10/chartex" xmlns:cx5="http://schemas.microsoft.com/office/drawing/2016/5/11/chartex" xmlns:cx6="http://schemas.microsoft.com/office/drawing/2016/5/12/chartex" xmlns:cx7="http://schemas.microsoft.com/office/drawing/2016/5/13/chartex" xmlns:cx8="http://schemas.microsoft.com/office/drawing/2016/5/14/chartex" xmlns:mc="http://schemas.openxmlformats.org/markup-compatibility/2006" xmlns:aink="http://schemas.microsoft.com/office/drawing/2016/ink" xmlns:am3d="http://schemas.microsoft.com/office/drawing/2017/model3d" xmlns:o="urn:schemas-microsoft-com:office:office" xmlns:oel="http://schemas.microsoft.com/office/2019/extlst" xmlns:r="http://schemas.openxmlformats.org/officeDocument/2006/relationships" xmlns:m="http://schemas.openxmlformats.org/officeDocument/2006/math" xmlns:v="urn:schemas-microsoft-com:vml" xmlns:wp14="http://schemas.microsoft.com/office/word/2010/wordprocessingDrawing" xmlns:wp="http://schemas.openxmlformats.org/drawingml/2006/wordprocessingDrawing" xmlns:w10="urn:schemas-microsoft-com:office:word" xmlns:w="http://schemas.openxmlformats.org/wordprocessingml/2006/main" xmlns:w14="http://schemas.microsoft.com/office/word/2010/wordml" xmlns:w15="http://schemas.microsoft.com/office/word/2012/wordml" xmlns:w16cex="http://schemas.microsoft.com/office/word/2018/wordml/cex" xmlns:w16cid="http://schemas.microsoft.com/office/word/2016/wordml/cid" xmlns:w16="http://schemas.microsoft.com/office/word/2018/wordml" xmlns:w16du="http://schemas.microsoft.com/office/word/2023/wordml/word16du" xmlns:w16sdtdh="http://schemas.microsoft.com/office/word/2020/wordml/sdtdatahash" xmlns:w16sdtfl="http://schemas.microsoft.com/office/word/2024/wordml/sdtformatlock" xmlns:w16se="http://schemas.microsoft.com/office/word/2015/wordml/symex" xmlns:wpg="http://schemas.microsoft.com/office/word/2010/wordprocessingGroup" xmlns:wpi="http://schemas.microsoft.com/office/word/2010/wordprocessingInk" xmlns:wne="http://schemas.microsoft.com/office/word/2006/wordml" xmlns:wps="http://schemas.microsoft.com/office/word/2010/wordprocessingShape" mc:Ignorable="w14 w15 w16se w16cid w16 w16cex w16sdtdh w16sdtfl w16du wp14">
+  <w:p>
+    <w:pPr>
+      <w:pStyle w:val="Header"/>
       <w:jc w:val="center"/>
       <w:rPr>
         <w:sz w:val="20"/>
@@ -17064,7 +18157,206 @@
     </w:lvl>
   </w:abstractNum>
   <w:abstractNum w:abstractNumId="2" w15:restartNumberingAfterBreak="0">
+    <w:nsid w:val="00277FAD"/>
+    <w:multiLevelType w:val="hybridMultilevel"/>
+    <w:tmpl w:val="D002688E"/>
+    <w:lvl w:ilvl="0" w:tplc="540A8968">
+      <w:start w:val="3"/>
+      <w:numFmt w:val="bullet"/>
+      <w:lvlText w:val="-"/>
+      <w:lvlJc w:val="left"/>
+      <w:pPr>
+        <w:ind w:left="720" w:hanging="360"/>
+      </w:pPr>
+      <w:rPr>
+        <w:rFonts w:ascii="Times New Roman" w:eastAsiaTheme="minorEastAsia" w:hAnsi="Times New Roman" w:cs="Times New Roman" w:hint="default"/>
+      </w:rPr>
+    </w:lvl>
+    <w:lvl w:ilvl="1" w:tplc="04090003" w:tentative="1">
+      <w:start w:val="1"/>
+      <w:numFmt w:val="bullet"/>
+      <w:lvlText w:val="o"/>
+      <w:lvlJc w:val="left"/>
+      <w:pPr>
+        <w:ind w:left="1440" w:hanging="360"/>
+      </w:pPr>
+      <w:rPr>
+        <w:rFonts w:ascii="Courier New" w:hAnsi="Courier New" w:cs="Courier New" w:hint="default"/>
+      </w:rPr>
+    </w:lvl>
+    <w:lvl w:ilvl="2" w:tplc="04090005" w:tentative="1">
+      <w:start w:val="1"/>
+      <w:numFmt w:val="bullet"/>
+      <w:lvlText w:val=""/>
+      <w:lvlJc w:val="left"/>
+      <w:pPr>
+        <w:ind w:left="2160" w:hanging="360"/>
+      </w:pPr>
+      <w:rPr>
+        <w:rFonts w:ascii="Wingdings" w:hAnsi="Wingdings" w:hint="default"/>
+      </w:rPr>
+    </w:lvl>
+    <w:lvl w:ilvl="3" w:tplc="04090001" w:tentative="1">
+      <w:start w:val="1"/>
+      <w:numFmt w:val="bullet"/>
+      <w:lvlText w:val=""/>
+      <w:lvlJc w:val="left"/>
+      <w:pPr>
+        <w:ind w:left="2880" w:hanging="360"/>
+      </w:pPr>
+      <w:rPr>
+        <w:rFonts w:ascii="Symbol" w:hAnsi="Symbol" w:hint="default"/>
+      </w:rPr>
+    </w:lvl>
+    <w:lvl w:ilvl="4" w:tplc="04090003" w:tentative="1">
+      <w:start w:val="1"/>
+      <w:numFmt w:val="bullet"/>
+      <w:lvlText w:val="o"/>
+      <w:lvlJc w:val="left"/>
+      <w:pPr>
+        <w:ind w:left="3600" w:hanging="360"/>
+      </w:pPr>
+      <w:rPr>
+        <w:rFonts w:ascii="Courier New" w:hAnsi="Courier New" w:cs="Courier New" w:hint="default"/>
+      </w:rPr>
+    </w:lvl>
+    <w:lvl w:ilvl="5" w:tplc="04090005" w:tentative="1">
+      <w:start w:val="1"/>
+      <w:numFmt w:val="bullet"/>
+      <w:lvlText w:val=""/>
+      <w:lvlJc w:val="left"/>
+      <w:pPr>
+        <w:ind w:left="4320" w:hanging="360"/>
+      </w:pPr>
+      <w:rPr>
+        <w:rFonts w:ascii="Wingdings" w:hAnsi="Wingdings" w:hint="default"/>
+      </w:rPr>
+    </w:lvl>
+    <w:lvl w:ilvl="6" w:tplc="04090001" w:tentative="1">
+      <w:start w:val="1"/>
+      <w:numFmt w:val="bullet"/>
+      <w:lvlText w:val=""/>
+      <w:lvlJc w:val="left"/>
+      <w:pPr>
+        <w:ind w:left="5040" w:hanging="360"/>
+      </w:pPr>
+      <w:rPr>
+        <w:rFonts w:ascii="Symbol" w:hAnsi="Symbol" w:hint="default"/>
+      </w:rPr>
+    </w:lvl>
+    <w:lvl w:ilvl="7" w:tplc="04090003" w:tentative="1">
+      <w:start w:val="1"/>
+      <w:numFmt w:val="bullet"/>
+      <w:lvlText w:val="o"/>
+      <w:lvlJc w:val="left"/>
+      <w:pPr>
+        <w:ind w:left="5760" w:hanging="360"/>
+      </w:pPr>
+      <w:rPr>
+        <w:rFonts w:ascii="Courier New" w:hAnsi="Courier New" w:cs="Courier New" w:hint="default"/>
+      </w:rPr>
+    </w:lvl>
+    <w:lvl w:ilvl="8" w:tplc="04090005" w:tentative="1">
+      <w:start w:val="1"/>
+      <w:numFmt w:val="bullet"/>
+      <w:lvlText w:val=""/>
+      <w:lvlJc w:val="left"/>
+      <w:pPr>
+        <w:ind w:left="6480" w:hanging="360"/>
+      </w:pPr>
+      <w:rPr>
+        <w:rFonts w:ascii="Wingdings" w:hAnsi="Wingdings" w:hint="default"/>
+      </w:rPr>
+    </w:lvl>
+  </w:abstractNum>
+  <w:abstractNum w:abstractNumId="3" w15:restartNumberingAfterBreak="0">
     <w:nsid w:val="00A99411"/>
+    <w:multiLevelType w:val="multilevel"/>
+    <w:tmpl w:val="5126716E"/>
+    <w:lvl w:ilvl="0">
+      <w:start w:val="1"/>
+      <w:numFmt w:val="decimal"/>
+      <w:lvlText w:val="%1."/>
+      <w:lvlJc w:val="left"/>
+      <w:pPr>
+        <w:ind w:left="720" w:hanging="360"/>
+      </w:pPr>
+    </w:lvl>
+    <w:lvl w:ilvl="1">
+      <w:start w:val="1"/>
+      <w:numFmt w:val="decimal"/>
+      <w:lvlText w:val="%2."/>
+      <w:lvlJc w:val="left"/>
+      <w:pPr>
+        <w:ind w:left="1440" w:hanging="360"/>
+      </w:pPr>
+    </w:lvl>
+    <w:lvl w:ilvl="2">
+      <w:start w:val="1"/>
+      <w:numFmt w:val="decimal"/>
+      <w:lvlText w:val="%3."/>
+      <w:lvlJc w:val="left"/>
+      <w:pPr>
+        <w:ind w:left="2160" w:hanging="360"/>
+      </w:pPr>
+    </w:lvl>
+    <w:lvl w:ilvl="3">
+      <w:start w:val="1"/>
+      <w:numFmt w:val="decimal"/>
+      <w:lvlText w:val="%4."/>
+      <w:lvlJc w:val="left"/>
+      <w:pPr>
+        <w:ind w:left="2880" w:hanging="360"/>
+      </w:pPr>
+    </w:lvl>
+    <w:lvl w:ilvl="4">
+      <w:start w:val="1"/>
+      <w:numFmt w:val="decimal"/>
+      <w:lvlText w:val="%5."/>
+      <w:lvlJc w:val="left"/>
+      <w:pPr>
+        <w:ind w:left="3600" w:hanging="360"/>
+      </w:pPr>
+    </w:lvl>
+    <w:lvl w:ilvl="5">
+      <w:start w:val="1"/>
+      <w:numFmt w:val="decimal"/>
+      <w:lvlText w:val="%6."/>
+      <w:lvlJc w:val="left"/>
+      <w:pPr>
+        <w:ind w:left="4320" w:hanging="360"/>
+      </w:pPr>
+    </w:lvl>
+    <w:lvl w:ilvl="6">
+      <w:start w:val="1"/>
+      <w:numFmt w:val="decimal"/>
+      <w:lvlText w:val="%7."/>
+      <w:lvlJc w:val="left"/>
+      <w:pPr>
+        <w:ind w:left="5040" w:hanging="360"/>
+      </w:pPr>
+    </w:lvl>
+    <w:lvl w:ilvl="7">
+      <w:start w:val="1"/>
+      <w:numFmt w:val="decimal"/>
+      <w:lvlText w:val="%8."/>
+      <w:lvlJc w:val="left"/>
+      <w:pPr>
+        <w:ind w:left="5760" w:hanging="360"/>
+      </w:pPr>
+    </w:lvl>
+    <w:lvl w:ilvl="8">
+      <w:start w:val="1"/>
+      <w:numFmt w:val="decimal"/>
+      <w:lvlText w:val="%9."/>
+      <w:lvlJc w:val="left"/>
+      <w:pPr>
+        <w:ind w:left="6480" w:hanging="360"/>
+      </w:pPr>
+    </w:lvl>
+  </w:abstractNum>
+  <w:abstractNum w:abstractNumId="4" w15:restartNumberingAfterBreak="0">
+    <w:nsid w:val="16A91029"/>
     <w:multiLevelType w:val="multilevel"/>
     <w:tmpl w:val="5126716E"/>
     <w:lvl w:ilvl="0">
@@ -17198,7 +18490,31 @@
     <w:abstractNumId w:val="1"/>
   </w:num>
   <w:num w:numId="17" w16cid:durableId="700980381">
-    <w:abstractNumId w:val="2"/>
+    <w:abstractNumId w:val="3"/>
+  </w:num>
+  <w:num w:numId="18" w16cid:durableId="744453090">
+    <w:abstractNumId w:val="1"/>
+  </w:num>
+  <w:num w:numId="19" w16cid:durableId="160389038">
+    <w:abstractNumId w:val="1"/>
+  </w:num>
+  <w:num w:numId="20" w16cid:durableId="993487572">
+    <w:abstractNumId w:val="1"/>
+  </w:num>
+  <w:num w:numId="21" w16cid:durableId="1209223394">
+    <w:abstractNumId w:val="1"/>
+  </w:num>
+  <w:num w:numId="22" w16cid:durableId="700741999">
+    <w:abstractNumId w:val="1"/>
+  </w:num>
+  <w:num w:numId="23" w16cid:durableId="7945590">
+    <w:abstractNumId w:val="1"/>
+  </w:num>
+  <w:num w:numId="24" w16cid:durableId="1979726775">
+    <w:abstractNumId w:val="1"/>
+  </w:num>
+  <w:num w:numId="25" w16cid:durableId="2065567757">
+    <w:abstractNumId w:val="3"/>
     <w:lvlOverride w:ilvl="0">
       <w:startOverride w:val="1"/>
     </w:lvlOverride>
@@ -17227,56 +18543,14 @@
       <w:startOverride w:val="1"/>
     </w:lvlOverride>
   </w:num>
-  <w:num w:numId="18" w16cid:durableId="744453090">
-    <w:abstractNumId w:val="1"/>
+  <w:num w:numId="26" w16cid:durableId="1292125865">
+    <w:abstractNumId w:val="3"/>
   </w:num>
-  <w:num w:numId="19" w16cid:durableId="160389038">
-    <w:abstractNumId w:val="1"/>
+  <w:num w:numId="27" w16cid:durableId="1827893282">
+    <w:abstractNumId w:val="4"/>
   </w:num>
-  <w:num w:numId="20" w16cid:durableId="993487572">
-    <w:abstractNumId w:val="1"/>
-  </w:num>
-  <w:num w:numId="21" w16cid:durableId="1209223394">
-    <w:abstractNumId w:val="1"/>
-  </w:num>
-  <w:num w:numId="22" w16cid:durableId="700741999">
-    <w:abstractNumId w:val="1"/>
-  </w:num>
-  <w:num w:numId="23" w16cid:durableId="7945590">
-    <w:abstractNumId w:val="1"/>
-  </w:num>
-  <w:num w:numId="24" w16cid:durableId="1979726775">
-    <w:abstractNumId w:val="1"/>
-  </w:num>
-  <w:num w:numId="25" w16cid:durableId="2065567757">
+  <w:num w:numId="28" w16cid:durableId="721249090">
     <w:abstractNumId w:val="2"/>
-    <w:lvlOverride w:ilvl="0">
-      <w:startOverride w:val="1"/>
-    </w:lvlOverride>
-    <w:lvlOverride w:ilvl="1">
-      <w:startOverride w:val="1"/>
-    </w:lvlOverride>
-    <w:lvlOverride w:ilvl="2">
-      <w:startOverride w:val="1"/>
-    </w:lvlOverride>
-    <w:lvlOverride w:ilvl="3">
-      <w:startOverride w:val="1"/>
-    </w:lvlOverride>
-    <w:lvlOverride w:ilvl="4">
-      <w:startOverride w:val="1"/>
-    </w:lvlOverride>
-    <w:lvlOverride w:ilvl="5">
-      <w:startOverride w:val="1"/>
-    </w:lvlOverride>
-    <w:lvlOverride w:ilvl="6">
-      <w:startOverride w:val="1"/>
-    </w:lvlOverride>
-    <w:lvlOverride w:ilvl="7">
-      <w:startOverride w:val="1"/>
-    </w:lvlOverride>
-    <w:lvlOverride w:ilvl="8">
-      <w:startOverride w:val="1"/>
-    </w:lvlOverride>
   </w:num>
 </w:numbering>
 </file>
@@ -17609,7 +18883,6 @@
     <w:next w:val="BodyText"/>
     <w:link w:val="Heading3Char"/>
     <w:uiPriority w:val="9"/>
-    <w:semiHidden/>
     <w:unhideWhenUsed/>
     <w:qFormat/>
     <w:rsid w:val="00A10FD9"/>
@@ -17787,6 +19060,7 @@
   <w:style w:type="paragraph" w:styleId="BodyText">
     <w:name w:val="Body Text"/>
     <w:basedOn w:val="Normal"/>
+    <w:link w:val="BodyTextChar"/>
     <w:qFormat/>
     <w:pPr>
       <w:jc w:val="both"/>
@@ -17966,7 +19240,6 @@
     <w:basedOn w:val="DefaultParagraphFont"/>
     <w:link w:val="Heading3"/>
     <w:uiPriority w:val="9"/>
-    <w:semiHidden/>
     <w:rsid w:val="00A10FD9"/>
     <w:rPr>
       <w:rFonts w:ascii="Times New Roman" w:eastAsiaTheme="majorEastAsia" w:hAnsi="Times New Roman" w:cs="Times New Roman"/>
@@ -18653,6 +19926,16 @@
       </w:tblBorders>
     </w:tblPr>
   </w:style>
+  <w:style w:type="character" w:customStyle="1" w:styleId="BodyTextChar">
+    <w:name w:val="Body Text Char"/>
+    <w:basedOn w:val="DefaultParagraphFont"/>
+    <w:link w:val="BodyText"/>
+    <w:rsid w:val="008D70C5"/>
+    <w:rPr>
+      <w:rFonts w:ascii="Times New Roman" w:hAnsi="Times New Roman" w:cs="Times New Roman"/>
+      <w:color w:val="000000"/>
+    </w:rPr>
+  </w:style>
 </w:styles>
 </file>
 
